--- a/TF-M学习笔记.docx
+++ b/TF-M学习笔记.docx
@@ -262,7 +262,6 @@
             <w:insideH w:val="none" w:color="auto" w:sz="0" w:space="0"/>
             <w:insideV w:val="none" w:color="auto" w:sz="0" w:space="0"/>
           </w:tblBorders>
-          <w:shd w:val="clear" w:color="auto" w:fill="F8F8F8"/>
           <w:tblCellMar>
             <w:top w:w="15" w:type="dxa"/>
             <w:left w:w="15" w:type="dxa"/>
@@ -1172,7 +1171,6 @@
             <w:insideH w:val="none" w:color="auto" w:sz="0" w:space="0"/>
             <w:insideV w:val="none" w:color="auto" w:sz="0" w:space="0"/>
           </w:tblBorders>
-          <w:shd w:val="clear" w:color="auto" w:fill="F8F8F8"/>
           <w:tblCellMar>
             <w:top w:w="15" w:type="dxa"/>
             <w:left w:w="15" w:type="dxa"/>
@@ -1947,7 +1945,6 @@
             <w:insideH w:val="none" w:color="auto" w:sz="0" w:space="0"/>
             <w:insideV w:val="none" w:color="auto" w:sz="0" w:space="0"/>
           </w:tblBorders>
-          <w:shd w:val="clear" w:color="auto" w:fill="F8F8F8"/>
           <w:tblCellMar>
             <w:top w:w="15" w:type="dxa"/>
             <w:left w:w="15" w:type="dxa"/>
@@ -2141,7 +2138,6 @@
             <w:insideH w:val="none" w:color="auto" w:sz="0" w:space="0"/>
             <w:insideV w:val="none" w:color="auto" w:sz="0" w:space="0"/>
           </w:tblBorders>
-          <w:shd w:val="clear" w:color="auto" w:fill="F8F8F8"/>
           <w:tblCellMar>
             <w:top w:w="15" w:type="dxa"/>
             <w:left w:w="15" w:type="dxa"/>
@@ -3180,7 +3176,6 @@
             <w:insideH w:val="none" w:color="auto" w:sz="0" w:space="0"/>
             <w:insideV w:val="none" w:color="auto" w:sz="0" w:space="0"/>
           </w:tblBorders>
-          <w:shd w:val="clear" w:color="auto" w:fill="F8F8F8"/>
           <w:tblCellMar>
             <w:top w:w="15" w:type="dxa"/>
             <w:left w:w="15" w:type="dxa"/>
@@ -3498,7 +3493,6 @@
             <w:insideH w:val="none" w:color="auto" w:sz="0" w:space="0"/>
             <w:insideV w:val="none" w:color="auto" w:sz="0" w:space="0"/>
           </w:tblBorders>
-          <w:shd w:val="clear" w:color="auto" w:fill="F8F8F8"/>
           <w:tblCellMar>
             <w:top w:w="15" w:type="dxa"/>
             <w:left w:w="15" w:type="dxa"/>
@@ -3797,7 +3791,6 @@
             <w:insideH w:val="none" w:color="auto" w:sz="0" w:space="0"/>
             <w:insideV w:val="none" w:color="auto" w:sz="0" w:space="0"/>
           </w:tblBorders>
-          <w:shd w:val="clear" w:color="auto" w:fill="F8F8F8"/>
           <w:tblCellMar>
             <w:top w:w="15" w:type="dxa"/>
             <w:left w:w="15" w:type="dxa"/>
@@ -4096,7 +4089,6 @@
             <w:insideH w:val="none" w:color="auto" w:sz="0" w:space="0"/>
             <w:insideV w:val="none" w:color="auto" w:sz="0" w:space="0"/>
           </w:tblBorders>
-          <w:shd w:val="clear" w:color="auto" w:fill="F8F8F8"/>
           <w:tblCellMar>
             <w:top w:w="15" w:type="dxa"/>
             <w:left w:w="15" w:type="dxa"/>
@@ -4783,7 +4775,6 @@
             <w:insideH w:val="none" w:color="auto" w:sz="0" w:space="0"/>
             <w:insideV w:val="none" w:color="auto" w:sz="0" w:space="0"/>
           </w:tblBorders>
-          <w:shd w:val="clear" w:color="auto" w:fill="F8F8F8"/>
           <w:tblCellMar>
             <w:top w:w="15" w:type="dxa"/>
             <w:left w:w="15" w:type="dxa"/>
@@ -5082,7 +5073,6 @@
             <w:insideH w:val="none" w:color="auto" w:sz="0" w:space="0"/>
             <w:insideV w:val="none" w:color="auto" w:sz="0" w:space="0"/>
           </w:tblBorders>
-          <w:shd w:val="clear" w:color="auto" w:fill="F8F8F8"/>
           <w:tblCellMar>
             <w:top w:w="15" w:type="dxa"/>
             <w:left w:w="15" w:type="dxa"/>
@@ -5440,7 +5430,6 @@
             <w:insideH w:val="none" w:color="auto" w:sz="0" w:space="0"/>
             <w:insideV w:val="none" w:color="auto" w:sz="0" w:space="0"/>
           </w:tblBorders>
-          <w:shd w:val="clear" w:color="auto" w:fill="F8F8F8"/>
           <w:tblCellMar>
             <w:top w:w="15" w:type="dxa"/>
             <w:left w:w="15" w:type="dxa"/>
@@ -8248,6 +8237,7 @@
             <w:insideH w:val="none" w:color="auto" w:sz="0" w:space="0"/>
             <w:insideV w:val="none" w:color="auto" w:sz="0" w:space="0"/>
           </w:tblBorders>
+          <w:shd w:val="clear" w:color="auto" w:fill="F8F8F8"/>
           <w:tblCellMar>
             <w:top w:w="15" w:type="dxa"/>
             <w:left w:w="15" w:type="dxa"/>
@@ -8381,6 +8371,7 @@
             <w:insideH w:val="none" w:color="auto" w:sz="0" w:space="0"/>
             <w:insideV w:val="none" w:color="auto" w:sz="0" w:space="0"/>
           </w:tblBorders>
+          <w:shd w:val="clear" w:color="auto" w:fill="F8F8F8"/>
           <w:tblCellMar>
             <w:top w:w="15" w:type="dxa"/>
             <w:left w:w="15" w:type="dxa"/>
@@ -8514,6 +8505,7 @@
             <w:insideH w:val="none" w:color="auto" w:sz="0" w:space="0"/>
             <w:insideV w:val="none" w:color="auto" w:sz="0" w:space="0"/>
           </w:tblBorders>
+          <w:shd w:val="clear" w:color="auto" w:fill="F8F8F8"/>
           <w:tblCellMar>
             <w:top w:w="15" w:type="dxa"/>
             <w:left w:w="15" w:type="dxa"/>
@@ -8647,6 +8639,7 @@
             <w:insideH w:val="none" w:color="auto" w:sz="0" w:space="0"/>
             <w:insideV w:val="none" w:color="auto" w:sz="0" w:space="0"/>
           </w:tblBorders>
+          <w:shd w:val="clear" w:color="auto" w:fill="F8F8F8"/>
           <w:tblCellMar>
             <w:top w:w="15" w:type="dxa"/>
             <w:left w:w="15" w:type="dxa"/>
@@ -8933,6 +8926,7 @@
             <w:insideH w:val="none" w:color="auto" w:sz="0" w:space="0"/>
             <w:insideV w:val="none" w:color="auto" w:sz="0" w:space="0"/>
           </w:tblBorders>
+          <w:shd w:val="clear" w:color="auto" w:fill="FFFFFF"/>
           <w:tblCellMar>
             <w:top w:w="15" w:type="dxa"/>
             <w:left w:w="15" w:type="dxa"/>
@@ -9295,7 +9289,6 @@
             <w:insideH w:val="none" w:color="auto" w:sz="0" w:space="0"/>
             <w:insideV w:val="none" w:color="auto" w:sz="0" w:space="0"/>
           </w:tblBorders>
-          <w:shd w:val="clear" w:color="auto" w:fill="FFFFFF"/>
           <w:tblCellMar>
             <w:top w:w="15" w:type="dxa"/>
             <w:left w:w="15" w:type="dxa"/>
@@ -22259,7 +22252,6 @@
             <w:insideH w:val="none" w:color="auto" w:sz="0" w:space="0"/>
             <w:insideV w:val="none" w:color="auto" w:sz="0" w:space="0"/>
           </w:tblBorders>
-          <w:shd w:val="clear" w:color="auto" w:fill="auto"/>
           <w:tblCellMar>
             <w:top w:w="0" w:type="dxa"/>
             <w:left w:w="108" w:type="dxa"/>
@@ -22654,7 +22646,6 @@
             <w:insideH w:val="none" w:color="auto" w:sz="0" w:space="0"/>
             <w:insideV w:val="none" w:color="auto" w:sz="0" w:space="0"/>
           </w:tblBorders>
-          <w:shd w:val="clear" w:color="auto" w:fill="auto"/>
           <w:tblCellMar>
             <w:top w:w="0" w:type="dxa"/>
             <w:left w:w="108" w:type="dxa"/>
@@ -23171,7 +23162,6 @@
             <w:insideH w:val="none" w:color="auto" w:sz="0" w:space="0"/>
             <w:insideV w:val="none" w:color="auto" w:sz="0" w:space="0"/>
           </w:tblBorders>
-          <w:shd w:val="clear" w:color="auto" w:fill="auto"/>
           <w:tblCellMar>
             <w:top w:w="0" w:type="dxa"/>
             <w:left w:w="108" w:type="dxa"/>
@@ -23294,7 +23284,6 @@
             <w:insideH w:val="none" w:color="auto" w:sz="0" w:space="0"/>
             <w:insideV w:val="none" w:color="auto" w:sz="0" w:space="0"/>
           </w:tblBorders>
-          <w:shd w:val="clear" w:color="auto" w:fill="auto"/>
           <w:tblCellMar>
             <w:top w:w="0" w:type="dxa"/>
             <w:left w:w="108" w:type="dxa"/>
@@ -23811,7 +23800,6 @@
             <w:insideH w:val="none" w:color="auto" w:sz="0" w:space="0"/>
             <w:insideV w:val="none" w:color="auto" w:sz="0" w:space="0"/>
           </w:tblBorders>
-          <w:shd w:val="clear" w:color="auto" w:fill="auto"/>
           <w:tblCellMar>
             <w:top w:w="0" w:type="dxa"/>
             <w:left w:w="108" w:type="dxa"/>
@@ -24769,7 +24757,6 @@
             <w:insideH w:val="none" w:color="auto" w:sz="0" w:space="0"/>
             <w:insideV w:val="none" w:color="auto" w:sz="0" w:space="0"/>
           </w:tblBorders>
-          <w:shd w:val="clear" w:color="auto" w:fill="auto"/>
           <w:tblCellMar>
             <w:top w:w="0" w:type="dxa"/>
             <w:left w:w="108" w:type="dxa"/>
@@ -25089,7 +25076,6 @@
             <w:insideH w:val="none" w:color="auto" w:sz="0" w:space="0"/>
             <w:insideV w:val="none" w:color="auto" w:sz="0" w:space="0"/>
           </w:tblBorders>
-          <w:shd w:val="clear" w:color="auto" w:fill="auto"/>
           <w:tblCellMar>
             <w:top w:w="0" w:type="dxa"/>
             <w:left w:w="108" w:type="dxa"/>
@@ -25212,7 +25198,6 @@
             <w:insideH w:val="none" w:color="auto" w:sz="0" w:space="0"/>
             <w:insideV w:val="none" w:color="auto" w:sz="0" w:space="0"/>
           </w:tblBorders>
-          <w:shd w:val="clear" w:color="auto" w:fill="auto"/>
           <w:tblCellMar>
             <w:top w:w="0" w:type="dxa"/>
             <w:left w:w="108" w:type="dxa"/>
@@ -25497,6 +25482,12 @@
             <w:insideH w:val="none" w:color="auto" w:sz="0" w:space="0"/>
             <w:insideV w:val="none" w:color="auto" w:sz="0" w:space="0"/>
           </w:tblBorders>
+          <w:tblCellMar>
+            <w:top w:w="0" w:type="dxa"/>
+            <w:left w:w="108" w:type="dxa"/>
+            <w:bottom w:w="0" w:type="dxa"/>
+            <w:right w:w="108" w:type="dxa"/>
+          </w:tblCellMar>
         </w:tblPrEx>
         <w:trPr>
           <w:trHeight w:val="288" w:hRule="atLeast"/>
@@ -26374,7 +26365,6 @@
             <w:insideH w:val="none" w:color="auto" w:sz="0" w:space="0"/>
             <w:insideV w:val="none" w:color="auto" w:sz="0" w:space="0"/>
           </w:tblBorders>
-          <w:shd w:val="clear" w:color="auto" w:fill="auto"/>
           <w:tblCellMar>
             <w:top w:w="0" w:type="dxa"/>
             <w:left w:w="108" w:type="dxa"/>
@@ -28514,16 +28504,7 @@
           <w:rFonts w:hint="eastAsia"/>
           <w:lang w:val="en-US" w:eastAsia="zh-CN"/>
         </w:rPr>
-        <w:t xml:space="preserve">具体请参考工程 trusted-firmware-m-mbedtls-411-ns-tls </w:t>
-      </w:r>
-      <w:bookmarkStart w:id="0" w:name="_GoBack"/>
-      <w:bookmarkEnd w:id="0"/>
-      <w:r>
-        <w:rPr>
-          <w:rFonts w:hint="eastAsia"/>
-          <w:lang w:val="en-US" w:eastAsia="zh-CN"/>
-        </w:rPr>
-        <w:t>地址为：</w:t>
+        <w:t>具体请参考工程 trusted-firmware-m-mbedtls-411-ns-tls 地址为：</w:t>
       </w:r>
     </w:p>
     <w:p>
@@ -28609,7 +28590,6 @@
           <w:color w:val="000000"/>
           <w:sz w:val="20"/>
           <w:szCs w:val="20"/>
-          <w:bdr w:val="none" w:color="auto" w:sz="0" w:space="0"/>
           <w:shd w:val="clear" w:fill="FFFFFF"/>
         </w:rPr>
         <w:t>0x0C088000</w:t>
@@ -28899,19 +28879,40 @@
     </w:p>
     <w:p>
       <w:pPr>
-        <w:pStyle w:val="2"/>
+        <w:keepNext/>
+        <w:keepLines/>
+        <w:widowControl w:val="0"/>
+        <w:numPr>
+          <w:ilvl w:val="0"/>
+          <w:numId w:val="1"/>
+        </w:numPr>
         <w:bidi w:val="0"/>
-        <w:rPr>
-          <w:rFonts w:hint="default"/>
-          <w:lang w:val="en-US" w:eastAsia="zh-CN"/>
+        <w:adjustRightInd w:val="0"/>
+        <w:snapToGrid w:val="0"/>
+        <w:spacing w:beforeLines="0" w:beforeAutospacing="0" w:after="80" w:afterLines="80" w:afterAutospacing="0" w:line="288" w:lineRule="auto"/>
+        <w:jc w:val="both"/>
+        <w:outlineLvl w:val="0"/>
+        <w:rPr>
+          <w:rFonts w:hint="default" w:asciiTheme="minorAscii" w:hAnsiTheme="minorAscii" w:eastAsiaTheme="minorEastAsia" w:cstheme="minorBidi"/>
+          <w:b/>
+          <w:bCs/>
+          <w:kern w:val="44"/>
+          <w:sz w:val="36"/>
+          <w:szCs w:val="36"/>
+          <w:lang w:val="en-US" w:eastAsia="zh-CN" w:bidi="ar-SA"/>
         </w:rPr>
       </w:pPr>
       <w:r>
         <w:rPr>
-          <w:rFonts w:hint="eastAsia"/>
-          <w:lang w:val="en-US" w:eastAsia="zh-CN"/>
-        </w:rPr>
-        <w:t>6.产品状态设置</w:t>
+          <w:rFonts w:hint="eastAsia" w:asciiTheme="minorAscii" w:hAnsiTheme="minorAscii" w:eastAsiaTheme="minorEastAsia" w:cstheme="minorBidi"/>
+          <w:b/>
+          <w:bCs/>
+          <w:kern w:val="44"/>
+          <w:sz w:val="36"/>
+          <w:szCs w:val="36"/>
+          <w:lang w:val="en-US" w:eastAsia="zh-CN" w:bidi="ar-SA"/>
+        </w:rPr>
+        <w:t>产品状态设置</w:t>
       </w:r>
     </w:p>
     <w:p>
@@ -28941,6 +28942,13 @@
           <w:rFonts w:hint="eastAsia"/>
           <w:lang w:val="en-US" w:eastAsia="zh-CN"/>
         </w:rPr>
+        <w:tab/>
+      </w:r>
+      <w:r>
+        <w:rPr>
+          <w:rFonts w:hint="eastAsia"/>
+          <w:lang w:val="en-US" w:eastAsia="zh-CN"/>
+        </w:rPr>
         <w:t>https://wiki.st.com/stm32mcu/wiki/Security:How_to_start_with_DA_access_on_STM32H573_and_H563-TrustZone_disabled_-_stm32mcu</w:t>
       </w:r>
     </w:p>
@@ -28954,6 +28962,98 @@
     </w:p>
     <w:p>
       <w:pPr>
+        <w:pStyle w:val="3"/>
+        <w:bidi w:val="0"/>
+        <w:rPr>
+          <w:rFonts w:hint="default"/>
+          <w:lang w:val="en-US" w:eastAsia="zh-CN"/>
+        </w:rPr>
+      </w:pPr>
+      <w:r>
+        <w:rPr>
+          <w:rFonts w:hint="eastAsia"/>
+          <w:lang w:val="en-US" w:eastAsia="zh-CN"/>
+        </w:rPr>
+        <w:t>6.1 配置trustzone</w:t>
+      </w:r>
+    </w:p>
+    <w:p>
+      <w:r>
+        <w:drawing>
+          <wp:inline distT="0" distB="0" distL="114300" distR="114300">
+            <wp:extent cx="5264785" cy="3053080"/>
+            <wp:effectExtent l="0" t="0" r="8255" b="10160"/>
+            <wp:docPr id="2" name="图片 1"/>
+            <wp:cNvGraphicFramePr>
+              <a:graphicFrameLocks xmlns:a="http://schemas.openxmlformats.org/drawingml/2006/main" noChangeAspect="1"/>
+            </wp:cNvGraphicFramePr>
+            <a:graphic xmlns:a="http://schemas.openxmlformats.org/drawingml/2006/main">
+              <a:graphicData uri="http://schemas.openxmlformats.org/drawingml/2006/picture">
+                <pic:pic xmlns:pic="http://schemas.openxmlformats.org/drawingml/2006/picture">
+                  <pic:nvPicPr>
+                    <pic:cNvPr id="2" name="图片 1"/>
+                    <pic:cNvPicPr>
+                      <a:picLocks noChangeAspect="1"/>
+                    </pic:cNvPicPr>
+                  </pic:nvPicPr>
+                  <pic:blipFill>
+                    <a:blip r:embed="rId32"/>
+                    <a:stretch>
+                      <a:fillRect/>
+                    </a:stretch>
+                  </pic:blipFill>
+                  <pic:spPr>
+                    <a:xfrm>
+                      <a:off x="0" y="0"/>
+                      <a:ext cx="5264785" cy="3053080"/>
+                    </a:xfrm>
+                    <a:prstGeom prst="rect">
+                      <a:avLst/>
+                    </a:prstGeom>
+                    <a:noFill/>
+                    <a:ln>
+                      <a:noFill/>
+                    </a:ln>
+                  </pic:spPr>
+                </pic:pic>
+              </a:graphicData>
+            </a:graphic>
+          </wp:inline>
+        </w:drawing>
+      </w:r>
+    </w:p>
+    <w:p>
+      <w:pPr>
+        <w:rPr>
+          <w:rFonts w:hint="eastAsia"/>
+          <w:lang w:val="en-US" w:eastAsia="zh-CN"/>
+        </w:rPr>
+      </w:pPr>
+      <w:r>
+        <w:rPr>
+          <w:rFonts w:hint="eastAsia"/>
+          <w:lang w:val="en-US" w:eastAsia="zh-CN"/>
+        </w:rPr>
+        <w:t>使能TZ功能。</w:t>
+      </w:r>
+    </w:p>
+    <w:p>
+      <w:pPr>
+        <w:rPr>
+          <w:rFonts w:hint="default"/>
+          <w:lang w:val="en-US" w:eastAsia="zh-CN"/>
+        </w:rPr>
+      </w:pPr>
+      <w:r>
+        <w:rPr>
+          <w:rFonts w:hint="eastAsia"/>
+          <w:lang w:val="en-US" w:eastAsia="zh-CN"/>
+        </w:rPr>
+        <w:t>6.2烧写OBK和程序</w:t>
+      </w:r>
+    </w:p>
+    <w:p>
+      <w:pPr>
         <w:rPr>
           <w:rFonts w:hint="default"/>
           <w:lang w:val="en-US" w:eastAsia="zh-CN"/>
@@ -28962,22 +29062,1521 @@
     </w:p>
     <w:p>
       <w:pPr>
+        <w:ind w:firstLine="420" w:firstLineChars="0"/>
+        <w:rPr>
+          <w:rFonts w:hint="eastAsia"/>
+          <w:lang w:val="en-US" w:eastAsia="zh-CN"/>
+        </w:rPr>
+      </w:pPr>
+      <w:r>
+        <w:rPr>
+          <w:rFonts w:hint="eastAsia"/>
+          <w:lang w:val="en-US" w:eastAsia="zh-CN"/>
+        </w:rPr>
+        <w:t>使用SDK包当中的编程脚本，例如在我的电脑中路径为：</w:t>
+      </w:r>
+    </w:p>
+    <w:p>
+      <w:pPr>
+        <w:rPr>
+          <w:rFonts w:hint="eastAsia"/>
+          <w:lang w:val="en-US" w:eastAsia="zh-CN"/>
+        </w:rPr>
+      </w:pPr>
+      <w:r>
         <w:rPr>
           <w:rFonts w:hint="default"/>
+          <w:lang w:val="en-US" w:eastAsia="zh-CN"/>
+        </w:rPr>
+        <w:t>C:\Users\13584\STM32Cube\Repository\STM32Cube_FW_H5_V1.5.1\Projects\STM32H573I-DK\ROT_Provisioning\DA</w:t>
+      </w:r>
+      <w:r>
+        <w:rPr>
+          <w:rFonts w:hint="eastAsia"/>
+          <w:lang w:val="en-US" w:eastAsia="zh-CN"/>
+        </w:rPr>
+        <w:t>\provisioning.bat</w:t>
+      </w:r>
+      <w:r>
+        <w:rPr>
+          <w:rFonts w:hint="eastAsia"/>
+          <w:lang w:val="en-US" w:eastAsia="zh-CN"/>
+        </w:rPr>
+        <w:br w:type="textWrapping"/>
+      </w:r>
+      <w:r>
+        <w:rPr>
+          <w:rFonts w:hint="eastAsia"/>
+          <w:lang w:val="en-US" w:eastAsia="zh-CN"/>
+        </w:rPr>
+        <w:br w:type="textWrapping"/>
+      </w:r>
+      <w:r>
+        <w:rPr>
+          <w:rFonts w:hint="eastAsia"/>
+          <w:lang w:val="en-US" w:eastAsia="zh-CN"/>
+        </w:rPr>
+        <w:t>双击脚本provisioning.bat 按照脚本指引执行OBK烧写，程序烧写：</w:t>
+      </w:r>
+    </w:p>
+    <w:p>
+      <w:r>
+        <w:drawing>
+          <wp:inline distT="0" distB="0" distL="114300" distR="114300">
+            <wp:extent cx="5266055" cy="2705735"/>
+            <wp:effectExtent l="0" t="0" r="6985" b="6985"/>
+            <wp:docPr id="3" name="图片 2"/>
+            <wp:cNvGraphicFramePr>
+              <a:graphicFrameLocks xmlns:a="http://schemas.openxmlformats.org/drawingml/2006/main" noChangeAspect="1"/>
+            </wp:cNvGraphicFramePr>
+            <a:graphic xmlns:a="http://schemas.openxmlformats.org/drawingml/2006/main">
+              <a:graphicData uri="http://schemas.openxmlformats.org/drawingml/2006/picture">
+                <pic:pic xmlns:pic="http://schemas.openxmlformats.org/drawingml/2006/picture">
+                  <pic:nvPicPr>
+                    <pic:cNvPr id="3" name="图片 2"/>
+                    <pic:cNvPicPr>
+                      <a:picLocks noChangeAspect="1"/>
+                    </pic:cNvPicPr>
+                  </pic:nvPicPr>
+                  <pic:blipFill>
+                    <a:blip r:embed="rId33"/>
+                    <a:stretch>
+                      <a:fillRect/>
+                    </a:stretch>
+                  </pic:blipFill>
+                  <pic:spPr>
+                    <a:xfrm>
+                      <a:off x="0" y="0"/>
+                      <a:ext cx="5266055" cy="2705735"/>
+                    </a:xfrm>
+                    <a:prstGeom prst="rect">
+                      <a:avLst/>
+                    </a:prstGeom>
+                    <a:noFill/>
+                    <a:ln>
+                      <a:noFill/>
+                    </a:ln>
+                  </pic:spPr>
+                </pic:pic>
+              </a:graphicData>
+            </a:graphic>
+          </wp:inline>
+        </w:drawing>
+      </w:r>
+    </w:p>
+    <w:p>
+      <w:r>
+        <w:drawing>
+          <wp:inline distT="0" distB="0" distL="114300" distR="114300">
+            <wp:extent cx="5264785" cy="3053080"/>
+            <wp:effectExtent l="0" t="0" r="8255" b="10160"/>
+            <wp:docPr id="11" name="图片 3"/>
+            <wp:cNvGraphicFramePr>
+              <a:graphicFrameLocks xmlns:a="http://schemas.openxmlformats.org/drawingml/2006/main" noChangeAspect="1"/>
+            </wp:cNvGraphicFramePr>
+            <a:graphic xmlns:a="http://schemas.openxmlformats.org/drawingml/2006/main">
+              <a:graphicData uri="http://schemas.openxmlformats.org/drawingml/2006/picture">
+                <pic:pic xmlns:pic="http://schemas.openxmlformats.org/drawingml/2006/picture">
+                  <pic:nvPicPr>
+                    <pic:cNvPr id="11" name="图片 3"/>
+                    <pic:cNvPicPr>
+                      <a:picLocks noChangeAspect="1"/>
+                    </pic:cNvPicPr>
+                  </pic:nvPicPr>
+                  <pic:blipFill>
+                    <a:blip r:embed="rId34"/>
+                    <a:stretch>
+                      <a:fillRect/>
+                    </a:stretch>
+                  </pic:blipFill>
+                  <pic:spPr>
+                    <a:xfrm>
+                      <a:off x="0" y="0"/>
+                      <a:ext cx="5264785" cy="3053080"/>
+                    </a:xfrm>
+                    <a:prstGeom prst="rect">
+                      <a:avLst/>
+                    </a:prstGeom>
+                    <a:noFill/>
+                    <a:ln>
+                      <a:noFill/>
+                    </a:ln>
+                  </pic:spPr>
+                </pic:pic>
+              </a:graphicData>
+            </a:graphic>
+          </wp:inline>
+        </w:drawing>
+      </w:r>
+    </w:p>
+    <w:p>
+      <w:pPr>
+        <w:rPr>
+          <w:rFonts w:hint="default"/>
+          <w:lang w:val="en-US" w:eastAsia="zh-CN"/>
+        </w:rPr>
+      </w:pPr>
+      <w:r>
+        <w:rPr>
+          <w:rFonts w:hint="default"/>
+          <w:lang w:val="en-US" w:eastAsia="zh-CN"/>
+        </w:rPr>
+        <w:br w:type="page"/>
+      </w:r>
+    </w:p>
+    <w:p>
+      <w:pPr>
+        <w:keepNext/>
+        <w:keepLines/>
+        <w:widowControl w:val="0"/>
+        <w:numPr>
+          <w:ilvl w:val="0"/>
+          <w:numId w:val="1"/>
+        </w:numPr>
+        <w:bidi w:val="0"/>
+        <w:adjustRightInd w:val="0"/>
+        <w:snapToGrid w:val="0"/>
+        <w:spacing w:beforeLines="0" w:beforeAutospacing="0" w:after="80" w:afterLines="80" w:afterAutospacing="0" w:line="288" w:lineRule="auto"/>
+        <w:jc w:val="both"/>
+        <w:outlineLvl w:val="0"/>
+        <w:rPr>
+          <w:rFonts w:hint="eastAsia" w:asciiTheme="minorAscii" w:hAnsiTheme="minorAscii" w:eastAsiaTheme="minorEastAsia" w:cstheme="minorBidi"/>
+          <w:b/>
+          <w:bCs/>
+          <w:kern w:val="44"/>
+          <w:sz w:val="36"/>
+          <w:szCs w:val="36"/>
+          <w:lang w:val="en-US" w:eastAsia="zh-CN" w:bidi="ar-SA"/>
+        </w:rPr>
+      </w:pPr>
+      <w:r>
+        <w:rPr>
+          <w:rFonts w:hint="eastAsia" w:asciiTheme="minorAscii" w:hAnsiTheme="minorAscii" w:eastAsiaTheme="minorEastAsia" w:cstheme="minorBidi"/>
+          <w:b/>
+          <w:bCs/>
+          <w:kern w:val="44"/>
+          <w:sz w:val="36"/>
+          <w:szCs w:val="36"/>
+          <w:lang w:val="en-US" w:eastAsia="zh-CN" w:bidi="ar-SA"/>
+        </w:rPr>
+        <w:t>TFM BL2程序分析</w:t>
+      </w:r>
+    </w:p>
+    <w:p>
+      <w:pPr>
+        <w:numPr>
+          <w:numId w:val="0"/>
+        </w:numPr>
+        <w:ind w:leftChars="0" w:firstLine="420" w:firstLineChars="0"/>
+        <w:rPr>
+          <w:rFonts w:hint="eastAsia"/>
+          <w:lang w:val="en-US" w:eastAsia="zh-CN"/>
+        </w:rPr>
+      </w:pPr>
+      <w:r>
+        <w:rPr>
+          <w:rFonts w:hint="eastAsia"/>
+          <w:lang w:val="en-US" w:eastAsia="zh-CN"/>
+        </w:rPr>
+        <w:t>注意：在运行BL2时，已经烧写了选项字节开启了TZ，设置了FLASH安全和非安全flash区域。</w:t>
+      </w:r>
+    </w:p>
+    <w:p>
+      <w:pPr>
+        <w:numPr>
+          <w:numId w:val="0"/>
+        </w:numPr>
+        <w:ind w:leftChars="0" w:firstLine="420" w:firstLineChars="0"/>
+      </w:pPr>
+      <w:r>
+        <w:drawing>
+          <wp:inline distT="0" distB="0" distL="114300" distR="114300">
+            <wp:extent cx="5267325" cy="3289935"/>
+            <wp:effectExtent l="0" t="0" r="5715" b="1905"/>
+            <wp:docPr id="45" name="图片 13"/>
+            <wp:cNvGraphicFramePr>
+              <a:graphicFrameLocks xmlns:a="http://schemas.openxmlformats.org/drawingml/2006/main" noChangeAspect="1"/>
+            </wp:cNvGraphicFramePr>
+            <a:graphic xmlns:a="http://schemas.openxmlformats.org/drawingml/2006/main">
+              <a:graphicData uri="http://schemas.openxmlformats.org/drawingml/2006/picture">
+                <pic:pic xmlns:pic="http://schemas.openxmlformats.org/drawingml/2006/picture">
+                  <pic:nvPicPr>
+                    <pic:cNvPr id="45" name="图片 13"/>
+                    <pic:cNvPicPr>
+                      <a:picLocks noChangeAspect="1"/>
+                    </pic:cNvPicPr>
+                  </pic:nvPicPr>
+                  <pic:blipFill>
+                    <a:blip r:embed="rId35"/>
+                    <a:stretch>
+                      <a:fillRect/>
+                    </a:stretch>
+                  </pic:blipFill>
+                  <pic:spPr>
+                    <a:xfrm>
+                      <a:off x="0" y="0"/>
+                      <a:ext cx="5267325" cy="3289935"/>
+                    </a:xfrm>
+                    <a:prstGeom prst="rect">
+                      <a:avLst/>
+                    </a:prstGeom>
+                    <a:noFill/>
+                    <a:ln>
+                      <a:noFill/>
+                    </a:ln>
+                  </pic:spPr>
+                </pic:pic>
+              </a:graphicData>
+            </a:graphic>
+          </wp:inline>
+        </w:drawing>
+      </w:r>
+    </w:p>
+    <w:p>
+      <w:pPr>
+        <w:numPr>
+          <w:numId w:val="0"/>
+        </w:numPr>
+        <w:ind w:leftChars="0" w:firstLine="420" w:firstLineChars="0"/>
+        <w:rPr>
+          <w:rFonts w:hint="default"/>
+          <w:lang w:val="en-US" w:eastAsia="zh-CN"/>
+        </w:rPr>
+      </w:pPr>
+      <w:r>
+        <w:rPr>
+          <w:rFonts w:hint="eastAsia"/>
+          <w:lang w:val="en-US" w:eastAsia="zh-CN"/>
+        </w:rPr>
+        <w:t>回归脚本写了写了这些选项字节：</w:t>
+      </w:r>
+    </w:p>
+    <w:p>
+      <w:pPr>
+        <w:numPr>
+          <w:numId w:val="0"/>
+        </w:numPr>
+        <w:ind w:leftChars="0" w:firstLine="420" w:firstLineChars="0"/>
+      </w:pPr>
+      <w:r>
+        <w:drawing>
+          <wp:inline distT="0" distB="0" distL="114300" distR="114300">
+            <wp:extent cx="5270500" cy="2169160"/>
+            <wp:effectExtent l="0" t="0" r="2540" b="10160"/>
+            <wp:docPr id="48" name="图片 16"/>
+            <wp:cNvGraphicFramePr>
+              <a:graphicFrameLocks xmlns:a="http://schemas.openxmlformats.org/drawingml/2006/main" noChangeAspect="1"/>
+            </wp:cNvGraphicFramePr>
+            <a:graphic xmlns:a="http://schemas.openxmlformats.org/drawingml/2006/main">
+              <a:graphicData uri="http://schemas.openxmlformats.org/drawingml/2006/picture">
+                <pic:pic xmlns:pic="http://schemas.openxmlformats.org/drawingml/2006/picture">
+                  <pic:nvPicPr>
+                    <pic:cNvPr id="48" name="图片 16"/>
+                    <pic:cNvPicPr>
+                      <a:picLocks noChangeAspect="1"/>
+                    </pic:cNvPicPr>
+                  </pic:nvPicPr>
+                  <pic:blipFill>
+                    <a:blip r:embed="rId36"/>
+                    <a:stretch>
+                      <a:fillRect/>
+                    </a:stretch>
+                  </pic:blipFill>
+                  <pic:spPr>
+                    <a:xfrm>
+                      <a:off x="0" y="0"/>
+                      <a:ext cx="5270500" cy="2169160"/>
+                    </a:xfrm>
+                    <a:prstGeom prst="rect">
+                      <a:avLst/>
+                    </a:prstGeom>
+                    <a:noFill/>
+                    <a:ln>
+                      <a:noFill/>
+                    </a:ln>
+                  </pic:spPr>
+                </pic:pic>
+              </a:graphicData>
+            </a:graphic>
+          </wp:inline>
+        </w:drawing>
+      </w:r>
+    </w:p>
+    <w:p>
+      <w:pPr>
+        <w:numPr>
+          <w:numId w:val="0"/>
+        </w:numPr>
+        <w:ind w:leftChars="0" w:firstLine="420" w:firstLineChars="0"/>
+        <w:rPr>
+          <w:rFonts w:hint="eastAsia" w:ascii="宋体" w:hAnsi="宋体" w:eastAsia="宋体" w:cs="宋体"/>
+          <w:sz w:val="24"/>
+          <w:szCs w:val="24"/>
+          <w:lang w:eastAsia="zh-CN"/>
+        </w:rPr>
+      </w:pPr>
+      <w:r>
+        <w:rPr>
+          <w:rFonts w:ascii="宋体" w:hAnsi="宋体" w:eastAsia="宋体" w:cs="宋体"/>
+          <w:sz w:val="24"/>
+          <w:szCs w:val="24"/>
+        </w:rPr>
+        <w:t>脚本没写、但启动要用的</w:t>
+      </w:r>
+      <w:r>
+        <w:rPr>
+          <w:rFonts w:hint="eastAsia" w:ascii="宋体" w:hAnsi="宋体" w:eastAsia="宋体" w:cs="宋体"/>
+          <w:sz w:val="24"/>
+          <w:szCs w:val="24"/>
+          <w:lang w:eastAsia="zh-CN"/>
+        </w:rPr>
+        <w:t>：</w:t>
+      </w:r>
+    </w:p>
+    <w:p>
+      <w:pPr>
+        <w:numPr>
+          <w:numId w:val="0"/>
+        </w:numPr>
+        <w:ind w:leftChars="0" w:firstLine="420" w:firstLineChars="0"/>
+        <w:rPr>
+          <w:rFonts w:hint="eastAsia" w:ascii="宋体" w:hAnsi="宋体" w:eastAsia="宋体" w:cs="宋体"/>
+          <w:sz w:val="24"/>
+          <w:szCs w:val="24"/>
+          <w:lang w:eastAsia="zh-CN"/>
+        </w:rPr>
+      </w:pPr>
+      <w:r>
+        <w:drawing>
+          <wp:inline distT="0" distB="0" distL="114300" distR="114300">
+            <wp:extent cx="5266690" cy="1169035"/>
+            <wp:effectExtent l="0" t="0" r="6350" b="4445"/>
+            <wp:docPr id="49" name="图片 17"/>
+            <wp:cNvGraphicFramePr>
+              <a:graphicFrameLocks xmlns:a="http://schemas.openxmlformats.org/drawingml/2006/main" noChangeAspect="1"/>
+            </wp:cNvGraphicFramePr>
+            <a:graphic xmlns:a="http://schemas.openxmlformats.org/drawingml/2006/main">
+              <a:graphicData uri="http://schemas.openxmlformats.org/drawingml/2006/picture">
+                <pic:pic xmlns:pic="http://schemas.openxmlformats.org/drawingml/2006/picture">
+                  <pic:nvPicPr>
+                    <pic:cNvPr id="49" name="图片 17"/>
+                    <pic:cNvPicPr>
+                      <a:picLocks noChangeAspect="1"/>
+                    </pic:cNvPicPr>
+                  </pic:nvPicPr>
+                  <pic:blipFill>
+                    <a:blip r:embed="rId37"/>
+                    <a:stretch>
+                      <a:fillRect/>
+                    </a:stretch>
+                  </pic:blipFill>
+                  <pic:spPr>
+                    <a:xfrm>
+                      <a:off x="0" y="0"/>
+                      <a:ext cx="5266690" cy="1169035"/>
+                    </a:xfrm>
+                    <a:prstGeom prst="rect">
+                      <a:avLst/>
+                    </a:prstGeom>
+                    <a:noFill/>
+                    <a:ln>
+                      <a:noFill/>
+                    </a:ln>
+                  </pic:spPr>
+                </pic:pic>
+              </a:graphicData>
+            </a:graphic>
+          </wp:inline>
+        </w:drawing>
+      </w:r>
+    </w:p>
+    <w:p>
+      <w:pPr>
+        <w:numPr>
+          <w:numId w:val="0"/>
+        </w:numPr>
+        <w:ind w:leftChars="0" w:firstLine="420" w:firstLineChars="0"/>
+        <w:rPr>
+          <w:rFonts w:ascii="宋体" w:hAnsi="宋体" w:eastAsia="宋体" w:cs="宋体"/>
+          <w:sz w:val="24"/>
+          <w:szCs w:val="24"/>
+        </w:rPr>
+      </w:pPr>
+      <w:r>
+        <w:rPr>
+          <w:rFonts w:ascii="宋体" w:hAnsi="宋体" w:eastAsia="宋体" w:cs="宋体"/>
+          <w:sz w:val="24"/>
+          <w:szCs w:val="24"/>
+        </w:rPr>
+        <w:t>所以回归脚本只保证：TrustZone 开、产品 OPEN、入口指向 BL2、Flash 全空且暂无 HDP/WRP、两 Bank 先当全安全、SRAM2 复位擦+ECC。</w:t>
+      </w:r>
+      <w:r>
+        <w:rPr>
+          <w:rFonts w:ascii="宋体" w:hAnsi="宋体" w:eastAsia="宋体" w:cs="宋体"/>
+          <w:sz w:val="24"/>
+          <w:szCs w:val="24"/>
+        </w:rPr>
+        <w:br w:type="textWrapping"/>
+      </w:r>
+      <w:r>
+        <w:rPr>
+          <w:rFonts w:ascii="宋体" w:hAnsi="宋体" w:eastAsia="宋体" w:cs="宋体"/>
+          <w:sz w:val="24"/>
+          <w:szCs w:val="24"/>
+        </w:rPr>
+        <w:t>它不负责 </w:t>
+      </w:r>
+      <w:r>
+        <w:rPr>
+          <w:rStyle w:val="38"/>
+          <w:rFonts w:ascii="宋体" w:hAnsi="宋体" w:eastAsia="宋体" w:cs="宋体"/>
+          <w:sz w:val="24"/>
+          <w:szCs w:val="24"/>
+        </w:rPr>
+        <w:t>BOOT_UBE</w:t>
+      </w:r>
+      <w:r>
+        <w:rPr>
+          <w:rFonts w:ascii="宋体" w:hAnsi="宋体" w:eastAsia="宋体" w:cs="宋体"/>
+          <w:sz w:val="24"/>
+          <w:szCs w:val="24"/>
+        </w:rPr>
+        <w:t>，也不烧镜像。</w:t>
+      </w:r>
+    </w:p>
+    <w:p>
+      <w:pPr>
+        <w:numPr>
+          <w:numId w:val="0"/>
+        </w:numPr>
+        <w:ind w:leftChars="0" w:firstLine="420" w:firstLineChars="0"/>
+        <w:rPr>
+          <w:rFonts w:hint="default" w:ascii="宋体" w:hAnsi="宋体" w:eastAsia="宋体" w:cs="宋体"/>
+          <w:sz w:val="24"/>
+          <w:szCs w:val="24"/>
           <w:lang w:val="en-US" w:eastAsia="zh-CN"/>
         </w:rPr>
       </w:pPr>
     </w:p>
     <w:p>
       <w:pPr>
+        <w:pStyle w:val="3"/>
+        <w:bidi w:val="0"/>
         <w:rPr>
           <w:rFonts w:hint="default"/>
+          <w:lang w:val="en-US" w:eastAsia="zh-CN"/>
+        </w:rPr>
+      </w:pPr>
+      <w:r>
+        <w:rPr>
+          <w:rFonts w:hint="eastAsia"/>
+          <w:lang w:val="en-US" w:eastAsia="zh-CN"/>
+        </w:rPr>
+        <w:t>7.1 链接脚本分析</w:t>
+      </w:r>
+    </w:p>
+    <w:p>
+      <w:pPr>
+        <w:numPr>
+          <w:ilvl w:val="0"/>
+          <w:numId w:val="0"/>
+        </w:numPr>
+        <w:ind w:leftChars="0" w:firstLine="420" w:firstLineChars="0"/>
+        <w:rPr>
+          <w:rFonts w:hint="eastAsia"/>
+          <w:lang w:val="en-US" w:eastAsia="zh-CN"/>
+        </w:rPr>
+      </w:pPr>
+      <w:r>
+        <w:rPr>
+          <w:rFonts w:hint="eastAsia"/>
+          <w:lang w:val="en-US" w:eastAsia="zh-CN"/>
+        </w:rPr>
+        <w:t>TFM上电后首先运行BL2程序，BL2是mcubooot，首先参考BL2的链接脚本分析程序运行过程，链接脚本地址在：</w:t>
+      </w:r>
+    </w:p>
+    <w:p>
+      <w:pPr>
+        <w:numPr>
+          <w:ilvl w:val="0"/>
+          <w:numId w:val="0"/>
+        </w:numPr>
+        <w:ind w:leftChars="0" w:firstLine="420" w:firstLineChars="0"/>
+        <w:rPr>
+          <w:rFonts w:hint="default"/>
+          <w:lang w:val="en-US" w:eastAsia="zh-CN"/>
+        </w:rPr>
+      </w:pPr>
+      <w:r>
+        <w:rPr>
+          <w:rFonts w:hint="default"/>
+          <w:lang w:val="en-US" w:eastAsia="zh-CN"/>
+        </w:rPr>
+        <w:t>platform\ext\target\stm\common\stm32h5xx\template\gcc\bl2.ld</w:t>
+      </w:r>
+    </w:p>
+    <w:p>
+      <w:pPr>
+        <w:numPr>
+          <w:ilvl w:val="0"/>
+          <w:numId w:val="0"/>
+        </w:numPr>
+        <w:rPr>
+          <w:rFonts w:hint="eastAsia"/>
+          <w:lang w:val="en-US" w:eastAsia="zh-CN"/>
+        </w:rPr>
+      </w:pPr>
+      <w:r>
+        <w:rPr>
+          <w:rFonts w:hint="eastAsia"/>
+          <w:lang w:val="en-US" w:eastAsia="zh-CN"/>
+        </w:rPr>
+        <w:t>分析链接脚本可以知道，在复位向量前还可能有其他区域，复位执行不再使用.s汇编语言，而是使用c替代，文件路径为：</w:t>
+      </w:r>
+    </w:p>
+    <w:p>
+      <w:pPr>
+        <w:numPr>
+          <w:ilvl w:val="0"/>
+          <w:numId w:val="0"/>
+        </w:numPr>
+        <w:rPr>
+          <w:rFonts w:hint="eastAsia" w:ascii="宋体" w:hAnsi="宋体" w:eastAsia="宋体" w:cs="宋体"/>
+          <w:sz w:val="24"/>
+          <w:szCs w:val="24"/>
+        </w:rPr>
+      </w:pPr>
+      <w:r>
+        <w:rPr>
+          <w:rFonts w:hint="eastAsia" w:ascii="宋体" w:hAnsi="宋体" w:eastAsia="宋体" w:cs="宋体"/>
+          <w:sz w:val="24"/>
+          <w:szCs w:val="24"/>
+        </w:rPr>
+        <w:t>platform\ext\target\stm\common\stm32h5xx\Device\Source\startup_stm32h5xx_bl2.c</w:t>
+      </w:r>
+    </w:p>
+    <w:p>
+      <w:pPr>
+        <w:numPr>
+          <w:ilvl w:val="0"/>
+          <w:numId w:val="0"/>
+        </w:numPr>
+      </w:pPr>
+      <w:r>
+        <w:drawing>
+          <wp:inline distT="0" distB="0" distL="114300" distR="114300">
+            <wp:extent cx="5268595" cy="2951480"/>
+            <wp:effectExtent l="0" t="0" r="4445" b="5080"/>
+            <wp:docPr id="12" name="图片 1"/>
+            <wp:cNvGraphicFramePr>
+              <a:graphicFrameLocks xmlns:a="http://schemas.openxmlformats.org/drawingml/2006/main" noChangeAspect="1"/>
+            </wp:cNvGraphicFramePr>
+            <a:graphic xmlns:a="http://schemas.openxmlformats.org/drawingml/2006/main">
+              <a:graphicData uri="http://schemas.openxmlformats.org/drawingml/2006/picture">
+                <pic:pic xmlns:pic="http://schemas.openxmlformats.org/drawingml/2006/picture">
+                  <pic:nvPicPr>
+                    <pic:cNvPr id="12" name="图片 1"/>
+                    <pic:cNvPicPr>
+                      <a:picLocks noChangeAspect="1"/>
+                    </pic:cNvPicPr>
+                  </pic:nvPicPr>
+                  <pic:blipFill>
+                    <a:blip r:embed="rId38"/>
+                    <a:stretch>
+                      <a:fillRect/>
+                    </a:stretch>
+                  </pic:blipFill>
+                  <pic:spPr>
+                    <a:xfrm>
+                      <a:off x="0" y="0"/>
+                      <a:ext cx="5268595" cy="2951480"/>
+                    </a:xfrm>
+                    <a:prstGeom prst="rect">
+                      <a:avLst/>
+                    </a:prstGeom>
+                    <a:noFill/>
+                    <a:ln>
+                      <a:noFill/>
+                    </a:ln>
+                  </pic:spPr>
+                </pic:pic>
+              </a:graphicData>
+            </a:graphic>
+          </wp:inline>
+        </w:drawing>
+      </w:r>
+    </w:p>
+    <w:p>
+      <w:pPr>
+        <w:numPr>
+          <w:ilvl w:val="0"/>
+          <w:numId w:val="0"/>
+        </w:numPr>
+        <w:rPr>
+          <w:rFonts w:hint="eastAsia"/>
+          <w:lang w:val="en-US" w:eastAsia="zh-CN"/>
+        </w:rPr>
+      </w:pPr>
+      <w:r>
+        <w:rPr>
+          <w:rFonts w:hint="eastAsia"/>
+          <w:lang w:val="en-US" w:eastAsia="zh-CN"/>
+        </w:rPr>
+        <w:t>注意：程序地址的定义在这个文件里面：</w:t>
+      </w:r>
+    </w:p>
+    <w:p>
+      <w:pPr>
+        <w:numPr>
+          <w:ilvl w:val="0"/>
+          <w:numId w:val="0"/>
+        </w:numPr>
+        <w:ind w:firstLine="420" w:firstLineChars="0"/>
+        <w:rPr>
+          <w:rFonts w:hint="default"/>
+          <w:lang w:val="en-US" w:eastAsia="zh-CN"/>
+        </w:rPr>
+      </w:pPr>
+      <w:r>
+        <w:rPr>
+          <w:rFonts w:hint="default"/>
+          <w:lang w:val="en-US" w:eastAsia="zh-CN"/>
+        </w:rPr>
+        <w:t>platform\ext\target\stm\stm32h573i_dk\include\region_defs.h</w:t>
+      </w:r>
+    </w:p>
+    <w:p>
+      <w:pPr>
+        <w:numPr>
+          <w:ilvl w:val="0"/>
+          <w:numId w:val="0"/>
+        </w:numPr>
+      </w:pPr>
+      <w:r>
+        <w:drawing>
+          <wp:inline distT="0" distB="0" distL="114300" distR="114300">
+            <wp:extent cx="5266690" cy="2044065"/>
+            <wp:effectExtent l="0" t="0" r="6350" b="13335"/>
+            <wp:docPr id="17" name="图片 2"/>
+            <wp:cNvGraphicFramePr>
+              <a:graphicFrameLocks xmlns:a="http://schemas.openxmlformats.org/drawingml/2006/main" noChangeAspect="1"/>
+            </wp:cNvGraphicFramePr>
+            <a:graphic xmlns:a="http://schemas.openxmlformats.org/drawingml/2006/main">
+              <a:graphicData uri="http://schemas.openxmlformats.org/drawingml/2006/picture">
+                <pic:pic xmlns:pic="http://schemas.openxmlformats.org/drawingml/2006/picture">
+                  <pic:nvPicPr>
+                    <pic:cNvPr id="17" name="图片 2"/>
+                    <pic:cNvPicPr>
+                      <a:picLocks noChangeAspect="1"/>
+                    </pic:cNvPicPr>
+                  </pic:nvPicPr>
+                  <pic:blipFill>
+                    <a:blip r:embed="rId39"/>
+                    <a:stretch>
+                      <a:fillRect/>
+                    </a:stretch>
+                  </pic:blipFill>
+                  <pic:spPr>
+                    <a:xfrm>
+                      <a:off x="0" y="0"/>
+                      <a:ext cx="5266690" cy="2044065"/>
+                    </a:xfrm>
+                    <a:prstGeom prst="rect">
+                      <a:avLst/>
+                    </a:prstGeom>
+                    <a:noFill/>
+                    <a:ln>
+                      <a:noFill/>
+                    </a:ln>
+                  </pic:spPr>
+                </pic:pic>
+              </a:graphicData>
+            </a:graphic>
+          </wp:inline>
+        </w:drawing>
+      </w:r>
+    </w:p>
+    <w:p>
+      <w:pPr>
+        <w:numPr>
+          <w:ilvl w:val="0"/>
+          <w:numId w:val="0"/>
+        </w:numPr>
+        <w:ind w:firstLine="420" w:firstLineChars="0"/>
+        <w:rPr>
+          <w:rFonts w:hint="eastAsia"/>
+          <w:lang w:val="en-US" w:eastAsia="zh-CN"/>
+        </w:rPr>
+      </w:pPr>
+      <w:r>
+        <w:rPr>
+          <w:rFonts w:hint="eastAsia"/>
+          <w:lang w:val="en-US" w:eastAsia="zh-CN"/>
+        </w:rPr>
+        <w:t>在使用回归脚本的时候，回归脚本会把启动位置设置为：</w:t>
+      </w:r>
+    </w:p>
+    <w:p>
+      <w:pPr>
+        <w:keepNext w:val="0"/>
+        <w:keepLines w:val="0"/>
+        <w:widowControl/>
+        <w:numPr>
+          <w:ilvl w:val="0"/>
+          <w:numId w:val="5"/>
+        </w:numPr>
+        <w:suppressLineNumbers w:val="0"/>
+        <w:spacing w:before="0" w:beforeAutospacing="1" w:after="0" w:afterAutospacing="1"/>
+        <w:ind w:left="720" w:hanging="360"/>
+      </w:pPr>
+      <w:r>
+        <w:rPr>
+          <w:rStyle w:val="38"/>
+        </w:rPr>
+        <w:t>BOOT_UBE = OEM_IROT</w:t>
+      </w:r>
+    </w:p>
+    <w:p>
+      <w:pPr>
+        <w:keepNext w:val="0"/>
+        <w:keepLines w:val="0"/>
+        <w:widowControl/>
+        <w:numPr>
+          <w:ilvl w:val="0"/>
+          <w:numId w:val="5"/>
+        </w:numPr>
+        <w:suppressLineNumbers w:val="0"/>
+        <w:spacing w:before="0" w:beforeAutospacing="1" w:after="0" w:afterAutospacing="1"/>
+        <w:ind w:left="720" w:hanging="360"/>
+      </w:pPr>
+      <w:r>
+        <w:rPr>
+          <w:rStyle w:val="38"/>
+        </w:rPr>
+        <w:t>BootAddr = 0x0C010000</w:t>
+      </w:r>
+      <w:r>
+        <w:t>（也就是 </w:t>
+      </w:r>
+      <w:r>
+        <w:rPr>
+          <w:rStyle w:val="38"/>
+        </w:rPr>
+        <w:t>BL2_BOOT_VTOR_ADDR</w:t>
+      </w:r>
+      <w:r>
+        <w:t>）</w:t>
+      </w:r>
+    </w:p>
+    <w:p>
+      <w:pPr>
+        <w:pStyle w:val="3"/>
+        <w:bidi w:val="0"/>
+        <w:rPr>
+          <w:rFonts w:hint="eastAsia"/>
+          <w:lang w:val="en-US" w:eastAsia="zh-CN"/>
+        </w:rPr>
+      </w:pPr>
+      <w:r>
+        <w:rPr>
+          <w:rFonts w:hint="eastAsia"/>
+          <w:lang w:val="en-US" w:eastAsia="zh-CN"/>
+        </w:rPr>
+        <w:t>7.2复位函数执行</w:t>
+      </w:r>
+    </w:p>
+    <w:p>
+      <w:pPr>
+        <w:ind w:firstLine="420" w:firstLineChars="0"/>
+        <w:rPr>
+          <w:rFonts w:hint="default"/>
+          <w:lang w:val="en-US" w:eastAsia="zh-CN"/>
+        </w:rPr>
+      </w:pPr>
+      <w:r>
+        <w:rPr>
+          <w:rFonts w:hint="eastAsia"/>
+          <w:lang w:val="en-US" w:eastAsia="zh-CN"/>
+        </w:rPr>
+        <w:t>复位函数在c文件中：</w:t>
+      </w:r>
+    </w:p>
+    <w:p>
+      <w:pPr>
+        <w:numPr>
+          <w:ilvl w:val="0"/>
+          <w:numId w:val="0"/>
+        </w:numPr>
+        <w:rPr>
+          <w:rFonts w:hint="eastAsia"/>
+          <w:lang w:val="en-US" w:eastAsia="zh-CN"/>
+        </w:rPr>
+      </w:pPr>
+      <w:r>
+        <w:rPr>
+          <w:rFonts w:hint="eastAsia" w:ascii="宋体" w:hAnsi="宋体" w:eastAsia="宋体" w:cs="宋体"/>
+          <w:sz w:val="24"/>
+          <w:szCs w:val="24"/>
+        </w:rPr>
+        <w:t>platform\ext\target\stm\common\stm32h5xx\Device\Source\startup_stm32h5xx_bl2.c</w:t>
+      </w:r>
+    </w:p>
+    <w:p>
+      <w:pPr>
+        <w:ind w:firstLine="420" w:firstLineChars="0"/>
+        <w:rPr>
+          <w:rFonts w:hint="default"/>
+          <w:lang w:val="en-US" w:eastAsia="zh-CN"/>
+        </w:rPr>
+      </w:pPr>
+      <w:r>
+        <w:rPr>
+          <w:rFonts w:hint="eastAsia"/>
+          <w:lang w:val="en-US" w:eastAsia="zh-CN"/>
+        </w:rPr>
+        <w:t>如图所示：</w:t>
+      </w:r>
+    </w:p>
+    <w:p>
+      <w:pPr>
+        <w:ind w:firstLine="420" w:firstLineChars="0"/>
+      </w:pPr>
+      <w:r>
+        <w:drawing>
+          <wp:inline distT="0" distB="0" distL="114300" distR="114300">
+            <wp:extent cx="5269865" cy="4868545"/>
+            <wp:effectExtent l="0" t="0" r="3175" b="8255"/>
+            <wp:docPr id="28" name="图片 3"/>
+            <wp:cNvGraphicFramePr>
+              <a:graphicFrameLocks xmlns:a="http://schemas.openxmlformats.org/drawingml/2006/main" noChangeAspect="1"/>
+            </wp:cNvGraphicFramePr>
+            <a:graphic xmlns:a="http://schemas.openxmlformats.org/drawingml/2006/main">
+              <a:graphicData uri="http://schemas.openxmlformats.org/drawingml/2006/picture">
+                <pic:pic xmlns:pic="http://schemas.openxmlformats.org/drawingml/2006/picture">
+                  <pic:nvPicPr>
+                    <pic:cNvPr id="28" name="图片 3"/>
+                    <pic:cNvPicPr>
+                      <a:picLocks noChangeAspect="1"/>
+                    </pic:cNvPicPr>
+                  </pic:nvPicPr>
+                  <pic:blipFill>
+                    <a:blip r:embed="rId40"/>
+                    <a:stretch>
+                      <a:fillRect/>
+                    </a:stretch>
+                  </pic:blipFill>
+                  <pic:spPr>
+                    <a:xfrm>
+                      <a:off x="0" y="0"/>
+                      <a:ext cx="5269865" cy="4868545"/>
+                    </a:xfrm>
+                    <a:prstGeom prst="rect">
+                      <a:avLst/>
+                    </a:prstGeom>
+                    <a:noFill/>
+                    <a:ln>
+                      <a:noFill/>
+                    </a:ln>
+                  </pic:spPr>
+                </pic:pic>
+              </a:graphicData>
+            </a:graphic>
+          </wp:inline>
+        </w:drawing>
+      </w:r>
+    </w:p>
+    <w:p>
+      <w:pPr>
+        <w:ind w:firstLine="420" w:firstLineChars="0"/>
+        <w:rPr>
+          <w:rFonts w:hint="eastAsia"/>
+          <w:lang w:val="en-US" w:eastAsia="zh-CN"/>
+        </w:rPr>
+      </w:pPr>
+      <w:r>
+        <w:rPr>
+          <w:rFonts w:hint="eastAsia"/>
+          <w:lang w:val="en-US" w:eastAsia="zh-CN"/>
+        </w:rPr>
+        <w:t>复位函数作用如图：</w:t>
+      </w:r>
+    </w:p>
+    <w:p>
+      <w:pPr>
+        <w:ind w:firstLine="420" w:firstLineChars="0"/>
+        <w:rPr>
+          <w:rFonts w:hint="default"/>
+          <w:lang w:val="en-US" w:eastAsia="zh-CN"/>
+        </w:rPr>
+      </w:pPr>
+      <w:r>
+        <w:drawing>
+          <wp:inline distT="0" distB="0" distL="114300" distR="114300">
+            <wp:extent cx="5269230" cy="1413510"/>
+            <wp:effectExtent l="0" t="0" r="3810" b="3810"/>
+            <wp:docPr id="29" name="图片 4"/>
+            <wp:cNvGraphicFramePr>
+              <a:graphicFrameLocks xmlns:a="http://schemas.openxmlformats.org/drawingml/2006/main" noChangeAspect="1"/>
+            </wp:cNvGraphicFramePr>
+            <a:graphic xmlns:a="http://schemas.openxmlformats.org/drawingml/2006/main">
+              <a:graphicData uri="http://schemas.openxmlformats.org/drawingml/2006/picture">
+                <pic:pic xmlns:pic="http://schemas.openxmlformats.org/drawingml/2006/picture">
+                  <pic:nvPicPr>
+                    <pic:cNvPr id="29" name="图片 4"/>
+                    <pic:cNvPicPr>
+                      <a:picLocks noChangeAspect="1"/>
+                    </pic:cNvPicPr>
+                  </pic:nvPicPr>
+                  <pic:blipFill>
+                    <a:blip r:embed="rId41"/>
+                    <a:stretch>
+                      <a:fillRect/>
+                    </a:stretch>
+                  </pic:blipFill>
+                  <pic:spPr>
+                    <a:xfrm>
+                      <a:off x="0" y="0"/>
+                      <a:ext cx="5269230" cy="1413510"/>
+                    </a:xfrm>
+                    <a:prstGeom prst="rect">
+                      <a:avLst/>
+                    </a:prstGeom>
+                    <a:noFill/>
+                    <a:ln>
+                      <a:noFill/>
+                    </a:ln>
+                  </pic:spPr>
+                </pic:pic>
+              </a:graphicData>
+            </a:graphic>
+          </wp:inline>
+        </w:drawing>
+      </w:r>
+    </w:p>
+    <w:p>
+      <w:pPr>
+        <w:ind w:firstLine="420" w:firstLineChars="0"/>
+      </w:pPr>
+      <w:r>
+        <w:drawing>
+          <wp:inline distT="0" distB="0" distL="114300" distR="114300">
+            <wp:extent cx="5269865" cy="1376045"/>
+            <wp:effectExtent l="0" t="0" r="3175" b="10795"/>
+            <wp:docPr id="30" name="图片 5"/>
+            <wp:cNvGraphicFramePr>
+              <a:graphicFrameLocks xmlns:a="http://schemas.openxmlformats.org/drawingml/2006/main" noChangeAspect="1"/>
+            </wp:cNvGraphicFramePr>
+            <a:graphic xmlns:a="http://schemas.openxmlformats.org/drawingml/2006/main">
+              <a:graphicData uri="http://schemas.openxmlformats.org/drawingml/2006/picture">
+                <pic:pic xmlns:pic="http://schemas.openxmlformats.org/drawingml/2006/picture">
+                  <pic:nvPicPr>
+                    <pic:cNvPr id="30" name="图片 5"/>
+                    <pic:cNvPicPr>
+                      <a:picLocks noChangeAspect="1"/>
+                    </pic:cNvPicPr>
+                  </pic:nvPicPr>
+                  <pic:blipFill>
+                    <a:blip r:embed="rId42"/>
+                    <a:stretch>
+                      <a:fillRect/>
+                    </a:stretch>
+                  </pic:blipFill>
+                  <pic:spPr>
+                    <a:xfrm>
+                      <a:off x="0" y="0"/>
+                      <a:ext cx="5269865" cy="1376045"/>
+                    </a:xfrm>
+                    <a:prstGeom prst="rect">
+                      <a:avLst/>
+                    </a:prstGeom>
+                    <a:noFill/>
+                    <a:ln>
+                      <a:noFill/>
+                    </a:ln>
+                  </pic:spPr>
+                </pic:pic>
+              </a:graphicData>
+            </a:graphic>
+          </wp:inline>
+        </w:drawing>
+      </w:r>
+    </w:p>
+    <w:p>
+      <w:pPr>
+        <w:ind w:firstLine="420" w:firstLineChars="0"/>
+      </w:pPr>
+      <w:r>
+        <w:drawing>
+          <wp:inline distT="0" distB="0" distL="114300" distR="114300">
+            <wp:extent cx="5270500" cy="2515235"/>
+            <wp:effectExtent l="0" t="0" r="2540" b="14605"/>
+            <wp:docPr id="35" name="图片 6"/>
+            <wp:cNvGraphicFramePr>
+              <a:graphicFrameLocks xmlns:a="http://schemas.openxmlformats.org/drawingml/2006/main" noChangeAspect="1"/>
+            </wp:cNvGraphicFramePr>
+            <a:graphic xmlns:a="http://schemas.openxmlformats.org/drawingml/2006/main">
+              <a:graphicData uri="http://schemas.openxmlformats.org/drawingml/2006/picture">
+                <pic:pic xmlns:pic="http://schemas.openxmlformats.org/drawingml/2006/picture">
+                  <pic:nvPicPr>
+                    <pic:cNvPr id="35" name="图片 6"/>
+                    <pic:cNvPicPr>
+                      <a:picLocks noChangeAspect="1"/>
+                    </pic:cNvPicPr>
+                  </pic:nvPicPr>
+                  <pic:blipFill>
+                    <a:blip r:embed="rId43"/>
+                    <a:stretch>
+                      <a:fillRect/>
+                    </a:stretch>
+                  </pic:blipFill>
+                  <pic:spPr>
+                    <a:xfrm>
+                      <a:off x="0" y="0"/>
+                      <a:ext cx="5270500" cy="2515235"/>
+                    </a:xfrm>
+                    <a:prstGeom prst="rect">
+                      <a:avLst/>
+                    </a:prstGeom>
+                    <a:noFill/>
+                    <a:ln>
+                      <a:noFill/>
+                    </a:ln>
+                  </pic:spPr>
+                </pic:pic>
+              </a:graphicData>
+            </a:graphic>
+          </wp:inline>
+        </w:drawing>
+      </w:r>
+    </w:p>
+    <w:p>
+      <w:pPr>
+        <w:ind w:firstLine="420" w:firstLineChars="0"/>
+      </w:pPr>
+      <w:r>
+        <w:drawing>
+          <wp:inline distT="0" distB="0" distL="114300" distR="114300">
+            <wp:extent cx="5269230" cy="1332230"/>
+            <wp:effectExtent l="0" t="0" r="3810" b="8890"/>
+            <wp:docPr id="39" name="图片 7"/>
+            <wp:cNvGraphicFramePr>
+              <a:graphicFrameLocks xmlns:a="http://schemas.openxmlformats.org/drawingml/2006/main" noChangeAspect="1"/>
+            </wp:cNvGraphicFramePr>
+            <a:graphic xmlns:a="http://schemas.openxmlformats.org/drawingml/2006/main">
+              <a:graphicData uri="http://schemas.openxmlformats.org/drawingml/2006/picture">
+                <pic:pic xmlns:pic="http://schemas.openxmlformats.org/drawingml/2006/picture">
+                  <pic:nvPicPr>
+                    <pic:cNvPr id="39" name="图片 7"/>
+                    <pic:cNvPicPr>
+                      <a:picLocks noChangeAspect="1"/>
+                    </pic:cNvPicPr>
+                  </pic:nvPicPr>
+                  <pic:blipFill>
+                    <a:blip r:embed="rId44"/>
+                    <a:stretch>
+                      <a:fillRect/>
+                    </a:stretch>
+                  </pic:blipFill>
+                  <pic:spPr>
+                    <a:xfrm>
+                      <a:off x="0" y="0"/>
+                      <a:ext cx="5269230" cy="1332230"/>
+                    </a:xfrm>
+                    <a:prstGeom prst="rect">
+                      <a:avLst/>
+                    </a:prstGeom>
+                    <a:noFill/>
+                    <a:ln>
+                      <a:noFill/>
+                    </a:ln>
+                  </pic:spPr>
+                </pic:pic>
+              </a:graphicData>
+            </a:graphic>
+          </wp:inline>
+        </w:drawing>
+      </w:r>
+    </w:p>
+    <w:p>
+      <w:pPr>
+        <w:ind w:firstLine="420" w:firstLineChars="0"/>
+      </w:pPr>
+      <w:r>
+        <w:drawing>
+          <wp:inline distT="0" distB="0" distL="114300" distR="114300">
+            <wp:extent cx="5268595" cy="2914650"/>
+            <wp:effectExtent l="0" t="0" r="4445" b="11430"/>
+            <wp:docPr id="40" name="图片 8"/>
+            <wp:cNvGraphicFramePr>
+              <a:graphicFrameLocks xmlns:a="http://schemas.openxmlformats.org/drawingml/2006/main" noChangeAspect="1"/>
+            </wp:cNvGraphicFramePr>
+            <a:graphic xmlns:a="http://schemas.openxmlformats.org/drawingml/2006/main">
+              <a:graphicData uri="http://schemas.openxmlformats.org/drawingml/2006/picture">
+                <pic:pic xmlns:pic="http://schemas.openxmlformats.org/drawingml/2006/picture">
+                  <pic:nvPicPr>
+                    <pic:cNvPr id="40" name="图片 8"/>
+                    <pic:cNvPicPr>
+                      <a:picLocks noChangeAspect="1"/>
+                    </pic:cNvPicPr>
+                  </pic:nvPicPr>
+                  <pic:blipFill>
+                    <a:blip r:embed="rId45"/>
+                    <a:stretch>
+                      <a:fillRect/>
+                    </a:stretch>
+                  </pic:blipFill>
+                  <pic:spPr>
+                    <a:xfrm>
+                      <a:off x="0" y="0"/>
+                      <a:ext cx="5268595" cy="2914650"/>
+                    </a:xfrm>
+                    <a:prstGeom prst="rect">
+                      <a:avLst/>
+                    </a:prstGeom>
+                    <a:noFill/>
+                    <a:ln>
+                      <a:noFill/>
+                    </a:ln>
+                  </pic:spPr>
+                </pic:pic>
+              </a:graphicData>
+            </a:graphic>
+          </wp:inline>
+        </w:drawing>
+      </w:r>
+    </w:p>
+    <w:p>
+      <w:pPr>
+        <w:ind w:firstLine="420" w:firstLineChars="0"/>
+      </w:pPr>
+      <w:r>
+        <w:drawing>
+          <wp:inline distT="0" distB="0" distL="114300" distR="114300">
+            <wp:extent cx="5271135" cy="971550"/>
+            <wp:effectExtent l="0" t="0" r="1905" b="3810"/>
+            <wp:docPr id="41" name="图片 9"/>
+            <wp:cNvGraphicFramePr>
+              <a:graphicFrameLocks xmlns:a="http://schemas.openxmlformats.org/drawingml/2006/main" noChangeAspect="1"/>
+            </wp:cNvGraphicFramePr>
+            <a:graphic xmlns:a="http://schemas.openxmlformats.org/drawingml/2006/main">
+              <a:graphicData uri="http://schemas.openxmlformats.org/drawingml/2006/picture">
+                <pic:pic xmlns:pic="http://schemas.openxmlformats.org/drawingml/2006/picture">
+                  <pic:nvPicPr>
+                    <pic:cNvPr id="41" name="图片 9"/>
+                    <pic:cNvPicPr>
+                      <a:picLocks noChangeAspect="1"/>
+                    </pic:cNvPicPr>
+                  </pic:nvPicPr>
+                  <pic:blipFill>
+                    <a:blip r:embed="rId46"/>
+                    <a:stretch>
+                      <a:fillRect/>
+                    </a:stretch>
+                  </pic:blipFill>
+                  <pic:spPr>
+                    <a:xfrm>
+                      <a:off x="0" y="0"/>
+                      <a:ext cx="5271135" cy="971550"/>
+                    </a:xfrm>
+                    <a:prstGeom prst="rect">
+                      <a:avLst/>
+                    </a:prstGeom>
+                    <a:noFill/>
+                    <a:ln>
+                      <a:noFill/>
+                    </a:ln>
+                  </pic:spPr>
+                </pic:pic>
+              </a:graphicData>
+            </a:graphic>
+          </wp:inline>
+        </w:drawing>
+      </w:r>
+    </w:p>
+    <w:p>
+      <w:pPr>
+        <w:ind w:firstLine="420" w:firstLineChars="0"/>
+      </w:pPr>
+      <w:r>
+        <w:drawing>
+          <wp:inline distT="0" distB="0" distL="114300" distR="114300">
+            <wp:extent cx="5265420" cy="1489710"/>
+            <wp:effectExtent l="0" t="0" r="7620" b="3810"/>
+            <wp:docPr id="42" name="图片 10"/>
+            <wp:cNvGraphicFramePr>
+              <a:graphicFrameLocks xmlns:a="http://schemas.openxmlformats.org/drawingml/2006/main" noChangeAspect="1"/>
+            </wp:cNvGraphicFramePr>
+            <a:graphic xmlns:a="http://schemas.openxmlformats.org/drawingml/2006/main">
+              <a:graphicData uri="http://schemas.openxmlformats.org/drawingml/2006/picture">
+                <pic:pic xmlns:pic="http://schemas.openxmlformats.org/drawingml/2006/picture">
+                  <pic:nvPicPr>
+                    <pic:cNvPr id="42" name="图片 10"/>
+                    <pic:cNvPicPr>
+                      <a:picLocks noChangeAspect="1"/>
+                    </pic:cNvPicPr>
+                  </pic:nvPicPr>
+                  <pic:blipFill>
+                    <a:blip r:embed="rId47"/>
+                    <a:stretch>
+                      <a:fillRect/>
+                    </a:stretch>
+                  </pic:blipFill>
+                  <pic:spPr>
+                    <a:xfrm>
+                      <a:off x="0" y="0"/>
+                      <a:ext cx="5265420" cy="1489710"/>
+                    </a:xfrm>
+                    <a:prstGeom prst="rect">
+                      <a:avLst/>
+                    </a:prstGeom>
+                    <a:noFill/>
+                    <a:ln>
+                      <a:noFill/>
+                    </a:ln>
+                  </pic:spPr>
+                </pic:pic>
+              </a:graphicData>
+            </a:graphic>
+          </wp:inline>
+        </w:drawing>
+      </w:r>
+    </w:p>
+    <w:p>
+      <w:pPr>
+        <w:ind w:firstLine="420" w:firstLineChars="0"/>
+      </w:pPr>
+      <w:r>
+        <w:drawing>
+          <wp:inline distT="0" distB="0" distL="114300" distR="114300">
+            <wp:extent cx="5267960" cy="1270635"/>
+            <wp:effectExtent l="0" t="0" r="5080" b="9525"/>
+            <wp:docPr id="43" name="图片 11"/>
+            <wp:cNvGraphicFramePr>
+              <a:graphicFrameLocks xmlns:a="http://schemas.openxmlformats.org/drawingml/2006/main" noChangeAspect="1"/>
+            </wp:cNvGraphicFramePr>
+            <a:graphic xmlns:a="http://schemas.openxmlformats.org/drawingml/2006/main">
+              <a:graphicData uri="http://schemas.openxmlformats.org/drawingml/2006/picture">
+                <pic:pic xmlns:pic="http://schemas.openxmlformats.org/drawingml/2006/picture">
+                  <pic:nvPicPr>
+                    <pic:cNvPr id="43" name="图片 11"/>
+                    <pic:cNvPicPr>
+                      <a:picLocks noChangeAspect="1"/>
+                    </pic:cNvPicPr>
+                  </pic:nvPicPr>
+                  <pic:blipFill>
+                    <a:blip r:embed="rId48"/>
+                    <a:stretch>
+                      <a:fillRect/>
+                    </a:stretch>
+                  </pic:blipFill>
+                  <pic:spPr>
+                    <a:xfrm>
+                      <a:off x="0" y="0"/>
+                      <a:ext cx="5267960" cy="1270635"/>
+                    </a:xfrm>
+                    <a:prstGeom prst="rect">
+                      <a:avLst/>
+                    </a:prstGeom>
+                    <a:noFill/>
+                    <a:ln>
+                      <a:noFill/>
+                    </a:ln>
+                  </pic:spPr>
+                </pic:pic>
+              </a:graphicData>
+            </a:graphic>
+          </wp:inline>
+        </w:drawing>
+      </w:r>
+    </w:p>
+    <w:p>
+      <w:pPr>
+        <w:ind w:firstLine="420" w:firstLineChars="0"/>
+        <w:rPr>
+          <w:rFonts w:hint="eastAsia"/>
           <w:lang w:val="en-US" w:eastAsia="zh-CN"/>
         </w:rPr>
       </w:pPr>
     </w:p>
     <w:p>
       <w:pPr>
+        <w:ind w:firstLine="420" w:firstLineChars="0"/>
+        <w:rPr>
+          <w:rFonts w:hint="eastAsia"/>
+          <w:lang w:val="en-US" w:eastAsia="zh-CN"/>
+        </w:rPr>
+      </w:pPr>
+      <w:r>
+        <w:rPr>
+          <w:rFonts w:hint="eastAsia"/>
+          <w:lang w:val="en-US" w:eastAsia="zh-CN"/>
+        </w:rPr>
+        <w:t>复位总结：</w:t>
+      </w:r>
+    </w:p>
+    <w:p>
+      <w:pPr>
+        <w:numPr>
+          <w:ilvl w:val="0"/>
+          <w:numId w:val="6"/>
+        </w:numPr>
+        <w:ind w:left="420" w:leftChars="0" w:hanging="420" w:firstLineChars="0"/>
+        <w:rPr>
+          <w:rFonts w:hint="default"/>
+          <w:lang w:val="en-US" w:eastAsia="zh-CN"/>
+        </w:rPr>
+      </w:pPr>
+      <w:r>
+        <w:rPr>
+          <w:rFonts w:hint="default"/>
+          <w:lang w:val="en-US" w:eastAsia="zh-CN"/>
+        </w:rPr>
+        <w:t>硬件装 MSP / PC</w:t>
+      </w:r>
+    </w:p>
+    <w:p>
+      <w:pPr>
+        <w:numPr>
+          <w:ilvl w:val="0"/>
+          <w:numId w:val="6"/>
+        </w:numPr>
+        <w:ind w:left="420" w:leftChars="0" w:hanging="420" w:firstLineChars="0"/>
+        <w:rPr>
+          <w:rFonts w:hint="default"/>
+          <w:lang w:val="en-US" w:eastAsia="zh-CN"/>
+        </w:rPr>
+      </w:pPr>
+      <w:r>
+        <w:rPr>
+          <w:rFonts w:hint="default"/>
+          <w:lang w:val="en-US" w:eastAsia="zh-CN"/>
+        </w:rPr>
+        <w:t xml:space="preserve">  → 锁住栈底 (MSPLIM)</w:t>
+      </w:r>
+    </w:p>
+    <w:p>
+      <w:pPr>
+        <w:numPr>
+          <w:ilvl w:val="0"/>
+          <w:numId w:val="6"/>
+        </w:numPr>
+        <w:ind w:left="420" w:leftChars="0" w:hanging="420" w:firstLineChars="0"/>
+        <w:rPr>
+          <w:rFonts w:hint="default"/>
+          <w:lang w:val="en-US" w:eastAsia="zh-CN"/>
+        </w:rPr>
+      </w:pPr>
+      <w:r>
+        <w:rPr>
+          <w:rFonts w:hint="default"/>
+          <w:lang w:val="en-US" w:eastAsia="zh-CN"/>
+        </w:rPr>
+        <w:t xml:space="preserve">  → 时钟 64 → ~240 MHz</w:t>
+      </w:r>
+    </w:p>
+    <w:p>
+      <w:pPr>
+        <w:numPr>
+          <w:ilvl w:val="0"/>
+          <w:numId w:val="6"/>
+        </w:numPr>
+        <w:ind w:left="420" w:leftChars="0" w:hanging="420" w:firstLineChars="0"/>
+        <w:rPr>
+          <w:rFonts w:hint="default"/>
+          <w:lang w:val="en-US" w:eastAsia="zh-CN"/>
+        </w:rPr>
+      </w:pPr>
+      <w:r>
+        <w:rPr>
+          <w:rFonts w:hint="default"/>
+          <w:lang w:val="en-US" w:eastAsia="zh-CN"/>
+        </w:rPr>
+        <w:t xml:space="preserve">  → 解锁并打开 RTC/TAMP</w:t>
+      </w:r>
+    </w:p>
+    <w:p>
+      <w:pPr>
+        <w:numPr>
+          <w:ilvl w:val="0"/>
+          <w:numId w:val="6"/>
+        </w:numPr>
+        <w:ind w:left="420" w:leftChars="0" w:hanging="420" w:firstLineChars="0"/>
+        <w:rPr>
+          <w:rFonts w:hint="default"/>
+          <w:lang w:val="en-US" w:eastAsia="zh-CN"/>
+        </w:rPr>
+      </w:pPr>
+      <w:r>
+        <w:rPr>
+          <w:rFonts w:hint="default"/>
+          <w:lang w:val="en-US" w:eastAsia="zh-CN"/>
+        </w:rPr>
+        <w:t xml:space="preserve">  → 若备份域里还有 Tamper：开发则抹掉并记账，量产则停死</w:t>
+      </w:r>
+    </w:p>
+    <w:p>
+      <w:pPr>
+        <w:numPr>
+          <w:ilvl w:val="0"/>
+          <w:numId w:val="6"/>
+        </w:numPr>
+        <w:ind w:left="420" w:leftChars="0" w:hanging="420" w:firstLineChars="0"/>
+        <w:rPr>
+          <w:rFonts w:hint="default"/>
+          <w:lang w:val="en-US" w:eastAsia="zh-CN"/>
+        </w:rPr>
+      </w:pPr>
+      <w:r>
+        <w:rPr>
+          <w:rFonts w:hint="default"/>
+          <w:lang w:val="en-US" w:eastAsia="zh-CN"/>
+        </w:rPr>
+        <w:t xml:space="preserve">  → 再确认 HSI48（给后面 RNG）</w:t>
+      </w:r>
+    </w:p>
+    <w:p>
+      <w:pPr>
+        <w:numPr>
+          <w:ilvl w:val="0"/>
+          <w:numId w:val="6"/>
+        </w:numPr>
+        <w:ind w:left="420" w:leftChars="0" w:hanging="420" w:firstLineChars="0"/>
+        <w:rPr>
+          <w:rFonts w:hint="default"/>
+          <w:lang w:val="en-US" w:eastAsia="zh-CN"/>
+        </w:rPr>
+      </w:pPr>
+      <w:r>
+        <w:rPr>
+          <w:rFonts w:hint="default"/>
+          <w:lang w:val="en-US" w:eastAsia="zh-CN"/>
+        </w:rPr>
+        <w:t xml:space="preserve">  → 先不开 Tamper IRQ</w:t>
+      </w:r>
+    </w:p>
+    <w:p>
+      <w:pPr>
+        <w:numPr>
+          <w:ilvl w:val="0"/>
+          <w:numId w:val="6"/>
+        </w:numPr>
+        <w:ind w:left="420" w:leftChars="0" w:hanging="420" w:firstLineChars="0"/>
+        <w:rPr>
+          <w:rFonts w:hint="default"/>
+          <w:lang w:val="en-US" w:eastAsia="zh-CN"/>
+        </w:rPr>
+      </w:pPr>
+      <w:r>
+        <w:rPr>
+          <w:rFonts w:hint="default"/>
+          <w:lang w:val="en-US" w:eastAsia="zh-CN"/>
+        </w:rPr>
+        <w:t xml:space="preserve">  → 拷数据、清 BSS，进入 main()</w:t>
+      </w:r>
+    </w:p>
+    <w:p>
+      <w:pPr>
+        <w:ind w:firstLine="420" w:firstLineChars="0"/>
         <w:rPr>
           <w:rFonts w:hint="default"/>
           <w:lang w:val="en-US" w:eastAsia="zh-CN"/>
@@ -28986,6 +30585,187 @@
     </w:p>
     <w:p>
       <w:pPr>
+        <w:numPr>
+          <w:ilvl w:val="0"/>
+          <w:numId w:val="0"/>
+        </w:numPr>
+        <w:ind w:firstLine="420" w:firstLineChars="0"/>
+        <w:rPr>
+          <w:rFonts w:hint="eastAsia" w:ascii="宋体" w:hAnsi="宋体" w:eastAsia="宋体" w:cs="宋体"/>
+          <w:sz w:val="24"/>
+          <w:szCs w:val="24"/>
+          <w:lang w:val="en-US" w:eastAsia="zh-CN"/>
+        </w:rPr>
+      </w:pPr>
+      <w:r>
+        <w:rPr>
+          <w:rFonts w:hint="eastAsia" w:ascii="宋体" w:hAnsi="宋体" w:eastAsia="宋体" w:cs="宋体"/>
+          <w:sz w:val="24"/>
+          <w:szCs w:val="24"/>
+          <w:lang w:val="en-US" w:eastAsia="zh-CN"/>
+        </w:rPr>
+        <w:t>初始化栈指针之后，在复位向量中初始化栈限制指针，系统时钟250Mhz（</w:t>
+      </w:r>
+      <w:r>
+        <w:rPr>
+          <w:rFonts w:ascii="宋体" w:hAnsi="宋体" w:eastAsia="宋体" w:cs="宋体"/>
+          <w:color w:val="E54C5E" w:themeColor="accent6"/>
+          <w:sz w:val="24"/>
+          <w:szCs w:val="24"/>
+          <w14:textFill>
+            <w14:solidFill>
+              <w14:schemeClr w14:val="accent6"/>
+            </w14:solidFill>
+          </w14:textFill>
+        </w:rPr>
+        <w:t>PLL 算出来是 240 MHz</w:t>
+      </w:r>
+      <w:r>
+        <w:rPr>
+          <w:rFonts w:hint="eastAsia" w:ascii="宋体" w:hAnsi="宋体" w:eastAsia="宋体" w:cs="宋体"/>
+          <w:sz w:val="24"/>
+          <w:szCs w:val="24"/>
+          <w:lang w:val="en-US" w:eastAsia="zh-CN"/>
+        </w:rPr>
+        <w:t>），拷贝flash到ram和初始化bss后，跳转到文件：</w:t>
+      </w:r>
+    </w:p>
+    <w:p>
+      <w:pPr>
+        <w:numPr>
+          <w:ilvl w:val="0"/>
+          <w:numId w:val="0"/>
+        </w:numPr>
+        <w:ind w:firstLine="420" w:firstLineChars="0"/>
+        <w:rPr>
+          <w:rFonts w:hint="eastAsia" w:ascii="宋体" w:hAnsi="宋体" w:eastAsia="宋体" w:cs="宋体"/>
+          <w:sz w:val="24"/>
+          <w:szCs w:val="24"/>
+          <w:lang w:val="en-US" w:eastAsia="zh-CN"/>
+        </w:rPr>
+      </w:pPr>
+      <w:r>
+        <w:rPr>
+          <w:rFonts w:hint="default" w:ascii="宋体" w:hAnsi="宋体" w:eastAsia="宋体" w:cs="宋体"/>
+          <w:sz w:val="24"/>
+          <w:szCs w:val="24"/>
+          <w:lang w:val="en-US" w:eastAsia="zh-CN"/>
+        </w:rPr>
+        <w:t>bl2\ext\mcuboot\bl2_main.c</w:t>
+      </w:r>
+      <w:r>
+        <w:rPr>
+          <w:rFonts w:hint="eastAsia" w:ascii="宋体" w:hAnsi="宋体" w:eastAsia="宋体" w:cs="宋体"/>
+          <w:sz w:val="24"/>
+          <w:szCs w:val="24"/>
+          <w:lang w:val="en-US" w:eastAsia="zh-CN"/>
+        </w:rPr>
+        <w:tab/>
+        <w:t/>
+      </w:r>
+      <w:r>
+        <w:rPr>
+          <w:rFonts w:hint="eastAsia" w:ascii="宋体" w:hAnsi="宋体" w:eastAsia="宋体" w:cs="宋体"/>
+          <w:sz w:val="24"/>
+          <w:szCs w:val="24"/>
+          <w:lang w:val="en-US" w:eastAsia="zh-CN"/>
+        </w:rPr>
+        <w:tab/>
+        <w:t>执行main 函数。</w:t>
+      </w:r>
+    </w:p>
+    <w:p>
+      <w:pPr>
+        <w:pStyle w:val="3"/>
+        <w:bidi w:val="0"/>
+        <w:rPr>
+          <w:rFonts w:hint="eastAsia"/>
+          <w:lang w:val="en-US" w:eastAsia="zh-CN"/>
+        </w:rPr>
+      </w:pPr>
+      <w:r>
+        <w:rPr>
+          <w:rFonts w:hint="eastAsia"/>
+          <w:lang w:val="en-US" w:eastAsia="zh-CN"/>
+        </w:rPr>
+        <w:t>7.3 main函数分析</w:t>
+      </w:r>
+    </w:p>
+    <w:p>
+      <w:pPr>
+        <w:ind w:firstLine="420" w:firstLineChars="0"/>
+        <w:rPr>
+          <w:rFonts w:hint="eastAsia"/>
+          <w:lang w:val="en-US" w:eastAsia="zh-CN"/>
+        </w:rPr>
+      </w:pPr>
+      <w:r>
+        <w:rPr>
+          <w:rFonts w:hint="eastAsia"/>
+          <w:lang w:val="en-US" w:eastAsia="zh-CN"/>
+        </w:rPr>
+        <w:t>这就开始进入MCUBOOT的执行流程，main函数主要功能是：</w:t>
+      </w:r>
+    </w:p>
+    <w:p>
+      <w:pPr>
+        <w:numPr>
+          <w:numId w:val="0"/>
+        </w:numPr>
+        <w:rPr>
+          <w:rFonts w:hint="eastAsia"/>
+          <w:lang w:val="en-US" w:eastAsia="zh-CN"/>
+        </w:rPr>
+      </w:pPr>
+      <w:r>
+        <w:drawing>
+          <wp:inline distT="0" distB="0" distL="114300" distR="114300">
+            <wp:extent cx="5271770" cy="3128010"/>
+            <wp:effectExtent l="0" t="0" r="1270" b="11430"/>
+            <wp:docPr id="44" name="图片 12"/>
+            <wp:cNvGraphicFramePr>
+              <a:graphicFrameLocks xmlns:a="http://schemas.openxmlformats.org/drawingml/2006/main" noChangeAspect="1"/>
+            </wp:cNvGraphicFramePr>
+            <a:graphic xmlns:a="http://schemas.openxmlformats.org/drawingml/2006/main">
+              <a:graphicData uri="http://schemas.openxmlformats.org/drawingml/2006/picture">
+                <pic:pic xmlns:pic="http://schemas.openxmlformats.org/drawingml/2006/picture">
+                  <pic:nvPicPr>
+                    <pic:cNvPr id="44" name="图片 12"/>
+                    <pic:cNvPicPr>
+                      <a:picLocks noChangeAspect="1"/>
+                    </pic:cNvPicPr>
+                  </pic:nvPicPr>
+                  <pic:blipFill>
+                    <a:blip r:embed="rId49"/>
+                    <a:stretch>
+                      <a:fillRect/>
+                    </a:stretch>
+                  </pic:blipFill>
+                  <pic:spPr>
+                    <a:xfrm>
+                      <a:off x="0" y="0"/>
+                      <a:ext cx="5271770" cy="3128010"/>
+                    </a:xfrm>
+                    <a:prstGeom prst="rect">
+                      <a:avLst/>
+                    </a:prstGeom>
+                    <a:noFill/>
+                    <a:ln>
+                      <a:noFill/>
+                    </a:ln>
+                  </pic:spPr>
+                </pic:pic>
+              </a:graphicData>
+            </a:graphic>
+          </wp:inline>
+        </w:drawing>
+      </w:r>
+    </w:p>
+    <w:p>
+      <w:pPr>
+        <w:numPr>
+          <w:numId w:val="0"/>
+        </w:numPr>
         <w:rPr>
           <w:rFonts w:hint="default"/>
           <w:lang w:val="en-US" w:eastAsia="zh-CN"/>
@@ -28994,6 +30774,113 @@
     </w:p>
     <w:p>
       <w:pPr>
+        <w:pStyle w:val="4"/>
+        <w:bidi w:val="0"/>
+        <w:rPr>
+          <w:rFonts w:hint="eastAsia"/>
+          <w:lang w:val="en-US" w:eastAsia="zh-CN"/>
+        </w:rPr>
+      </w:pPr>
+      <w:r>
+        <w:rPr>
+          <w:rFonts w:hint="eastAsia"/>
+          <w:lang w:val="en-US" w:eastAsia="zh-CN"/>
+        </w:rPr>
+        <w:t>7.3.1 平台相关初始化</w:t>
+      </w:r>
+    </w:p>
+    <w:p>
+      <w:pPr>
+        <w:keepNext w:val="0"/>
+        <w:keepLines w:val="0"/>
+        <w:widowControl/>
+        <w:suppressLineNumbers w:val="0"/>
+        <w:shd w:val="clear" w:fill="121314"/>
+        <w:spacing w:line="336" w:lineRule="atLeast"/>
+        <w:jc w:val="left"/>
+        <w:rPr>
+          <w:rFonts w:ascii="Consolas" w:hAnsi="Consolas" w:eastAsia="Consolas" w:cs="Consolas"/>
+          <w:b w:val="0"/>
+          <w:bCs w:val="0"/>
+          <w:color w:val="BBBEBF"/>
+          <w:sz w:val="31"/>
+          <w:szCs w:val="31"/>
+        </w:rPr>
+      </w:pPr>
+      <w:r>
+        <w:rPr>
+          <w:rFonts w:hint="default" w:ascii="Consolas" w:hAnsi="Consolas" w:eastAsia="Consolas" w:cs="Consolas"/>
+          <w:b w:val="0"/>
+          <w:bCs w:val="0"/>
+          <w:color w:val="C9D1D9"/>
+          <w:kern w:val="0"/>
+          <w:sz w:val="31"/>
+          <w:szCs w:val="31"/>
+          <w:shd w:val="clear" w:fill="121314"/>
+          <w:lang w:val="en-US" w:eastAsia="zh-CN" w:bidi="ar"/>
+        </w:rPr>
+        <w:t xml:space="preserve">err </w:t>
+      </w:r>
+      <w:r>
+        <w:rPr>
+          <w:rFonts w:hint="default" w:ascii="Consolas" w:hAnsi="Consolas" w:eastAsia="Consolas" w:cs="Consolas"/>
+          <w:b w:val="0"/>
+          <w:bCs w:val="0"/>
+          <w:color w:val="D4D4D4"/>
+          <w:kern w:val="0"/>
+          <w:sz w:val="31"/>
+          <w:szCs w:val="31"/>
+          <w:shd w:val="clear" w:fill="121314"/>
+          <w:lang w:val="en-US" w:eastAsia="zh-CN" w:bidi="ar"/>
+        </w:rPr>
+        <w:t>=</w:t>
+      </w:r>
+      <w:r>
+        <w:rPr>
+          <w:rFonts w:hint="default" w:ascii="Consolas" w:hAnsi="Consolas" w:eastAsia="Consolas" w:cs="Consolas"/>
+          <w:b w:val="0"/>
+          <w:bCs w:val="0"/>
+          <w:color w:val="C9D1D9"/>
+          <w:kern w:val="0"/>
+          <w:sz w:val="31"/>
+          <w:szCs w:val="31"/>
+          <w:shd w:val="clear" w:fill="121314"/>
+          <w:lang w:val="en-US" w:eastAsia="zh-CN" w:bidi="ar"/>
+        </w:rPr>
+        <w:t xml:space="preserve"> </w:t>
+      </w:r>
+      <w:r>
+        <w:rPr>
+          <w:rFonts w:hint="default" w:ascii="Consolas" w:hAnsi="Consolas" w:eastAsia="Consolas" w:cs="Consolas"/>
+          <w:b w:val="0"/>
+          <w:bCs w:val="0"/>
+          <w:color w:val="D2A8FF"/>
+          <w:kern w:val="0"/>
+          <w:sz w:val="31"/>
+          <w:szCs w:val="31"/>
+          <w:shd w:val="clear" w:fill="121314"/>
+          <w:lang w:val="en-US" w:eastAsia="zh-CN" w:bidi="ar"/>
+        </w:rPr>
+        <w:t>boot_platform_init</w:t>
+      </w:r>
+      <w:r>
+        <w:rPr>
+          <w:rFonts w:hint="default" w:ascii="Consolas" w:hAnsi="Consolas" w:eastAsia="Consolas" w:cs="Consolas"/>
+          <w:b w:val="0"/>
+          <w:bCs w:val="0"/>
+          <w:color w:val="C9D1D9"/>
+          <w:kern w:val="0"/>
+          <w:sz w:val="31"/>
+          <w:szCs w:val="31"/>
+          <w:shd w:val="clear" w:fill="121314"/>
+          <w:lang w:val="en-US" w:eastAsia="zh-CN" w:bidi="ar"/>
+        </w:rPr>
+        <w:t>();</w:t>
+      </w:r>
+    </w:p>
+    <w:p>
+      <w:pPr>
+        <w:ind w:firstLine="420" w:firstLineChars="0"/>
         <w:rPr>
           <w:rFonts w:hint="default"/>
           <w:lang w:val="en-US" w:eastAsia="zh-CN"/>
@@ -29003,713 +30890,65 @@
     <w:p>
       <w:pPr>
         <w:rPr>
+          <w:rFonts w:hint="eastAsia"/>
+          <w:lang w:val="en-US" w:eastAsia="zh-CN"/>
+        </w:rPr>
+      </w:pPr>
+      <w:r>
+        <w:rPr>
+          <w:rFonts w:hint="eastAsia"/>
+          <w:lang w:val="en-US" w:eastAsia="zh-CN"/>
+        </w:rPr>
+        <w:t>该函数调用文件路径为：</w:t>
+      </w:r>
+    </w:p>
+    <w:p>
+      <w:pPr>
+        <w:rPr>
           <w:rFonts w:hint="default"/>
           <w:lang w:val="en-US" w:eastAsia="zh-CN"/>
         </w:rPr>
+      </w:pPr>
+      <w:r>
+        <w:rPr>
+          <w:rFonts w:hint="default"/>
+          <w:lang w:val="en-US" w:eastAsia="zh-CN"/>
+        </w:rPr>
+        <w:t>platform\ext\target\stm\common\stm32h5xx\bl2\boot_hal_bl2.c</w:t>
+      </w:r>
+    </w:p>
+    <w:p>
+      <w:pPr>
+        <w:numPr>
+          <w:ilvl w:val="0"/>
+          <w:numId w:val="0"/>
+        </w:numPr>
+        <w:ind w:leftChars="0"/>
       </w:pPr>
     </w:p>
     <w:p>
       <w:pPr>
-        <w:rPr>
-          <w:rFonts w:hint="default"/>
-          <w:lang w:val="en-US" w:eastAsia="zh-CN"/>
-        </w:rPr>
+        <w:numPr>
+          <w:ilvl w:val="0"/>
+          <w:numId w:val="0"/>
+        </w:numPr>
+        <w:ind w:leftChars="0"/>
       </w:pPr>
     </w:p>
     <w:p>
       <w:pPr>
+        <w:numPr>
+          <w:ilvl w:val="0"/>
+          <w:numId w:val="0"/>
+        </w:numPr>
+        <w:ind w:leftChars="0"/>
         <w:rPr>
           <w:rFonts w:hint="default"/>
           <w:lang w:val="en-US" w:eastAsia="zh-CN"/>
         </w:rPr>
       </w:pPr>
-    </w:p>
-    <w:p>
-      <w:pPr>
-        <w:rPr>
-          <w:rFonts w:hint="default"/>
-          <w:lang w:val="en-US" w:eastAsia="zh-CN"/>
-        </w:rPr>
-      </w:pPr>
-    </w:p>
-    <w:p>
-      <w:pPr>
-        <w:rPr>
-          <w:rFonts w:hint="default"/>
-          <w:lang w:val="en-US" w:eastAsia="zh-CN"/>
-        </w:rPr>
-      </w:pPr>
-    </w:p>
-    <w:p>
-      <w:pPr>
-        <w:rPr>
-          <w:rFonts w:hint="default"/>
-          <w:lang w:val="en-US" w:eastAsia="zh-CN"/>
-        </w:rPr>
-      </w:pPr>
-    </w:p>
-    <w:p>
-      <w:pPr>
-        <w:rPr>
-          <w:rFonts w:hint="default"/>
-          <w:lang w:val="en-US" w:eastAsia="zh-CN"/>
-        </w:rPr>
-      </w:pPr>
-    </w:p>
-    <w:p>
-      <w:pPr>
-        <w:rPr>
-          <w:rFonts w:hint="default"/>
-          <w:lang w:val="en-US" w:eastAsia="zh-CN"/>
-        </w:rPr>
-      </w:pPr>
-    </w:p>
-    <w:p>
-      <w:pPr>
-        <w:rPr>
-          <w:rFonts w:hint="default"/>
-          <w:lang w:val="en-US" w:eastAsia="zh-CN"/>
-        </w:rPr>
-      </w:pPr>
-    </w:p>
-    <w:p>
-      <w:pPr>
-        <w:rPr>
-          <w:rFonts w:hint="default"/>
-          <w:lang w:val="en-US" w:eastAsia="zh-CN"/>
-        </w:rPr>
-      </w:pPr>
-    </w:p>
-    <w:p>
-      <w:pPr>
-        <w:rPr>
-          <w:rFonts w:hint="default"/>
-          <w:lang w:val="en-US" w:eastAsia="zh-CN"/>
-        </w:rPr>
-      </w:pPr>
-    </w:p>
-    <w:p>
-      <w:pPr>
-        <w:rPr>
-          <w:rFonts w:hint="default"/>
-          <w:lang w:val="en-US" w:eastAsia="zh-CN"/>
-        </w:rPr>
-      </w:pPr>
-    </w:p>
-    <w:p>
-      <w:pPr>
-        <w:rPr>
-          <w:rFonts w:hint="default"/>
-          <w:lang w:val="en-US" w:eastAsia="zh-CN"/>
-        </w:rPr>
-      </w:pPr>
-    </w:p>
-    <w:p>
-      <w:pPr>
-        <w:rPr>
-          <w:rFonts w:hint="default"/>
-          <w:lang w:val="en-US" w:eastAsia="zh-CN"/>
-        </w:rPr>
-      </w:pPr>
-    </w:p>
-    <w:p>
-      <w:pPr>
-        <w:rPr>
-          <w:rFonts w:hint="default"/>
-          <w:lang w:val="en-US" w:eastAsia="zh-CN"/>
-        </w:rPr>
-      </w:pPr>
-    </w:p>
-    <w:p>
-      <w:pPr>
-        <w:rPr>
-          <w:rFonts w:hint="default"/>
-          <w:lang w:val="en-US" w:eastAsia="zh-CN"/>
-        </w:rPr>
-      </w:pPr>
-    </w:p>
-    <w:p>
-      <w:pPr>
-        <w:rPr>
-          <w:rFonts w:hint="default"/>
-          <w:lang w:val="en-US" w:eastAsia="zh-CN"/>
-        </w:rPr>
-      </w:pPr>
-    </w:p>
-    <w:p>
-      <w:pPr>
-        <w:rPr>
-          <w:rFonts w:hint="default"/>
-          <w:lang w:val="en-US" w:eastAsia="zh-CN"/>
-        </w:rPr>
-      </w:pPr>
-    </w:p>
-    <w:p>
-      <w:pPr>
-        <w:rPr>
-          <w:rFonts w:hint="default"/>
-          <w:lang w:val="en-US" w:eastAsia="zh-CN"/>
-        </w:rPr>
-      </w:pPr>
-    </w:p>
-    <w:p>
-      <w:pPr>
-        <w:rPr>
-          <w:rFonts w:hint="default"/>
-          <w:lang w:val="en-US" w:eastAsia="zh-CN"/>
-        </w:rPr>
-      </w:pPr>
-    </w:p>
-    <w:p>
-      <w:pPr>
-        <w:rPr>
-          <w:rFonts w:hint="default"/>
-          <w:lang w:val="en-US" w:eastAsia="zh-CN"/>
-        </w:rPr>
-      </w:pPr>
-    </w:p>
-    <w:p>
-      <w:pPr>
-        <w:rPr>
-          <w:rFonts w:hint="default"/>
-          <w:lang w:val="en-US" w:eastAsia="zh-CN"/>
-        </w:rPr>
-      </w:pPr>
-    </w:p>
-    <w:p>
-      <w:pPr>
-        <w:rPr>
-          <w:rFonts w:hint="default"/>
-          <w:lang w:val="en-US" w:eastAsia="zh-CN"/>
-        </w:rPr>
-      </w:pPr>
-    </w:p>
-    <w:p>
-      <w:pPr>
-        <w:rPr>
-          <w:rFonts w:hint="default"/>
-          <w:lang w:val="en-US" w:eastAsia="zh-CN"/>
-        </w:rPr>
-      </w:pPr>
-    </w:p>
-    <w:p>
-      <w:pPr>
-        <w:rPr>
-          <w:rFonts w:hint="default"/>
-          <w:lang w:val="en-US" w:eastAsia="zh-CN"/>
-        </w:rPr>
-      </w:pPr>
-    </w:p>
-    <w:p>
-      <w:pPr>
-        <w:rPr>
-          <w:rFonts w:hint="default"/>
-          <w:lang w:val="en-US" w:eastAsia="zh-CN"/>
-        </w:rPr>
-      </w:pPr>
-    </w:p>
-    <w:p>
-      <w:pPr>
-        <w:rPr>
-          <w:rFonts w:hint="default"/>
-          <w:lang w:val="en-US" w:eastAsia="zh-CN"/>
-        </w:rPr>
-      </w:pPr>
-    </w:p>
-    <w:p>
-      <w:pPr>
-        <w:rPr>
-          <w:rFonts w:hint="default"/>
-          <w:lang w:val="en-US" w:eastAsia="zh-CN"/>
-        </w:rPr>
-      </w:pPr>
-    </w:p>
-    <w:p>
-      <w:pPr>
-        <w:rPr>
-          <w:rFonts w:hint="default"/>
-          <w:lang w:val="en-US" w:eastAsia="zh-CN"/>
-        </w:rPr>
-      </w:pPr>
-    </w:p>
-    <w:p>
-      <w:pPr>
-        <w:rPr>
-          <w:rFonts w:hint="default"/>
-          <w:lang w:val="en-US" w:eastAsia="zh-CN"/>
-        </w:rPr>
-      </w:pPr>
-    </w:p>
-    <w:p>
-      <w:pPr>
-        <w:rPr>
-          <w:rFonts w:hint="default"/>
-          <w:lang w:val="en-US" w:eastAsia="zh-CN"/>
-        </w:rPr>
-      </w:pPr>
-    </w:p>
-    <w:p>
-      <w:pPr>
-        <w:rPr>
-          <w:rFonts w:hint="default"/>
-          <w:lang w:val="en-US" w:eastAsia="zh-CN"/>
-        </w:rPr>
-      </w:pPr>
-    </w:p>
-    <w:p>
-      <w:pPr>
-        <w:rPr>
-          <w:rFonts w:hint="default"/>
-          <w:lang w:val="en-US" w:eastAsia="zh-CN"/>
-        </w:rPr>
-      </w:pPr>
-    </w:p>
-    <w:p>
-      <w:pPr>
-        <w:rPr>
-          <w:rFonts w:hint="default"/>
-          <w:lang w:val="en-US" w:eastAsia="zh-CN"/>
-        </w:rPr>
-      </w:pPr>
-    </w:p>
-    <w:p>
-      <w:pPr>
-        <w:rPr>
-          <w:rFonts w:hint="default"/>
-          <w:lang w:val="en-US" w:eastAsia="zh-CN"/>
-        </w:rPr>
-      </w:pPr>
-    </w:p>
-    <w:p>
-      <w:pPr>
-        <w:rPr>
-          <w:rFonts w:hint="default"/>
-          <w:lang w:val="en-US" w:eastAsia="zh-CN"/>
-        </w:rPr>
-      </w:pPr>
-    </w:p>
-    <w:p>
-      <w:pPr>
-        <w:rPr>
-          <w:rFonts w:hint="default"/>
-          <w:lang w:val="en-US" w:eastAsia="zh-CN"/>
-        </w:rPr>
-      </w:pPr>
-    </w:p>
-    <w:p>
-      <w:pPr>
-        <w:rPr>
-          <w:rFonts w:hint="default"/>
-          <w:lang w:val="en-US" w:eastAsia="zh-CN"/>
-        </w:rPr>
-      </w:pPr>
-    </w:p>
-    <w:p>
-      <w:pPr>
-        <w:rPr>
-          <w:rFonts w:hint="default"/>
-          <w:lang w:val="en-US" w:eastAsia="zh-CN"/>
-        </w:rPr>
-      </w:pPr>
-    </w:p>
-    <w:p>
-      <w:pPr>
-        <w:rPr>
-          <w:rFonts w:hint="default"/>
-          <w:lang w:val="en-US" w:eastAsia="zh-CN"/>
-        </w:rPr>
-      </w:pPr>
-    </w:p>
-    <w:p>
-      <w:pPr>
-        <w:rPr>
-          <w:rFonts w:hint="default"/>
-          <w:lang w:val="en-US" w:eastAsia="zh-CN"/>
-        </w:rPr>
-      </w:pPr>
-    </w:p>
-    <w:p>
-      <w:pPr>
-        <w:rPr>
-          <w:rFonts w:hint="default"/>
-          <w:lang w:val="en-US" w:eastAsia="zh-CN"/>
-        </w:rPr>
-      </w:pPr>
-    </w:p>
-    <w:p>
-      <w:pPr>
-        <w:rPr>
-          <w:rFonts w:hint="default"/>
-          <w:lang w:val="en-US" w:eastAsia="zh-CN"/>
-        </w:rPr>
-      </w:pPr>
-    </w:p>
-    <w:p>
-      <w:pPr>
-        <w:rPr>
-          <w:rFonts w:hint="default"/>
-          <w:lang w:val="en-US" w:eastAsia="zh-CN"/>
-        </w:rPr>
-      </w:pPr>
-    </w:p>
-    <w:p>
-      <w:pPr>
-        <w:rPr>
-          <w:rFonts w:hint="default"/>
-          <w:lang w:val="en-US" w:eastAsia="zh-CN"/>
-        </w:rPr>
-      </w:pPr>
-    </w:p>
-    <w:p>
-      <w:pPr>
-        <w:rPr>
-          <w:rFonts w:hint="default"/>
-          <w:lang w:val="en-US" w:eastAsia="zh-CN"/>
-        </w:rPr>
-      </w:pPr>
-    </w:p>
-    <w:p>
-      <w:pPr>
-        <w:rPr>
-          <w:rFonts w:hint="default"/>
-          <w:lang w:val="en-US" w:eastAsia="zh-CN"/>
-        </w:rPr>
-      </w:pPr>
-    </w:p>
-    <w:p>
-      <w:pPr>
-        <w:rPr>
-          <w:rFonts w:hint="default"/>
-          <w:lang w:val="en-US" w:eastAsia="zh-CN"/>
-        </w:rPr>
-      </w:pPr>
-    </w:p>
-    <w:p>
-      <w:pPr>
-        <w:rPr>
-          <w:rFonts w:hint="default"/>
-          <w:lang w:val="en-US" w:eastAsia="zh-CN"/>
-        </w:rPr>
-      </w:pPr>
-    </w:p>
-    <w:p>
-      <w:pPr>
-        <w:rPr>
-          <w:rFonts w:hint="default"/>
-          <w:lang w:val="en-US" w:eastAsia="zh-CN"/>
-        </w:rPr>
-      </w:pPr>
-    </w:p>
-    <w:p>
-      <w:pPr>
-        <w:rPr>
-          <w:rFonts w:hint="default"/>
-          <w:lang w:val="en-US" w:eastAsia="zh-CN"/>
-        </w:rPr>
-      </w:pPr>
-    </w:p>
-    <w:p>
-      <w:pPr>
-        <w:rPr>
-          <w:rFonts w:hint="default"/>
-          <w:lang w:val="en-US" w:eastAsia="zh-CN"/>
-        </w:rPr>
-      </w:pPr>
-    </w:p>
-    <w:p>
-      <w:pPr>
-        <w:rPr>
-          <w:rFonts w:hint="default"/>
-          <w:lang w:val="en-US" w:eastAsia="zh-CN"/>
-        </w:rPr>
-      </w:pPr>
-    </w:p>
-    <w:p>
-      <w:pPr>
-        <w:rPr>
-          <w:rFonts w:hint="default"/>
-          <w:lang w:val="en-US" w:eastAsia="zh-CN"/>
-        </w:rPr>
-      </w:pPr>
-    </w:p>
-    <w:p>
-      <w:pPr>
-        <w:rPr>
-          <w:rFonts w:hint="default"/>
-          <w:lang w:val="en-US" w:eastAsia="zh-CN"/>
-        </w:rPr>
-      </w:pPr>
-    </w:p>
-    <w:p>
-      <w:pPr>
-        <w:rPr>
-          <w:rFonts w:hint="default"/>
-          <w:lang w:val="en-US" w:eastAsia="zh-CN"/>
-        </w:rPr>
-      </w:pPr>
-    </w:p>
-    <w:p>
-      <w:pPr>
-        <w:rPr>
-          <w:rFonts w:hint="default"/>
-          <w:lang w:val="en-US" w:eastAsia="zh-CN"/>
-        </w:rPr>
-      </w:pPr>
-    </w:p>
-    <w:p>
-      <w:pPr>
-        <w:rPr>
-          <w:rFonts w:hint="default"/>
-          <w:lang w:val="en-US" w:eastAsia="zh-CN"/>
-        </w:rPr>
-      </w:pPr>
-    </w:p>
-    <w:p>
-      <w:pPr>
-        <w:rPr>
-          <w:rFonts w:hint="default"/>
-          <w:lang w:val="en-US" w:eastAsia="zh-CN"/>
-        </w:rPr>
-      </w:pPr>
-    </w:p>
-    <w:p>
-      <w:pPr>
-        <w:rPr>
-          <w:rFonts w:hint="default"/>
-          <w:lang w:val="en-US" w:eastAsia="zh-CN"/>
-        </w:rPr>
-      </w:pPr>
-    </w:p>
-    <w:p>
-      <w:pPr>
-        <w:rPr>
-          <w:rFonts w:hint="default"/>
-          <w:lang w:val="en-US" w:eastAsia="zh-CN"/>
-        </w:rPr>
-      </w:pPr>
-    </w:p>
-    <w:p>
-      <w:pPr>
-        <w:rPr>
-          <w:rFonts w:hint="default"/>
-          <w:lang w:val="en-US" w:eastAsia="zh-CN"/>
-        </w:rPr>
-      </w:pPr>
-    </w:p>
-    <w:p>
-      <w:pPr>
-        <w:rPr>
-          <w:rFonts w:hint="default"/>
-          <w:lang w:val="en-US" w:eastAsia="zh-CN"/>
-        </w:rPr>
-      </w:pPr>
-    </w:p>
-    <w:p>
-      <w:pPr>
-        <w:rPr>
-          <w:rFonts w:hint="default"/>
-          <w:lang w:val="en-US" w:eastAsia="zh-CN"/>
-        </w:rPr>
-      </w:pPr>
-    </w:p>
-    <w:p>
-      <w:pPr>
-        <w:rPr>
-          <w:rFonts w:hint="default"/>
-          <w:lang w:val="en-US" w:eastAsia="zh-CN"/>
-        </w:rPr>
-      </w:pPr>
-    </w:p>
-    <w:p>
-      <w:pPr>
-        <w:rPr>
-          <w:rFonts w:hint="default"/>
-          <w:lang w:val="en-US" w:eastAsia="zh-CN"/>
-        </w:rPr>
-      </w:pPr>
-    </w:p>
-    <w:p>
-      <w:pPr>
-        <w:rPr>
-          <w:rFonts w:hint="default"/>
-          <w:lang w:val="en-US" w:eastAsia="zh-CN"/>
-        </w:rPr>
-      </w:pPr>
-    </w:p>
-    <w:p>
-      <w:pPr>
-        <w:rPr>
-          <w:rFonts w:hint="default"/>
-          <w:lang w:val="en-US" w:eastAsia="zh-CN"/>
-        </w:rPr>
-      </w:pPr>
-    </w:p>
-    <w:p>
-      <w:pPr>
-        <w:rPr>
-          <w:rFonts w:hint="default"/>
-          <w:lang w:val="en-US" w:eastAsia="zh-CN"/>
-        </w:rPr>
-      </w:pPr>
-    </w:p>
-    <w:p>
-      <w:pPr>
-        <w:rPr>
-          <w:rFonts w:hint="default"/>
-          <w:lang w:val="en-US" w:eastAsia="zh-CN"/>
-        </w:rPr>
-      </w:pPr>
-    </w:p>
-    <w:p>
-      <w:pPr>
-        <w:rPr>
-          <w:rFonts w:hint="default"/>
-          <w:lang w:val="en-US" w:eastAsia="zh-CN"/>
-        </w:rPr>
-      </w:pPr>
-    </w:p>
-    <w:p>
-      <w:pPr>
-        <w:rPr>
-          <w:rFonts w:hint="default"/>
-          <w:lang w:val="en-US" w:eastAsia="zh-CN"/>
-        </w:rPr>
-      </w:pPr>
-    </w:p>
-    <w:p>
-      <w:pPr>
-        <w:rPr>
-          <w:rFonts w:hint="default"/>
-          <w:lang w:val="en-US" w:eastAsia="zh-CN"/>
-        </w:rPr>
-      </w:pPr>
-    </w:p>
-    <w:p>
-      <w:pPr>
-        <w:rPr>
-          <w:rFonts w:hint="default"/>
-          <w:lang w:val="en-US" w:eastAsia="zh-CN"/>
-        </w:rPr>
-      </w:pPr>
-    </w:p>
-    <w:p>
-      <w:pPr>
-        <w:rPr>
-          <w:rFonts w:hint="default"/>
-          <w:lang w:val="en-US" w:eastAsia="zh-CN"/>
-        </w:rPr>
-      </w:pPr>
-    </w:p>
-    <w:p>
-      <w:pPr>
-        <w:rPr>
-          <w:rFonts w:hint="default"/>
-          <w:lang w:val="en-US" w:eastAsia="zh-CN"/>
-        </w:rPr>
-      </w:pPr>
-    </w:p>
-    <w:p>
-      <w:pPr>
-        <w:rPr>
-          <w:rFonts w:hint="default"/>
-          <w:lang w:val="en-US" w:eastAsia="zh-CN"/>
-        </w:rPr>
-      </w:pPr>
-    </w:p>
-    <w:p>
-      <w:pPr>
-        <w:rPr>
-          <w:rFonts w:hint="default"/>
-          <w:lang w:val="en-US" w:eastAsia="zh-CN"/>
-        </w:rPr>
-      </w:pPr>
-    </w:p>
-    <w:p>
-      <w:pPr>
-        <w:rPr>
-          <w:rFonts w:hint="default"/>
-          <w:lang w:val="en-US" w:eastAsia="zh-CN"/>
-        </w:rPr>
-      </w:pPr>
-    </w:p>
-    <w:p>
-      <w:pPr>
-        <w:rPr>
-          <w:rFonts w:hint="default"/>
-          <w:lang w:val="en-US" w:eastAsia="zh-CN"/>
-        </w:rPr>
-      </w:pPr>
-    </w:p>
-    <w:p>
-      <w:pPr>
-        <w:rPr>
-          <w:rFonts w:hint="default"/>
-          <w:lang w:val="en-US" w:eastAsia="zh-CN"/>
-        </w:rPr>
-      </w:pPr>
-    </w:p>
-    <w:p>
-      <w:pPr>
-        <w:rPr>
-          <w:rFonts w:hint="default"/>
-          <w:lang w:val="en-US" w:eastAsia="zh-CN"/>
-        </w:rPr>
-      </w:pPr>
-    </w:p>
-    <w:p>
-      <w:pPr>
-        <w:rPr>
-          <w:rFonts w:hint="default"/>
-          <w:lang w:val="en-US" w:eastAsia="zh-CN"/>
-        </w:rPr>
-      </w:pPr>
-    </w:p>
-    <w:p>
-      <w:pPr>
-        <w:rPr>
-          <w:rFonts w:hint="default"/>
-          <w:lang w:val="en-US" w:eastAsia="zh-CN"/>
-        </w:rPr>
-      </w:pPr>
-    </w:p>
-    <w:p>
-      <w:pPr>
-        <w:rPr>
-          <w:rFonts w:hint="default"/>
-          <w:lang w:val="en-US" w:eastAsia="zh-CN"/>
-        </w:rPr>
-      </w:pPr>
-    </w:p>
-    <w:p>
-      <w:pPr>
-        <w:rPr>
-          <w:rFonts w:hint="default"/>
-          <w:lang w:val="en-US" w:eastAsia="zh-CN"/>
-        </w:rPr>
-      </w:pPr>
-    </w:p>
-    <w:p>
-      <w:pPr>
-        <w:rPr>
-          <w:rFonts w:hint="default"/>
-          <w:lang w:val="en-US" w:eastAsia="zh-CN"/>
-        </w:rPr>
-      </w:pPr>
-      <w:r>
-        <w:rPr>
-          <w:rFonts w:hint="default"/>
-          <w:lang w:val="en-US" w:eastAsia="zh-CN"/>
-        </w:rPr>
-        <w:br w:type="page"/>
-      </w:r>
-    </w:p>
-    <w:p>
-      <w:pPr>
-        <w:rPr>
-          <w:rFonts w:hint="default"/>
-          <w:lang w:val="en-US" w:eastAsia="zh-CN"/>
-        </w:rPr>
-      </w:pPr>
+      <w:bookmarkStart w:id="0" w:name="_GoBack"/>
+      <w:bookmarkEnd w:id="0"/>
     </w:p>
     <w:sectPr>
       <w:pgSz w:w="11906" w:h="16838"/>
@@ -29923,6 +31162,23 @@
     </w:lvl>
   </w:abstractNum>
   <w:abstractNum w:abstractNumId="1">
+    <w:nsid w:val="C7F5D73F"/>
+    <w:multiLevelType w:val="singleLevel"/>
+    <w:tmpl w:val="C7F5D73F"/>
+    <w:lvl w:ilvl="0" w:tentative="0">
+      <w:start w:val="1"/>
+      <w:numFmt w:val="bullet"/>
+      <w:lvlText w:val=""/>
+      <w:lvlJc w:val="left"/>
+      <w:pPr>
+        <w:ind w:left="420" w:hanging="420"/>
+      </w:pPr>
+      <w:rPr>
+        <w:rFonts w:hint="default" w:ascii="Wingdings" w:hAnsi="Wingdings"/>
+      </w:rPr>
+    </w:lvl>
+  </w:abstractNum>
+  <w:abstractNum w:abstractNumId="2">
     <w:nsid w:val="DD7D02EB"/>
     <w:multiLevelType w:val="multilevel"/>
     <w:tmpl w:val="DD7D02EB"/>
@@ -30058,7 +31314,7 @@
       </w:rPr>
     </w:lvl>
   </w:abstractNum>
-  <w:abstractNum w:abstractNumId="2">
+  <w:abstractNum w:abstractNumId="3">
     <w:nsid w:val="E60DAFBB"/>
     <w:multiLevelType w:val="singleLevel"/>
     <w:tmpl w:val="E60DAFBB"/>
@@ -30075,7 +31331,7 @@
       </w:rPr>
     </w:lvl>
   </w:abstractNum>
-  <w:abstractNum w:abstractNumId="3">
+  <w:abstractNum w:abstractNumId="4">
     <w:nsid w:val="2A1AAA26"/>
     <w:multiLevelType w:val="multilevel"/>
     <w:tmpl w:val="2A1AAA26"/>
@@ -30224,17 +31480,172 @@
       </w:rPr>
     </w:lvl>
   </w:abstractNum>
+  <w:abstractNum w:abstractNumId="5">
+    <w:nsid w:val="58333EF7"/>
+    <w:multiLevelType w:val="multilevel"/>
+    <w:tmpl w:val="58333EF7"/>
+    <w:lvl w:ilvl="0" w:tentative="0">
+      <w:start w:val="1"/>
+      <w:numFmt w:val="bullet"/>
+      <w:lvlText w:val=""/>
+      <w:lvlJc w:val="left"/>
+      <w:pPr>
+        <w:tabs>
+          <w:tab w:val="left" w:pos="720"/>
+        </w:tabs>
+        <w:ind w:left="720" w:hanging="360"/>
+      </w:pPr>
+      <w:rPr>
+        <w:rFonts w:ascii="Symbol" w:hAnsi="Symbol" w:cs="Symbol"/>
+        <w:sz w:val="20"/>
+      </w:rPr>
+    </w:lvl>
+    <w:lvl w:ilvl="1" w:tentative="0">
+      <w:start w:val="1"/>
+      <w:numFmt w:val="bullet"/>
+      <w:lvlText w:val="o"/>
+      <w:lvlJc w:val="left"/>
+      <w:pPr>
+        <w:tabs>
+          <w:tab w:val="left" w:pos="1440"/>
+        </w:tabs>
+        <w:ind w:left="1440" w:hanging="360"/>
+      </w:pPr>
+      <w:rPr>
+        <w:rFonts w:ascii="Courier New" w:hAnsi="Courier New" w:cs="Courier New"/>
+        <w:sz w:val="20"/>
+      </w:rPr>
+    </w:lvl>
+    <w:lvl w:ilvl="2" w:tentative="0">
+      <w:start w:val="1"/>
+      <w:numFmt w:val="bullet"/>
+      <w:lvlText w:val=""/>
+      <w:lvlJc w:val="left"/>
+      <w:pPr>
+        <w:tabs>
+          <w:tab w:val="left" w:pos="2160"/>
+        </w:tabs>
+        <w:ind w:left="2160" w:hanging="360"/>
+      </w:pPr>
+      <w:rPr>
+        <w:rFonts w:ascii="Wingdings" w:hAnsi="Wingdings" w:cs="Wingdings"/>
+        <w:sz w:val="20"/>
+      </w:rPr>
+    </w:lvl>
+    <w:lvl w:ilvl="3" w:tentative="0">
+      <w:start w:val="1"/>
+      <w:numFmt w:val="bullet"/>
+      <w:lvlText w:val=""/>
+      <w:lvlJc w:val="left"/>
+      <w:pPr>
+        <w:tabs>
+          <w:tab w:val="left" w:pos="2880"/>
+        </w:tabs>
+        <w:ind w:left="2880" w:hanging="360"/>
+      </w:pPr>
+      <w:rPr>
+        <w:rFonts w:hint="default" w:ascii="Wingdings" w:hAnsi="Wingdings" w:cs="Wingdings"/>
+        <w:sz w:val="20"/>
+      </w:rPr>
+    </w:lvl>
+    <w:lvl w:ilvl="4" w:tentative="0">
+      <w:start w:val="1"/>
+      <w:numFmt w:val="bullet"/>
+      <w:lvlText w:val=""/>
+      <w:lvlJc w:val="left"/>
+      <w:pPr>
+        <w:tabs>
+          <w:tab w:val="left" w:pos="3600"/>
+        </w:tabs>
+        <w:ind w:left="3600" w:hanging="360"/>
+      </w:pPr>
+      <w:rPr>
+        <w:rFonts w:hint="default" w:ascii="Wingdings" w:hAnsi="Wingdings" w:cs="Wingdings"/>
+        <w:sz w:val="20"/>
+      </w:rPr>
+    </w:lvl>
+    <w:lvl w:ilvl="5" w:tentative="0">
+      <w:start w:val="1"/>
+      <w:numFmt w:val="bullet"/>
+      <w:lvlText w:val=""/>
+      <w:lvlJc w:val="left"/>
+      <w:pPr>
+        <w:tabs>
+          <w:tab w:val="left" w:pos="4320"/>
+        </w:tabs>
+        <w:ind w:left="4320" w:hanging="360"/>
+      </w:pPr>
+      <w:rPr>
+        <w:rFonts w:hint="default" w:ascii="Wingdings" w:hAnsi="Wingdings" w:cs="Wingdings"/>
+        <w:sz w:val="20"/>
+      </w:rPr>
+    </w:lvl>
+    <w:lvl w:ilvl="6" w:tentative="0">
+      <w:start w:val="1"/>
+      <w:numFmt w:val="bullet"/>
+      <w:lvlText w:val=""/>
+      <w:lvlJc w:val="left"/>
+      <w:pPr>
+        <w:tabs>
+          <w:tab w:val="left" w:pos="5040"/>
+        </w:tabs>
+        <w:ind w:left="5040" w:hanging="360"/>
+      </w:pPr>
+      <w:rPr>
+        <w:rFonts w:hint="default" w:ascii="Wingdings" w:hAnsi="Wingdings" w:cs="Wingdings"/>
+        <w:sz w:val="20"/>
+      </w:rPr>
+    </w:lvl>
+    <w:lvl w:ilvl="7" w:tentative="0">
+      <w:start w:val="1"/>
+      <w:numFmt w:val="bullet"/>
+      <w:lvlText w:val=""/>
+      <w:lvlJc w:val="left"/>
+      <w:pPr>
+        <w:tabs>
+          <w:tab w:val="left" w:pos="5760"/>
+        </w:tabs>
+        <w:ind w:left="5760" w:hanging="360"/>
+      </w:pPr>
+      <w:rPr>
+        <w:rFonts w:hint="default" w:ascii="Wingdings" w:hAnsi="Wingdings" w:cs="Wingdings"/>
+        <w:sz w:val="20"/>
+      </w:rPr>
+    </w:lvl>
+    <w:lvl w:ilvl="8" w:tentative="0">
+      <w:start w:val="1"/>
+      <w:numFmt w:val="bullet"/>
+      <w:lvlText w:val=""/>
+      <w:lvlJc w:val="left"/>
+      <w:pPr>
+        <w:tabs>
+          <w:tab w:val="left" w:pos="6480"/>
+        </w:tabs>
+        <w:ind w:left="6480" w:hanging="360"/>
+      </w:pPr>
+      <w:rPr>
+        <w:rFonts w:hint="default" w:ascii="Wingdings" w:hAnsi="Wingdings" w:cs="Wingdings"/>
+        <w:sz w:val="20"/>
+      </w:rPr>
+    </w:lvl>
+  </w:abstractNum>
   <w:num w:numId="1">
-    <w:abstractNumId w:val="1"/>
+    <w:abstractNumId w:val="2"/>
   </w:num>
   <w:num w:numId="2">
     <w:abstractNumId w:val="0"/>
   </w:num>
   <w:num w:numId="3">
+    <w:abstractNumId w:val="4"/>
+  </w:num>
+  <w:num w:numId="4">
     <w:abstractNumId w:val="3"/>
   </w:num>
-  <w:num w:numId="4">
-    <w:abstractNumId w:val="2"/>
+  <w:num w:numId="5">
+    <w:abstractNumId w:val="5"/>
+  </w:num>
+  <w:num w:numId="6">
+    <w:abstractNumId w:val="1"/>
   </w:num>
 </w:numbering>
 </file>

--- a/TF-M学习笔记.docx
+++ b/TF-M学习笔记.docx
@@ -262,6 +262,7 @@
             <w:insideH w:val="none" w:color="auto" w:sz="0" w:space="0"/>
             <w:insideV w:val="none" w:color="auto" w:sz="0" w:space="0"/>
           </w:tblBorders>
+          <w:shd w:val="clear" w:color="auto" w:fill="F8F8F8"/>
           <w:tblCellMar>
             <w:top w:w="15" w:type="dxa"/>
             <w:left w:w="15" w:type="dxa"/>
@@ -969,7 +970,6 @@
             <w:insideH w:val="none" w:color="auto" w:sz="0" w:space="0"/>
             <w:insideV w:val="none" w:color="auto" w:sz="0" w:space="0"/>
           </w:tblBorders>
-          <w:shd w:val="clear" w:color="auto" w:fill="F8F8F8"/>
           <w:tblCellMar>
             <w:top w:w="15" w:type="dxa"/>
             <w:left w:w="15" w:type="dxa"/>
@@ -1364,7 +1364,6 @@
             <w:insideH w:val="none" w:color="auto" w:sz="0" w:space="0"/>
             <w:insideV w:val="none" w:color="auto" w:sz="0" w:space="0"/>
           </w:tblBorders>
-          <w:shd w:val="clear" w:color="auto" w:fill="F8F8F8"/>
           <w:tblCellMar>
             <w:top w:w="15" w:type="dxa"/>
             <w:left w:w="15" w:type="dxa"/>
@@ -1558,7 +1557,6 @@
             <w:insideH w:val="none" w:color="auto" w:sz="0" w:space="0"/>
             <w:insideV w:val="none" w:color="auto" w:sz="0" w:space="0"/>
           </w:tblBorders>
-          <w:shd w:val="clear" w:color="auto" w:fill="F8F8F8"/>
           <w:tblCellMar>
             <w:top w:w="15" w:type="dxa"/>
             <w:left w:w="15" w:type="dxa"/>
@@ -2331,7 +2329,6 @@
             <w:insideH w:val="none" w:color="auto" w:sz="0" w:space="0"/>
             <w:insideV w:val="none" w:color="auto" w:sz="0" w:space="0"/>
           </w:tblBorders>
-          <w:shd w:val="clear" w:color="auto" w:fill="F8F8F8"/>
           <w:tblCellMar>
             <w:top w:w="15" w:type="dxa"/>
             <w:left w:w="15" w:type="dxa"/>
@@ -2853,6 +2850,7 @@
             <w:insideH w:val="none" w:color="auto" w:sz="0" w:space="0"/>
             <w:insideV w:val="none" w:color="auto" w:sz="0" w:space="0"/>
           </w:tblBorders>
+          <w:shd w:val="clear" w:color="auto" w:fill="F8F8F8"/>
           <w:tblCellMar>
             <w:top w:w="15" w:type="dxa"/>
             <w:left w:w="15" w:type="dxa"/>
@@ -4476,7 +4474,6 @@
             <w:insideH w:val="none" w:color="auto" w:sz="0" w:space="0"/>
             <w:insideV w:val="none" w:color="auto" w:sz="0" w:space="0"/>
           </w:tblBorders>
-          <w:shd w:val="clear" w:color="auto" w:fill="F8F8F8"/>
           <w:tblCellMar>
             <w:top w:w="15" w:type="dxa"/>
             <w:left w:w="15" w:type="dxa"/>
@@ -5430,6 +5427,7 @@
             <w:insideH w:val="none" w:color="auto" w:sz="0" w:space="0"/>
             <w:insideV w:val="none" w:color="auto" w:sz="0" w:space="0"/>
           </w:tblBorders>
+          <w:shd w:val="clear" w:color="auto" w:fill="F8F8F8"/>
           <w:tblCellMar>
             <w:top w:w="15" w:type="dxa"/>
             <w:left w:w="15" w:type="dxa"/>
@@ -5631,7 +5629,6 @@
             <w:insideH w:val="none" w:color="auto" w:sz="0" w:space="0"/>
             <w:insideV w:val="none" w:color="auto" w:sz="0" w:space="0"/>
           </w:tblBorders>
-          <w:shd w:val="clear" w:color="auto" w:fill="F8F8F8"/>
           <w:tblCellMar>
             <w:top w:w="15" w:type="dxa"/>
             <w:left w:w="15" w:type="dxa"/>
@@ -6257,7 +6254,6 @@
             <w:insideH w:val="none" w:color="auto" w:sz="0" w:space="0"/>
             <w:insideV w:val="none" w:color="auto" w:sz="0" w:space="0"/>
           </w:tblBorders>
-          <w:shd w:val="clear" w:color="auto" w:fill="F8F8F8"/>
           <w:tblCellMar>
             <w:top w:w="15" w:type="dxa"/>
             <w:left w:w="15" w:type="dxa"/>
@@ -6622,7 +6618,6 @@
             <w:insideH w:val="none" w:color="auto" w:sz="0" w:space="0"/>
             <w:insideV w:val="none" w:color="auto" w:sz="0" w:space="0"/>
           </w:tblBorders>
-          <w:shd w:val="clear" w:color="auto" w:fill="F8F8F8"/>
           <w:tblCellMar>
             <w:top w:w="15" w:type="dxa"/>
             <w:left w:w="15" w:type="dxa"/>
@@ -8096,7 +8091,6 @@
             <w:insideH w:val="none" w:color="auto" w:sz="0" w:space="0"/>
             <w:insideV w:val="none" w:color="auto" w:sz="0" w:space="0"/>
           </w:tblBorders>
-          <w:shd w:val="clear" w:color="auto" w:fill="F8F8F8"/>
           <w:tblCellMar>
             <w:top w:w="15" w:type="dxa"/>
             <w:left w:w="15" w:type="dxa"/>
@@ -9051,6 +9045,7 @@
             <w:insideH w:val="none" w:color="auto" w:sz="0" w:space="0"/>
             <w:insideV w:val="none" w:color="auto" w:sz="0" w:space="0"/>
           </w:tblBorders>
+          <w:shd w:val="clear" w:color="auto" w:fill="FFFFFF"/>
           <w:tblCellMar>
             <w:top w:w="15" w:type="dxa"/>
             <w:left w:w="15" w:type="dxa"/>
@@ -9170,6 +9165,7 @@
             <w:insideH w:val="none" w:color="auto" w:sz="0" w:space="0"/>
             <w:insideV w:val="none" w:color="auto" w:sz="0" w:space="0"/>
           </w:tblBorders>
+          <w:shd w:val="clear" w:color="auto" w:fill="FFFFFF"/>
           <w:tblCellMar>
             <w:top w:w="15" w:type="dxa"/>
             <w:left w:w="15" w:type="dxa"/>
@@ -9289,6 +9285,7 @@
             <w:insideH w:val="none" w:color="auto" w:sz="0" w:space="0"/>
             <w:insideV w:val="none" w:color="auto" w:sz="0" w:space="0"/>
           </w:tblBorders>
+          <w:shd w:val="clear" w:color="auto" w:fill="FFFFFF"/>
           <w:tblCellMar>
             <w:top w:w="15" w:type="dxa"/>
             <w:left w:w="15" w:type="dxa"/>
@@ -9527,6 +9524,7 @@
             <w:insideH w:val="none" w:color="auto" w:sz="0" w:space="0"/>
             <w:insideV w:val="none" w:color="auto" w:sz="0" w:space="0"/>
           </w:tblBorders>
+          <w:shd w:val="clear" w:color="auto" w:fill="FFFFFF"/>
           <w:tblCellMar>
             <w:top w:w="15" w:type="dxa"/>
             <w:left w:w="15" w:type="dxa"/>
@@ -22252,6 +22250,7 @@
             <w:insideH w:val="none" w:color="auto" w:sz="0" w:space="0"/>
             <w:insideV w:val="none" w:color="auto" w:sz="0" w:space="0"/>
           </w:tblBorders>
+          <w:shd w:val="clear" w:color="auto" w:fill="auto"/>
           <w:tblCellMar>
             <w:top w:w="0" w:type="dxa"/>
             <w:left w:w="108" w:type="dxa"/>
@@ -22449,6 +22448,7 @@
             <w:insideH w:val="none" w:color="auto" w:sz="0" w:space="0"/>
             <w:insideV w:val="none" w:color="auto" w:sz="0" w:space="0"/>
           </w:tblBorders>
+          <w:shd w:val="clear" w:color="auto" w:fill="auto"/>
           <w:tblCellMar>
             <w:top w:w="0" w:type="dxa"/>
             <w:left w:w="108" w:type="dxa"/>
@@ -22646,6 +22646,7 @@
             <w:insideH w:val="none" w:color="auto" w:sz="0" w:space="0"/>
             <w:insideV w:val="none" w:color="auto" w:sz="0" w:space="0"/>
           </w:tblBorders>
+          <w:shd w:val="clear" w:color="auto" w:fill="auto"/>
           <w:tblCellMar>
             <w:top w:w="0" w:type="dxa"/>
             <w:left w:w="108" w:type="dxa"/>
@@ -22843,6 +22844,7 @@
             <w:insideH w:val="none" w:color="auto" w:sz="0" w:space="0"/>
             <w:insideV w:val="none" w:color="auto" w:sz="0" w:space="0"/>
           </w:tblBorders>
+          <w:shd w:val="clear" w:color="auto" w:fill="auto"/>
           <w:tblCellMar>
             <w:top w:w="0" w:type="dxa"/>
             <w:left w:w="108" w:type="dxa"/>
@@ -22965,6 +22967,7 @@
             <w:insideH w:val="none" w:color="auto" w:sz="0" w:space="0"/>
             <w:insideV w:val="none" w:color="auto" w:sz="0" w:space="0"/>
           </w:tblBorders>
+          <w:shd w:val="clear" w:color="auto" w:fill="auto"/>
           <w:tblCellMar>
             <w:top w:w="0" w:type="dxa"/>
             <w:left w:w="108" w:type="dxa"/>
@@ -23162,6 +23165,7 @@
             <w:insideH w:val="none" w:color="auto" w:sz="0" w:space="0"/>
             <w:insideV w:val="none" w:color="auto" w:sz="0" w:space="0"/>
           </w:tblBorders>
+          <w:shd w:val="clear" w:color="auto" w:fill="auto"/>
           <w:tblCellMar>
             <w:top w:w="0" w:type="dxa"/>
             <w:left w:w="108" w:type="dxa"/>
@@ -23284,6 +23288,7 @@
             <w:insideH w:val="none" w:color="auto" w:sz="0" w:space="0"/>
             <w:insideV w:val="none" w:color="auto" w:sz="0" w:space="0"/>
           </w:tblBorders>
+          <w:shd w:val="clear" w:color="auto" w:fill="auto"/>
           <w:tblCellMar>
             <w:top w:w="0" w:type="dxa"/>
             <w:left w:w="108" w:type="dxa"/>
@@ -23481,6 +23486,7 @@
             <w:insideH w:val="none" w:color="auto" w:sz="0" w:space="0"/>
             <w:insideV w:val="none" w:color="auto" w:sz="0" w:space="0"/>
           </w:tblBorders>
+          <w:shd w:val="clear" w:color="auto" w:fill="auto"/>
           <w:tblCellMar>
             <w:top w:w="0" w:type="dxa"/>
             <w:left w:w="108" w:type="dxa"/>
@@ -23603,6 +23609,7 @@
             <w:insideH w:val="none" w:color="auto" w:sz="0" w:space="0"/>
             <w:insideV w:val="none" w:color="auto" w:sz="0" w:space="0"/>
           </w:tblBorders>
+          <w:shd w:val="clear" w:color="auto" w:fill="auto"/>
           <w:tblCellMar>
             <w:top w:w="0" w:type="dxa"/>
             <w:left w:w="108" w:type="dxa"/>
@@ -23800,6 +23807,7 @@
             <w:insideH w:val="none" w:color="auto" w:sz="0" w:space="0"/>
             <w:insideV w:val="none" w:color="auto" w:sz="0" w:space="0"/>
           </w:tblBorders>
+          <w:shd w:val="clear" w:color="auto" w:fill="auto"/>
           <w:tblCellMar>
             <w:top w:w="0" w:type="dxa"/>
             <w:left w:w="108" w:type="dxa"/>
@@ -23922,6 +23930,7 @@
             <w:insideH w:val="none" w:color="auto" w:sz="0" w:space="0"/>
             <w:insideV w:val="none" w:color="auto" w:sz="0" w:space="0"/>
           </w:tblBorders>
+          <w:shd w:val="clear" w:color="auto" w:fill="auto"/>
           <w:tblCellMar>
             <w:top w:w="0" w:type="dxa"/>
             <w:left w:w="108" w:type="dxa"/>
@@ -24119,6 +24128,7 @@
             <w:insideH w:val="none" w:color="auto" w:sz="0" w:space="0"/>
             <w:insideV w:val="none" w:color="auto" w:sz="0" w:space="0"/>
           </w:tblBorders>
+          <w:shd w:val="clear" w:color="auto" w:fill="auto"/>
           <w:tblCellMar>
             <w:top w:w="0" w:type="dxa"/>
             <w:left w:w="108" w:type="dxa"/>
@@ -24241,6 +24251,7 @@
             <w:insideH w:val="none" w:color="auto" w:sz="0" w:space="0"/>
             <w:insideV w:val="none" w:color="auto" w:sz="0" w:space="0"/>
           </w:tblBorders>
+          <w:shd w:val="clear" w:color="auto" w:fill="auto"/>
           <w:tblCellMar>
             <w:top w:w="0" w:type="dxa"/>
             <w:left w:w="108" w:type="dxa"/>
@@ -24438,6 +24449,7 @@
             <w:insideH w:val="none" w:color="auto" w:sz="0" w:space="0"/>
             <w:insideV w:val="none" w:color="auto" w:sz="0" w:space="0"/>
           </w:tblBorders>
+          <w:shd w:val="clear" w:color="auto" w:fill="auto"/>
           <w:tblCellMar>
             <w:top w:w="0" w:type="dxa"/>
             <w:left w:w="108" w:type="dxa"/>
@@ -24560,6 +24572,7 @@
             <w:insideH w:val="none" w:color="auto" w:sz="0" w:space="0"/>
             <w:insideV w:val="none" w:color="auto" w:sz="0" w:space="0"/>
           </w:tblBorders>
+          <w:shd w:val="clear" w:color="auto" w:fill="auto"/>
           <w:tblCellMar>
             <w:top w:w="0" w:type="dxa"/>
             <w:left w:w="108" w:type="dxa"/>
@@ -24757,6 +24770,7 @@
             <w:insideH w:val="none" w:color="auto" w:sz="0" w:space="0"/>
             <w:insideV w:val="none" w:color="auto" w:sz="0" w:space="0"/>
           </w:tblBorders>
+          <w:shd w:val="clear" w:color="auto" w:fill="auto"/>
           <w:tblCellMar>
             <w:top w:w="0" w:type="dxa"/>
             <w:left w:w="108" w:type="dxa"/>
@@ -24879,6 +24893,7 @@
             <w:insideH w:val="none" w:color="auto" w:sz="0" w:space="0"/>
             <w:insideV w:val="none" w:color="auto" w:sz="0" w:space="0"/>
           </w:tblBorders>
+          <w:shd w:val="clear" w:color="auto" w:fill="auto"/>
           <w:tblCellMar>
             <w:top w:w="0" w:type="dxa"/>
             <w:left w:w="108" w:type="dxa"/>
@@ -25076,6 +25091,7 @@
             <w:insideH w:val="none" w:color="auto" w:sz="0" w:space="0"/>
             <w:insideV w:val="none" w:color="auto" w:sz="0" w:space="0"/>
           </w:tblBorders>
+          <w:shd w:val="clear" w:color="auto" w:fill="auto"/>
           <w:tblCellMar>
             <w:top w:w="0" w:type="dxa"/>
             <w:left w:w="108" w:type="dxa"/>
@@ -25198,6 +25214,7 @@
             <w:insideH w:val="none" w:color="auto" w:sz="0" w:space="0"/>
             <w:insideV w:val="none" w:color="auto" w:sz="0" w:space="0"/>
           </w:tblBorders>
+          <w:shd w:val="clear" w:color="auto" w:fill="auto"/>
           <w:tblCellMar>
             <w:top w:w="0" w:type="dxa"/>
             <w:left w:w="108" w:type="dxa"/>
@@ -25360,6 +25377,7 @@
             <w:insideH w:val="none" w:color="auto" w:sz="0" w:space="0"/>
             <w:insideV w:val="none" w:color="auto" w:sz="0" w:space="0"/>
           </w:tblBorders>
+          <w:shd w:val="clear" w:color="auto" w:fill="auto"/>
           <w:tblCellMar>
             <w:top w:w="0" w:type="dxa"/>
             <w:left w:w="108" w:type="dxa"/>
@@ -25482,6 +25500,7 @@
             <w:insideH w:val="none" w:color="auto" w:sz="0" w:space="0"/>
             <w:insideV w:val="none" w:color="auto" w:sz="0" w:space="0"/>
           </w:tblBorders>
+          <w:shd w:val="clear" w:color="auto" w:fill="auto"/>
           <w:tblCellMar>
             <w:top w:w="0" w:type="dxa"/>
             <w:left w:w="108" w:type="dxa"/>
@@ -26365,6 +26384,7 @@
             <w:insideH w:val="none" w:color="auto" w:sz="0" w:space="0"/>
             <w:insideV w:val="none" w:color="auto" w:sz="0" w:space="0"/>
           </w:tblBorders>
+          <w:shd w:val="clear" w:color="auto" w:fill="auto"/>
           <w:tblCellMar>
             <w:top w:w="0" w:type="dxa"/>
             <w:left w:w="108" w:type="dxa"/>
@@ -27196,7 +27216,6 @@
             <w:insideH w:val="none" w:color="auto" w:sz="0" w:space="0"/>
             <w:insideV w:val="none" w:color="auto" w:sz="0" w:space="0"/>
           </w:tblBorders>
-          <w:shd w:val="clear" w:color="auto" w:fill="auto"/>
           <w:tblCellMar>
             <w:top w:w="0" w:type="dxa"/>
             <w:left w:w="108" w:type="dxa"/>
@@ -29265,6 +29284,7 @@
     <w:p>
       <w:pPr>
         <w:numPr>
+          <w:ilvl w:val="0"/>
           <w:numId w:val="0"/>
         </w:numPr>
         <w:ind w:leftChars="0" w:firstLine="420" w:firstLineChars="0"/>
@@ -29284,6 +29304,7 @@
     <w:p>
       <w:pPr>
         <w:numPr>
+          <w:ilvl w:val="0"/>
           <w:numId w:val="0"/>
         </w:numPr>
         <w:ind w:leftChars="0" w:firstLine="420" w:firstLineChars="0"/>
@@ -29335,6 +29356,7 @@
     <w:p>
       <w:pPr>
         <w:numPr>
+          <w:ilvl w:val="0"/>
           <w:numId w:val="0"/>
         </w:numPr>
         <w:ind w:leftChars="0" w:firstLine="420" w:firstLineChars="0"/>
@@ -29354,6 +29376,7 @@
     <w:p>
       <w:pPr>
         <w:numPr>
+          <w:ilvl w:val="0"/>
           <w:numId w:val="0"/>
         </w:numPr>
         <w:ind w:leftChars="0" w:firstLine="420" w:firstLineChars="0"/>
@@ -29405,6 +29428,7 @@
     <w:p>
       <w:pPr>
         <w:numPr>
+          <w:ilvl w:val="0"/>
           <w:numId w:val="0"/>
         </w:numPr>
         <w:ind w:leftChars="0" w:firstLine="420" w:firstLineChars="0"/>
@@ -29436,6 +29460,7 @@
     <w:p>
       <w:pPr>
         <w:numPr>
+          <w:ilvl w:val="0"/>
           <w:numId w:val="0"/>
         </w:numPr>
         <w:ind w:leftChars="0" w:firstLine="420" w:firstLineChars="0"/>
@@ -29493,13 +29518,15 @@
     <w:p>
       <w:pPr>
         <w:numPr>
+          <w:ilvl w:val="0"/>
           <w:numId w:val="0"/>
         </w:numPr>
         <w:ind w:leftChars="0" w:firstLine="420" w:firstLineChars="0"/>
         <w:rPr>
-          <w:rFonts w:ascii="宋体" w:hAnsi="宋体" w:eastAsia="宋体" w:cs="宋体"/>
+          <w:rFonts w:hint="default" w:ascii="宋体" w:hAnsi="宋体" w:eastAsia="宋体" w:cs="宋体"/>
           <w:sz w:val="24"/>
           <w:szCs w:val="24"/>
+          <w:lang w:val="en-US" w:eastAsia="zh-CN"/>
         </w:rPr>
       </w:pPr>
       <w:r>
@@ -29543,20 +29570,6 @@
         </w:rPr>
         <w:t>，也不烧镜像。</w:t>
       </w:r>
-    </w:p>
-    <w:p>
-      <w:pPr>
-        <w:numPr>
-          <w:numId w:val="0"/>
-        </w:numPr>
-        <w:ind w:leftChars="0" w:firstLine="420" w:firstLineChars="0"/>
-        <w:rPr>
-          <w:rFonts w:hint="default" w:ascii="宋体" w:hAnsi="宋体" w:eastAsia="宋体" w:cs="宋体"/>
-          <w:sz w:val="24"/>
-          <w:szCs w:val="24"/>
-          <w:lang w:val="en-US" w:eastAsia="zh-CN"/>
-        </w:rPr>
-      </w:pPr>
     </w:p>
     <w:p>
       <w:pPr>
@@ -30661,7 +30674,6 @@
           <w:lang w:val="en-US" w:eastAsia="zh-CN"/>
         </w:rPr>
         <w:tab/>
-        <w:t/>
       </w:r>
       <w:r>
         <w:rPr>
@@ -30671,6 +30683,14 @@
           <w:lang w:val="en-US" w:eastAsia="zh-CN"/>
         </w:rPr>
         <w:tab/>
+      </w:r>
+      <w:r>
+        <w:rPr>
+          <w:rFonts w:hint="eastAsia" w:ascii="宋体" w:hAnsi="宋体" w:eastAsia="宋体" w:cs="宋体"/>
+          <w:sz w:val="24"/>
+          <w:szCs w:val="24"/>
+          <w:lang w:val="en-US" w:eastAsia="zh-CN"/>
+        </w:rPr>
         <w:t>执行main 函数。</w:t>
       </w:r>
     </w:p>
@@ -30710,6 +30730,7 @@
     <w:p>
       <w:pPr>
         <w:numPr>
+          <w:ilvl w:val="0"/>
           <w:numId w:val="0"/>
         </w:numPr>
         <w:rPr>
@@ -30764,6 +30785,7 @@
     <w:p>
       <w:pPr>
         <w:numPr>
+          <w:ilvl w:val="0"/>
           <w:numId w:val="0"/>
         </w:numPr>
         <w:rPr>
@@ -30918,12 +30940,523 @@
       </w:r>
     </w:p>
     <w:p>
+      <w:r>
+        <w:br w:type="page"/>
+      </w:r>
+    </w:p>
+    <w:p>
+      <w:pPr>
+        <w:pStyle w:val="2"/>
+        <w:numPr>
+          <w:ilvl w:val="0"/>
+          <w:numId w:val="1"/>
+        </w:numPr>
+        <w:bidi w:val="0"/>
+        <w:ind w:left="0" w:leftChars="0" w:firstLine="0" w:firstLineChars="0"/>
+        <w:rPr>
+          <w:rFonts w:hint="eastAsia"/>
+          <w:lang w:val="en-US" w:eastAsia="zh-CN"/>
+        </w:rPr>
+      </w:pPr>
+      <w:r>
+        <w:rPr>
+          <w:rFonts w:hint="eastAsia"/>
+          <w:lang w:val="en-US" w:eastAsia="zh-CN"/>
+        </w:rPr>
+        <w:t>程序调试</w:t>
+      </w:r>
+    </w:p>
+    <w:p>
       <w:pPr>
         <w:numPr>
           <w:ilvl w:val="0"/>
           <w:numId w:val="0"/>
         </w:numPr>
-        <w:ind w:leftChars="0"/>
+        <w:ind w:leftChars="0" w:firstLine="420" w:firstLineChars="0"/>
+        <w:rPr>
+          <w:rFonts w:hint="eastAsia"/>
+          <w:lang w:val="en-US" w:eastAsia="zh-CN"/>
+        </w:rPr>
+      </w:pPr>
+      <w:r>
+        <w:rPr>
+          <w:rFonts w:hint="eastAsia"/>
+          <w:lang w:val="en-US" w:eastAsia="zh-CN"/>
+        </w:rPr>
+        <w:t xml:space="preserve">在执行命令之前需要安装stm32cubeide，因为 </w:t>
+      </w:r>
+      <w:r>
+        <w:rPr>
+          <w:rFonts w:hint="default"/>
+          <w:lang w:val="en-US" w:eastAsia="zh-CN"/>
+        </w:rPr>
+        <w:t>ST-LINK_gdbserver</w:t>
+      </w:r>
+      <w:r>
+        <w:rPr>
+          <w:rFonts w:hint="eastAsia"/>
+          <w:lang w:val="en-US" w:eastAsia="zh-CN"/>
+        </w:rPr>
+        <w:t xml:space="preserve"> 也在里面，然后设置环境染命令窗口能找到 </w:t>
+      </w:r>
+      <w:r>
+        <w:rPr>
+          <w:rFonts w:hint="default"/>
+          <w:lang w:val="en-US" w:eastAsia="zh-CN"/>
+        </w:rPr>
+        <w:t>ST-LINK_gdbserver</w:t>
+      </w:r>
+      <w:r>
+        <w:rPr>
+          <w:rFonts w:hint="eastAsia"/>
+          <w:lang w:val="en-US" w:eastAsia="zh-CN"/>
+        </w:rPr>
+        <w:t>，还需要安装stm32cubeprogrammer 因为 S</w:t>
+      </w:r>
+      <w:r>
+        <w:rPr>
+          <w:rFonts w:hint="default"/>
+          <w:lang w:val="en-US" w:eastAsia="zh-CN"/>
+        </w:rPr>
+        <w:t>TM32_Programmer_CLI</w:t>
+      </w:r>
+      <w:r>
+        <w:rPr>
+          <w:rFonts w:hint="eastAsia"/>
+          <w:lang w:val="en-US" w:eastAsia="zh-CN"/>
+        </w:rPr>
+        <w:t>在这里面，同样设置S</w:t>
+      </w:r>
+      <w:r>
+        <w:rPr>
+          <w:rFonts w:hint="default"/>
+          <w:lang w:val="en-US" w:eastAsia="zh-CN"/>
+        </w:rPr>
+        <w:t>TM32_Programmer_CLI</w:t>
+      </w:r>
+      <w:r>
+        <w:rPr>
+          <w:rFonts w:hint="eastAsia"/>
+          <w:lang w:val="en-US" w:eastAsia="zh-CN"/>
+        </w:rPr>
+        <w:t xml:space="preserve"> 它的环境。</w:t>
+      </w:r>
+    </w:p>
+    <w:p>
+      <w:pPr>
+        <w:ind w:firstLine="420" w:firstLineChars="0"/>
+        <w:rPr>
+          <w:rFonts w:hint="eastAsia"/>
+          <w:lang w:val="en-US" w:eastAsia="zh-CN"/>
+        </w:rPr>
+      </w:pPr>
+      <w:r>
+        <w:rPr>
+          <w:rFonts w:hint="eastAsia"/>
+          <w:lang w:val="en-US" w:eastAsia="zh-CN"/>
+        </w:rPr>
+        <w:t>我一般习惯使用DDD工具进行调试，不用进行复杂的配置直接就可以进行对代码进行调试，所以最好也安装DDD工具。</w:t>
+      </w:r>
+    </w:p>
+    <w:p>
+      <w:pPr>
+        <w:ind w:firstLine="420" w:firstLineChars="0"/>
+        <w:rPr>
+          <w:rFonts w:hint="eastAsia"/>
+          <w:lang w:val="en-US" w:eastAsia="zh-CN"/>
+        </w:rPr>
+      </w:pPr>
+      <w:r>
+        <w:rPr>
+          <w:rFonts w:hint="eastAsia"/>
+          <w:lang w:val="en-US" w:eastAsia="zh-CN"/>
+        </w:rPr>
+        <w:t>调试步骤如下：</w:t>
+      </w:r>
+    </w:p>
+    <w:p>
+      <w:pPr>
+        <w:pStyle w:val="5"/>
+        <w:bidi w:val="0"/>
+        <w:rPr>
+          <w:rFonts w:hint="eastAsia"/>
+          <w:lang w:val="en-US" w:eastAsia="zh-CN"/>
+        </w:rPr>
+      </w:pPr>
+      <w:r>
+        <w:rPr>
+          <w:rFonts w:hint="eastAsia"/>
+          <w:lang w:val="en-US" w:eastAsia="zh-CN"/>
+        </w:rPr>
+        <w:t>（1）使用stlink连接单片机，开发板子上电，开启一个命令窗口执行如下命令：</w:t>
+      </w:r>
+    </w:p>
+    <w:p>
+      <w:pPr>
+        <w:numPr>
+          <w:ilvl w:val="0"/>
+          <w:numId w:val="0"/>
+        </w:numPr>
+        <w:ind w:leftChars="0" w:firstLine="420" w:firstLineChars="0"/>
+        <w:rPr>
+          <w:rFonts w:hint="default"/>
+          <w:lang w:val="en-US" w:eastAsia="zh-CN"/>
+        </w:rPr>
+      </w:pPr>
+      <w:r>
+        <w:rPr>
+          <w:rFonts w:hint="default"/>
+          <w:lang w:val="en-US" w:eastAsia="zh-CN"/>
+        </w:rPr>
+        <w:t>ST-LINK_gdbserver -p 61234 -d -m 1 -l 31 -cp "$(dirname "$(which STM32_Programmer_CLI)")"</w:t>
+      </w:r>
+    </w:p>
+    <w:p>
+      <w:pPr>
+        <w:numPr>
+          <w:ilvl w:val="0"/>
+          <w:numId w:val="0"/>
+        </w:numPr>
+        <w:jc w:val="center"/>
+        <w:rPr>
+          <w:rFonts w:hint="default"/>
+          <w:lang w:val="en-US" w:eastAsia="zh-CN"/>
+        </w:rPr>
+      </w:pPr>
+      <w:r>
+        <w:rPr>
+          <w:rFonts w:hint="eastAsia"/>
+          <w:lang w:val="en-US" w:eastAsia="zh-CN"/>
+        </w:rPr>
+        <w:t>命令说明</w:t>
+      </w:r>
+    </w:p>
+    <w:p>
+      <w:pPr>
+        <w:numPr>
+          <w:ilvl w:val="0"/>
+          <w:numId w:val="0"/>
+        </w:numPr>
+        <w:ind w:leftChars="0" w:firstLine="420" w:firstLineChars="0"/>
+        <w:rPr>
+          <w:rFonts w:hint="default"/>
+          <w:lang w:val="en-US" w:eastAsia="zh-CN"/>
+        </w:rPr>
+      </w:pPr>
+      <w:r>
+        <w:drawing>
+          <wp:inline distT="0" distB="0" distL="114300" distR="114300">
+            <wp:extent cx="5267960" cy="2613025"/>
+            <wp:effectExtent l="0" t="0" r="5080" b="8255"/>
+            <wp:docPr id="46" name="图片 1"/>
+            <wp:cNvGraphicFramePr>
+              <a:graphicFrameLocks xmlns:a="http://schemas.openxmlformats.org/drawingml/2006/main" noChangeAspect="1"/>
+            </wp:cNvGraphicFramePr>
+            <a:graphic xmlns:a="http://schemas.openxmlformats.org/drawingml/2006/main">
+              <a:graphicData uri="http://schemas.openxmlformats.org/drawingml/2006/picture">
+                <pic:pic xmlns:pic="http://schemas.openxmlformats.org/drawingml/2006/picture">
+                  <pic:nvPicPr>
+                    <pic:cNvPr id="46" name="图片 1"/>
+                    <pic:cNvPicPr>
+                      <a:picLocks noChangeAspect="1"/>
+                    </pic:cNvPicPr>
+                  </pic:nvPicPr>
+                  <pic:blipFill>
+                    <a:blip r:embed="rId50"/>
+                    <a:stretch>
+                      <a:fillRect/>
+                    </a:stretch>
+                  </pic:blipFill>
+                  <pic:spPr>
+                    <a:xfrm>
+                      <a:off x="0" y="0"/>
+                      <a:ext cx="5267960" cy="2613025"/>
+                    </a:xfrm>
+                    <a:prstGeom prst="rect">
+                      <a:avLst/>
+                    </a:prstGeom>
+                    <a:noFill/>
+                    <a:ln>
+                      <a:noFill/>
+                    </a:ln>
+                  </pic:spPr>
+                </pic:pic>
+              </a:graphicData>
+            </a:graphic>
+          </wp:inline>
+        </w:drawing>
+      </w:r>
+    </w:p>
+    <w:p>
+      <w:pPr>
+        <w:numPr>
+          <w:ilvl w:val="0"/>
+          <w:numId w:val="0"/>
+        </w:numPr>
+        <w:ind w:leftChars="0" w:firstLine="420" w:firstLineChars="0"/>
+        <w:rPr>
+          <w:rFonts w:hint="default"/>
+          <w:lang w:val="en-US" w:eastAsia="zh-CN"/>
+        </w:rPr>
+      </w:pPr>
+    </w:p>
+    <w:p>
+      <w:pPr>
+        <w:pStyle w:val="5"/>
+        <w:bidi w:val="0"/>
+        <w:rPr>
+          <w:rFonts w:hint="default"/>
+          <w:lang w:val="en-US" w:eastAsia="zh-CN"/>
+        </w:rPr>
+      </w:pPr>
+      <w:r>
+        <w:rPr>
+          <w:rFonts w:hint="eastAsia"/>
+          <w:lang w:val="en-US" w:eastAsia="zh-CN"/>
+        </w:rPr>
+        <w:t>（2）新开窗口执行命令：</w:t>
+      </w:r>
+    </w:p>
+    <w:p>
+      <w:pPr>
+        <w:numPr>
+          <w:ilvl w:val="0"/>
+          <w:numId w:val="0"/>
+        </w:numPr>
+        <w:ind w:leftChars="0" w:firstLine="420" w:firstLineChars="0"/>
+        <w:rPr>
+          <w:rFonts w:hint="default"/>
+          <w:lang w:val="en-US" w:eastAsia="zh-CN"/>
+        </w:rPr>
+      </w:pPr>
+      <w:r>
+        <w:rPr>
+          <w:rFonts w:hint="default"/>
+          <w:lang w:val="en-US" w:eastAsia="zh-CN"/>
+        </w:rPr>
+        <w:t>ddd --debugger arm-none-eabi-gdb \</w:t>
+      </w:r>
+    </w:p>
+    <w:p>
+      <w:pPr>
+        <w:numPr>
+          <w:ilvl w:val="0"/>
+          <w:numId w:val="0"/>
+        </w:numPr>
+        <w:ind w:leftChars="0" w:firstLine="420" w:firstLineChars="0"/>
+        <w:rPr>
+          <w:rFonts w:hint="eastAsia"/>
+          <w:lang w:val="en-US" w:eastAsia="zh-CN"/>
+        </w:rPr>
+      </w:pPr>
+      <w:r>
+        <w:rPr>
+          <w:rFonts w:hint="default"/>
+          <w:lang w:val="en-US" w:eastAsia="zh-CN"/>
+        </w:rPr>
+        <w:t xml:space="preserve">  ~/test/tfmwork/trusted-firmware-m/build_s/bin/bl2.el</w:t>
+      </w:r>
+      <w:r>
+        <w:rPr>
+          <w:rFonts w:hint="eastAsia"/>
+          <w:lang w:val="en-US" w:eastAsia="zh-CN"/>
+        </w:rPr>
+        <w:t>f</w:t>
+      </w:r>
+    </w:p>
+    <w:p>
+      <w:pPr>
+        <w:numPr>
+          <w:ilvl w:val="0"/>
+          <w:numId w:val="0"/>
+        </w:numPr>
+        <w:ind w:leftChars="0" w:firstLine="420" w:firstLineChars="0"/>
+        <w:rPr>
+          <w:rFonts w:hint="default"/>
+          <w:lang w:val="en-US" w:eastAsia="zh-CN"/>
+        </w:rPr>
+      </w:pPr>
+      <w:r>
+        <w:drawing>
+          <wp:inline distT="0" distB="0" distL="114300" distR="114300">
+            <wp:extent cx="5266690" cy="3152140"/>
+            <wp:effectExtent l="0" t="0" r="6350" b="2540"/>
+            <wp:docPr id="47" name="图片 1"/>
+            <wp:cNvGraphicFramePr>
+              <a:graphicFrameLocks xmlns:a="http://schemas.openxmlformats.org/drawingml/2006/main" noChangeAspect="1"/>
+            </wp:cNvGraphicFramePr>
+            <a:graphic xmlns:a="http://schemas.openxmlformats.org/drawingml/2006/main">
+              <a:graphicData uri="http://schemas.openxmlformats.org/drawingml/2006/picture">
+                <pic:pic xmlns:pic="http://schemas.openxmlformats.org/drawingml/2006/picture">
+                  <pic:nvPicPr>
+                    <pic:cNvPr id="47" name="图片 1"/>
+                    <pic:cNvPicPr>
+                      <a:picLocks noChangeAspect="1"/>
+                    </pic:cNvPicPr>
+                  </pic:nvPicPr>
+                  <pic:blipFill>
+                    <a:blip r:embed="rId51"/>
+                    <a:stretch>
+                      <a:fillRect/>
+                    </a:stretch>
+                  </pic:blipFill>
+                  <pic:spPr>
+                    <a:xfrm>
+                      <a:off x="0" y="0"/>
+                      <a:ext cx="5266690" cy="3152140"/>
+                    </a:xfrm>
+                    <a:prstGeom prst="rect">
+                      <a:avLst/>
+                    </a:prstGeom>
+                    <a:noFill/>
+                    <a:ln>
+                      <a:noFill/>
+                    </a:ln>
+                  </pic:spPr>
+                </pic:pic>
+              </a:graphicData>
+            </a:graphic>
+          </wp:inline>
+        </w:drawing>
+      </w:r>
+    </w:p>
+    <w:p>
+      <w:pPr>
+        <w:numPr>
+          <w:ilvl w:val="0"/>
+          <w:numId w:val="0"/>
+        </w:numPr>
+        <w:rPr>
+          <w:rFonts w:hint="eastAsia"/>
+          <w:lang w:val="en-US" w:eastAsia="zh-CN"/>
+        </w:rPr>
+      </w:pPr>
+      <w:r>
+        <w:rPr>
+          <w:rFonts w:hint="eastAsia"/>
+          <w:lang w:val="en-US" w:eastAsia="zh-CN"/>
+        </w:rPr>
+        <w:t>再当前DDD命令窗口依次执行如下命令（按键盘tab会辅助输入）：</w:t>
+      </w:r>
+    </w:p>
+    <w:p>
+      <w:pPr>
+        <w:numPr>
+          <w:ilvl w:val="0"/>
+          <w:numId w:val="0"/>
+        </w:numPr>
+        <w:ind w:leftChars="0" w:firstLine="420" w:firstLineChars="0"/>
+        <w:rPr>
+          <w:rFonts w:hint="default"/>
+          <w:lang w:val="en-US" w:eastAsia="zh-CN"/>
+        </w:rPr>
+      </w:pPr>
+      <w:r>
+        <w:rPr>
+          <w:rFonts w:hint="default"/>
+          <w:lang w:val="en-US" w:eastAsia="zh-CN"/>
+        </w:rPr>
+        <w:t>target remote localhost:61234</w:t>
+      </w:r>
+    </w:p>
+    <w:p>
+      <w:pPr>
+        <w:numPr>
+          <w:ilvl w:val="0"/>
+          <w:numId w:val="0"/>
+        </w:numPr>
+        <w:ind w:leftChars="0" w:firstLine="420" w:firstLineChars="0"/>
+        <w:rPr>
+          <w:rFonts w:hint="default"/>
+          <w:lang w:val="en-US" w:eastAsia="zh-CN"/>
+        </w:rPr>
+      </w:pPr>
+      <w:r>
+        <w:rPr>
+          <w:rFonts w:hint="default"/>
+          <w:lang w:val="en-US" w:eastAsia="zh-CN"/>
+        </w:rPr>
+        <w:t>monitor reset</w:t>
+      </w:r>
+    </w:p>
+    <w:p>
+      <w:pPr>
+        <w:numPr>
+          <w:ilvl w:val="0"/>
+          <w:numId w:val="0"/>
+        </w:numPr>
+        <w:ind w:leftChars="0" w:firstLine="420" w:firstLineChars="0"/>
+        <w:rPr>
+          <w:rFonts w:hint="default"/>
+          <w:lang w:val="en-US" w:eastAsia="zh-CN"/>
+        </w:rPr>
+      </w:pPr>
+      <w:r>
+        <w:rPr>
+          <w:rFonts w:hint="default"/>
+          <w:lang w:val="en-US" w:eastAsia="zh-CN"/>
+        </w:rPr>
+        <w:t>monitor halt</w:t>
+      </w:r>
+    </w:p>
+    <w:p>
+      <w:pPr>
+        <w:numPr>
+          <w:ilvl w:val="0"/>
+          <w:numId w:val="0"/>
+        </w:numPr>
+        <w:ind w:leftChars="0" w:firstLine="420" w:firstLineChars="0"/>
+        <w:rPr>
+          <w:rFonts w:hint="default"/>
+          <w:lang w:val="en-US" w:eastAsia="zh-CN"/>
+        </w:rPr>
+      </w:pPr>
+      <w:r>
+        <w:rPr>
+          <w:rFonts w:hint="default"/>
+          <w:lang w:val="en-US" w:eastAsia="zh-CN"/>
+        </w:rPr>
+        <w:t>thbreak boot_platform_init</w:t>
+      </w:r>
+    </w:p>
+    <w:p>
+      <w:pPr>
+        <w:numPr>
+          <w:ilvl w:val="0"/>
+          <w:numId w:val="0"/>
+        </w:numPr>
+        <w:ind w:leftChars="0" w:firstLine="420" w:firstLineChars="0"/>
+        <w:rPr>
+          <w:rFonts w:ascii="Consolas" w:hAnsi="Consolas" w:eastAsia="Consolas" w:cs="Consolas"/>
+          <w:i w:val="0"/>
+          <w:iCs w:val="0"/>
+          <w:caps w:val="0"/>
+          <w:color w:val="D6D6DD"/>
+          <w:spacing w:val="0"/>
+          <w:sz w:val="18"/>
+          <w:szCs w:val="18"/>
+          <w:shd w:val="clear" w:fill="181818"/>
+        </w:rPr>
+      </w:pPr>
+      <w:r>
+        <w:rPr>
+          <w:rFonts w:hint="default"/>
+          <w:lang w:val="en-US" w:eastAsia="zh-CN"/>
+        </w:rPr>
+        <w:t>continue</w:t>
+      </w:r>
+    </w:p>
+    <w:p>
+      <w:pPr>
+        <w:numPr>
+          <w:ilvl w:val="0"/>
+          <w:numId w:val="0"/>
+        </w:numPr>
+        <w:ind w:leftChars="0" w:firstLine="420" w:firstLineChars="0"/>
+        <w:rPr>
+          <w:rFonts w:hint="eastAsia"/>
+          <w:lang w:val="en-US" w:eastAsia="zh-CN"/>
+        </w:rPr>
       </w:pPr>
     </w:p>
     <w:p>
@@ -30932,7 +31465,134 @@
           <w:ilvl w:val="0"/>
           <w:numId w:val="0"/>
         </w:numPr>
-        <w:ind w:leftChars="0"/>
+        <w:ind w:leftChars="0" w:firstLine="420" w:firstLineChars="0"/>
+        <w:rPr>
+          <w:rFonts w:hint="default"/>
+          <w:lang w:val="en-US" w:eastAsia="zh-CN"/>
+        </w:rPr>
+      </w:pPr>
+      <w:r>
+        <w:rPr>
+          <w:rFonts w:hint="eastAsia"/>
+          <w:lang w:val="en-US" w:eastAsia="zh-CN"/>
+        </w:rPr>
+        <w:t xml:space="preserve">执行以上命令后正常会停止在这个函数 </w:t>
+      </w:r>
+      <w:r>
+        <w:rPr>
+          <w:rFonts w:hint="default"/>
+          <w:lang w:val="en-US" w:eastAsia="zh-CN"/>
+        </w:rPr>
+        <w:t>boot_platform_init</w:t>
+      </w:r>
+      <w:r>
+        <w:rPr>
+          <w:rFonts w:hint="eastAsia"/>
+          <w:lang w:val="en-US" w:eastAsia="zh-CN"/>
+        </w:rPr>
+        <w:t>这里如果想查看变量，可以在停住后，再DDD源码里点变量 → 右键 Display / Print；或 Data 菜单。图形窗口里是 display 的树状视图。如果想复位重来可以再DDD里面执行如下命令：</w:t>
+      </w:r>
+      <w:r>
+        <w:rPr>
+          <w:rFonts w:hint="eastAsia"/>
+          <w:lang w:val="en-US" w:eastAsia="zh-CN"/>
+        </w:rPr>
+        <w:br w:type="textWrapping"/>
+      </w:r>
+      <w:r>
+        <w:rPr>
+          <w:rFonts w:hint="eastAsia"/>
+          <w:lang w:val="en-US" w:eastAsia="zh-CN"/>
+        </w:rPr>
+        <w:tab/>
+      </w:r>
+      <w:r>
+        <w:rPr>
+          <w:rFonts w:hint="default"/>
+          <w:lang w:val="en-US" w:eastAsia="zh-CN"/>
+        </w:rPr>
+        <w:t>monitor reset</w:t>
+      </w:r>
+    </w:p>
+    <w:p>
+      <w:pPr>
+        <w:numPr>
+          <w:ilvl w:val="0"/>
+          <w:numId w:val="0"/>
+        </w:numPr>
+        <w:ind w:firstLine="420" w:firstLineChars="0"/>
+        <w:rPr>
+          <w:rFonts w:hint="eastAsia"/>
+          <w:lang w:val="en-US" w:eastAsia="zh-CN"/>
+        </w:rPr>
+      </w:pPr>
+      <w:r>
+        <w:rPr>
+          <w:rFonts w:hint="eastAsia"/>
+          <w:lang w:val="en-US" w:eastAsia="zh-CN"/>
+        </w:rPr>
+        <w:t>break main</w:t>
+      </w:r>
+    </w:p>
+    <w:p>
+      <w:pPr>
+        <w:numPr>
+          <w:ilvl w:val="0"/>
+          <w:numId w:val="0"/>
+        </w:numPr>
+        <w:ind w:firstLine="420" w:firstLineChars="0"/>
+        <w:rPr>
+          <w:rFonts w:hint="eastAsia"/>
+          <w:lang w:val="en-US" w:eastAsia="zh-CN"/>
+        </w:rPr>
+      </w:pPr>
+      <w:bookmarkStart w:id="0" w:name="_GoBack"/>
+      <w:bookmarkEnd w:id="0"/>
+      <w:r>
+        <w:rPr>
+          <w:rFonts w:hint="eastAsia"/>
+          <w:lang w:val="en-US" w:eastAsia="zh-CN"/>
+        </w:rPr>
+        <w:t>continue</w:t>
+      </w:r>
+    </w:p>
+    <w:p>
+      <w:pPr>
+        <w:numPr>
+          <w:ilvl w:val="0"/>
+          <w:numId w:val="0"/>
+        </w:numPr>
+        <w:rPr>
+          <w:rFonts w:hint="default"/>
+          <w:lang w:val="en-US" w:eastAsia="zh-CN"/>
+        </w:rPr>
+      </w:pPr>
+      <w:r>
+        <w:rPr>
+          <w:rFonts w:hint="eastAsia"/>
+          <w:lang w:val="en-US" w:eastAsia="zh-CN"/>
+        </w:rPr>
+        <w:t>就会停止在main函数</w:t>
+      </w:r>
+    </w:p>
+    <w:p>
+      <w:pPr>
+        <w:numPr>
+          <w:ilvl w:val="0"/>
+          <w:numId w:val="0"/>
+        </w:numPr>
+        <w:ind w:leftChars="0" w:firstLine="420" w:firstLineChars="0"/>
+        <w:rPr>
+          <w:rFonts w:ascii="Consolas" w:hAnsi="Consolas" w:eastAsia="Consolas" w:cs="Consolas"/>
+          <w:i w:val="0"/>
+          <w:iCs w:val="0"/>
+          <w:caps w:val="0"/>
+          <w:color w:val="D6D6DD"/>
+          <w:spacing w:val="0"/>
+          <w:sz w:val="18"/>
+          <w:szCs w:val="18"/>
+          <w:shd w:val="clear" w:fill="181818"/>
+        </w:rPr>
       </w:pPr>
     </w:p>
     <w:p>
@@ -30941,14 +31601,33 @@
           <w:ilvl w:val="0"/>
           <w:numId w:val="0"/>
         </w:numPr>
-        <w:ind w:leftChars="0"/>
+        <w:ind w:leftChars="0" w:firstLine="420" w:firstLineChars="0"/>
+        <w:rPr>
+          <w:rFonts w:hint="default" w:ascii="Consolas" w:hAnsi="Consolas" w:eastAsia="Consolas" w:cs="Consolas"/>
+          <w:i w:val="0"/>
+          <w:iCs w:val="0"/>
+          <w:caps w:val="0"/>
+          <w:color w:val="D6D6DD"/>
+          <w:spacing w:val="0"/>
+          <w:sz w:val="18"/>
+          <w:szCs w:val="18"/>
+          <w:shd w:val="clear" w:fill="181818"/>
+          <w:lang w:val="en-US" w:eastAsia="zh-CN"/>
+        </w:rPr>
+      </w:pPr>
+    </w:p>
+    <w:p>
+      <w:pPr>
+        <w:numPr>
+          <w:ilvl w:val="0"/>
+          <w:numId w:val="0"/>
+        </w:numPr>
+        <w:ind w:leftChars="0" w:firstLine="420" w:firstLineChars="0"/>
         <w:rPr>
           <w:rFonts w:hint="default"/>
           <w:lang w:val="en-US" w:eastAsia="zh-CN"/>
         </w:rPr>
       </w:pPr>
-      <w:bookmarkStart w:id="0" w:name="_GoBack"/>
-      <w:bookmarkEnd w:id="0"/>
     </w:p>
     <w:sectPr>
       <w:pgSz w:w="11906" w:h="16838"/>
@@ -32750,7 +33429,7 @@
       <w:outlineLvl w:val="0"/>
     </w:pPr>
     <w:rPr>
-      <w:rFonts w:ascii="+西文标题" w:hAnsi="+西文标题" w:eastAsia="+中文标题" w:cs="Times New Roman"/>
+      <w:rFonts w:ascii="Segoe Print" w:hAnsi="Segoe Print" w:eastAsia="Segoe Print" w:cs="Times New Roman"/>
       <w:b/>
       <w:bCs/>
       <w:kern w:val="44"/>
@@ -32770,7 +33449,7 @@
       <w:outlineLvl w:val="0"/>
     </w:pPr>
     <w:rPr>
-      <w:rFonts w:ascii="+西文标题" w:hAnsi="+西文标题" w:eastAsia="+中文标题" w:cs="Times New Roman"/>
+      <w:rFonts w:ascii="Segoe Print" w:hAnsi="Segoe Print" w:eastAsia="Segoe Print" w:cs="Times New Roman"/>
       <w:b/>
       <w:bCs/>
       <w:kern w:val="44"/>
@@ -33139,10 +33818,1406 @@
 </s:customData>
 </file>
 
+<file path=customXml/item2.xml><?xml version="1.0" encoding="utf-8"?>
+<contractReview xmlns="http://schemas.wps.cn/vas-ai-hub/contract-review">
+  <reviewItems>
+    <reviewItem>
+      <errorID>8e0aabb5-3ff0-4886-8368-1be8dbab4592</errorID>
+      <errorWord>/、</errorWord>
+      <group>L1_Punc</group>
+      <groupName>标点问题</groupName>
+      <ability>L2_Punc_CN</ability>
+      <abilityName>标点符号问题</abilityName>
+      <candidateList>
+        <item>/</item>
+      </candidateList>
+      <explain/>
+      <paraID>3C66D5C4</paraID>
+      <start>8</start>
+      <end>10</end>
+      <status>ignored</status>
+      <modifiedWord/>
+      <trackRevisions>false</trackRevisions>
+    </reviewItem>
+    <reviewItem>
+      <errorID>d868c210-cd93-4657-9148-ca19e7d0954c</errorID>
+      <errorWord>1.3.</errorWord>
+      <group>L1_Format</group>
+      <groupName>格式问题</groupName>
+      <ability>L2_Ordinal</ability>
+      <abilityName>序号格式</abilityName>
+      <candidateList>
+        <item>1.3</item>
+      </candidateList>
+      <explain>标题顺序错误，请检查标题顺序是否合理。</explain>
+      <paraID>19370A80</paraID>
+      <start>0</start>
+      <end>3</end>
+      <status>modified</status>
+      <modifiedWord>1.3</modifiedWord>
+      <trackRevisions>false</trackRevisions>
+    </reviewItem>
+    <reviewItem>
+      <errorID>3c1629d1-b52a-4cdb-9ea0-5f7865220127</errorID>
+      <errorWord>NS</errorWord>
+      <group>L1_English</group>
+      <groupName>英文问题</groupName>
+      <ability>L2_Other_Grammar</ability>
+      <abilityName>其他语法问题</abilityName>
+      <candidateList>
+        <item>NSA</item>
+      </candidateList>
+      <explain>名词使用不当, 建议将NS修改为NSA</explain>
+      <paraID>4E5A3F25</paraID>
+      <start>0</start>
+      <end>2</end>
+      <status>ignored</status>
+      <modifiedWord/>
+      <trackRevisions>false</trackRevisions>
+    </reviewItem>
+    <reviewItem>
+      <errorID>7dc10b5b-77c2-48ec-93ac-30a3c4c3b446</errorID>
+      <errorWord>；</errorWord>
+      <group>L1_Format</group>
+      <groupName>格式问题</groupName>
+      <ability>L2_HalfPunc_CN</ability>
+      <abilityName>全半角问题</abilityName>
+      <candidateList>
+        <item>; </item>
+      </candidateList>
+      <explain>文本全半角错误。</explain>
+      <paraID>3D9873A8</paraID>
+      <start>4</start>
+      <end>5</end>
+      <status>ignored</status>
+      <modifiedWord/>
+      <trackRevisions>false</trackRevisions>
+    </reviewItem>
+    <reviewItem>
+      <errorID>78d880dd-990f-4c17-aac7-8aaf2f1bc7f7</errorID>
+      <errorWord>；</errorWord>
+      <group>L1_Format</group>
+      <groupName>格式问题</groupName>
+      <ability>L2_HalfPunc_CN</ability>
+      <abilityName>全半角问题</abilityName>
+      <candidateList>
+        <item>; </item>
+      </candidateList>
+      <explain>文本全半角错误。</explain>
+      <paraID>  686002</paraID>
+      <start>10</start>
+      <end>11</end>
+      <status>ignored</status>
+      <modifiedWord/>
+      <trackRevisions>false</trackRevisions>
+    </reviewItem>
+    <reviewItem>
+      <errorID>653f2135-7915-4a38-8823-a05e35fe04a7</errorID>
+      <errorWord>编译</errorWord>
+      <group>L1_Word</group>
+      <groupName>字词问题</groupName>
+      <ability>L2_Typo</ability>
+      <abilityName>字词错误</abilityName>
+      <candidateList>
+        <item> 编译</item>
+      </candidateList>
+      <explain/>
+      <paraID>728A4314</paraID>
+      <start>3</start>
+      <end>6</end>
+      <status>modified</status>
+      <modifiedWord> 编译</modifiedWord>
+      <trackRevisions>false</trackRevisions>
+    </reviewItem>
+    <reviewItem>
+      <errorID>5b8da81b-02e0-46cd-8134-acc2c0d34ae0</errorID>
+      <errorWord>（</errorWord>
+      <group>L1_Format</group>
+      <groupName>格式问题</groupName>
+      <ability>L2_HalfPunc_CN</ability>
+      <abilityName>全半角问题</abilityName>
+      <candidateList>
+        <item>(</item>
+      </candidateList>
+      <explain>文本全半角错误。</explain>
+      <paraID>586DF4E2</paraID>
+      <start>3</start>
+      <end>4</end>
+      <status>modified</status>
+      <modifiedWord>(</modifiedWord>
+      <trackRevisions>false</trackRevisions>
+    </reviewItem>
+    <reviewItem>
+      <errorID>8b8880dd-9eef-432d-9bd1-c645bc95ec11</errorID>
+      <errorWord>（</errorWord>
+      <group>L1_Format</group>
+      <groupName>格式问题</groupName>
+      <ability>L2_HalfPunc_CN</ability>
+      <abilityName>全半角问题</abilityName>
+      <candidateList>
+        <item>(</item>
+      </candidateList>
+      <explain>文本全半角错误。</explain>
+      <paraID> 20C7C08</paraID>
+      <start>3</start>
+      <end>4</end>
+      <status>modified</status>
+      <modifiedWord>(</modifiedWord>
+      <trackRevisions>false</trackRevisions>
+    </reviewItem>
+    <reviewItem>
+      <errorID>8d013e96-54c8-4f0e-82d3-cff50997e176</errorID>
+      <errorWord>)</errorWord>
+      <group>L1_Format</group>
+      <groupName>格式问题</groupName>
+      <ability>L2_HalfPunc_CN</ability>
+      <abilityName>全半角问题</abilityName>
+      <candidateList>
+        <item>）</item>
+      </candidateList>
+      <explain>文本全半角错误。</explain>
+      <paraID>3F5C7A48</paraID>
+      <start>27</start>
+      <end>28</end>
+      <status>modified</status>
+      <modifiedWord>）</modifiedWord>
+      <trackRevisions>false</trackRevisions>
+    </reviewItem>
+    <reviewItem>
+      <errorID>8f542084-983a-4bbc-a047-dc3c9adc6ac8</errorID>
+      <errorWord>（</errorWord>
+      <group>L1_Format</group>
+      <groupName>格式问题</groupName>
+      <ability>L2_HalfPunc_CN</ability>
+      <abilityName>全半角问题</abilityName>
+      <candidateList>
+        <item>(</item>
+      </candidateList>
+      <explain>文本全半角错误。</explain>
+      <paraID>6A9D21C8</paraID>
+      <start>4</start>
+      <end>5</end>
+      <status>modified</status>
+      <modifiedWord>(</modifiedWord>
+      <trackRevisions>false</trackRevisions>
+    </reviewItem>
+    <reviewItem>
+      <errorID>95d0d70d-8c64-4cdd-8e83-d0abec7bcac9</errorID>
+      <errorWord>进</errorWord>
+      <group>L1_Word</group>
+      <groupName>字词问题</groupName>
+      <ability>L2_Typo</ability>
+      <abilityName>字词错误</abilityName>
+      <candidateList>
+        <item>进入</item>
+      </candidateList>
+      <explain/>
+      <paraID> 6E02064</paraID>
+      <start>235</start>
+      <end>237</end>
+      <status>modified</status>
+      <modifiedWord>进入</modifiedWord>
+      <trackRevisions>false</trackRevisions>
+    </reviewItem>
+    <reviewItem>
+      <errorID>609df625-3620-418a-81d7-681dc7f66a3f</errorID>
+      <errorWord>)</errorWord>
+      <group>L1_Format</group>
+      <groupName>格式问题</groupName>
+      <ability>L2_HalfPunc_CN</ability>
+      <abilityName>全半角问题</abilityName>
+      <candidateList>
+        <item>）</item>
+      </candidateList>
+      <explain>文本全半角错误。</explain>
+      <paraID> 6E02064</paraID>
+      <start>252</start>
+      <end>253</end>
+      <status>modified</status>
+      <modifiedWord>）</modifiedWord>
+      <trackRevisions>false</trackRevisions>
+    </reviewItem>
+    <reviewItem>
+      <errorID>5100821d-783a-496d-878e-0741afa318f3</errorID>
+      <errorWord>=</errorWord>
+      <group>L1_Word</group>
+      <groupName>字词问题</groupName>
+      <ability>L2_Typo</ability>
+      <abilityName>字词错误</abilityName>
+      <candidateList>
+        <item>是</item>
+      </candidateList>
+      <explain/>
+      <paraID> 76553D4</paraID>
+      <start>6</start>
+      <end>7</end>
+      <status>ignored</status>
+      <modifiedWord/>
+      <trackRevisions>false</trackRevisions>
+    </reviewItem>
+    <reviewItem>
+      <errorID>f6619050-99a5-4e93-9d23-2ed74f75f003</errorID>
+      <errorWord>实际</errorWord>
+      <group>L1_Word</group>
+      <groupName>字词问题</groupName>
+      <ability>L2_Typo</ability>
+      <abilityName>字词错误</abilityName>
+      <candidateList>
+        <item>实际上</item>
+      </candidateList>
+      <explain/>
+      <paraID> 76553D4</paraID>
+      <start>46</start>
+      <end>49</end>
+      <status>modified</status>
+      <modifiedWord>实际上</modifiedWord>
+      <trackRevisions>false</trackRevisions>
+    </reviewItem>
+    <reviewItem>
+      <errorID>97f4be68-00af-426c-b524-5d49310660a2</errorID>
+      <errorWord>、</errorWord>
+      <group>L1_Punc</group>
+      <groupName>标点问题</groupName>
+      <ability>L2_Punc_CN</ability>
+      <abilityName>标点符号问题</abilityName>
+      <candidateList>
+        <item>，</item>
+      </candidateList>
+      <explain/>
+      <paraID>15181F37</paraID>
+      <start>44</start>
+      <end>45</end>
+      <status>modified</status>
+      <modifiedWord>，</modifiedWord>
+      <trackRevisions>false</trackRevisions>
+    </reviewItem>
+    <reviewItem>
+      <errorID>ac4fc428-0055-40fe-9fbc-d992d3bdb7d2</errorID>
+      <errorWord>证明</errorWord>
+      <group>L1_Punc</group>
+      <groupName>标点问题</groupName>
+      <ability>L2_Punc_CN</ability>
+      <abilityName>标点符号问题</abilityName>
+      <candidateList>
+        <item>，证明</item>
+      </candidateList>
+      <explain/>
+      <paraID>15181F37</paraID>
+      <start>54</start>
+      <end>57</end>
+      <status>modified</status>
+      <modifiedWord>，证明</modifiedWord>
+      <trackRevisions>false</trackRevisions>
+    </reviewItem>
+    <reviewItem>
+      <errorID>3baee873-0b25-457e-8ff5-6f40f8badf1a</errorID>
+      <errorWord>_</errorWord>
+      <group>L1_Word</group>
+      <groupName>字词问题</groupName>
+      <ability>L2_Typo</ability>
+      <abilityName>字词错误</abilityName>
+      <candidateList>
+        <item>t_</item>
+      </candidateList>
+      <explain/>
+      <paraID>20ED7CC2</paraID>
+      <start>1</start>
+      <end>2</end>
+      <status>ignored</status>
+      <modifiedWord/>
+      <trackRevisions>false</trackRevisions>
+    </reviewItem>
+    <reviewItem>
+      <errorID>ee82b9b6-2858-430e-beed-c7f7e28cf723</errorID>
+      <errorWord>“</errorWord>
+      <group>L1_Punc</group>
+      <groupName>标点问题</groupName>
+      <ability>L2_Punc_CN</ability>
+      <abilityName>标点符号问题</abilityName>
+      <candidateList>
+        <item/>
+      </candidateList>
+      <explain/>
+      <paraID>20ED7CC2</paraID>
+      <start>69</start>
+      <end>70</end>
+      <status>unmodified</status>
+      <modifiedWord/>
+      <trackRevisions>false</trackRevisions>
+    </reviewItem>
+    <reviewItem>
+      <errorID>353e5929-3350-4756-b529-b10d9603270a</errorID>
+      <errorWord>”</errorWord>
+      <group>L1_Punc</group>
+      <groupName>标点问题</groupName>
+      <ability>L2_Punc_CN</ability>
+      <abilityName>标点符号问题</abilityName>
+      <candidateList>
+        <item/>
+      </candidateList>
+      <explain/>
+      <paraID>20ED7CC2</paraID>
+      <start>84</start>
+      <end>85</end>
+      <status>unmodified</status>
+      <modifiedWord/>
+      <trackRevisions>false</trackRevisions>
+    </reviewItem>
+    <reviewItem>
+      <errorID>8aa29d89-5488-4a94-9106-5cb023b8c408</errorID>
+      <errorWord>QCBOR</errorWord>
+      <group>L1_Word</group>
+      <groupName>字词问题</groupName>
+      <ability>L2_Typo</ability>
+      <abilityName>字词错误</abilityName>
+      <candidateList>
+        <item> QCBOR</item>
+      </candidateList>
+      <explain/>
+      <paraID>3DE6F2E3</paraID>
+      <start>0</start>
+      <end>5</end>
+      <status>unmodified</status>
+      <modifiedWord/>
+      <trackRevisions>false</trackRevisions>
+    </reviewItem>
+    <reviewItem>
+      <errorID>82f786e6-5e06-4184-a643-7f7cc0472f9b</errorID>
+      <errorWord>t</errorWord>
+      <group>L1_Word</group>
+      <groupName>字词问题</groupName>
+      <ability>L2_Typo</ability>
+      <abilityName>字词错误</abilityName>
+      <candidateList>
+        <item> t</item>
+      </candidateList>
+      <explain/>
+      <paraID>440F6BD1</paraID>
+      <start>0</start>
+      <end>1</end>
+      <status>unmodified</status>
+      <modifiedWord/>
+      <trackRevisions>false</trackRevisions>
+    </reviewItem>
+    <reviewItem>
+      <errorID>ad96b899-da20-4e5c-a721-8c3740ae7028</errorID>
+      <errorWord>密码</errorWord>
+      <group>L1_Word</group>
+      <groupName>字词问题</groupName>
+      <ability>L2_Typo</ability>
+      <abilityName>字词错误</abilityName>
+      <candidateList>
+        <item> 密码</item>
+      </candidateList>
+      <explain/>
+      <paraID>6C1B97F2</paraID>
+      <start>0</start>
+      <end>2</end>
+      <status>unmodified</status>
+      <modifiedWord/>
+      <trackRevisions>false</trackRevisions>
+    </reviewItem>
+    <reviewItem>
+      <errorID>a2266499-e3c3-4c19-bb15-3554b36e210f</errorID>
+      <errorWord>由</errorWord>
+      <group>L1_Word</group>
+      <groupName>字词问题</groupName>
+      <ability>L2_Typo</ability>
+      <abilityName>字词错误</abilityName>
+      <candidateList>
+        <item>有</item>
+      </candidateList>
+      <explain/>
+      <paraID>3C6B1F95</paraID>
+      <start>13</start>
+      <end>14</end>
+      <status>unmodified</status>
+      <modifiedWord/>
+      <trackRevisions>false</trackRevisions>
+    </reviewItem>
+    <reviewItem>
+      <errorID>bdf3de5b-d465-4afe-9964-3cacd78eaaf7</errorID>
+      <errorWord>:</errorWord>
+      <group>L1_Format</group>
+      <groupName>格式问题</groupName>
+      <ability>L2_HalfPunc_CN</ability>
+      <abilityName>全半角问题</abilityName>
+      <candidateList>
+        <item>：</item>
+      </candidateList>
+      <explain>文本全半角错误。</explain>
+      <paraID>792AA1DB</paraID>
+      <start>48</start>
+      <end>49</end>
+      <status>unmodified</status>
+      <modifiedWord/>
+      <trackRevisions>false</trackRevisions>
+    </reviewItem>
+    <reviewItem>
+      <errorID>6d507efd-5607-4dd7-bf85-7de1bb38d2b7</errorID>
+      <errorWord>(</errorWord>
+      <group>L1_Format</group>
+      <groupName>格式问题</groupName>
+      <ability>L2_HalfPunc_CN</ability>
+      <abilityName>全半角问题</abilityName>
+      <candidateList>
+        <item>（</item>
+      </candidateList>
+      <explain>文本全半角错误。</explain>
+      <paraID> 7C0FEF7</paraID>
+      <start>16</start>
+      <end>17</end>
+      <status>unmodified</status>
+      <modifiedWord/>
+      <trackRevisions>false</trackRevisions>
+    </reviewItem>
+    <reviewItem>
+      <errorID>5947a4f4-e54f-4997-8a8f-1319be3f5f22</errorID>
+      <errorWord>这是</errorWord>
+      <group>L1_Word</group>
+      <groupName>字词问题</groupName>
+      <ability>L2_Typo</ability>
+      <abilityName>字词错误</abilityName>
+      <candidateList>
+        <item>这时</item>
+      </candidateList>
+      <explain/>
+      <paraID> 7C0FEF7</paraID>
+      <start>17</start>
+      <end>19</end>
+      <status>unmodified</status>
+      <modifiedWord/>
+      <trackRevisions>false</trackRevisions>
+    </reviewItem>
+    <reviewItem>
+      <errorID>601848e9-ab38-4718-98fd-91f29d5dc858</errorID>
+      <errorWord>)</errorWord>
+      <group>L1_Format</group>
+      <groupName>格式问题</groupName>
+      <ability>L2_HalfPunc_CN</ability>
+      <abilityName>全半角问题</abilityName>
+      <candidateList>
+        <item>）</item>
+      </candidateList>
+      <explain>文本全半角错误。</explain>
+      <paraID> 7C0FEF7</paraID>
+      <start>37</start>
+      <end>38</end>
+      <status>unmodified</status>
+      <modifiedWord/>
+      <trackRevisions>false</trackRevisions>
+    </reviewItem>
+    <reviewItem>
+      <errorID>b5dcf32b-0690-4e87-bce1-f07a281d6292</errorID>
+      <errorWord> 115200 8N1</errorWord>
+      <group>L1_Punc</group>
+      <groupName>标点问题</groupName>
+      <ability>L2_Punc_CN</ability>
+      <abilityName>标点符号问题</abilityName>
+      <candidateList>
+        <item>（115200 8N1）</item>
+      </candidateList>
+      <explain/>
+      <paraID>1B5AEB24</paraID>
+      <start>6</start>
+      <end>17</end>
+      <status>unmodified</status>
+      <modifiedWord/>
+      <trackRevisions>false</trackRevisions>
+    </reviewItem>
+    <reviewItem>
+      <errorID>9c3465f0-7fea-4d50-8fd4-8b0f918a03d8</errorID>
+      <errorWord>：</errorWord>
+      <group>L1_Punc</group>
+      <groupName>标点问题</groupName>
+      <ability>L2_Punc_CN</ability>
+      <abilityName>标点符号问题</abilityName>
+      <candidateList>
+        <item>。</item>
+      </candidateList>
+      <explain/>
+      <paraID>1B5AEB24</paraID>
+      <start>47</start>
+      <end>48</end>
+      <status>unmodified</status>
+      <modifiedWord/>
+      <trackRevisions>false</trackRevisions>
+    </reviewItem>
+    <reviewItem>
+      <errorID>b4375f53-8f10-44f0-9494-d14a09ed7243</errorID>
+      <errorWord>的根</errorWord>
+      <group>L1_Word</group>
+      <groupName>字词问题</groupName>
+      <ability>L2_Typo</ability>
+      <abilityName>字词错误</abilityName>
+      <candidateList>
+        <item>的</item>
+      </candidateList>
+      <explain/>
+      <paraID>4025066B</paraID>
+      <start>6</start>
+      <end>8</end>
+      <status>unmodified</status>
+      <modifiedWord/>
+      <trackRevisions>false</trackRevisions>
+    </reviewItem>
+    <reviewItem>
+      <errorID>7b690433-362f-49c5-814a-606c53c1f50e</errorID>
+      <errorWord>当做</errorWord>
+      <group>L1_Word</group>
+      <groupName>字词问题</groupName>
+      <ability>L2_Alias</ability>
+      <abilityName>也作/曾用词</abilityName>
+      <candidateList>
+        <item>当作</item>
+      </candidateList>
+      <explain>词汇[当做]为不规范表述或旧称，其规范书面表述为[当作]。</explain>
+      <paraID>64EBFB60</paraID>
+      <start>143</start>
+      <end>145</end>
+      <status>unmodified</status>
+      <modifiedWord/>
+      <trackRevisions>false</trackRevisions>
+    </reviewItem>
+    <reviewItem>
+      <errorID>f0ec7d45-5572-4b30-bf27-3b7cae2700a5</errorID>
+      <errorWord> </errorWord>
+      <group>L1_Punc</group>
+      <groupName>标点问题</groupName>
+      <ability>L2_Punc_CN</ability>
+      <abilityName>标点符号问题</abilityName>
+      <candidateList>
+        <item/>
+      </candidateList>
+      <explain>此处空格冗余，建议删除。</explain>
+      <paraID>7C2A8EAD</paraID>
+      <start>6</start>
+      <end>7</end>
+      <status>unmodified</status>
+      <modifiedWord/>
+      <trackRevisions>false</trackRevisions>
+    </reviewItem>
+    <reviewItem>
+      <errorID>17fe932f-2846-455f-b687-1fbed8516928</errorID>
+      <errorWord> </errorWord>
+      <group>L1_Punc</group>
+      <groupName>标点问题</groupName>
+      <ability>L2_Punc_CN</ability>
+      <abilityName>标点符号问题</abilityName>
+      <candidateList>
+        <item/>
+      </candidateList>
+      <explain>此处空格冗余，建议删除。</explain>
+      <paraID>7C2A8EAD</paraID>
+      <start>10</start>
+      <end>11</end>
+      <status>unmodified</status>
+      <modifiedWord/>
+      <trackRevisions>false</trackRevisions>
+    </reviewItem>
+    <reviewItem>
+      <errorID>27a1a9f8-494a-4b2d-ab10-94abe4091af9</errorID>
+      <errorWord> </errorWord>
+      <group>L1_Punc</group>
+      <groupName>标点问题</groupName>
+      <ability>L2_Punc_CN</ability>
+      <abilityName>标点符号问题</abilityName>
+      <candidateList>
+        <item/>
+      </candidateList>
+      <explain>此处空格冗余，建议删除。</explain>
+      <paraID>7C2A8EAD</paraID>
+      <start>15</start>
+      <end>16</end>
+      <status>unmodified</status>
+      <modifiedWord/>
+      <trackRevisions>false</trackRevisions>
+    </reviewItem>
+    <reviewItem>
+      <errorID>eac1d289-1ad5-4d61-b409-94d7f2248f24</errorID>
+      <errorWord>/。</errorWord>
+      <group>L1_Punc</group>
+      <groupName>标点问题</groupName>
+      <ability>L2_Punc_CN</ability>
+      <abilityName>标点符号问题</abilityName>
+      <candidateList>
+        <item>/</item>
+      </candidateList>
+      <explain/>
+      <paraID>7C2A8EAD</paraID>
+      <start>49</start>
+      <end>51</end>
+      <status>unmodified</status>
+      <modifiedWord/>
+      <trackRevisions>false</trackRevisions>
+    </reviewItem>
+    <reviewItem>
+      <errorID>177a8dce-d891-46f6-b007-3813fa962004</errorID>
+      <errorWord> </errorWord>
+      <group>L1_Punc</group>
+      <groupName>标点问题</groupName>
+      <ability>L2_Punc_CN</ability>
+      <abilityName>标点符号问题</abilityName>
+      <candidateList>
+        <item/>
+      </candidateList>
+      <explain>此处空格冗余，建议删除。</explain>
+      <paraID>7C2A8EAD</paraID>
+      <start>54</start>
+      <end>55</end>
+      <status>unmodified</status>
+      <modifiedWord/>
+      <trackRevisions>false</trackRevisions>
+    </reviewItem>
+    <reviewItem>
+      <errorID>70b74bbc-e2dc-4f5a-92c5-ffe000415348</errorID>
+      <errorWord> </errorWord>
+      <group>L1_Punc</group>
+      <groupName>标点问题</groupName>
+      <ability>L2_Punc_CN</ability>
+      <abilityName>标点符号问题</abilityName>
+      <candidateList>
+        <item/>
+      </candidateList>
+      <explain>此处空格冗余，建议删除。</explain>
+      <paraID>7C2A8EAD</paraID>
+      <start>58</start>
+      <end>59</end>
+      <status>unmodified</status>
+      <modifiedWord/>
+      <trackRevisions>false</trackRevisions>
+    </reviewItem>
+    <reviewItem>
+      <errorID>202b5c50-2325-4e15-85e6-f8f609c27dfe</errorID>
+      <errorWord> </errorWord>
+      <group>L1_Punc</group>
+      <groupName>标点问题</groupName>
+      <ability>L2_Punc_CN</ability>
+      <abilityName>标点符号问题</abilityName>
+      <candidateList>
+        <item/>
+      </candidateList>
+      <explain>此处空格冗余，建议删除。</explain>
+      <paraID>7C2A8EAD</paraID>
+      <start>81</start>
+      <end>82</end>
+      <status>unmodified</status>
+      <modifiedWord/>
+      <trackRevisions>false</trackRevisions>
+    </reviewItem>
+    <reviewItem>
+      <errorID>bafcbab0-c9ff-42a1-8a22-e757b8363a94</errorID>
+      <errorWord> </errorWord>
+      <group>L1_Punc</group>
+      <groupName>标点问题</groupName>
+      <ability>L2_Punc_CN</ability>
+      <abilityName>标点符号问题</abilityName>
+      <candidateList>
+        <item/>
+      </candidateList>
+      <explain>此处空格冗余，建议删除。</explain>
+      <paraID>7C2A8EAD</paraID>
+      <start>84</start>
+      <end>85</end>
+      <status>unmodified</status>
+      <modifiedWord/>
+      <trackRevisions>false</trackRevisions>
+    </reviewItem>
+    <reviewItem>
+      <errorID>a84ca202-06cf-4c7e-8d21-96bb0001b3c2</errorID>
+      <errorWord> </errorWord>
+      <group>L1_Punc</group>
+      <groupName>标点问题</groupName>
+      <ability>L2_Punc_CN</ability>
+      <abilityName>标点符号问题</abilityName>
+      <candidateList>
+        <item/>
+      </candidateList>
+      <explain>此处空格冗余，建议删除。</explain>
+      <paraID>7C2A8EAD</paraID>
+      <start>95</start>
+      <end>96</end>
+      <status>unmodified</status>
+      <modifiedWord/>
+      <trackRevisions>false</trackRevisions>
+    </reviewItem>
+    <reviewItem>
+      <errorID>7a25622c-190b-4d92-adca-2ac15aafd502</errorID>
+      <errorWord> </errorWord>
+      <group>L1_Punc</group>
+      <groupName>标点问题</groupName>
+      <ability>L2_Punc_CN</ability>
+      <abilityName>标点符号问题</abilityName>
+      <candidateList>
+        <item/>
+      </candidateList>
+      <explain>此处空格冗余，建议删除。</explain>
+      <paraID>7C2A8EAD</paraID>
+      <start>120</start>
+      <end>121</end>
+      <status>unmodified</status>
+      <modifiedWord/>
+      <trackRevisions>false</trackRevisions>
+    </reviewItem>
+    <reviewItem>
+      <errorID>56864251-96ee-46c7-b78c-de7f217a78f3</errorID>
+      <errorWord> </errorWord>
+      <group>L1_Punc</group>
+      <groupName>标点问题</groupName>
+      <ability>L2_Punc_CN</ability>
+      <abilityName>标点符号问题</abilityName>
+      <candidateList>
+        <item/>
+      </candidateList>
+      <explain>此处空格冗余，建议删除。</explain>
+      <paraID>7C2A8EAD</paraID>
+      <start>124</start>
+      <end>125</end>
+      <status>unmodified</status>
+      <modifiedWord/>
+      <trackRevisions>false</trackRevisions>
+    </reviewItem>
+    <reviewItem>
+      <errorID>4a6bed5a-5adf-47bf-abc1-2897e160248a</errorID>
+      <errorWord> </errorWord>
+      <group>L1_Punc</group>
+      <groupName>标点问题</groupName>
+      <ability>L2_Punc_CN</ability>
+      <abilityName>标点符号问题</abilityName>
+      <candidateList>
+        <item/>
+      </candidateList>
+      <explain>此处空格冗余，建议删除。</explain>
+      <paraID>7C2A8EAD</paraID>
+      <start>127</start>
+      <end>128</end>
+      <status>unmodified</status>
+      <modifiedWord/>
+      <trackRevisions>false</trackRevisions>
+    </reviewItem>
+    <reviewItem>
+      <errorID>8ec65d06-b4f1-4743-aa4e-81abdf9506e2</errorID>
+      <errorWord>：</errorWord>
+      <group>L1_Format</group>
+      <groupName>格式问题</groupName>
+      <ability>L2_HalfPunc_CN</ability>
+      <abilityName>全半角问题</abilityName>
+      <candidateList>
+        <item>:</item>
+      </candidateList>
+      <explain>文本全半角错误。</explain>
+      <paraID>38A86C3B</paraID>
+      <start>9</start>
+      <end>10</end>
+      <status>unmodified</status>
+      <modifiedWord/>
+      <trackRevisions>false</trackRevisions>
+    </reviewItem>
+    <reviewItem>
+      <errorID>d77ed0d7-5ae0-4230-b6e2-962acc9ead47</errorID>
+      <errorWord>，</errorWord>
+      <group>L1_Format</group>
+      <groupName>格式问题</groupName>
+      <ability>L2_HalfPunc_CN</ability>
+      <abilityName>全半角问题</abilityName>
+      <candidateList>
+        <item>,</item>
+      </candidateList>
+      <explain>文本全半角错误。</explain>
+      <paraID>38A86C3B</paraID>
+      <start>20</start>
+      <end>21</end>
+      <status>unmodified</status>
+      <modifiedWord/>
+      <trackRevisions>false</trackRevisions>
+    </reviewItem>
+    <reviewItem>
+      <errorID>5f56e20f-417a-43d7-aed5-89f47f2b1993</errorID>
+      <errorWord>（</errorWord>
+      <group>L1_Format</group>
+      <groupName>格式问题</groupName>
+      <ability>L2_HalfPunc_CN</ability>
+      <abilityName>全半角问题</abilityName>
+      <candidateList>
+        <item>(</item>
+      </candidateList>
+      <explain>文本全半角错误。</explain>
+      <paraID>38A86C3B</paraID>
+      <start>27</start>
+      <end>28</end>
+      <status>unmodified</status>
+      <modifiedWord/>
+      <trackRevisions>false</trackRevisions>
+    </reviewItem>
+    <reviewItem>
+      <errorID>e8727ae0-99b0-4d7d-af76-5575b9c88eb3</errorID>
+      <errorWord>）</errorWord>
+      <group>L1_Format</group>
+      <groupName>格式问题</groupName>
+      <ability>L2_HalfPunc_CN</ability>
+      <abilityName>全半角问题</abilityName>
+      <candidateList>
+        <item>)</item>
+      </candidateList>
+      <explain>文本全半角错误。</explain>
+      <paraID>38A86C3B</paraID>
+      <start>35</start>
+      <end>36</end>
+      <status>unmodified</status>
+      <modifiedWord/>
+      <trackRevisions>false</trackRevisions>
+    </reviewItem>
+    <reviewItem>
+      <errorID>0b00b673-d362-45f3-bfc3-009224f3e000</errorID>
+      <errorWord>：</errorWord>
+      <group>L1_Format</group>
+      <groupName>格式问题</groupName>
+      <ability>L2_HalfPunc_CN</ability>
+      <abilityName>全半角问题</abilityName>
+      <candidateList>
+        <item>:</item>
+      </candidateList>
+      <explain>文本全半角错误。</explain>
+      <paraID>5C1BC0EC</paraID>
+      <start>10</start>
+      <end>11</end>
+      <status>unmodified</status>
+      <modifiedWord/>
+      <trackRevisions>false</trackRevisions>
+    </reviewItem>
+    <reviewItem>
+      <errorID>9897738a-f2c2-490b-a860-b9690cb71391</errorID>
+      <errorWord>，</errorWord>
+      <group>L1_Format</group>
+      <groupName>格式问题</groupName>
+      <ability>L2_HalfPunc_CN</ability>
+      <abilityName>全半角问题</abilityName>
+      <candidateList>
+        <item>,</item>
+      </candidateList>
+      <explain>文本全半角错误。</explain>
+      <paraID>5C1BC0EC</paraID>
+      <start>21</start>
+      <end>22</end>
+      <status>unmodified</status>
+      <modifiedWord/>
+      <trackRevisions>false</trackRevisions>
+    </reviewItem>
+    <reviewItem>
+      <errorID>9560b99d-6d85-48ea-a7f8-9982ea8485c9</errorID>
+      <errorWord>（</errorWord>
+      <group>L1_Format</group>
+      <groupName>格式问题</groupName>
+      <ability>L2_HalfPunc_CN</ability>
+      <abilityName>全半角问题</abilityName>
+      <candidateList>
+        <item>(</item>
+      </candidateList>
+      <explain>文本全半角错误。</explain>
+      <paraID>5C1BC0EC</paraID>
+      <start>28</start>
+      <end>29</end>
+      <status>unmodified</status>
+      <modifiedWord/>
+      <trackRevisions>false</trackRevisions>
+    </reviewItem>
+    <reviewItem>
+      <errorID>e4737e10-a458-4239-8a93-66bd6f669792</errorID>
+      <errorWord>）</errorWord>
+      <group>L1_Format</group>
+      <groupName>格式问题</groupName>
+      <ability>L2_HalfPunc_CN</ability>
+      <abilityName>全半角问题</abilityName>
+      <candidateList>
+        <item>)</item>
+      </candidateList>
+      <explain>文本全半角错误。</explain>
+      <paraID>5C1BC0EC</paraID>
+      <start>36</start>
+      <end>37</end>
+      <status>unmodified</status>
+      <modifiedWord/>
+      <trackRevisions>false</trackRevisions>
+    </reviewItem>
+    <reviewItem>
+      <errorID>c213dfb6-e67c-45b2-958b-d52c5dee2fee</errorID>
+      <errorWord>编译的</errorWord>
+      <group>L1_Word</group>
+      <groupName>字词问题</groupName>
+      <ability>L2_Typo</ability>
+      <abilityName>字词错误</abilityName>
+      <candidateList>
+        <item>编译</item>
+      </candidateList>
+      <explain/>
+      <paraID>6359B86A</paraID>
+      <start>11</start>
+      <end>14</end>
+      <status>unmodified</status>
+      <modifiedWord/>
+      <trackRevisions>false</trackRevisions>
+    </reviewItem>
+    <reviewItem>
+      <errorID>462622f8-a0f7-455a-bfb6-a9bf539af7c2</errorID>
+      <errorWord>使用</errorWord>
+      <group>L1_Punc</group>
+      <groupName>标点问题</groupName>
+      <ability>L2_Punc_CN</ability>
+      <abilityName>标点符号问题</abilityName>
+      <candidateList>
+        <item>，使用</item>
+      </candidateList>
+      <explain/>
+      <paraID>30FD40B0</paraID>
+      <start>22</start>
+      <end>24</end>
+      <status>unmodified</status>
+      <modifiedWord/>
+      <trackRevisions>false</trackRevisions>
+    </reviewItem>
+    <reviewItem>
+      <errorID>6d0e331a-36d9-446b-a3d9-8ae7313b9652</errorID>
+      <errorWord>倍频道</errorWord>
+      <group>L1_Word</group>
+      <groupName>字词问题</groupName>
+      <ability>L2_Typo</ability>
+      <abilityName>字词错误</abilityName>
+      <candidateList>
+        <item>倍频至</item>
+      </candidateList>
+      <explain/>
+      <paraID>2A011195</paraID>
+      <start>62</start>
+      <end>65</end>
+      <status>unmodified</status>
+      <modifiedWord/>
+      <trackRevisions>false</trackRevisions>
+    </reviewItem>
+    <reviewItem>
+      <errorID>7eedec59-5744-47d9-8377-37fa10b4f98e</errorID>
+      <errorWord>一个make</errorWord>
+      <group>L1_Grammar</group>
+      <groupName>语法问题</groupName>
+      <ability>L2_Grammar</ability>
+      <abilityName>语法错误</abilityName>
+      <candidateList>
+        <item>一个</item>
+      </candidateList>
+      <explain/>
+      <paraID>62EC0762</paraID>
+      <start>20</start>
+      <end>26</end>
+      <status>unmodified</status>
+      <modifiedWord/>
+      <trackRevisions>false</trackRevisions>
+    </reviewItem>
+    <reviewItem>
+      <errorID>545f2eed-13e5-4df5-a4d3-98c6504bb050</errorID>
+      <errorWord>开发</errorWord>
+      <group>L1_Grammar</group>
+      <groupName>语法问题</groupName>
+      <ability>L2_Grammar</ability>
+      <abilityName>语法错误</abilityName>
+      <candidateList>
+        <item>make</item>
+      </candidateList>
+      <explain/>
+      <paraID>62EC0762</paraID>
+      <start>33</start>
+      <end>35</end>
+      <status>unmodified</status>
+      <modifiedWord/>
+      <trackRevisions>false</trackRevisions>
+    </reviewItem>
+    <reviewItem>
+      <errorID>76238f7b-493c-4efa-871d-87ef82ad328e</errorID>
+      <errorWord>trustzone</errorWord>
+      <group>L1_English</group>
+      <groupName>英文问题</groupName>
+      <ability>L2_Case</ability>
+      <abilityName>大小写问题</abilityName>
+      <candidateList>
+        <item>TrustZone</item>
+      </candidateList>
+      <explain>疑似单词大小写错误，建议将trustzone修改为TrustZone</explain>
+      <paraID> 1172278</paraID>
+      <start>6</start>
+      <end>15</end>
+      <status>unmodified</status>
+      <modifiedWord/>
+      <trackRevisions>false</trackRevisions>
+    </reviewItem>
+    <reviewItem>
+      <errorID>c06e443b-53d4-46a2-a4b6-3274f432495c</errorID>
+      <errorWord>烧</errorWord>
+      <group>L1_Word</group>
+      <groupName>字词问题</groupName>
+      <ability>L2_Typo</ability>
+      <abilityName>字词错误</abilityName>
+      <candidateList>
+        <item> 烧</item>
+      </candidateList>
+      <explain/>
+      <paraID>18AA83C8</paraID>
+      <start>3</start>
+      <end>4</end>
+      <status>unmodified</status>
+      <modifiedWord/>
+      <trackRevisions>false</trackRevisions>
+    </reviewItem>
+    <reviewItem>
+      <errorID>e0967166-844a-432c-bfd2-46b511a906b3</errorID>
+      <errorWord>脚本写了</errorWord>
+      <group>L1_Grammar</group>
+      <groupName>语法问题</groupName>
+      <ability>L2_Grammar</ability>
+      <abilityName>语法错误</abilityName>
+      <candidateList>
+        <item>脚本</item>
+      </candidateList>
+      <explain/>
+      <paraID> EE4FB50</paraID>
+      <start>2</start>
+      <end>6</end>
+      <status>unmodified</status>
+      <modifiedWord/>
+      <trackRevisions>false</trackRevisions>
+    </reviewItem>
+    <reviewItem>
+      <errorID>3e615262-f022-45a1-af14-d95bffab66cf</errorID>
+      <errorWord>mcubooot</errorWord>
+      <group>L1_English</group>
+      <groupName>英文问题</groupName>
+      <ability>L2_Spell</ability>
+      <abilityName>拼写问题</abilityName>
+      <candidateList>
+        <item>mcuboot</item>
+      </candidateList>
+      <explain>疑似单词拼写有误，建议将mcubooot修改为mcuboot</explain>
+      <paraID>49E9D44E</paraID>
+      <start>20</start>
+      <end>28</end>
+      <status>unmodified</status>
+      <modifiedWord/>
+      <trackRevisions>false</trackRevisions>
+    </reviewItem>
+    <reviewItem>
+      <errorID>35a806c5-f450-45c3-8510-016ec3095aab</errorID>
+      <errorWord>.</errorWord>
+      <group>L1_Format</group>
+      <groupName>格式问题</groupName>
+      <ability>L2_HalfPunc_CN</ability>
+      <abilityName>全半角问题</abilityName>
+      <candidateList>
+        <item>。</item>
+      </candidateList>
+      <explain>文本全半角错误。</explain>
+      <paraID>70B29D6D</paraID>
+      <start>34</start>
+      <end>35</end>
+      <status>unmodified</status>
+      <modifiedWord/>
+      <trackRevisions>false</trackRevisions>
+    </reviewItem>
+    <reviewItem>
+      <errorID>b64e3bdb-98c6-4ac2-bf4e-98d8415254b5</errorID>
+      <errorWord>硬件</errorWord>
+      <group>L1_Word</group>
+      <groupName>字词问题</groupName>
+      <ability>L2_Typo</ability>
+      <abilityName>字词错误</abilityName>
+      <candidateList>
+        <item> 硬件</item>
+      </candidateList>
+      <explain/>
+      <paraID> 88EB0D6</paraID>
+      <start>0</start>
+      <end>2</end>
+      <status>unmodified</status>
+      <modifiedWord/>
+      <trackRevisions>false</trackRevisions>
+    </reviewItem>
+    <reviewItem>
+      <errorID>6b87a3ad-c78d-4a30-a4ee-233284dddf64</errorID>
+      <errorWord> </errorWord>
+      <group>L1_Punc</group>
+      <groupName>标点问题</groupName>
+      <ability>L2_Punc_CN</ability>
+      <abilityName>标点符号问题</abilityName>
+      <candidateList>
+        <item/>
+      </candidateList>
+      <explain>此处空格冗余，建议删除。</explain>
+      <paraID>5DBADC81</paraID>
+      <start>0</start>
+      <end>1</end>
+      <status>unmodified</status>
+      <modifiedWord/>
+      <trackRevisions>false</trackRevisions>
+    </reviewItem>
+    <reviewItem>
+      <errorID>63218190-3892-4af7-b6fd-484d84c37ab4</errorID>
+      <errorWord>250Mhz</errorWord>
+      <group>L1_Word</group>
+      <groupName>字词问题</groupName>
+      <ability>L2_Typo</ability>
+      <abilityName>字词错误</abilityName>
+      <candidateList>
+        <item>250MHz</item>
+      </candidateList>
+      <explain/>
+      <paraID>58B04887</paraID>
+      <start>28</start>
+      <end>34</end>
+      <status>unmodified</status>
+      <modifiedWord/>
+      <trackRevisions>false</trackRevisions>
+    </reviewItem>
+    <reviewItem>
+      <errorID>e05cc38f-b8ca-4fec-b0b6-272187e10574</errorID>
+      <errorWord>环境染</errorWord>
+      <group>L1_Grammar</group>
+      <groupName>语法问题</groupName>
+      <ability>L2_Grammar</ability>
+      <abilityName>语法错误</abilityName>
+      <candidateList>
+        <item>环境变量使</item>
+      </candidateList>
+      <explain/>
+      <paraID> B57C9C0</paraID>
+      <start>54</start>
+      <end>57</end>
+      <status>unmodified</status>
+      <modifiedWord/>
+      <trackRevisions>false</trackRevisions>
+    </reviewItem>
+    <reviewItem>
+      <errorID>17a0976f-f1f0-4bca-b9a8-7768caa7445b</errorID>
+      <errorWord>CLI 它</errorWord>
+      <group>L1_Grammar</group>
+      <groupName>语法问题</groupName>
+      <ability>L2_Grammar</ability>
+      <abilityName>语法错误</abilityName>
+      <candidateList>
+        <item>CLI</item>
+      </candidateList>
+      <explain/>
+      <paraID> B57C9C0</paraID>
+      <start>157</start>
+      <end>162</end>
+      <status>unmodified</status>
+      <modifiedWord/>
+      <trackRevisions>false</trackRevisions>
+    </reviewItem>
+    <reviewItem>
+      <errorID>61ce49dd-c20b-40f4-b608-291b76d9c738</errorID>
+      <errorWord>直接</errorWord>
+      <group>L1_Punc</group>
+      <groupName>标点问题</groupName>
+      <ability>L2_Punc_CN</ability>
+      <abilityName>标点符号问题</abilityName>
+      <candidateList>
+        <item>，直接</item>
+      </candidateList>
+      <explain/>
+      <paraID>5193B1E1</paraID>
+      <start>26</start>
+      <end>28</end>
+      <status>unmodified</status>
+      <modifiedWord/>
+      <trackRevisions>false</trackRevisions>
+    </reviewItem>
+    <reviewItem>
+      <errorID>fe4c11f5-d9a9-48d0-a885-eee8cafd00ad</errorID>
+      <errorWord>可以进行</errorWord>
+      <group>L1_Grammar</group>
+      <groupName>语法问题</groupName>
+      <ability>L2_Grammar</ability>
+      <abilityName>语法错误</abilityName>
+      <candidateList>
+        <item>可以</item>
+      </candidateList>
+      <explain/>
+      <paraID>5193B1E1</paraID>
+      <start>29</start>
+      <end>33</end>
+      <status>unmodified</status>
+      <modifiedWord/>
+      <trackRevisions>false</trackRevisions>
+    </reviewItem>
+    <reviewItem>
+      <errorID>7ce1afaa-8fc9-4de5-9419-7c6814e1344b</errorID>
+      <errorWord>(</errorWord>
+      <group>L1_Punc</group>
+      <groupName>标点问题</groupName>
+      <ability>L2_Punc_CN</ability>
+      <abilityName>标点符号问题</abilityName>
+      <candidateList/>
+      <explain>同一形式括号套用。</explain>
+      <paraID>73C74BAD</paraID>
+      <start>58</start>
+      <end>59</end>
+      <status>unmodified</status>
+      <modifiedWord/>
+      <trackRevisions>false</trackRevisions>
+    </reviewItem>
+    <reviewItem>
+      <errorID>b77b080c-da85-4aea-b723-24f9c67b9d73</errorID>
+      <errorWord>)</errorWord>
+      <group>L1_Punc</group>
+      <groupName>标点问题</groupName>
+      <ability>L2_Punc_CN</ability>
+      <abilityName>标点符号问题</abilityName>
+      <candidateList/>
+      <explain>同一形式括号套用。</explain>
+      <paraID>73C74BAD</paraID>
+      <start>85</start>
+      <end>86</end>
+      <status>unmodified</status>
+      <modifiedWord/>
+      <trackRevisions>false</trackRevisions>
+    </reviewItem>
+    <reviewItem>
+      <errorID>68baaa37-92d4-47ec-9595-d51fa853d78a</errorID>
+      <errorWord>~/</errorWord>
+      <group>L1_Punc</group>
+      <groupName>标点问题</groupName>
+      <ability>L2_Punc_CN</ability>
+      <abilityName>标点符号问题</abilityName>
+      <candidateList>
+        <item>~</item>
+      </candidateList>
+      <explain/>
+      <paraID> 8FBB486</paraID>
+      <start>2</start>
+      <end>4</end>
+      <status>unmodified</status>
+      <modifiedWord/>
+      <trackRevisions>false</trackRevisions>
+    </reviewItem>
+    <reviewItem>
+      <errorID>11508ec8-7807-47e7-ad8f-8c50106a24bf</errorID>
+      <errorWord>再</errorWord>
+      <group>L1_Word</group>
+      <groupName>字词问题</groupName>
+      <ability>L2_Typo</ability>
+      <abilityName>字词错误</abilityName>
+      <candidateList>
+        <item>在</item>
+      </candidateList>
+      <explain/>
+      <paraID>7D2215EB</paraID>
+      <start>0</start>
+      <end>1</end>
+      <status>unmodified</status>
+      <modifiedWord/>
+      <trackRevisions>false</trackRevisions>
+    </reviewItem>
+    <reviewItem>
+      <errorID>13b611d9-5651-47ea-b037-05268a68a9ec</errorID>
+      <errorWord>正常</errorWord>
+      <group>L1_Punc</group>
+      <groupName>标点问题</groupName>
+      <ability>L2_Punc_CN</ability>
+      <abilityName>标点符号问题</abilityName>
+      <candidateList>
+        <item>，正常</item>
+      </candidateList>
+      <explain/>
+      <paraID>46BF79BF</paraID>
+      <start>7</start>
+      <end>9</end>
+      <status>unmodified</status>
+      <modifiedWord/>
+      <trackRevisions>false</trackRevisions>
+    </reviewItem>
+    <reviewItem>
+      <errorID>4fe175a1-528a-400b-8f27-7cb22bf2dbc7</errorID>
+      <errorWord>这里</errorWord>
+      <group>L1_Word</group>
+      <groupName>字词问题</groupName>
+      <ability>L2_Typo</ability>
+      <abilityName>字词错误</abilityName>
+      <candidateList>
+        <item>。</item>
+      </candidateList>
+      <explain/>
+      <paraID>46BF79BF</paraID>
+      <start>36</start>
+      <end>38</end>
+      <status>unmodified</status>
+      <modifiedWord/>
+      <trackRevisions>false</trackRevisions>
+    </reviewItem>
+    <reviewItem>
+      <errorID>c4dea006-f852-4af5-bac1-9d713478fb1a</errorID>
+      <errorWord>再</errorWord>
+      <group>L1_Word</group>
+      <groupName>字词问题</groupName>
+      <ability>L2_Typo</ability>
+      <abilityName>字词错误</abilityName>
+      <candidateList>
+        <item>在</item>
+      </candidateList>
+      <explain/>
+      <paraID>46BF79BF</paraID>
+      <start>53</start>
+      <end>54</end>
+      <status>unmodified</status>
+      <modifiedWord/>
+      <trackRevisions>false</trackRevisions>
+    </reviewItem>
+    <reviewItem>
+      <errorID>04941d5f-141a-4d6b-a3a7-77ca220708df</errorID>
+      <errorWord>；</errorWord>
+      <group>L1_Punc</group>
+      <groupName>标点问题</groupName>
+      <ability>L2_Punc_CN</ability>
+      <abilityName>标点符号问题</abilityName>
+      <candidateList>
+        <item> </item>
+      </candidateList>
+      <explain/>
+      <paraID>46BF79BF</paraID>
+      <start>84</start>
+      <end>85</end>
+      <status>unmodified</status>
+      <modifiedWord/>
+      <trackRevisions>false</trackRevisions>
+    </reviewItem>
+    <reviewItem>
+      <errorID>8eb62445-2ffe-4dc1-a4c3-5228ac97e5ae</errorID>
+      <errorWord>再</errorWord>
+      <group>L1_Word</group>
+      <groupName>字词问题</groupName>
+      <ability>L2_Typo</ability>
+      <abilityName>字词错误</abilityName>
+      <candidateList>
+        <item>在</item>
+      </candidateList>
+      <explain/>
+      <paraID>46BF79BF</paraID>
+      <start>125</start>
+      <end>126</end>
+      <status>unmodified</status>
+      <modifiedWord/>
+      <trackRevisions>false</trackRevisions>
+    </reviewItem>
+  </reviewItems>
+  <config/>
+</contractReview>
+</file>
+
 <file path=customXml/itemProps1.xml><?xml version="1.0" encoding="utf-8"?>
 <ds:datastoreItem xmlns:ds="http://schemas.openxmlformats.org/officeDocument/2006/customXml" ds:itemID="{B1977F7D-205B-4081-913C-38D41E755F92}">
   <ds:schemaRefs>
     <ds:schemaRef ds:uri="http://www.wps.cn/officeDocument/2013/wpsCustomData"/>
   </ds:schemaRefs>
 </ds:datastoreItem>
+</file>
+
+<file path=customXml/itemProps2.xml><?xml version="1.0" encoding="utf-8"?>
+<ds:datastoreItem xmlns:ds="http://schemas.openxmlformats.org/officeDocument/2006/customXml" ds:itemID="{228ead33-c087-491f-a409-9a6cf1f4d319}">
+  <ds:schemaRefs/>
+</ds:datastoreItem>
 </file>
--- a/TF-M学习笔记.docx
+++ b/TF-M学习笔记.docx
@@ -9760,6 +9760,20 @@
           <w:lang w:val="en-US" w:eastAsia="zh-CN"/>
         </w:rPr>
         <w:t>Flash布局需要参考相关平台下的布局头文件，以STM32H573为例：</w:t>
+      </w:r>
+    </w:p>
+    <w:p>
+      <w:pPr>
+        <w:spacing w:after="120"/>
+      </w:pPr>
+      <w:r>
+        <w:rPr>
+          <w:rFonts w:ascii="Times New Roman" w:hAnsi="Times New Roman" w:eastAsia="宋体" w:cs="Times New Roman"/>
+          <w:b w:val="0"/>
+          <w:i/>
+          <w:sz w:val="24"/>
+        </w:rPr>
+        <w:t>说明：上文及第 4～7 章是按 STM32H573 / H573I-DK 写的实验记录。当前仓库开发分支是 stm32h5f4，平台名 stm/stm32h5f4。H573 → H5F4 的移植过程、Flash/SRAM/选项字节差异见文末「STM32H573 移植到 STM32H5F4」。</w:t>
       </w:r>
     </w:p>
     <w:p>
@@ -31628,6 +31642,5863 @@
           <w:lang w:val="en-US" w:eastAsia="zh-CN"/>
         </w:rPr>
       </w:pPr>
+    </w:p>
+    <w:p>
+      <w:pPr>
+        <w:pStyle w:val="2"/>
+      </w:pPr>
+      <w:r>
+        <w:rPr>
+          <w:rFonts w:ascii="黑体" w:hAnsi="黑体" w:eastAsia="黑体" w:cs="黑体"/>
+          <w:b/>
+          <w:sz w:val="44"/>
+        </w:rPr>
+        <w:t>STM32H573 移植到 STM32H5F4</w:t>
+      </w:r>
+    </w:p>
+    <w:p>
+      <w:pPr>
+        <w:spacing w:after="120" w:before="0" w:line="276" w:lineRule="auto"/>
+      </w:pPr>
+      <w:r>
+        <w:rPr>
+          <w:rFonts w:ascii="Times New Roman" w:hAnsi="Times New Roman" w:eastAsia="宋体" w:cs="Times New Roman"/>
+          <w:b w:val="0"/>
+          <w:sz w:val="24"/>
+        </w:rPr>
+        <w:t>前面几章是在 STM32H573I-DK 上把 TF-M 跑通之后的学习笔记（Flash 槽位、签名、CubeIDE、BL2 启动）。后来要把同一套 TF-M 放到 STM32H5F4（4 MB Flash / 1536 KB SRAM）上，原则是：尽量少改，沿用 stm32h5xx 公共 HAL / startup / GTZC，只换平台目录和跟容量、选项字节相关的地方。本章记录实际做过的步骤、踩过的坑，以及和 H573 的对照表。当前开发分支：stm32h5f4。</w:t>
+      </w:r>
+    </w:p>
+    <w:p>
+      <w:pPr>
+        <w:pStyle w:val="3"/>
+      </w:pPr>
+      <w:r>
+        <w:rPr>
+          <w:rFonts w:ascii="黑体" w:hAnsi="黑体" w:eastAsia="黑体" w:cs="黑体"/>
+          <w:b/>
+          <w:sz w:val="32"/>
+        </w:rPr>
+        <w:t>8.1 移植原则与总体过程</w:t>
+      </w:r>
+    </w:p>
+    <w:p>
+      <w:pPr>
+        <w:spacing w:after="120" w:before="0" w:line="276" w:lineRule="auto"/>
+      </w:pPr>
+      <w:r>
+        <w:rPr>
+          <w:rFonts w:ascii="Times New Roman" w:hAnsi="Times New Roman" w:eastAsia="宋体" w:cs="Times New Roman"/>
+          <w:b w:val="0"/>
+          <w:sz w:val="24"/>
+        </w:rPr>
+        <w:t>H5F4 和 H573 同属 STM32H5、Cortex-M33 + TrustZone，外设和启动路径大部分能共用。官方 TF-M 里已有 stm/stm32h573i_dk，没有 stm32h5f4。做法是把 H573 平台目录复制一份，改成新平台名，再按硅片手册改 Flash/SRAM/CMSIS/选项字节。</w:t>
+      </w:r>
+    </w:p>
+    <w:p>
+      <w:pPr>
+        <w:spacing w:after="120" w:before="0" w:line="276" w:lineRule="auto"/>
+      </w:pPr>
+      <w:r>
+        <w:rPr>
+          <w:rFonts w:ascii="Times New Roman" w:hAnsi="Times New Roman" w:eastAsia="宋体" w:cs="Times New Roman"/>
+          <w:b/>
+          <w:sz w:val="24"/>
+        </w:rPr>
+        <w:t>实际过程可以分成下面几步：</w:t>
+      </w:r>
+    </w:p>
+    <w:p>
+      <w:pPr>
+        <w:spacing w:after="120" w:before="0" w:line="276" w:lineRule="auto"/>
+      </w:pPr>
+      <w:r>
+        <w:rPr>
+          <w:rFonts w:ascii="Times New Roman" w:hAnsi="Times New Roman" w:eastAsia="宋体" w:cs="Times New Roman"/>
+          <w:b w:val="0"/>
+          <w:sz w:val="24"/>
+        </w:rPr>
+        <w:t>1）复制平台目录。把 platform/ext/target/stm/stm32h573i_dk 拷成 stm32h5f4，CMakeLists 里的 STM32H573I_DK_DIR 改成 STM32H5F4_DIR。cpuarch.cmake 的编译宏从 STM32H573xx 改成 STM32H5F4xx。平台名变成 stm/stm32h5f4。</w:t>
+      </w:r>
+    </w:p>
+    <w:p>
+      <w:pPr>
+        <w:spacing w:after="120" w:before="0" w:line="276" w:lineRule="auto"/>
+      </w:pPr>
+      <w:r>
+        <w:rPr>
+          <w:rFonts w:ascii="Times New Roman" w:hAnsi="Times New Roman" w:eastAsia="宋体" w:cs="Times New Roman"/>
+          <w:b w:val="0"/>
+          <w:sz w:val="24"/>
+        </w:rPr>
+        <w:t>2）补 CMSIS 器件头。在 common/stm32h5xx/Device/Include 增加 stm32h5f4xx.h（可从 H573 头改，Flash/SRAM/选项字节寄存器按 H5F4 手册核对）。stm32h5xx.h 里增加 STM32H5F4xx 分支。HAL 里凡是 #if defined(STM32H573xx) 的外设/GPIO 判断，把 STM32H5F4xx 并进去。</w:t>
+      </w:r>
+    </w:p>
+    <w:p>
+      <w:pPr>
+        <w:spacing w:after="120" w:before="0" w:line="276" w:lineRule="auto"/>
+      </w:pPr>
+      <w:r>
+        <w:rPr>
+          <w:rFonts w:ascii="Times New Roman" w:hAnsi="Times New Roman" w:eastAsia="宋体" w:cs="Times New Roman"/>
+          <w:b w:val="0"/>
+          <w:sz w:val="24"/>
+        </w:rPr>
+        <w:t>3）改 Flash 布局（最关键）。H5F4 是 4 MB 双 bank（每 bank 2 MB、8 KB 扇区），H573 是 2 MB 双 bank（每 bank 1 MB）。NS 槽加大到 1200 KB 之后，S 升级槽不能再紧挨 NS primary，否则会跨 bank，BL2 读槽会挂死。S 槽还要从 320 KB 加到 352 KB，否则 TEST_S + RSA-3072 TLV + 按 150 个扇区算的 swap trailer 装不进，MCUBoot 报 Image in the primary slot is not valid。</w:t>
+      </w:r>
+    </w:p>
+    <w:p>
+      <w:pPr>
+        <w:spacing w:after="120" w:before="0" w:line="276" w:lineRule="auto"/>
+      </w:pPr>
+      <w:r>
+        <w:rPr>
+          <w:rFonts w:ascii="Times New Roman" w:hAnsi="Times New Roman" w:eastAsia="宋体" w:cs="Times New Roman"/>
+          <w:b w:val="0"/>
+          <w:sz w:val="24"/>
+        </w:rPr>
+        <w:t>4）改 SRAM / GTZC。H5F4 SRAM1=256 KB 全部给 NS；SRAM2=128 KB 给 S/BL2（顶上 1 KB 共享区）；SRAM3+4+5=1152 KB 作为 NS 的 RAM2。target_cfg.c 里 MPCBB 锁大小按 256/128/384 KB 三块改。H573 是 SRAM2 只有 64 KB，还从 SRAM1 划了 64 KB 给 S。</w:t>
+      </w:r>
+    </w:p>
+    <w:p>
+      <w:pPr>
+        <w:spacing w:after="120" w:before="0" w:line="276" w:lineRule="auto"/>
+      </w:pPr>
+      <w:r>
+        <w:rPr>
+          <w:rFonts w:ascii="Times New Roman" w:hAnsi="Times New Roman" w:eastAsia="宋体" w:cs="Times New Roman"/>
+          <w:b w:val="0"/>
+          <w:sz w:val="24"/>
+        </w:rPr>
+        <w:t>5）改选项字节脚本。H5F4 写保护寄存器名是 WRPSG11/12/21/22，不是 H573 的 WRPSGn1/WRPSGn2。每 bank 256 个扇区，SECWM 起止是 0～255（H573 是 0～127）。开发阶段 boot_hal_cfg.h 不要让 BL2 自己上 WRP/HDP，否则 CubeProgrammer 写不进 0x0C010000。</w:t>
+      </w:r>
+    </w:p>
+    <w:p>
+      <w:pPr>
+        <w:spacing w:after="120" w:before="0" w:line="276" w:lineRule="auto"/>
+      </w:pPr>
+      <w:r>
+        <w:rPr>
+          <w:rFonts w:ascii="Times New Roman" w:hAnsi="Times New Roman" w:eastAsia="宋体" w:cs="Times New Roman"/>
+          <w:b w:val="0"/>
+          <w:sz w:val="24"/>
+        </w:rPr>
+        <w:t>6）MCUBoot 补丁。NS 槽 1200 KB / 8 KB = 150 个扇区，MCUBOOT_MAX_IMG_SECTORS 变大，swap trailer 变长。出厂镜像 magic=good 且 copy_done 未置时，MCUBoot 会当成“交换做到一半”，swap_size=0xffffffff 会把扇区表走出 SRAM。补丁 0002-bootutil-Bound-scratch-swap-sector-walk.patch 丢掉非法 swap status；BL2 里有标记字符串 H5F4SWP2。BL2_TRAILER_SIZE 从 H573 的 0x2000 改成 0x3000。</w:t>
+      </w:r>
+    </w:p>
+    <w:p>
+      <w:pPr>
+        <w:spacing w:after="120" w:before="0" w:line="276" w:lineRule="auto"/>
+      </w:pPr>
+      <w:r>
+        <w:rPr>
+          <w:rFonts w:ascii="Times New Roman" w:hAnsi="Times New Roman" w:eastAsia="宋体" w:cs="Times New Roman"/>
+          <w:b w:val="0"/>
+          <w:sz w:val="24"/>
+        </w:rPr>
+        <w:t>7）工程与工具。buildtfm.sh 指定 -DTFM_PLATFORM=stm/stm32h5f4。Linux 烧录 flash_stm32h5f4.sh，Windows 用 windows-tfm-tools/tfm_update.bat。NS 工程 tfmmakeproject、tfmcubeideproject 改 MCU 宏 STM32H5F4xx、链接地址、sign_kit 槽位。仓库根目录旧的 H573 sign_kit.zip（NS 0x0C088000 / 576 KB）已删除。</w:t>
+      </w:r>
+    </w:p>
+    <w:p>
+      <w:pPr>
+        <w:spacing w:after="120" w:before="0" w:line="276" w:lineRule="auto"/>
+      </w:pPr>
+      <w:r>
+        <w:rPr>
+          <w:rFonts w:ascii="Times New Roman" w:hAnsi="Times New Roman" w:eastAsia="宋体" w:cs="Times New Roman"/>
+          <w:b w:val="0"/>
+          <w:sz w:val="24"/>
+        </w:rPr>
+        <w:t>8）验证。bl2.bin 必须能搜到 H5F4BL2 和 H5F4SWP2；串口 115200 USART1 PA9/PA10，复位第一行要有 H5F4BL2。如果只有 Starting bootloader，说明烧进去的还是旧 H573 BL2。</w:t>
+      </w:r>
+    </w:p>
+    <w:p>
+      <w:pPr>
+        <w:pStyle w:val="3"/>
+      </w:pPr>
+      <w:r>
+        <w:rPr>
+          <w:rFonts w:ascii="黑体" w:hAnsi="黑体" w:eastAsia="黑体" w:cs="黑体"/>
+          <w:b/>
+          <w:sz w:val="32"/>
+        </w:rPr>
+        <w:t>8.2 芯片与平台对照</w:t>
+      </w:r>
+    </w:p>
+    <w:tbl>
+      <w:tblPr>
+        <w:tblW w:type="auto" w:w="0"/>
+        <w:jc w:val="center"/>
+        <w:tblLook w:firstColumn="1" w:firstRow="1" w:lastColumn="0" w:lastRow="0" w:noHBand="0" w:noVBand="1" w:val="04A0"/>
+        <w:tblBorders>
+          <w:top w:val="single" w:sz="4" w:space="0" w:color="8FAADC"/>
+          <w:left w:val="single" w:sz="4" w:space="0" w:color="8FAADC"/>
+          <w:bottom w:val="single" w:sz="4" w:space="0" w:color="8FAADC"/>
+          <w:right w:val="single" w:sz="4" w:space="0" w:color="8FAADC"/>
+          <w:insideH w:val="single" w:sz="4" w:space="0" w:color="8FAADC"/>
+          <w:insideV w:val="single" w:sz="4" w:space="0" w:color="8FAADC"/>
+        </w:tblBorders>
+      </w:tblPr>
+      <w:tblGrid>
+        <w:gridCol w:w="2769"/>
+        <w:gridCol w:w="2769"/>
+        <w:gridCol w:w="2769"/>
+      </w:tblGrid>
+      <w:tr>
+        <w:tc>
+          <w:tcPr>
+            <w:tcW w:type="dxa" w:w="2268"/>
+            <w:shd w:fill="1F4E79" w:val="clear"/>
+          </w:tcPr>
+          <w:p>
+            <w:pPr>
+              <w:spacing w:after="40" w:before="40"/>
+            </w:pPr>
+            <w:r/>
+            <w:r>
+              <w:rPr>
+                <w:rFonts w:ascii="黑体" w:hAnsi="黑体" w:eastAsia="黑体" w:cs="黑体"/>
+                <w:b/>
+                <w:color w:val="FFFFFF"/>
+                <w:sz w:val="20"/>
+              </w:rPr>
+              <w:t>项目</w:t>
+            </w:r>
+          </w:p>
+        </w:tc>
+        <w:tc>
+          <w:tcPr>
+            <w:tcW w:type="dxa" w:w="3515"/>
+            <w:shd w:fill="1F4E79" w:val="clear"/>
+          </w:tcPr>
+          <w:p>
+            <w:pPr>
+              <w:spacing w:after="40" w:before="40"/>
+            </w:pPr>
+            <w:r/>
+            <w:r>
+              <w:rPr>
+                <w:rFonts w:ascii="黑体" w:hAnsi="黑体" w:eastAsia="黑体" w:cs="黑体"/>
+                <w:b/>
+                <w:color w:val="FFFFFF"/>
+                <w:sz w:val="20"/>
+              </w:rPr>
+              <w:t>STM32H573（笔记前文）</w:t>
+            </w:r>
+          </w:p>
+        </w:tc>
+        <w:tc>
+          <w:tcPr>
+            <w:tcW w:type="dxa" w:w="3515"/>
+            <w:shd w:fill="1F4E79" w:val="clear"/>
+          </w:tcPr>
+          <w:p>
+            <w:pPr>
+              <w:spacing w:after="40" w:before="40"/>
+            </w:pPr>
+            <w:r/>
+            <w:r>
+              <w:rPr>
+                <w:rFonts w:ascii="黑体" w:hAnsi="黑体" w:eastAsia="黑体" w:cs="黑体"/>
+                <w:b/>
+                <w:color w:val="FFFFFF"/>
+                <w:sz w:val="20"/>
+              </w:rPr>
+              <w:t>STM32H5F4（当前仓库）</w:t>
+            </w:r>
+          </w:p>
+        </w:tc>
+      </w:tr>
+      <w:tr>
+        <w:tc>
+          <w:tcPr>
+            <w:tcW w:type="dxa" w:w="2268"/>
+          </w:tcPr>
+          <w:p>
+            <w:pPr>
+              <w:spacing w:after="40" w:before="40"/>
+            </w:pPr>
+            <w:r/>
+            <w:r>
+              <w:rPr>
+                <w:rFonts w:ascii="Times New Roman" w:hAnsi="Times New Roman" w:eastAsia="宋体" w:cs="Times New Roman"/>
+                <w:b w:val="0"/>
+                <w:sz w:val="18"/>
+              </w:rPr>
+              <w:t>TF-M 平台名</w:t>
+            </w:r>
+          </w:p>
+        </w:tc>
+        <w:tc>
+          <w:tcPr>
+            <w:tcW w:type="dxa" w:w="3515"/>
+          </w:tcPr>
+          <w:p>
+            <w:pPr>
+              <w:spacing w:after="40" w:before="40"/>
+            </w:pPr>
+            <w:r/>
+            <w:r>
+              <w:rPr>
+                <w:rFonts w:ascii="Times New Roman" w:hAnsi="Times New Roman" w:eastAsia="宋体" w:cs="Times New Roman"/>
+                <w:b w:val="0"/>
+                <w:sz w:val="18"/>
+              </w:rPr>
+              <w:t>stm/stm32h573i_dk</w:t>
+            </w:r>
+          </w:p>
+        </w:tc>
+        <w:tc>
+          <w:tcPr>
+            <w:tcW w:type="dxa" w:w="3515"/>
+          </w:tcPr>
+          <w:p>
+            <w:pPr>
+              <w:spacing w:after="40" w:before="40"/>
+            </w:pPr>
+            <w:r/>
+            <w:r>
+              <w:rPr>
+                <w:rFonts w:ascii="Times New Roman" w:hAnsi="Times New Roman" w:eastAsia="宋体" w:cs="Times New Roman"/>
+                <w:b w:val="0"/>
+                <w:sz w:val="18"/>
+              </w:rPr>
+              <w:t>stm/stm32h5f4</w:t>
+            </w:r>
+          </w:p>
+        </w:tc>
+      </w:tr>
+      <w:tr>
+        <w:tc>
+          <w:tcPr>
+            <w:tcW w:type="dxa" w:w="2268"/>
+            <w:shd w:fill="F2F2F2" w:val="clear"/>
+          </w:tcPr>
+          <w:p>
+            <w:pPr>
+              <w:spacing w:after="40" w:before="40"/>
+            </w:pPr>
+            <w:r/>
+            <w:r>
+              <w:rPr>
+                <w:rFonts w:ascii="Times New Roman" w:hAnsi="Times New Roman" w:eastAsia="宋体" w:cs="Times New Roman"/>
+                <w:b w:val="0"/>
+                <w:sz w:val="18"/>
+              </w:rPr>
+              <w:t>编译宏</w:t>
+            </w:r>
+          </w:p>
+        </w:tc>
+        <w:tc>
+          <w:tcPr>
+            <w:tcW w:type="dxa" w:w="3515"/>
+            <w:shd w:fill="F2F2F2" w:val="clear"/>
+          </w:tcPr>
+          <w:p>
+            <w:pPr>
+              <w:spacing w:after="40" w:before="40"/>
+            </w:pPr>
+            <w:r/>
+            <w:r>
+              <w:rPr>
+                <w:rFonts w:ascii="Times New Roman" w:hAnsi="Times New Roman" w:eastAsia="宋体" w:cs="Times New Roman"/>
+                <w:b w:val="0"/>
+                <w:sz w:val="18"/>
+              </w:rPr>
+              <w:t>STM32H573xx</w:t>
+            </w:r>
+          </w:p>
+        </w:tc>
+        <w:tc>
+          <w:tcPr>
+            <w:tcW w:type="dxa" w:w="3515"/>
+            <w:shd w:fill="F2F2F2" w:val="clear"/>
+          </w:tcPr>
+          <w:p>
+            <w:pPr>
+              <w:spacing w:after="40" w:before="40"/>
+            </w:pPr>
+            <w:r/>
+            <w:r>
+              <w:rPr>
+                <w:rFonts w:ascii="Times New Roman" w:hAnsi="Times New Roman" w:eastAsia="宋体" w:cs="Times New Roman"/>
+                <w:b w:val="0"/>
+                <w:sz w:val="18"/>
+              </w:rPr>
+              <w:t>STM32H5F4xx</w:t>
+            </w:r>
+          </w:p>
+        </w:tc>
+      </w:tr>
+      <w:tr>
+        <w:tc>
+          <w:tcPr>
+            <w:tcW w:type="dxa" w:w="2268"/>
+          </w:tcPr>
+          <w:p>
+            <w:pPr>
+              <w:spacing w:after="40" w:before="40"/>
+            </w:pPr>
+            <w:r/>
+            <w:r>
+              <w:rPr>
+                <w:rFonts w:ascii="Times New Roman" w:hAnsi="Times New Roman" w:eastAsia="宋体" w:cs="Times New Roman"/>
+                <w:b w:val="0"/>
+                <w:sz w:val="18"/>
+              </w:rPr>
+              <w:t>内核</w:t>
+            </w:r>
+          </w:p>
+        </w:tc>
+        <w:tc>
+          <w:tcPr>
+            <w:tcW w:type="dxa" w:w="3515"/>
+          </w:tcPr>
+          <w:p>
+            <w:pPr>
+              <w:spacing w:after="40" w:before="40"/>
+            </w:pPr>
+            <w:r/>
+            <w:r>
+              <w:rPr>
+                <w:rFonts w:ascii="Times New Roman" w:hAnsi="Times New Roman" w:eastAsia="宋体" w:cs="Times New Roman"/>
+                <w:b w:val="0"/>
+                <w:sz w:val="18"/>
+              </w:rPr>
+              <w:t>Cortex-M33 + TrustZone</w:t>
+            </w:r>
+          </w:p>
+        </w:tc>
+        <w:tc>
+          <w:tcPr>
+            <w:tcW w:type="dxa" w:w="3515"/>
+          </w:tcPr>
+          <w:p>
+            <w:pPr>
+              <w:spacing w:after="40" w:before="40"/>
+            </w:pPr>
+            <w:r/>
+            <w:r>
+              <w:rPr>
+                <w:rFonts w:ascii="Times New Roman" w:hAnsi="Times New Roman" w:eastAsia="宋体" w:cs="Times New Roman"/>
+                <w:b w:val="0"/>
+                <w:sz w:val="18"/>
+              </w:rPr>
+              <w:t>同左，沿用 stm32h5xx 公共代码</w:t>
+            </w:r>
+          </w:p>
+        </w:tc>
+      </w:tr>
+      <w:tr>
+        <w:tc>
+          <w:tcPr>
+            <w:tcW w:type="dxa" w:w="2268"/>
+            <w:shd w:fill="F2F2F2" w:val="clear"/>
+          </w:tcPr>
+          <w:p>
+            <w:pPr>
+              <w:spacing w:after="40" w:before="40"/>
+            </w:pPr>
+            <w:r/>
+            <w:r>
+              <w:rPr>
+                <w:rFonts w:ascii="Times New Roman" w:hAnsi="Times New Roman" w:eastAsia="宋体" w:cs="Times New Roman"/>
+                <w:b w:val="0"/>
+                <w:sz w:val="18"/>
+              </w:rPr>
+              <w:t>内部 Flash</w:t>
+            </w:r>
+          </w:p>
+        </w:tc>
+        <w:tc>
+          <w:tcPr>
+            <w:tcW w:type="dxa" w:w="3515"/>
+            <w:shd w:fill="F2F2F2" w:val="clear"/>
+          </w:tcPr>
+          <w:p>
+            <w:pPr>
+              <w:spacing w:after="40" w:before="40"/>
+            </w:pPr>
+            <w:r/>
+            <w:r>
+              <w:rPr>
+                <w:rFonts w:ascii="Times New Roman" w:hAnsi="Times New Roman" w:eastAsia="宋体" w:cs="Times New Roman"/>
+                <w:b w:val="0"/>
+                <w:sz w:val="18"/>
+              </w:rPr>
+              <w:t>2 MB，双 bank，每 bank 1 MB</w:t>
+            </w:r>
+          </w:p>
+        </w:tc>
+        <w:tc>
+          <w:tcPr>
+            <w:tcW w:type="dxa" w:w="3515"/>
+            <w:shd w:fill="F2F2F2" w:val="clear"/>
+          </w:tcPr>
+          <w:p>
+            <w:pPr>
+              <w:spacing w:after="40" w:before="40"/>
+            </w:pPr>
+            <w:r/>
+            <w:r>
+              <w:rPr>
+                <w:rFonts w:ascii="Times New Roman" w:hAnsi="Times New Roman" w:eastAsia="宋体" w:cs="Times New Roman"/>
+                <w:b w:val="0"/>
+                <w:sz w:val="18"/>
+              </w:rPr>
+              <w:t>4 MB，双 bank，每 bank 2 MB</w:t>
+            </w:r>
+          </w:p>
+        </w:tc>
+      </w:tr>
+      <w:tr>
+        <w:tc>
+          <w:tcPr>
+            <w:tcW w:type="dxa" w:w="2268"/>
+          </w:tcPr>
+          <w:p>
+            <w:pPr>
+              <w:spacing w:after="40" w:before="40"/>
+            </w:pPr>
+            <w:r/>
+            <w:r>
+              <w:rPr>
+                <w:rFonts w:ascii="Times New Roman" w:hAnsi="Times New Roman" w:eastAsia="宋体" w:cs="Times New Roman"/>
+                <w:b w:val="0"/>
+                <w:sz w:val="18"/>
+              </w:rPr>
+              <w:t>扇区</w:t>
+            </w:r>
+          </w:p>
+        </w:tc>
+        <w:tc>
+          <w:tcPr>
+            <w:tcW w:type="dxa" w:w="3515"/>
+          </w:tcPr>
+          <w:p>
+            <w:pPr>
+              <w:spacing w:after="40" w:before="40"/>
+            </w:pPr>
+            <w:r/>
+            <w:r>
+              <w:rPr>
+                <w:rFonts w:ascii="Times New Roman" w:hAnsi="Times New Roman" w:eastAsia="宋体" w:cs="Times New Roman"/>
+                <w:b w:val="0"/>
+                <w:sz w:val="18"/>
+              </w:rPr>
+              <w:t>8 KB（0x2000）</w:t>
+            </w:r>
+          </w:p>
+        </w:tc>
+        <w:tc>
+          <w:tcPr>
+            <w:tcW w:type="dxa" w:w="3515"/>
+          </w:tcPr>
+          <w:p>
+            <w:pPr>
+              <w:spacing w:after="40" w:before="40"/>
+            </w:pPr>
+            <w:r/>
+            <w:r>
+              <w:rPr>
+                <w:rFonts w:ascii="Times New Roman" w:hAnsi="Times New Roman" w:eastAsia="宋体" w:cs="Times New Roman"/>
+                <w:b w:val="0"/>
+                <w:sz w:val="18"/>
+              </w:rPr>
+              <w:t>同左</w:t>
+            </w:r>
+          </w:p>
+        </w:tc>
+      </w:tr>
+      <w:tr>
+        <w:tc>
+          <w:tcPr>
+            <w:tcW w:type="dxa" w:w="2268"/>
+            <w:shd w:fill="F2F2F2" w:val="clear"/>
+          </w:tcPr>
+          <w:p>
+            <w:pPr>
+              <w:spacing w:after="40" w:before="40"/>
+            </w:pPr>
+            <w:r/>
+            <w:r>
+              <w:rPr>
+                <w:rFonts w:ascii="Times New Roman" w:hAnsi="Times New Roman" w:eastAsia="宋体" w:cs="Times New Roman"/>
+                <w:b w:val="0"/>
+                <w:sz w:val="18"/>
+              </w:rPr>
+              <w:t>每 bank 扇区数</w:t>
+            </w:r>
+          </w:p>
+        </w:tc>
+        <w:tc>
+          <w:tcPr>
+            <w:tcW w:type="dxa" w:w="3515"/>
+            <w:shd w:fill="F2F2F2" w:val="clear"/>
+          </w:tcPr>
+          <w:p>
+            <w:pPr>
+              <w:spacing w:after="40" w:before="40"/>
+            </w:pPr>
+            <w:r/>
+            <w:r>
+              <w:rPr>
+                <w:rFonts w:ascii="Times New Roman" w:hAnsi="Times New Roman" w:eastAsia="宋体" w:cs="Times New Roman"/>
+                <w:b w:val="0"/>
+                <w:sz w:val="18"/>
+              </w:rPr>
+              <w:t>128（SECWM 0～127）</w:t>
+            </w:r>
+          </w:p>
+        </w:tc>
+        <w:tc>
+          <w:tcPr>
+            <w:tcW w:type="dxa" w:w="3515"/>
+            <w:shd w:fill="F2F2F2" w:val="clear"/>
+          </w:tcPr>
+          <w:p>
+            <w:pPr>
+              <w:spacing w:after="40" w:before="40"/>
+            </w:pPr>
+            <w:r/>
+            <w:r>
+              <w:rPr>
+                <w:rFonts w:ascii="Times New Roman" w:hAnsi="Times New Roman" w:eastAsia="宋体" w:cs="Times New Roman"/>
+                <w:b w:val="0"/>
+                <w:sz w:val="18"/>
+              </w:rPr>
+              <w:t>256（SECWM 0～255）</w:t>
+            </w:r>
+          </w:p>
+        </w:tc>
+      </w:tr>
+      <w:tr>
+        <w:tc>
+          <w:tcPr>
+            <w:tcW w:type="dxa" w:w="2268"/>
+          </w:tcPr>
+          <w:p>
+            <w:pPr>
+              <w:spacing w:after="40" w:before="40"/>
+            </w:pPr>
+            <w:r/>
+            <w:r>
+              <w:rPr>
+                <w:rFonts w:ascii="Times New Roman" w:hAnsi="Times New Roman" w:eastAsia="宋体" w:cs="Times New Roman"/>
+                <w:b w:val="0"/>
+                <w:sz w:val="18"/>
+              </w:rPr>
+              <w:t>SRAM 合计</w:t>
+            </w:r>
+          </w:p>
+        </w:tc>
+        <w:tc>
+          <w:tcPr>
+            <w:tcW w:type="dxa" w:w="3515"/>
+          </w:tcPr>
+          <w:p>
+            <w:pPr>
+              <w:spacing w:after="40" w:before="40"/>
+            </w:pPr>
+            <w:r/>
+            <w:r>
+              <w:rPr>
+                <w:rFonts w:ascii="Times New Roman" w:hAnsi="Times New Roman" w:eastAsia="宋体" w:cs="Times New Roman"/>
+                <w:b w:val="0"/>
+                <w:sz w:val="18"/>
+              </w:rPr>
+              <w:t>约 640 KB（SRAM1 256 + SRAM2 64 + SRAM3 320）</w:t>
+            </w:r>
+          </w:p>
+        </w:tc>
+        <w:tc>
+          <w:tcPr>
+            <w:tcW w:type="dxa" w:w="3515"/>
+          </w:tcPr>
+          <w:p>
+            <w:pPr>
+              <w:spacing w:after="40" w:before="40"/>
+            </w:pPr>
+            <w:r/>
+            <w:r>
+              <w:rPr>
+                <w:rFonts w:ascii="Times New Roman" w:hAnsi="Times New Roman" w:eastAsia="宋体" w:cs="Times New Roman"/>
+                <w:b w:val="0"/>
+                <w:sz w:val="18"/>
+              </w:rPr>
+              <w:t>1536 KB（SRAM1 256 + SRAM2 128 + SRAM3/4/5 各 384）</w:t>
+            </w:r>
+          </w:p>
+        </w:tc>
+      </w:tr>
+      <w:tr>
+        <w:tc>
+          <w:tcPr>
+            <w:tcW w:type="dxa" w:w="2268"/>
+            <w:shd w:fill="F2F2F2" w:val="clear"/>
+          </w:tcPr>
+          <w:p>
+            <w:pPr>
+              <w:spacing w:after="40" w:before="40"/>
+            </w:pPr>
+            <w:r/>
+            <w:r>
+              <w:rPr>
+                <w:rFonts w:ascii="Times New Roman" w:hAnsi="Times New Roman" w:eastAsia="宋体" w:cs="Times New Roman"/>
+                <w:b w:val="0"/>
+                <w:sz w:val="18"/>
+              </w:rPr>
+              <w:t>控制台</w:t>
+            </w:r>
+          </w:p>
+        </w:tc>
+        <w:tc>
+          <w:tcPr>
+            <w:tcW w:type="dxa" w:w="3515"/>
+            <w:shd w:fill="F2F2F2" w:val="clear"/>
+          </w:tcPr>
+          <w:p>
+            <w:pPr>
+              <w:spacing w:after="40" w:before="40"/>
+            </w:pPr>
+            <w:r/>
+            <w:r>
+              <w:rPr>
+                <w:rFonts w:ascii="Times New Roman" w:hAnsi="Times New Roman" w:eastAsia="宋体" w:cs="Times New Roman"/>
+                <w:b w:val="0"/>
+                <w:sz w:val="18"/>
+              </w:rPr>
+              <w:t>USART1 PA9/PA10，115200</w:t>
+            </w:r>
+          </w:p>
+        </w:tc>
+        <w:tc>
+          <w:tcPr>
+            <w:tcW w:type="dxa" w:w="3515"/>
+            <w:shd w:fill="F2F2F2" w:val="clear"/>
+          </w:tcPr>
+          <w:p>
+            <w:pPr>
+              <w:spacing w:after="40" w:before="40"/>
+            </w:pPr>
+            <w:r/>
+            <w:r>
+              <w:rPr>
+                <w:rFonts w:ascii="Times New Roman" w:hAnsi="Times New Roman" w:eastAsia="宋体" w:cs="Times New Roman"/>
+                <w:b w:val="0"/>
+                <w:sz w:val="18"/>
+              </w:rPr>
+              <w:t>同左（board.h 未改引脚）</w:t>
+            </w:r>
+          </w:p>
+        </w:tc>
+      </w:tr>
+      <w:tr>
+        <w:tc>
+          <w:tcPr>
+            <w:tcW w:type="dxa" w:w="2268"/>
+          </w:tcPr>
+          <w:p>
+            <w:pPr>
+              <w:spacing w:after="40" w:before="40"/>
+            </w:pPr>
+            <w:r/>
+            <w:r>
+              <w:rPr>
+                <w:rFonts w:ascii="Times New Roman" w:hAnsi="Times New Roman" w:eastAsia="宋体" w:cs="Times New Roman"/>
+                <w:b w:val="0"/>
+                <w:sz w:val="18"/>
+              </w:rPr>
+              <w:t>系统时钟</w:t>
+            </w:r>
+          </w:p>
+        </w:tc>
+        <w:tc>
+          <w:tcPr>
+            <w:tcW w:type="dxa" w:w="3515"/>
+          </w:tcPr>
+          <w:p>
+            <w:pPr>
+              <w:spacing w:after="40" w:before="40"/>
+            </w:pPr>
+            <w:r/>
+            <w:r>
+              <w:rPr>
+                <w:rFonts w:ascii="Times New Roman" w:hAnsi="Times New Roman" w:eastAsia="宋体" w:cs="Times New Roman"/>
+                <w:b w:val="0"/>
+                <w:sz w:val="18"/>
+              </w:rPr>
+              <w:t>内部 HSI PLL，约 240 MHz</w:t>
+            </w:r>
+          </w:p>
+        </w:tc>
+        <w:tc>
+          <w:tcPr>
+            <w:tcW w:type="dxa" w:w="3515"/>
+          </w:tcPr>
+          <w:p>
+            <w:pPr>
+              <w:spacing w:after="40" w:before="40"/>
+            </w:pPr>
+            <w:r/>
+            <w:r>
+              <w:rPr>
+                <w:rFonts w:ascii="Times New Roman" w:hAnsi="Times New Roman" w:eastAsia="宋体" w:cs="Times New Roman"/>
+                <w:b w:val="0"/>
+                <w:sz w:val="18"/>
+              </w:rPr>
+              <w:t>同左</w:t>
+            </w:r>
+          </w:p>
+        </w:tc>
+      </w:tr>
+      <w:tr>
+        <w:tc>
+          <w:tcPr>
+            <w:tcW w:type="dxa" w:w="2268"/>
+            <w:shd w:fill="F2F2F2" w:val="clear"/>
+          </w:tcPr>
+          <w:p>
+            <w:pPr>
+              <w:spacing w:after="40" w:before="40"/>
+            </w:pPr>
+            <w:r/>
+            <w:r>
+              <w:rPr>
+                <w:rFonts w:ascii="Times New Roman" w:hAnsi="Times New Roman" w:eastAsia="宋体" w:cs="Times New Roman"/>
+                <w:b w:val="0"/>
+                <w:sz w:val="18"/>
+              </w:rPr>
+              <w:t>加密加速</w:t>
+            </w:r>
+          </w:p>
+        </w:tc>
+        <w:tc>
+          <w:tcPr>
+            <w:tcW w:type="dxa" w:w="3515"/>
+            <w:shd w:fill="F2F2F2" w:val="clear"/>
+          </w:tcPr>
+          <w:p>
+            <w:pPr>
+              <w:spacing w:after="40" w:before="40"/>
+            </w:pPr>
+            <w:r/>
+            <w:r>
+              <w:rPr>
+                <w:rFonts w:ascii="Times New Roman" w:hAnsi="Times New Roman" w:eastAsia="宋体" w:cs="Times New Roman"/>
+                <w:b w:val="0"/>
+                <w:sz w:val="18"/>
+              </w:rPr>
+              <w:t>CRYPTO_HW_ACCELERATOR stm</w:t>
+            </w:r>
+          </w:p>
+        </w:tc>
+        <w:tc>
+          <w:tcPr>
+            <w:tcW w:type="dxa" w:w="3515"/>
+            <w:shd w:fill="F2F2F2" w:val="clear"/>
+          </w:tcPr>
+          <w:p>
+            <w:pPr>
+              <w:spacing w:after="40" w:before="40"/>
+            </w:pPr>
+            <w:r/>
+            <w:r>
+              <w:rPr>
+                <w:rFonts w:ascii="Times New Roman" w:hAnsi="Times New Roman" w:eastAsia="宋体" w:cs="Times New Roman"/>
+                <w:b w:val="0"/>
+                <w:sz w:val="18"/>
+              </w:rPr>
+              <w:t>同左</w:t>
+            </w:r>
+          </w:p>
+        </w:tc>
+      </w:tr>
+      <w:tr>
+        <w:tc>
+          <w:tcPr>
+            <w:tcW w:type="dxa" w:w="2268"/>
+          </w:tcPr>
+          <w:p>
+            <w:pPr>
+              <w:spacing w:after="40" w:before="40"/>
+            </w:pPr>
+            <w:r/>
+            <w:r>
+              <w:rPr>
+                <w:rFonts w:ascii="Times New Roman" w:hAnsi="Times New Roman" w:eastAsia="宋体" w:cs="Times New Roman"/>
+                <w:b w:val="0"/>
+                <w:sz w:val="18"/>
+              </w:rPr>
+              <w:t>开发分支</w:t>
+            </w:r>
+          </w:p>
+        </w:tc>
+        <w:tc>
+          <w:tcPr>
+            <w:tcW w:type="dxa" w:w="3515"/>
+          </w:tcPr>
+          <w:p>
+            <w:pPr>
+              <w:spacing w:after="40" w:before="40"/>
+            </w:pPr>
+            <w:r/>
+            <w:r>
+              <w:rPr>
+                <w:rFonts w:ascii="Times New Roman" w:hAnsi="Times New Roman" w:eastAsia="宋体" w:cs="Times New Roman"/>
+                <w:b w:val="0"/>
+                <w:sz w:val="18"/>
+              </w:rPr>
+              <w:t>早期 master / H573 工程</w:t>
+            </w:r>
+          </w:p>
+        </w:tc>
+        <w:tc>
+          <w:tcPr>
+            <w:tcW w:type="dxa" w:w="3515"/>
+          </w:tcPr>
+          <w:p>
+            <w:pPr>
+              <w:spacing w:after="40" w:before="40"/>
+            </w:pPr>
+            <w:r/>
+            <w:r>
+              <w:rPr>
+                <w:rFonts w:ascii="Times New Roman" w:hAnsi="Times New Roman" w:eastAsia="宋体" w:cs="Times New Roman"/>
+                <w:b w:val="0"/>
+                <w:sz w:val="18"/>
+              </w:rPr>
+              <w:t>stm32h5f4</w:t>
+            </w:r>
+          </w:p>
+        </w:tc>
+      </w:tr>
+    </w:tbl>
+    <w:p/>
+    <w:p>
+      <w:pPr>
+        <w:spacing w:after="120" w:before="0" w:line="276" w:lineRule="auto"/>
+      </w:pPr>
+      <w:r>
+        <w:rPr>
+          <w:rFonts w:ascii="Times New Roman" w:hAnsi="Times New Roman" w:eastAsia="宋体" w:cs="Times New Roman"/>
+          <w:b w:val="0"/>
+          <w:sz w:val="24"/>
+        </w:rPr>
+        <w:t>公共代码仍在 platform/ext/target/stm/common/stm32h5xx/（HAL、startup_stm32h5xx_*.c、bl2.ld、GTZC）。H5F4 专用差异用 #if defined(STM32H5F4xx) 包起来，避免破坏还能编的 H573 平台目录。</w:t>
+      </w:r>
+    </w:p>
+    <w:p>
+      <w:pPr>
+        <w:pStyle w:val="3"/>
+      </w:pPr>
+      <w:r>
+        <w:rPr>
+          <w:rFonts w:ascii="黑体" w:hAnsi="黑体" w:eastAsia="黑体" w:cs="黑体"/>
+          <w:b/>
+          <w:sz w:val="32"/>
+        </w:rPr>
+        <w:t>8.3 Flash 布局差异（必须改对）</w:t>
+      </w:r>
+    </w:p>
+    <w:p>
+      <w:pPr>
+        <w:spacing w:after="120" w:before="0" w:line="276" w:lineRule="auto"/>
+      </w:pPr>
+      <w:r>
+        <w:rPr>
+          <w:rFonts w:ascii="Times New Roman" w:hAnsi="Times New Roman" w:eastAsia="宋体" w:cs="Times New Roman"/>
+          <w:b w:val="0"/>
+          <w:sz w:val="24"/>
+        </w:rPr>
+        <w:t>H573 和 H5F4 前面几块（SCRATCH、BL2 counters、BL2 96 KB、OTP/NV/PS/ITS）偏移相同，都从 Flash 开头排到 0x0003_8000。分叉从 S/NS 槽大小和升级槽位置开始。头文件：</w:t>
+      </w:r>
+    </w:p>
+    <w:p>
+      <w:pPr>
+        <w:spacing w:after="120" w:before="40"/>
+        <w:ind w:left="283"/>
+      </w:pPr>
+      <w:r>
+        <w:rPr>
+          <w:rFonts w:ascii="Consolas" w:hAnsi="Consolas" w:eastAsia="宋体" w:cs="Consolas"/>
+          <w:b w:val="0"/>
+          <w:sz w:val="20"/>
+        </w:rPr>
+        <w:t>platform/ext/target/stm/stm32h573i_dk/include/flash_layout.h</w:t>
+      </w:r>
+    </w:p>
+    <w:p>
+      <w:pPr>
+        <w:spacing w:after="120" w:before="40"/>
+        <w:ind w:left="283"/>
+      </w:pPr>
+      <w:r>
+        <w:rPr>
+          <w:rFonts w:ascii="Consolas" w:hAnsi="Consolas" w:eastAsia="宋体" w:cs="Consolas"/>
+          <w:b w:val="0"/>
+          <w:sz w:val="20"/>
+        </w:rPr>
+        <w:t>platform/ext/target/stm/stm32h5f4/include/flash_layout.h</w:t>
+      </w:r>
+    </w:p>
+    <w:p>
+      <w:pPr>
+        <w:spacing w:after="120" w:before="0" w:line="276" w:lineRule="auto"/>
+      </w:pPr>
+      <w:r>
+        <w:rPr>
+          <w:rFonts w:ascii="Times New Roman" w:hAnsi="Times New Roman" w:eastAsia="宋体" w:cs="Times New Roman"/>
+          <w:b/>
+          <w:sz w:val="24"/>
+        </w:rPr>
+        <w:t>偏移是相对 Flash 基址。安全别名加 0x0C000000，非安全别名加 0x08000000。</w:t>
+      </w:r>
+    </w:p>
+    <w:tbl>
+      <w:tblPr>
+        <w:tblW w:type="auto" w:w="0"/>
+        <w:jc w:val="center"/>
+        <w:tblLook w:firstColumn="1" w:firstRow="1" w:lastColumn="0" w:lastRow="0" w:noHBand="0" w:noVBand="1" w:val="04A0"/>
+        <w:tblBorders>
+          <w:top w:val="single" w:sz="4" w:space="0" w:color="8FAADC"/>
+          <w:left w:val="single" w:sz="4" w:space="0" w:color="8FAADC"/>
+          <w:bottom w:val="single" w:sz="4" w:space="0" w:color="8FAADC"/>
+          <w:right w:val="single" w:sz="4" w:space="0" w:color="8FAADC"/>
+          <w:insideH w:val="single" w:sz="4" w:space="0" w:color="8FAADC"/>
+          <w:insideV w:val="single" w:sz="4" w:space="0" w:color="8FAADC"/>
+        </w:tblBorders>
+      </w:tblPr>
+      <w:tblGrid>
+        <w:gridCol w:w="2076"/>
+        <w:gridCol w:w="2076"/>
+        <w:gridCol w:w="2076"/>
+        <w:gridCol w:w="2076"/>
+      </w:tblGrid>
+      <w:tr>
+        <w:tc>
+          <w:tcPr>
+            <w:tcW w:type="dxa" w:w="1814"/>
+            <w:shd w:fill="1F4E79" w:val="clear"/>
+          </w:tcPr>
+          <w:p>
+            <w:pPr>
+              <w:spacing w:after="40" w:before="40"/>
+            </w:pPr>
+            <w:r/>
+            <w:r>
+              <w:rPr>
+                <w:rFonts w:ascii="黑体" w:hAnsi="黑体" w:eastAsia="黑体" w:cs="黑体"/>
+                <w:b/>
+                <w:color w:val="FFFFFF"/>
+                <w:sz w:val="20"/>
+              </w:rPr>
+              <w:t>区域</w:t>
+            </w:r>
+          </w:p>
+        </w:tc>
+        <w:tc>
+          <w:tcPr>
+            <w:tcW w:type="dxa" w:w="2494"/>
+            <w:shd w:fill="1F4E79" w:val="clear"/>
+          </w:tcPr>
+          <w:p>
+            <w:pPr>
+              <w:spacing w:after="40" w:before="40"/>
+            </w:pPr>
+            <w:r/>
+            <w:r>
+              <w:rPr>
+                <w:rFonts w:ascii="黑体" w:hAnsi="黑体" w:eastAsia="黑体" w:cs="黑体"/>
+                <w:b/>
+                <w:color w:val="FFFFFF"/>
+                <w:sz w:val="20"/>
+              </w:rPr>
+              <w:t>H573 偏移 / 大小</w:t>
+            </w:r>
+          </w:p>
+        </w:tc>
+        <w:tc>
+          <w:tcPr>
+            <w:tcW w:type="dxa" w:w="2608"/>
+            <w:shd w:fill="1F4E79" w:val="clear"/>
+          </w:tcPr>
+          <w:p>
+            <w:pPr>
+              <w:spacing w:after="40" w:before="40"/>
+            </w:pPr>
+            <w:r/>
+            <w:r>
+              <w:rPr>
+                <w:rFonts w:ascii="黑体" w:hAnsi="黑体" w:eastAsia="黑体" w:cs="黑体"/>
+                <w:b/>
+                <w:color w:val="FFFFFF"/>
+                <w:sz w:val="20"/>
+              </w:rPr>
+              <w:t>H5F4 偏移 / 大小</w:t>
+            </w:r>
+          </w:p>
+        </w:tc>
+        <w:tc>
+          <w:tcPr>
+            <w:tcW w:type="dxa" w:w="2381"/>
+            <w:shd w:fill="1F4E79" w:val="clear"/>
+          </w:tcPr>
+          <w:p>
+            <w:pPr>
+              <w:spacing w:after="40" w:before="40"/>
+            </w:pPr>
+            <w:r/>
+            <w:r>
+              <w:rPr>
+                <w:rFonts w:ascii="黑体" w:hAnsi="黑体" w:eastAsia="黑体" w:cs="黑体"/>
+                <w:b/>
+                <w:color w:val="FFFFFF"/>
+                <w:sz w:val="20"/>
+              </w:rPr>
+              <w:t>说明</w:t>
+            </w:r>
+          </w:p>
+        </w:tc>
+      </w:tr>
+      <w:tr>
+        <w:tc>
+          <w:tcPr>
+            <w:tcW w:type="dxa" w:w="1814"/>
+          </w:tcPr>
+          <w:p>
+            <w:pPr>
+              <w:spacing w:after="40" w:before="40"/>
+            </w:pPr>
+            <w:r/>
+            <w:r>
+              <w:rPr>
+                <w:rFonts w:ascii="Times New Roman" w:hAnsi="Times New Roman" w:eastAsia="宋体" w:cs="Times New Roman"/>
+                <w:b w:val="0"/>
+                <w:sz w:val="18"/>
+              </w:rPr>
+              <w:t>SCRATCH</w:t>
+            </w:r>
+          </w:p>
+        </w:tc>
+        <w:tc>
+          <w:tcPr>
+            <w:tcW w:type="dxa" w:w="2494"/>
+          </w:tcPr>
+          <w:p>
+            <w:pPr>
+              <w:spacing w:after="40" w:before="40"/>
+            </w:pPr>
+            <w:r/>
+            <w:r>
+              <w:rPr>
+                <w:rFonts w:ascii="Times New Roman" w:hAnsi="Times New Roman" w:eastAsia="宋体" w:cs="Times New Roman"/>
+                <w:b w:val="0"/>
+                <w:sz w:val="18"/>
+              </w:rPr>
+              <w:t>0x0000_0000 / 48 KB</w:t>
+            </w:r>
+          </w:p>
+        </w:tc>
+        <w:tc>
+          <w:tcPr>
+            <w:tcW w:type="dxa" w:w="2608"/>
+          </w:tcPr>
+          <w:p>
+            <w:pPr>
+              <w:spacing w:after="40" w:before="40"/>
+            </w:pPr>
+            <w:r/>
+            <w:r>
+              <w:rPr>
+                <w:rFonts w:ascii="Times New Roman" w:hAnsi="Times New Roman" w:eastAsia="宋体" w:cs="Times New Roman"/>
+                <w:b w:val="0"/>
+                <w:sz w:val="18"/>
+              </w:rPr>
+              <w:t>同左</w:t>
+            </w:r>
+          </w:p>
+        </w:tc>
+        <w:tc>
+          <w:tcPr>
+            <w:tcW w:type="dxa" w:w="2381"/>
+          </w:tcPr>
+          <w:p>
+            <w:pPr>
+              <w:spacing w:after="40" w:before="40"/>
+            </w:pPr>
+            <w:r/>
+            <w:r>
+              <w:rPr>
+                <w:rFonts w:ascii="Times New Roman" w:hAnsi="Times New Roman" w:eastAsia="宋体" w:cs="Times New Roman"/>
+                <w:b w:val="0"/>
+                <w:sz w:val="18"/>
+              </w:rPr>
+              <w:t>MCUBoot 交换缓冲，未改</w:t>
+            </w:r>
+          </w:p>
+        </w:tc>
+      </w:tr>
+      <w:tr>
+        <w:tc>
+          <w:tcPr>
+            <w:tcW w:type="dxa" w:w="1814"/>
+            <w:shd w:fill="F2F2F2" w:val="clear"/>
+          </w:tcPr>
+          <w:p>
+            <w:pPr>
+              <w:spacing w:after="40" w:before="40"/>
+            </w:pPr>
+            <w:r/>
+            <w:r>
+              <w:rPr>
+                <w:rFonts w:ascii="Times New Roman" w:hAnsi="Times New Roman" w:eastAsia="宋体" w:cs="Times New Roman"/>
+                <w:b w:val="0"/>
+                <w:sz w:val="18"/>
+              </w:rPr>
+              <w:t>BL2 counters</w:t>
+            </w:r>
+          </w:p>
+        </w:tc>
+        <w:tc>
+          <w:tcPr>
+            <w:tcW w:type="dxa" w:w="2494"/>
+            <w:shd w:fill="F2F2F2" w:val="clear"/>
+          </w:tcPr>
+          <w:p>
+            <w:pPr>
+              <w:spacing w:after="40" w:before="40"/>
+            </w:pPr>
+            <w:r/>
+            <w:r>
+              <w:rPr>
+                <w:rFonts w:ascii="Times New Roman" w:hAnsi="Times New Roman" w:eastAsia="宋体" w:cs="Times New Roman"/>
+                <w:b w:val="0"/>
+                <w:sz w:val="18"/>
+              </w:rPr>
+              <w:t>0x0000_C000 / 16 KB</w:t>
+            </w:r>
+          </w:p>
+        </w:tc>
+        <w:tc>
+          <w:tcPr>
+            <w:tcW w:type="dxa" w:w="2608"/>
+            <w:shd w:fill="F2F2F2" w:val="clear"/>
+          </w:tcPr>
+          <w:p>
+            <w:pPr>
+              <w:spacing w:after="40" w:before="40"/>
+            </w:pPr>
+            <w:r/>
+            <w:r>
+              <w:rPr>
+                <w:rFonts w:ascii="Times New Roman" w:hAnsi="Times New Roman" w:eastAsia="宋体" w:cs="Times New Roman"/>
+                <w:b w:val="0"/>
+                <w:sz w:val="18"/>
+              </w:rPr>
+              <w:t>同左</w:t>
+            </w:r>
+          </w:p>
+        </w:tc>
+        <w:tc>
+          <w:tcPr>
+            <w:tcW w:type="dxa" w:w="2381"/>
+            <w:shd w:fill="F2F2F2" w:val="clear"/>
+          </w:tcPr>
+          <w:p>
+            <w:pPr>
+              <w:spacing w:after="40" w:before="40"/>
+            </w:pPr>
+            <w:r/>
+            <w:r>
+              <w:rPr>
+                <w:rFonts w:ascii="Times New Roman" w:hAnsi="Times New Roman" w:eastAsia="宋体" w:cs="Times New Roman"/>
+                <w:b w:val="0"/>
+                <w:sz w:val="18"/>
+              </w:rPr>
+              <w:t>回滚计数，未改</w:t>
+            </w:r>
+          </w:p>
+        </w:tc>
+      </w:tr>
+      <w:tr>
+        <w:tc>
+          <w:tcPr>
+            <w:tcW w:type="dxa" w:w="1814"/>
+          </w:tcPr>
+          <w:p>
+            <w:pPr>
+              <w:spacing w:after="40" w:before="40"/>
+            </w:pPr>
+            <w:r/>
+            <w:r>
+              <w:rPr>
+                <w:rFonts w:ascii="Times New Roman" w:hAnsi="Times New Roman" w:eastAsia="宋体" w:cs="Times New Roman"/>
+                <w:b w:val="0"/>
+                <w:sz w:val="18"/>
+              </w:rPr>
+              <w:t>BL2 / MCUBoot</w:t>
+            </w:r>
+          </w:p>
+        </w:tc>
+        <w:tc>
+          <w:tcPr>
+            <w:tcW w:type="dxa" w:w="2494"/>
+          </w:tcPr>
+          <w:p>
+            <w:pPr>
+              <w:spacing w:after="40" w:before="40"/>
+            </w:pPr>
+            <w:r/>
+            <w:r>
+              <w:rPr>
+                <w:rFonts w:ascii="Times New Roman" w:hAnsi="Times New Roman" w:eastAsia="宋体" w:cs="Times New Roman"/>
+                <w:b w:val="0"/>
+                <w:sz w:val="18"/>
+              </w:rPr>
+              <w:t>0x0001_0000 / 96 KB</w:t>
+            </w:r>
+          </w:p>
+        </w:tc>
+        <w:tc>
+          <w:tcPr>
+            <w:tcW w:type="dxa" w:w="2608"/>
+          </w:tcPr>
+          <w:p>
+            <w:pPr>
+              <w:spacing w:after="40" w:before="40"/>
+            </w:pPr>
+            <w:r/>
+            <w:r>
+              <w:rPr>
+                <w:rFonts w:ascii="Times New Roman" w:hAnsi="Times New Roman" w:eastAsia="宋体" w:cs="Times New Roman"/>
+                <w:b w:val="0"/>
+                <w:sz w:val="18"/>
+              </w:rPr>
+              <w:t>同左</w:t>
+            </w:r>
+          </w:p>
+        </w:tc>
+        <w:tc>
+          <w:tcPr>
+            <w:tcW w:type="dxa" w:w="2381"/>
+          </w:tcPr>
+          <w:p>
+            <w:pPr>
+              <w:spacing w:after="40" w:before="40"/>
+            </w:pPr>
+            <w:r/>
+            <w:r>
+              <w:rPr>
+                <w:rFonts w:ascii="Times New Roman" w:hAnsi="Times New Roman" w:eastAsia="宋体" w:cs="Times New Roman"/>
+                <w:b w:val="0"/>
+                <w:sz w:val="18"/>
+              </w:rPr>
+              <w:t>烧写地址 0x0C00E000 起（含前面的计数初始化）；向量 0x0C010000</w:t>
+            </w:r>
+          </w:p>
+        </w:tc>
+      </w:tr>
+      <w:tr>
+        <w:tc>
+          <w:tcPr>
+            <w:tcW w:type="dxa" w:w="1814"/>
+            <w:shd w:fill="F2F2F2" w:val="clear"/>
+          </w:tcPr>
+          <w:p>
+            <w:pPr>
+              <w:spacing w:after="40" w:before="40"/>
+            </w:pPr>
+            <w:r/>
+            <w:r>
+              <w:rPr>
+                <w:rFonts w:ascii="Times New Roman" w:hAnsi="Times New Roman" w:eastAsia="宋体" w:cs="Times New Roman"/>
+                <w:b w:val="0"/>
+                <w:sz w:val="18"/>
+              </w:rPr>
+              <w:t>OTP WRP</w:t>
+            </w:r>
+          </w:p>
+        </w:tc>
+        <w:tc>
+          <w:tcPr>
+            <w:tcW w:type="dxa" w:w="2494"/>
+            <w:shd w:fill="F2F2F2" w:val="clear"/>
+          </w:tcPr>
+          <w:p>
+            <w:pPr>
+              <w:spacing w:after="40" w:before="40"/>
+            </w:pPr>
+            <w:r/>
+            <w:r>
+              <w:rPr>
+                <w:rFonts w:ascii="Times New Roman" w:hAnsi="Times New Roman" w:eastAsia="宋体" w:cs="Times New Roman"/>
+                <w:b w:val="0"/>
+                <w:sz w:val="18"/>
+              </w:rPr>
+              <w:t>0x0002_8000 / 16 KB</w:t>
+            </w:r>
+          </w:p>
+        </w:tc>
+        <w:tc>
+          <w:tcPr>
+            <w:tcW w:type="dxa" w:w="2608"/>
+            <w:shd w:fill="F2F2F2" w:val="clear"/>
+          </w:tcPr>
+          <w:p>
+            <w:pPr>
+              <w:spacing w:after="40" w:before="40"/>
+            </w:pPr>
+            <w:r/>
+            <w:r>
+              <w:rPr>
+                <w:rFonts w:ascii="Times New Roman" w:hAnsi="Times New Roman" w:eastAsia="宋体" w:cs="Times New Roman"/>
+                <w:b w:val="0"/>
+                <w:sz w:val="18"/>
+              </w:rPr>
+              <w:t>同左</w:t>
+            </w:r>
+          </w:p>
+        </w:tc>
+        <w:tc>
+          <w:tcPr>
+            <w:tcW w:type="dxa" w:w="2381"/>
+            <w:shd w:fill="F2F2F2" w:val="clear"/>
+          </w:tcPr>
+          <w:p>
+            <w:pPr>
+              <w:spacing w:after="40" w:before="40"/>
+            </w:pPr>
+            <w:r/>
+            <w:r>
+              <w:rPr>
+                <w:rFonts w:ascii="Times New Roman" w:hAnsi="Times New Roman" w:eastAsia="宋体" w:cs="Times New Roman"/>
+                <w:b w:val="0"/>
+                <w:sz w:val="18"/>
+              </w:rPr>
+              <w:t>未改</w:t>
+            </w:r>
+          </w:p>
+        </w:tc>
+      </w:tr>
+      <w:tr>
+        <w:tc>
+          <w:tcPr>
+            <w:tcW w:type="dxa" w:w="1814"/>
+          </w:tcPr>
+          <w:p>
+            <w:pPr>
+              <w:spacing w:after="40" w:before="40"/>
+            </w:pPr>
+            <w:r/>
+            <w:r>
+              <w:rPr>
+                <w:rFonts w:ascii="Times New Roman" w:hAnsi="Times New Roman" w:eastAsia="宋体" w:cs="Times New Roman"/>
+                <w:b w:val="0"/>
+                <w:sz w:val="18"/>
+              </w:rPr>
+              <w:t>NV counters</w:t>
+            </w:r>
+          </w:p>
+        </w:tc>
+        <w:tc>
+          <w:tcPr>
+            <w:tcW w:type="dxa" w:w="2494"/>
+          </w:tcPr>
+          <w:p>
+            <w:pPr>
+              <w:spacing w:after="40" w:before="40"/>
+            </w:pPr>
+            <w:r/>
+            <w:r>
+              <w:rPr>
+                <w:rFonts w:ascii="Times New Roman" w:hAnsi="Times New Roman" w:eastAsia="宋体" w:cs="Times New Roman"/>
+                <w:b w:val="0"/>
+                <w:sz w:val="18"/>
+              </w:rPr>
+              <w:t>0x0002_C000 / 16 KB</w:t>
+            </w:r>
+          </w:p>
+        </w:tc>
+        <w:tc>
+          <w:tcPr>
+            <w:tcW w:type="dxa" w:w="2608"/>
+          </w:tcPr>
+          <w:p>
+            <w:pPr>
+              <w:spacing w:after="40" w:before="40"/>
+            </w:pPr>
+            <w:r/>
+            <w:r>
+              <w:rPr>
+                <w:rFonts w:ascii="Times New Roman" w:hAnsi="Times New Roman" w:eastAsia="宋体" w:cs="Times New Roman"/>
+                <w:b w:val="0"/>
+                <w:sz w:val="18"/>
+              </w:rPr>
+              <w:t>同左</w:t>
+            </w:r>
+          </w:p>
+        </w:tc>
+        <w:tc>
+          <w:tcPr>
+            <w:tcW w:type="dxa" w:w="2381"/>
+          </w:tcPr>
+          <w:p>
+            <w:pPr>
+              <w:spacing w:after="40" w:before="40"/>
+            </w:pPr>
+            <w:r/>
+            <w:r>
+              <w:rPr>
+                <w:rFonts w:ascii="Times New Roman" w:hAnsi="Times New Roman" w:eastAsia="宋体" w:cs="Times New Roman"/>
+                <w:b w:val="0"/>
+                <w:sz w:val="18"/>
+              </w:rPr>
+              <w:t>未改</w:t>
+            </w:r>
+          </w:p>
+        </w:tc>
+      </w:tr>
+      <w:tr>
+        <w:tc>
+          <w:tcPr>
+            <w:tcW w:type="dxa" w:w="1814"/>
+            <w:shd w:fill="F2F2F2" w:val="clear"/>
+          </w:tcPr>
+          <w:p>
+            <w:pPr>
+              <w:spacing w:after="40" w:before="40"/>
+            </w:pPr>
+            <w:r/>
+            <w:r>
+              <w:rPr>
+                <w:rFonts w:ascii="Times New Roman" w:hAnsi="Times New Roman" w:eastAsia="宋体" w:cs="Times New Roman"/>
+                <w:b w:val="0"/>
+                <w:sz w:val="18"/>
+              </w:rPr>
+              <w:t>PS</w:t>
+            </w:r>
+          </w:p>
+        </w:tc>
+        <w:tc>
+          <w:tcPr>
+            <w:tcW w:type="dxa" w:w="2494"/>
+            <w:shd w:fill="F2F2F2" w:val="clear"/>
+          </w:tcPr>
+          <w:p>
+            <w:pPr>
+              <w:spacing w:after="40" w:before="40"/>
+            </w:pPr>
+            <w:r/>
+            <w:r>
+              <w:rPr>
+                <w:rFonts w:ascii="Times New Roman" w:hAnsi="Times New Roman" w:eastAsia="宋体" w:cs="Times New Roman"/>
+                <w:b w:val="0"/>
+                <w:sz w:val="18"/>
+              </w:rPr>
+              <w:t>0x0003_0000 / 16 KB</w:t>
+            </w:r>
+          </w:p>
+        </w:tc>
+        <w:tc>
+          <w:tcPr>
+            <w:tcW w:type="dxa" w:w="2608"/>
+            <w:shd w:fill="F2F2F2" w:val="clear"/>
+          </w:tcPr>
+          <w:p>
+            <w:pPr>
+              <w:spacing w:after="40" w:before="40"/>
+            </w:pPr>
+            <w:r/>
+            <w:r>
+              <w:rPr>
+                <w:rFonts w:ascii="Times New Roman" w:hAnsi="Times New Roman" w:eastAsia="宋体" w:cs="Times New Roman"/>
+                <w:b w:val="0"/>
+                <w:sz w:val="18"/>
+              </w:rPr>
+              <w:t>同左</w:t>
+            </w:r>
+          </w:p>
+        </w:tc>
+        <w:tc>
+          <w:tcPr>
+            <w:tcW w:type="dxa" w:w="2381"/>
+            <w:shd w:fill="F2F2F2" w:val="clear"/>
+          </w:tcPr>
+          <w:p>
+            <w:pPr>
+              <w:spacing w:after="40" w:before="40"/>
+            </w:pPr>
+            <w:r/>
+            <w:r>
+              <w:rPr>
+                <w:rFonts w:ascii="Times New Roman" w:hAnsi="Times New Roman" w:eastAsia="宋体" w:cs="Times New Roman"/>
+                <w:b w:val="0"/>
+                <w:sz w:val="18"/>
+              </w:rPr>
+              <w:t>未改</w:t>
+            </w:r>
+          </w:p>
+        </w:tc>
+      </w:tr>
+      <w:tr>
+        <w:tc>
+          <w:tcPr>
+            <w:tcW w:type="dxa" w:w="1814"/>
+          </w:tcPr>
+          <w:p>
+            <w:pPr>
+              <w:spacing w:after="40" w:before="40"/>
+            </w:pPr>
+            <w:r/>
+            <w:r>
+              <w:rPr>
+                <w:rFonts w:ascii="Times New Roman" w:hAnsi="Times New Roman" w:eastAsia="宋体" w:cs="Times New Roman"/>
+                <w:b w:val="0"/>
+                <w:sz w:val="18"/>
+              </w:rPr>
+              <w:t>ITS</w:t>
+            </w:r>
+          </w:p>
+        </w:tc>
+        <w:tc>
+          <w:tcPr>
+            <w:tcW w:type="dxa" w:w="2494"/>
+          </w:tcPr>
+          <w:p>
+            <w:pPr>
+              <w:spacing w:after="40" w:before="40"/>
+            </w:pPr>
+            <w:r/>
+            <w:r>
+              <w:rPr>
+                <w:rFonts w:ascii="Times New Roman" w:hAnsi="Times New Roman" w:eastAsia="宋体" w:cs="Times New Roman"/>
+                <w:b w:val="0"/>
+                <w:sz w:val="18"/>
+              </w:rPr>
+              <w:t>0x0003_4000 / 16 KB</w:t>
+            </w:r>
+          </w:p>
+        </w:tc>
+        <w:tc>
+          <w:tcPr>
+            <w:tcW w:type="dxa" w:w="2608"/>
+          </w:tcPr>
+          <w:p>
+            <w:pPr>
+              <w:spacing w:after="40" w:before="40"/>
+            </w:pPr>
+            <w:r/>
+            <w:r>
+              <w:rPr>
+                <w:rFonts w:ascii="Times New Roman" w:hAnsi="Times New Roman" w:eastAsia="宋体" w:cs="Times New Roman"/>
+                <w:b w:val="0"/>
+                <w:sz w:val="18"/>
+              </w:rPr>
+              <w:t>同左</w:t>
+            </w:r>
+          </w:p>
+        </w:tc>
+        <w:tc>
+          <w:tcPr>
+            <w:tcW w:type="dxa" w:w="2381"/>
+          </w:tcPr>
+          <w:p>
+            <w:pPr>
+              <w:spacing w:after="40" w:before="40"/>
+            </w:pPr>
+            <w:r/>
+            <w:r>
+              <w:rPr>
+                <w:rFonts w:ascii="Times New Roman" w:hAnsi="Times New Roman" w:eastAsia="宋体" w:cs="Times New Roman"/>
+                <w:b w:val="0"/>
+                <w:sz w:val="18"/>
+              </w:rPr>
+              <w:t>未改</w:t>
+            </w:r>
+          </w:p>
+        </w:tc>
+      </w:tr>
+      <w:tr>
+        <w:tc>
+          <w:tcPr>
+            <w:tcW w:type="dxa" w:w="1814"/>
+            <w:shd w:fill="F2F2F2" w:val="clear"/>
+          </w:tcPr>
+          <w:p>
+            <w:pPr>
+              <w:spacing w:after="40" w:before="40"/>
+            </w:pPr>
+            <w:r/>
+            <w:r>
+              <w:rPr>
+                <w:rFonts w:ascii="Times New Roman" w:hAnsi="Times New Roman" w:eastAsia="宋体" w:cs="Times New Roman"/>
+                <w:b w:val="0"/>
+                <w:sz w:val="18"/>
+              </w:rPr>
+              <w:t>S primary</w:t>
+            </w:r>
+          </w:p>
+        </w:tc>
+        <w:tc>
+          <w:tcPr>
+            <w:tcW w:type="dxa" w:w="2494"/>
+            <w:shd w:fill="F2F2F2" w:val="clear"/>
+          </w:tcPr>
+          <w:p>
+            <w:pPr>
+              <w:spacing w:after="40" w:before="40"/>
+            </w:pPr>
+            <w:r/>
+            <w:r>
+              <w:rPr>
+                <w:rFonts w:ascii="Times New Roman" w:hAnsi="Times New Roman" w:eastAsia="宋体" w:cs="Times New Roman"/>
+                <w:b w:val="0"/>
+                <w:sz w:val="18"/>
+              </w:rPr>
+              <w:t>0x0003_8000 / 320 KB</w:t>
+            </w:r>
+            <w:r>
+              <w:br/>
+            </w:r>
+            <w:r>
+              <w:rPr>
+                <w:rFonts w:ascii="Times New Roman" w:hAnsi="Times New Roman" w:eastAsia="宋体" w:cs="Times New Roman"/>
+                <w:b w:val="0"/>
+                <w:sz w:val="18"/>
+              </w:rPr>
+              <w:t>→ 0x0C038000</w:t>
+            </w:r>
+          </w:p>
+        </w:tc>
+        <w:tc>
+          <w:tcPr>
+            <w:tcW w:type="dxa" w:w="2608"/>
+            <w:shd w:fill="F2F2F2" w:val="clear"/>
+          </w:tcPr>
+          <w:p>
+            <w:pPr>
+              <w:spacing w:after="40" w:before="40"/>
+            </w:pPr>
+            <w:r/>
+            <w:r>
+              <w:rPr>
+                <w:rFonts w:ascii="Times New Roman" w:hAnsi="Times New Roman" w:eastAsia="宋体" w:cs="Times New Roman"/>
+                <w:b w:val="0"/>
+                <w:sz w:val="18"/>
+              </w:rPr>
+              <w:t>0x0003_8000 / 352 KB</w:t>
+            </w:r>
+            <w:r>
+              <w:br/>
+            </w:r>
+            <w:r>
+              <w:rPr>
+                <w:rFonts w:ascii="Times New Roman" w:hAnsi="Times New Roman" w:eastAsia="宋体" w:cs="Times New Roman"/>
+                <w:b w:val="0"/>
+                <w:sz w:val="18"/>
+              </w:rPr>
+              <w:t>→ 0x0C038000</w:t>
+            </w:r>
+          </w:p>
+        </w:tc>
+        <w:tc>
+          <w:tcPr>
+            <w:tcW w:type="dxa" w:w="2381"/>
+            <w:shd w:fill="F2F2F2" w:val="clear"/>
+          </w:tcPr>
+          <w:p>
+            <w:pPr>
+              <w:spacing w:after="40" w:before="40"/>
+            </w:pPr>
+            <w:r/>
+            <w:r>
+              <w:rPr>
+                <w:rFonts w:ascii="Times New Roman" w:hAnsi="Times New Roman" w:eastAsia="宋体" w:cs="Times New Roman"/>
+                <w:b w:val="0"/>
+                <w:sz w:val="18"/>
+              </w:rPr>
+              <w:t>H5F4 加大 32 KB，给 TEST_S + RSA TLV + 大 trailer</w:t>
+            </w:r>
+          </w:p>
+        </w:tc>
+      </w:tr>
+      <w:tr>
+        <w:tc>
+          <w:tcPr>
+            <w:tcW w:type="dxa" w:w="1814"/>
+          </w:tcPr>
+          <w:p>
+            <w:pPr>
+              <w:spacing w:after="40" w:before="40"/>
+            </w:pPr>
+            <w:r/>
+            <w:r>
+              <w:rPr>
+                <w:rFonts w:ascii="Times New Roman" w:hAnsi="Times New Roman" w:eastAsia="宋体" w:cs="Times New Roman"/>
+                <w:b w:val="0"/>
+                <w:sz w:val="18"/>
+              </w:rPr>
+              <w:t>NS primary</w:t>
+            </w:r>
+          </w:p>
+        </w:tc>
+        <w:tc>
+          <w:tcPr>
+            <w:tcW w:type="dxa" w:w="2494"/>
+          </w:tcPr>
+          <w:p>
+            <w:pPr>
+              <w:spacing w:after="40" w:before="40"/>
+            </w:pPr>
+            <w:r/>
+            <w:r>
+              <w:rPr>
+                <w:rFonts w:ascii="Times New Roman" w:hAnsi="Times New Roman" w:eastAsia="宋体" w:cs="Times New Roman"/>
+                <w:b w:val="0"/>
+                <w:sz w:val="18"/>
+              </w:rPr>
+              <w:t>0x0008_8000 / 576 KB</w:t>
+            </w:r>
+            <w:r>
+              <w:br/>
+            </w:r>
+            <w:r>
+              <w:rPr>
+                <w:rFonts w:ascii="Times New Roman" w:hAnsi="Times New Roman" w:eastAsia="宋体" w:cs="Times New Roman"/>
+                <w:b w:val="0"/>
+                <w:sz w:val="18"/>
+              </w:rPr>
+              <w:t>→ 0x0C088000</w:t>
+            </w:r>
+          </w:p>
+        </w:tc>
+        <w:tc>
+          <w:tcPr>
+            <w:tcW w:type="dxa" w:w="2608"/>
+          </w:tcPr>
+          <w:p>
+            <w:pPr>
+              <w:spacing w:after="40" w:before="40"/>
+            </w:pPr>
+            <w:r/>
+            <w:r>
+              <w:rPr>
+                <w:rFonts w:ascii="Times New Roman" w:hAnsi="Times New Roman" w:eastAsia="宋体" w:cs="Times New Roman"/>
+                <w:b w:val="0"/>
+                <w:sz w:val="18"/>
+              </w:rPr>
+              <w:t>0x0009_0000 / 1200 KB</w:t>
+            </w:r>
+            <w:r>
+              <w:br/>
+            </w:r>
+            <w:r>
+              <w:rPr>
+                <w:rFonts w:ascii="Times New Roman" w:hAnsi="Times New Roman" w:eastAsia="宋体" w:cs="Times New Roman"/>
+                <w:b w:val="0"/>
+                <w:sz w:val="18"/>
+              </w:rPr>
+              <w:t>→ 0x0C090000</w:t>
+            </w:r>
+          </w:p>
+        </w:tc>
+        <w:tc>
+          <w:tcPr>
+            <w:tcW w:type="dxa" w:w="2381"/>
+          </w:tcPr>
+          <w:p>
+            <w:pPr>
+              <w:spacing w:after="40" w:before="40"/>
+            </w:pPr>
+            <w:r/>
+            <w:r>
+              <w:rPr>
+                <w:rFonts w:ascii="Times New Roman" w:hAnsi="Times New Roman" w:eastAsia="宋体" w:cs="Times New Roman"/>
+                <w:b w:val="0"/>
+                <w:sz w:val="18"/>
+              </w:rPr>
+              <w:t>H573 地址禁止再用</w:t>
+            </w:r>
+          </w:p>
+        </w:tc>
+      </w:tr>
+      <w:tr>
+        <w:tc>
+          <w:tcPr>
+            <w:tcW w:type="dxa" w:w="1814"/>
+            <w:shd w:fill="F2F2F2" w:val="clear"/>
+          </w:tcPr>
+          <w:p>
+            <w:pPr>
+              <w:spacing w:after="40" w:before="40"/>
+            </w:pPr>
+            <w:r/>
+            <w:r>
+              <w:rPr>
+                <w:rFonts w:ascii="Times New Roman" w:hAnsi="Times New Roman" w:eastAsia="宋体" w:cs="Times New Roman"/>
+                <w:b w:val="0"/>
+                <w:sz w:val="18"/>
+              </w:rPr>
+              <w:t>S secondary（升级）</w:t>
+            </w:r>
+          </w:p>
+        </w:tc>
+        <w:tc>
+          <w:tcPr>
+            <w:tcW w:type="dxa" w:w="2494"/>
+            <w:shd w:fill="F2F2F2" w:val="clear"/>
+          </w:tcPr>
+          <w:p>
+            <w:pPr>
+              <w:spacing w:after="40" w:before="40"/>
+            </w:pPr>
+            <w:r/>
+            <w:r>
+              <w:rPr>
+                <w:rFonts w:ascii="Times New Roman" w:hAnsi="Times New Roman" w:eastAsia="宋体" w:cs="Times New Roman"/>
+                <w:b w:val="0"/>
+                <w:sz w:val="18"/>
+              </w:rPr>
+              <w:t>0x0011_8000 / 320 KB</w:t>
+            </w:r>
+            <w:r>
+              <w:br/>
+            </w:r>
+            <w:r>
+              <w:rPr>
+                <w:rFonts w:ascii="Times New Roman" w:hAnsi="Times New Roman" w:eastAsia="宋体" w:cs="Times New Roman"/>
+                <w:b w:val="0"/>
+                <w:sz w:val="18"/>
+              </w:rPr>
+              <w:t>→ 0x0C118000</w:t>
+            </w:r>
+          </w:p>
+        </w:tc>
+        <w:tc>
+          <w:tcPr>
+            <w:tcW w:type="dxa" w:w="2608"/>
+            <w:shd w:fill="F2F2F2" w:val="clear"/>
+          </w:tcPr>
+          <w:p>
+            <w:pPr>
+              <w:spacing w:after="40" w:before="40"/>
+            </w:pPr>
+            <w:r/>
+            <w:r>
+              <w:rPr>
+                <w:rFonts w:ascii="Times New Roman" w:hAnsi="Times New Roman" w:eastAsia="宋体" w:cs="Times New Roman"/>
+                <w:b w:val="0"/>
+                <w:sz w:val="18"/>
+              </w:rPr>
+              <w:t>0x0020_0000 / 352 KB</w:t>
+            </w:r>
+            <w:r>
+              <w:br/>
+            </w:r>
+            <w:r>
+              <w:rPr>
+                <w:rFonts w:ascii="Times New Roman" w:hAnsi="Times New Roman" w:eastAsia="宋体" w:cs="Times New Roman"/>
+                <w:b w:val="0"/>
+                <w:sz w:val="18"/>
+              </w:rPr>
+              <w:t>→ 0x0C200000</w:t>
+            </w:r>
+          </w:p>
+        </w:tc>
+        <w:tc>
+          <w:tcPr>
+            <w:tcW w:type="dxa" w:w="2381"/>
+            <w:shd w:fill="F2F2F2" w:val="clear"/>
+          </w:tcPr>
+          <w:p>
+            <w:pPr>
+              <w:spacing w:after="40" w:before="40"/>
+            </w:pPr>
+            <w:r/>
+            <w:r>
+              <w:rPr>
+                <w:rFonts w:ascii="Times New Roman" w:hAnsi="Times New Roman" w:eastAsia="宋体" w:cs="Times New Roman"/>
+                <w:b w:val="0"/>
+                <w:sz w:val="18"/>
+              </w:rPr>
+              <w:t>H5F4 必须从 bank 2 开头</w:t>
+            </w:r>
+          </w:p>
+        </w:tc>
+      </w:tr>
+      <w:tr>
+        <w:tc>
+          <w:tcPr>
+            <w:tcW w:type="dxa" w:w="1814"/>
+          </w:tcPr>
+          <w:p>
+            <w:pPr>
+              <w:spacing w:after="40" w:before="40"/>
+            </w:pPr>
+            <w:r/>
+            <w:r>
+              <w:rPr>
+                <w:rFonts w:ascii="Times New Roman" w:hAnsi="Times New Roman" w:eastAsia="宋体" w:cs="Times New Roman"/>
+                <w:b w:val="0"/>
+                <w:sz w:val="18"/>
+              </w:rPr>
+              <w:t>NS secondary（升级）</w:t>
+            </w:r>
+          </w:p>
+        </w:tc>
+        <w:tc>
+          <w:tcPr>
+            <w:tcW w:type="dxa" w:w="2494"/>
+          </w:tcPr>
+          <w:p>
+            <w:pPr>
+              <w:spacing w:after="40" w:before="40"/>
+            </w:pPr>
+            <w:r/>
+            <w:r>
+              <w:rPr>
+                <w:rFonts w:ascii="Times New Roman" w:hAnsi="Times New Roman" w:eastAsia="宋体" w:cs="Times New Roman"/>
+                <w:b w:val="0"/>
+                <w:sz w:val="18"/>
+              </w:rPr>
+              <w:t>0x0016_8000 / 576 KB</w:t>
+            </w:r>
+            <w:r>
+              <w:br/>
+            </w:r>
+            <w:r>
+              <w:rPr>
+                <w:rFonts w:ascii="Times New Roman" w:hAnsi="Times New Roman" w:eastAsia="宋体" w:cs="Times New Roman"/>
+                <w:b w:val="0"/>
+                <w:sz w:val="18"/>
+              </w:rPr>
+              <w:t>→ 0x0C168000</w:t>
+            </w:r>
+          </w:p>
+        </w:tc>
+        <w:tc>
+          <w:tcPr>
+            <w:tcW w:type="dxa" w:w="2608"/>
+          </w:tcPr>
+          <w:p>
+            <w:pPr>
+              <w:spacing w:after="40" w:before="40"/>
+            </w:pPr>
+            <w:r/>
+            <w:r>
+              <w:rPr>
+                <w:rFonts w:ascii="Times New Roman" w:hAnsi="Times New Roman" w:eastAsia="宋体" w:cs="Times New Roman"/>
+                <w:b w:val="0"/>
+                <w:sz w:val="18"/>
+              </w:rPr>
+              <w:t>0x0025_8000 / 1200 KB</w:t>
+            </w:r>
+            <w:r>
+              <w:br/>
+            </w:r>
+            <w:r>
+              <w:rPr>
+                <w:rFonts w:ascii="Times New Roman" w:hAnsi="Times New Roman" w:eastAsia="宋体" w:cs="Times New Roman"/>
+                <w:b w:val="0"/>
+                <w:sz w:val="18"/>
+              </w:rPr>
+              <w:t>→ 0x0C258000</w:t>
+            </w:r>
+          </w:p>
+        </w:tc>
+        <w:tc>
+          <w:tcPr>
+            <w:tcW w:type="dxa" w:w="2381"/>
+          </w:tcPr>
+          <w:p>
+            <w:pPr>
+              <w:spacing w:after="40" w:before="40"/>
+            </w:pPr>
+            <w:r/>
+            <w:r>
+              <w:rPr>
+                <w:rFonts w:ascii="Times New Roman" w:hAnsi="Times New Roman" w:eastAsia="宋体" w:cs="Times New Roman"/>
+                <w:b w:val="0"/>
+                <w:sz w:val="18"/>
+              </w:rPr>
+              <w:t>跟在 S 升级槽后面</w:t>
+            </w:r>
+          </w:p>
+        </w:tc>
+      </w:tr>
+      <w:tr>
+        <w:tc>
+          <w:tcPr>
+            <w:tcW w:type="dxa" w:w="1814"/>
+            <w:shd w:fill="F2F2F2" w:val="clear"/>
+          </w:tcPr>
+          <w:p>
+            <w:pPr>
+              <w:spacing w:after="40" w:before="40"/>
+            </w:pPr>
+            <w:r/>
+            <w:r>
+              <w:rPr>
+                <w:rFonts w:ascii="Times New Roman" w:hAnsi="Times New Roman" w:eastAsia="宋体" w:cs="Times New Roman"/>
+                <w:b w:val="0"/>
+                <w:sz w:val="18"/>
+              </w:rPr>
+              <w:t>NS 用户 Flash</w:t>
+            </w:r>
+          </w:p>
+        </w:tc>
+        <w:tc>
+          <w:tcPr>
+            <w:tcW w:type="dxa" w:w="2494"/>
+            <w:shd w:fill="F2F2F2" w:val="clear"/>
+          </w:tcPr>
+          <w:p>
+            <w:pPr>
+              <w:spacing w:after="40" w:before="40"/>
+            </w:pPr>
+            <w:r/>
+            <w:r>
+              <w:rPr>
+                <w:rFonts w:ascii="Times New Roman" w:hAnsi="Times New Roman" w:eastAsia="宋体" w:cs="Times New Roman"/>
+                <w:b w:val="0"/>
+                <w:sz w:val="18"/>
+              </w:rPr>
+              <w:t>0x001F_8000 / 32 KB</w:t>
+            </w:r>
+          </w:p>
+        </w:tc>
+        <w:tc>
+          <w:tcPr>
+            <w:tcW w:type="dxa" w:w="2608"/>
+            <w:shd w:fill="F2F2F2" w:val="clear"/>
+          </w:tcPr>
+          <w:p>
+            <w:pPr>
+              <w:spacing w:after="40" w:before="40"/>
+            </w:pPr>
+            <w:r/>
+            <w:r>
+              <w:rPr>
+                <w:rFonts w:ascii="Times New Roman" w:hAnsi="Times New Roman" w:eastAsia="宋体" w:cs="Times New Roman"/>
+                <w:b w:val="0"/>
+                <w:sz w:val="18"/>
+              </w:rPr>
+              <w:t>0x0038_4000 / 496 KB</w:t>
+            </w:r>
+          </w:p>
+        </w:tc>
+        <w:tc>
+          <w:tcPr>
+            <w:tcW w:type="dxa" w:w="2381"/>
+            <w:shd w:fill="F2F2F2" w:val="clear"/>
+          </w:tcPr>
+          <w:p>
+            <w:pPr>
+              <w:spacing w:after="40" w:before="40"/>
+            </w:pPr>
+            <w:r/>
+            <w:r>
+              <w:rPr>
+                <w:rFonts w:ascii="Times New Roman" w:hAnsi="Times New Roman" w:eastAsia="宋体" w:cs="Times New Roman"/>
+                <w:b w:val="0"/>
+                <w:sz w:val="18"/>
+              </w:rPr>
+              <w:t>MCUBoot 槽之外剩余空间</w:t>
+            </w:r>
+          </w:p>
+        </w:tc>
+      </w:tr>
+      <w:tr>
+        <w:tc>
+          <w:tcPr>
+            <w:tcW w:type="dxa" w:w="1814"/>
+          </w:tcPr>
+          <w:p>
+            <w:pPr>
+              <w:spacing w:after="40" w:before="40"/>
+            </w:pPr>
+            <w:r/>
+            <w:r>
+              <w:rPr>
+                <w:rFonts w:ascii="Times New Roman" w:hAnsi="Times New Roman" w:eastAsia="宋体" w:cs="Times New Roman"/>
+                <w:b w:val="0"/>
+                <w:sz w:val="18"/>
+              </w:rPr>
+              <w:t>FLASH_B_SIZE</w:t>
+            </w:r>
+          </w:p>
+        </w:tc>
+        <w:tc>
+          <w:tcPr>
+            <w:tcW w:type="dxa" w:w="2494"/>
+          </w:tcPr>
+          <w:p>
+            <w:pPr>
+              <w:spacing w:after="40" w:before="40"/>
+            </w:pPr>
+            <w:r/>
+            <w:r>
+              <w:rPr>
+                <w:rFonts w:ascii="Times New Roman" w:hAnsi="Times New Roman" w:eastAsia="宋体" w:cs="Times New Roman"/>
+                <w:b w:val="0"/>
+                <w:sz w:val="18"/>
+              </w:rPr>
+              <w:t>0x100000（1 MB）</w:t>
+            </w:r>
+          </w:p>
+        </w:tc>
+        <w:tc>
+          <w:tcPr>
+            <w:tcW w:type="dxa" w:w="2608"/>
+          </w:tcPr>
+          <w:p>
+            <w:pPr>
+              <w:spacing w:after="40" w:before="40"/>
+            </w:pPr>
+            <w:r/>
+            <w:r>
+              <w:rPr>
+                <w:rFonts w:ascii="Times New Roman" w:hAnsi="Times New Roman" w:eastAsia="宋体" w:cs="Times New Roman"/>
+                <w:b w:val="0"/>
+                <w:sz w:val="18"/>
+              </w:rPr>
+              <w:t>0x200000（2 MB）</w:t>
+            </w:r>
+          </w:p>
+        </w:tc>
+        <w:tc>
+          <w:tcPr>
+            <w:tcW w:type="dxa" w:w="2381"/>
+          </w:tcPr>
+          <w:p>
+            <w:pPr>
+              <w:spacing w:after="40" w:before="40"/>
+            </w:pPr>
+            <w:r/>
+            <w:r>
+              <w:rPr>
+                <w:rFonts w:ascii="Times New Roman" w:hAnsi="Times New Roman" w:eastAsia="宋体" w:cs="Times New Roman"/>
+                <w:b w:val="0"/>
+                <w:sz w:val="18"/>
+              </w:rPr>
+              <w:t>单 bank 容量</w:t>
+            </w:r>
+          </w:p>
+        </w:tc>
+      </w:tr>
+      <w:tr>
+        <w:tc>
+          <w:tcPr>
+            <w:tcW w:type="dxa" w:w="1814"/>
+            <w:shd w:fill="F2F2F2" w:val="clear"/>
+          </w:tcPr>
+          <w:p>
+            <w:pPr>
+              <w:spacing w:after="40" w:before="40"/>
+            </w:pPr>
+            <w:r/>
+            <w:r>
+              <w:rPr>
+                <w:rFonts w:ascii="Times New Roman" w:hAnsi="Times New Roman" w:eastAsia="宋体" w:cs="Times New Roman"/>
+                <w:b w:val="0"/>
+                <w:sz w:val="18"/>
+              </w:rPr>
+              <w:t>FLASH_TOTAL_SIZE</w:t>
+            </w:r>
+          </w:p>
+        </w:tc>
+        <w:tc>
+          <w:tcPr>
+            <w:tcW w:type="dxa" w:w="2494"/>
+            <w:shd w:fill="F2F2F2" w:val="clear"/>
+          </w:tcPr>
+          <w:p>
+            <w:pPr>
+              <w:spacing w:after="40" w:before="40"/>
+            </w:pPr>
+            <w:r/>
+            <w:r>
+              <w:rPr>
+                <w:rFonts w:ascii="Times New Roman" w:hAnsi="Times New Roman" w:eastAsia="宋体" w:cs="Times New Roman"/>
+                <w:b w:val="0"/>
+                <w:sz w:val="18"/>
+              </w:rPr>
+              <w:t>2 MB</w:t>
+            </w:r>
+          </w:p>
+        </w:tc>
+        <w:tc>
+          <w:tcPr>
+            <w:tcW w:type="dxa" w:w="2608"/>
+            <w:shd w:fill="F2F2F2" w:val="clear"/>
+          </w:tcPr>
+          <w:p>
+            <w:pPr>
+              <w:spacing w:after="40" w:before="40"/>
+            </w:pPr>
+            <w:r/>
+            <w:r>
+              <w:rPr>
+                <w:rFonts w:ascii="Times New Roman" w:hAnsi="Times New Roman" w:eastAsia="宋体" w:cs="Times New Roman"/>
+                <w:b w:val="0"/>
+                <w:sz w:val="18"/>
+              </w:rPr>
+              <w:t>4 MB</w:t>
+            </w:r>
+          </w:p>
+        </w:tc>
+        <w:tc>
+          <w:tcPr>
+            <w:tcW w:type="dxa" w:w="2381"/>
+            <w:shd w:fill="F2F2F2" w:val="clear"/>
+          </w:tcPr>
+          <w:p>
+            <w:pPr>
+              <w:spacing w:after="40" w:before="40"/>
+            </w:pPr>
+            <w:r/>
+            <w:r>
+              <w:rPr>
+                <w:rFonts w:ascii="Times New Roman" w:hAnsi="Times New Roman" w:eastAsia="宋体" w:cs="Times New Roman"/>
+                <w:b w:val="0"/>
+                <w:sz w:val="18"/>
+              </w:rPr>
+            </w:r>
+          </w:p>
+        </w:tc>
+      </w:tr>
+      <w:tr>
+        <w:tc>
+          <w:tcPr>
+            <w:tcW w:type="dxa" w:w="1814"/>
+          </w:tcPr>
+          <w:p>
+            <w:pPr>
+              <w:spacing w:after="40" w:before="40"/>
+            </w:pPr>
+            <w:r/>
+            <w:r>
+              <w:rPr>
+                <w:rFonts w:ascii="Times New Roman" w:hAnsi="Times New Roman" w:eastAsia="宋体" w:cs="Times New Roman"/>
+                <w:b w:val="0"/>
+                <w:sz w:val="18"/>
+              </w:rPr>
+              <w:t>FLASH_S_PARTITION_SIZE</w:t>
+            </w:r>
+          </w:p>
+        </w:tc>
+        <w:tc>
+          <w:tcPr>
+            <w:tcW w:type="dxa" w:w="2494"/>
+          </w:tcPr>
+          <w:p>
+            <w:pPr>
+              <w:spacing w:after="40" w:before="40"/>
+            </w:pPr>
+            <w:r/>
+            <w:r>
+              <w:rPr>
+                <w:rFonts w:ascii="Times New Roman" w:hAnsi="Times New Roman" w:eastAsia="宋体" w:cs="Times New Roman"/>
+                <w:b w:val="0"/>
+                <w:sz w:val="18"/>
+              </w:rPr>
+              <w:t>0x50000</w:t>
+            </w:r>
+          </w:p>
+        </w:tc>
+        <w:tc>
+          <w:tcPr>
+            <w:tcW w:type="dxa" w:w="2608"/>
+          </w:tcPr>
+          <w:p>
+            <w:pPr>
+              <w:spacing w:after="40" w:before="40"/>
+            </w:pPr>
+            <w:r/>
+            <w:r>
+              <w:rPr>
+                <w:rFonts w:ascii="Times New Roman" w:hAnsi="Times New Roman" w:eastAsia="宋体" w:cs="Times New Roman"/>
+                <w:b w:val="0"/>
+                <w:sz w:val="18"/>
+              </w:rPr>
+              <w:t>0x58000</w:t>
+            </w:r>
+          </w:p>
+        </w:tc>
+        <w:tc>
+          <w:tcPr>
+            <w:tcW w:type="dxa" w:w="2381"/>
+          </w:tcPr>
+          <w:p>
+            <w:pPr>
+              <w:spacing w:after="40" w:before="40"/>
+            </w:pPr>
+            <w:r/>
+            <w:r>
+              <w:rPr>
+                <w:rFonts w:ascii="Times New Roman" w:hAnsi="Times New Roman" w:eastAsia="宋体" w:cs="Times New Roman"/>
+                <w:b w:val="0"/>
+                <w:sz w:val="18"/>
+              </w:rPr>
+              <w:t>320 KB → 352 KB</w:t>
+            </w:r>
+          </w:p>
+        </w:tc>
+      </w:tr>
+      <w:tr>
+        <w:tc>
+          <w:tcPr>
+            <w:tcW w:type="dxa" w:w="1814"/>
+            <w:shd w:fill="F2F2F2" w:val="clear"/>
+          </w:tcPr>
+          <w:p>
+            <w:pPr>
+              <w:spacing w:after="40" w:before="40"/>
+            </w:pPr>
+            <w:r/>
+            <w:r>
+              <w:rPr>
+                <w:rFonts w:ascii="Times New Roman" w:hAnsi="Times New Roman" w:eastAsia="宋体" w:cs="Times New Roman"/>
+                <w:b w:val="0"/>
+                <w:sz w:val="18"/>
+              </w:rPr>
+              <w:t>FLASH_NS_PARTITION_SIZE</w:t>
+            </w:r>
+          </w:p>
+        </w:tc>
+        <w:tc>
+          <w:tcPr>
+            <w:tcW w:type="dxa" w:w="2494"/>
+            <w:shd w:fill="F2F2F2" w:val="clear"/>
+          </w:tcPr>
+          <w:p>
+            <w:pPr>
+              <w:spacing w:after="40" w:before="40"/>
+            </w:pPr>
+            <w:r/>
+            <w:r>
+              <w:rPr>
+                <w:rFonts w:ascii="Times New Roman" w:hAnsi="Times New Roman" w:eastAsia="宋体" w:cs="Times New Roman"/>
+                <w:b w:val="0"/>
+                <w:sz w:val="18"/>
+              </w:rPr>
+              <w:t>0x90000</w:t>
+            </w:r>
+          </w:p>
+        </w:tc>
+        <w:tc>
+          <w:tcPr>
+            <w:tcW w:type="dxa" w:w="2608"/>
+            <w:shd w:fill="F2F2F2" w:val="clear"/>
+          </w:tcPr>
+          <w:p>
+            <w:pPr>
+              <w:spacing w:after="40" w:before="40"/>
+            </w:pPr>
+            <w:r/>
+            <w:r>
+              <w:rPr>
+                <w:rFonts w:ascii="Times New Roman" w:hAnsi="Times New Roman" w:eastAsia="宋体" w:cs="Times New Roman"/>
+                <w:b w:val="0"/>
+                <w:sz w:val="18"/>
+              </w:rPr>
+              <w:t>0x12C000</w:t>
+            </w:r>
+          </w:p>
+        </w:tc>
+        <w:tc>
+          <w:tcPr>
+            <w:tcW w:type="dxa" w:w="2381"/>
+            <w:shd w:fill="F2F2F2" w:val="clear"/>
+          </w:tcPr>
+          <w:p>
+            <w:pPr>
+              <w:spacing w:after="40" w:before="40"/>
+            </w:pPr>
+            <w:r/>
+            <w:r>
+              <w:rPr>
+                <w:rFonts w:ascii="Times New Roman" w:hAnsi="Times New Roman" w:eastAsia="宋体" w:cs="Times New Roman"/>
+                <w:b w:val="0"/>
+                <w:sz w:val="18"/>
+              </w:rPr>
+              <w:t>576 KB → 1200 KB</w:t>
+            </w:r>
+          </w:p>
+        </w:tc>
+      </w:tr>
+    </w:tbl>
+    <w:p/>
+    <w:p>
+      <w:pPr>
+        <w:pStyle w:val="4"/>
+      </w:pPr>
+      <w:r>
+        <w:rPr>
+          <w:rFonts w:ascii="黑体" w:hAnsi="黑体" w:eastAsia="黑体" w:cs="黑体"/>
+          <w:b/>
+          <w:sz w:val="28"/>
+        </w:rPr>
+        <w:t>8.3.1 为什么 S 升级槽必须从 bank 2 开头</w:t>
+      </w:r>
+    </w:p>
+    <w:p>
+      <w:pPr>
+        <w:spacing w:after="120" w:before="0" w:line="276" w:lineRule="auto"/>
+      </w:pPr>
+      <w:r>
+        <w:rPr>
+          <w:rFonts w:ascii="Times New Roman" w:hAnsi="Times New Roman" w:eastAsia="宋体" w:cs="Times New Roman"/>
+          <w:b w:val="0"/>
+          <w:sz w:val="24"/>
+        </w:rPr>
+        <w:t>STM32H5 双 bank Flash，MCUBoot 的一个 slot 不能跨 bank。H573 的 NS primary 只有 576 KB，S secondary 紧挨着排在 0x118000，刚好落在它的 bank 2（bank 从 0x100000 起），所以旧布局能工作。</w:t>
+      </w:r>
+    </w:p>
+    <w:p>
+      <w:pPr>
+        <w:spacing w:after="120" w:before="0" w:line="276" w:lineRule="auto"/>
+      </w:pPr>
+      <w:r>
+        <w:rPr>
+          <w:rFonts w:ascii="Times New Roman" w:hAnsi="Times New Roman" w:eastAsia="宋体" w:cs="Times New Roman"/>
+          <w:b w:val="0"/>
+          <w:sz w:val="24"/>
+        </w:rPr>
+        <w:t>H5F4 把 NS primary 扩到 1200 KB 后：S primary 结束在 0x90000，NS primary 结束在 0x1BC000，仍在 bank 1（bank 1 到 0x200000）。若仍把 S secondary 紧挨 NS primary 后面，352 KB 会跨过 0x200000 进 bank 2，BL2 第一次读 image 0 的 secondary 就会卡住。因此 flash_layout.h 里 FLASH_AREA_2_OFFSET 直接定为 FLASH_B_SIZE（0x200000），bank 1 尾部约 272 KB 空着不用。头文件里用编译期 #error 检查四个 slot 是否跨 bank。</w:t>
+      </w:r>
+    </w:p>
+    <w:p>
+      <w:pPr>
+        <w:pStyle w:val="4"/>
+      </w:pPr>
+      <w:r>
+        <w:rPr>
+          <w:rFonts w:ascii="黑体" w:hAnsi="黑体" w:eastAsia="黑体" w:cs="黑体"/>
+          <w:b/>
+          <w:sz w:val="28"/>
+        </w:rPr>
+        <w:t>8.3.2 为什么 S 槽要从 320 KB 加到 352 KB</w:t>
+      </w:r>
+    </w:p>
+    <w:p>
+      <w:pPr>
+        <w:spacing w:after="120" w:before="0" w:line="276" w:lineRule="auto"/>
+      </w:pPr>
+      <w:r>
+        <w:rPr>
+          <w:rFonts w:ascii="Times New Roman" w:hAnsi="Times New Roman" w:eastAsia="宋体" w:cs="Times New Roman"/>
+          <w:b w:val="0"/>
+          <w:sz w:val="24"/>
+        </w:rPr>
+        <w:t>MCUBoot 按最大镜像的扇区数给每个槽预留 swap trailer。NS 1200 KB / 8 KB = 150 扇区，MCUBOOT_MAX_IMG_SECTORS=150。trailer 大约是 150×3×16 + 80 字节，再加上 RSA-3072 TLV（约 1 KB）。TEST_S 编出来的 tfm_s 再套上这些之后，320 KB 槽装不下，BL2 报 Image in the primary slot is not valid。S 槽改成 352 KB（0x58000），同时 BL2_TRAILER_SIZE=0x3000（H573 config.cmake 里是 0x2000）。region_defs.h 里还有编译期检查：trailer 必须盖住 MCUBoot scratch trailer + TLV。</w:t>
+      </w:r>
+    </w:p>
+    <w:p>
+      <w:pPr>
+        <w:pStyle w:val="4"/>
+      </w:pPr>
+      <w:r>
+        <w:rPr>
+          <w:rFonts w:ascii="黑体" w:hAnsi="黑体" w:eastAsia="黑体" w:cs="黑体"/>
+          <w:b/>
+          <w:sz w:val="28"/>
+        </w:rPr>
+        <w:t>8.3.3 烧录 / 签名用的绝对地址</w:t>
+      </w:r>
+    </w:p>
+    <w:p>
+      <w:pPr>
+        <w:spacing w:after="120" w:before="0" w:line="276" w:lineRule="auto"/>
+      </w:pPr>
+      <w:r>
+        <w:rPr>
+          <w:rFonts w:ascii="Times New Roman" w:hAnsi="Times New Roman" w:eastAsia="宋体" w:cs="Times New Roman"/>
+          <w:b w:val="0"/>
+          <w:sz w:val="24"/>
+        </w:rPr>
+        <w:t>TFM_UPDATE.sh 预处理宏对应关系（H5F4）：</w:t>
+      </w:r>
+    </w:p>
+    <w:tbl>
+      <w:tblPr>
+        <w:tblW w:type="auto" w:w="0"/>
+        <w:jc w:val="center"/>
+        <w:tblLook w:firstColumn="1" w:firstRow="1" w:lastColumn="0" w:lastRow="0" w:noHBand="0" w:noVBand="1" w:val="04A0"/>
+        <w:tblBorders>
+          <w:top w:val="single" w:sz="4" w:space="0" w:color="8FAADC"/>
+          <w:left w:val="single" w:sz="4" w:space="0" w:color="8FAADC"/>
+          <w:bottom w:val="single" w:sz="4" w:space="0" w:color="8FAADC"/>
+          <w:right w:val="single" w:sz="4" w:space="0" w:color="8FAADC"/>
+          <w:insideH w:val="single" w:sz="4" w:space="0" w:color="8FAADC"/>
+          <w:insideV w:val="single" w:sz="4" w:space="0" w:color="8FAADC"/>
+        </w:tblBorders>
+      </w:tblPr>
+      <w:tblGrid>
+        <w:gridCol w:w="1661"/>
+        <w:gridCol w:w="1661"/>
+        <w:gridCol w:w="1661"/>
+        <w:gridCol w:w="1661"/>
+        <w:gridCol w:w="1661"/>
+      </w:tblGrid>
+      <w:tr>
+        <w:tc>
+          <w:tcPr>
+            <w:tcW w:type="dxa" w:w="1928"/>
+            <w:shd w:fill="1F4E79" w:val="clear"/>
+          </w:tcPr>
+          <w:p>
+            <w:pPr>
+              <w:spacing w:after="40" w:before="40"/>
+            </w:pPr>
+            <w:r/>
+            <w:r>
+              <w:rPr>
+                <w:rFonts w:ascii="黑体" w:hAnsi="黑体" w:eastAsia="黑体" w:cs="黑体"/>
+                <w:b/>
+                <w:color w:val="FFFFFF"/>
+                <w:sz w:val="20"/>
+              </w:rPr>
+              <w:t>槽</w:t>
+            </w:r>
+          </w:p>
+        </w:tc>
+        <w:tc>
+          <w:tcPr>
+            <w:tcW w:type="dxa" w:w="2154"/>
+            <w:shd w:fill="1F4E79" w:val="clear"/>
+          </w:tcPr>
+          <w:p>
+            <w:pPr>
+              <w:spacing w:after="40" w:before="40"/>
+            </w:pPr>
+            <w:r/>
+            <w:r>
+              <w:rPr>
+                <w:rFonts w:ascii="黑体" w:hAnsi="黑体" w:eastAsia="黑体" w:cs="黑体"/>
+                <w:b/>
+                <w:color w:val="FFFFFF"/>
+                <w:sz w:val="20"/>
+              </w:rPr>
+              <w:t>TFM_UPDATE.sh</w:t>
+            </w:r>
+          </w:p>
+        </w:tc>
+        <w:tc>
+          <w:tcPr>
+            <w:tcW w:type="dxa" w:w="1928"/>
+            <w:shd w:fill="1F4E79" w:val="clear"/>
+          </w:tcPr>
+          <w:p>
+            <w:pPr>
+              <w:spacing w:after="40" w:before="40"/>
+            </w:pPr>
+            <w:r/>
+            <w:r>
+              <w:rPr>
+                <w:rFonts w:ascii="黑体" w:hAnsi="黑体" w:eastAsia="黑体" w:cs="黑体"/>
+                <w:b/>
+                <w:color w:val="FFFFFF"/>
+                <w:sz w:val="20"/>
+              </w:rPr>
+              <w:t>安全别名 0x0C</w:t>
+            </w:r>
+          </w:p>
+        </w:tc>
+        <w:tc>
+          <w:tcPr>
+            <w:tcW w:type="dxa" w:w="1928"/>
+            <w:shd w:fill="1F4E79" w:val="clear"/>
+          </w:tcPr>
+          <w:p>
+            <w:pPr>
+              <w:spacing w:after="40" w:before="40"/>
+            </w:pPr>
+            <w:r/>
+            <w:r>
+              <w:rPr>
+                <w:rFonts w:ascii="黑体" w:hAnsi="黑体" w:eastAsia="黑体" w:cs="黑体"/>
+                <w:b/>
+                <w:color w:val="FFFFFF"/>
+                <w:sz w:val="20"/>
+              </w:rPr>
+              <w:t>非安全 0x08</w:t>
+            </w:r>
+          </w:p>
+        </w:tc>
+        <w:tc>
+          <w:tcPr>
+            <w:tcW w:type="dxa" w:w="1361"/>
+            <w:shd w:fill="1F4E79" w:val="clear"/>
+          </w:tcPr>
+          <w:p>
+            <w:pPr>
+              <w:spacing w:after="40" w:before="40"/>
+            </w:pPr>
+            <w:r/>
+            <w:r>
+              <w:rPr>
+                <w:rFonts w:ascii="黑体" w:hAnsi="黑体" w:eastAsia="黑体" w:cs="黑体"/>
+                <w:b/>
+                <w:color w:val="FFFFFF"/>
+                <w:sz w:val="20"/>
+              </w:rPr>
+              <w:t>签完大小</w:t>
+            </w:r>
+          </w:p>
+        </w:tc>
+      </w:tr>
+      <w:tr>
+        <w:tc>
+          <w:tcPr>
+            <w:tcW w:type="dxa" w:w="1928"/>
+          </w:tcPr>
+          <w:p>
+            <w:pPr>
+              <w:spacing w:after="40" w:before="40"/>
+            </w:pPr>
+            <w:r/>
+            <w:r>
+              <w:rPr>
+                <w:rFonts w:ascii="Times New Roman" w:hAnsi="Times New Roman" w:eastAsia="宋体" w:cs="Times New Roman"/>
+                <w:b w:val="0"/>
+                <w:sz w:val="18"/>
+              </w:rPr>
+              <w:t>BL2</w:t>
+            </w:r>
+          </w:p>
+        </w:tc>
+        <w:tc>
+          <w:tcPr>
+            <w:tcW w:type="dxa" w:w="2154"/>
+          </w:tcPr>
+          <w:p>
+            <w:pPr>
+              <w:spacing w:after="40" w:before="40"/>
+            </w:pPr>
+            <w:r/>
+            <w:r>
+              <w:rPr>
+                <w:rFonts w:ascii="Times New Roman" w:hAnsi="Times New Roman" w:eastAsia="宋体" w:cs="Times New Roman"/>
+                <w:b w:val="0"/>
+                <w:sz w:val="18"/>
+              </w:rPr>
+              <w:t>boot=0xc00e000</w:t>
+            </w:r>
+          </w:p>
+        </w:tc>
+        <w:tc>
+          <w:tcPr>
+            <w:tcW w:type="dxa" w:w="1928"/>
+          </w:tcPr>
+          <w:p>
+            <w:pPr>
+              <w:spacing w:after="40" w:before="40"/>
+            </w:pPr>
+            <w:r/>
+            <w:r>
+              <w:rPr>
+                <w:rFonts w:ascii="Times New Roman" w:hAnsi="Times New Roman" w:eastAsia="宋体" w:cs="Times New Roman"/>
+                <w:b w:val="0"/>
+                <w:sz w:val="18"/>
+              </w:rPr>
+              <w:t>0x0C00E000</w:t>
+            </w:r>
+          </w:p>
+        </w:tc>
+        <w:tc>
+          <w:tcPr>
+            <w:tcW w:type="dxa" w:w="1928"/>
+          </w:tcPr>
+          <w:p>
+            <w:pPr>
+              <w:spacing w:after="40" w:before="40"/>
+            </w:pPr>
+            <w:r/>
+            <w:r>
+              <w:rPr>
+                <w:rFonts w:ascii="Times New Roman" w:hAnsi="Times New Roman" w:eastAsia="宋体" w:cs="Times New Roman"/>
+                <w:b w:val="0"/>
+                <w:sz w:val="18"/>
+              </w:rPr>
+              <w:t>0x0800E000</w:t>
+            </w:r>
+          </w:p>
+        </w:tc>
+        <w:tc>
+          <w:tcPr>
+            <w:tcW w:type="dxa" w:w="1361"/>
+          </w:tcPr>
+          <w:p>
+            <w:pPr>
+              <w:spacing w:after="40" w:before="40"/>
+            </w:pPr>
+            <w:r/>
+            <w:r>
+              <w:rPr>
+                <w:rFonts w:ascii="Times New Roman" w:hAnsi="Times New Roman" w:eastAsia="宋体" w:cs="Times New Roman"/>
+                <w:b w:val="0"/>
+                <w:sz w:val="18"/>
+              </w:rPr>
+              <w:t>96 KB 量级</w:t>
+            </w:r>
+          </w:p>
+        </w:tc>
+      </w:tr>
+      <w:tr>
+        <w:tc>
+          <w:tcPr>
+            <w:tcW w:type="dxa" w:w="1928"/>
+            <w:shd w:fill="F2F2F2" w:val="clear"/>
+          </w:tcPr>
+          <w:p>
+            <w:pPr>
+              <w:spacing w:after="40" w:before="40"/>
+            </w:pPr>
+            <w:r/>
+            <w:r>
+              <w:rPr>
+                <w:rFonts w:ascii="Times New Roman" w:hAnsi="Times New Roman" w:eastAsia="宋体" w:cs="Times New Roman"/>
+                <w:b w:val="0"/>
+                <w:sz w:val="18"/>
+              </w:rPr>
+              <w:t>S 当前运行</w:t>
+            </w:r>
+          </w:p>
+        </w:tc>
+        <w:tc>
+          <w:tcPr>
+            <w:tcW w:type="dxa" w:w="2154"/>
+            <w:shd w:fill="F2F2F2" w:val="clear"/>
+          </w:tcPr>
+          <w:p>
+            <w:pPr>
+              <w:spacing w:after="40" w:before="40"/>
+            </w:pPr>
+            <w:r/>
+            <w:r>
+              <w:rPr>
+                <w:rFonts w:ascii="Times New Roman" w:hAnsi="Times New Roman" w:eastAsia="宋体" w:cs="Times New Roman"/>
+                <w:b w:val="0"/>
+                <w:sz w:val="18"/>
+              </w:rPr>
+              <w:t>slot0=0xc038000</w:t>
+            </w:r>
+          </w:p>
+        </w:tc>
+        <w:tc>
+          <w:tcPr>
+            <w:tcW w:type="dxa" w:w="1928"/>
+            <w:shd w:fill="F2F2F2" w:val="clear"/>
+          </w:tcPr>
+          <w:p>
+            <w:pPr>
+              <w:spacing w:after="40" w:before="40"/>
+            </w:pPr>
+            <w:r/>
+            <w:r>
+              <w:rPr>
+                <w:rFonts w:ascii="Times New Roman" w:hAnsi="Times New Roman" w:eastAsia="宋体" w:cs="Times New Roman"/>
+                <w:b w:val="0"/>
+                <w:sz w:val="18"/>
+              </w:rPr>
+              <w:t>0x0C038000</w:t>
+            </w:r>
+          </w:p>
+        </w:tc>
+        <w:tc>
+          <w:tcPr>
+            <w:tcW w:type="dxa" w:w="1928"/>
+            <w:shd w:fill="F2F2F2" w:val="clear"/>
+          </w:tcPr>
+          <w:p>
+            <w:pPr>
+              <w:spacing w:after="40" w:before="40"/>
+            </w:pPr>
+            <w:r/>
+            <w:r>
+              <w:rPr>
+                <w:rFonts w:ascii="Times New Roman" w:hAnsi="Times New Roman" w:eastAsia="宋体" w:cs="Times New Roman"/>
+                <w:b w:val="0"/>
+                <w:sz w:val="18"/>
+              </w:rPr>
+              <w:t>0x08038000</w:t>
+            </w:r>
+          </w:p>
+        </w:tc>
+        <w:tc>
+          <w:tcPr>
+            <w:tcW w:type="dxa" w:w="1361"/>
+            <w:shd w:fill="F2F2F2" w:val="clear"/>
+          </w:tcPr>
+          <w:p>
+            <w:pPr>
+              <w:spacing w:after="40" w:before="40"/>
+            </w:pPr>
+            <w:r/>
+            <w:r>
+              <w:rPr>
+                <w:rFonts w:ascii="Times New Roman" w:hAnsi="Times New Roman" w:eastAsia="宋体" w:cs="Times New Roman"/>
+                <w:b w:val="0"/>
+                <w:sz w:val="18"/>
+              </w:rPr>
+              <w:t>352 KB</w:t>
+            </w:r>
+          </w:p>
+        </w:tc>
+      </w:tr>
+      <w:tr>
+        <w:tc>
+          <w:tcPr>
+            <w:tcW w:type="dxa" w:w="1928"/>
+          </w:tcPr>
+          <w:p>
+            <w:pPr>
+              <w:spacing w:after="40" w:before="40"/>
+            </w:pPr>
+            <w:r/>
+            <w:r>
+              <w:rPr>
+                <w:rFonts w:ascii="Times New Roman" w:hAnsi="Times New Roman" w:eastAsia="宋体" w:cs="Times New Roman"/>
+                <w:b w:val="0"/>
+                <w:sz w:val="18"/>
+              </w:rPr>
+              <w:t>NS 当前运行</w:t>
+            </w:r>
+          </w:p>
+        </w:tc>
+        <w:tc>
+          <w:tcPr>
+            <w:tcW w:type="dxa" w:w="2154"/>
+          </w:tcPr>
+          <w:p>
+            <w:pPr>
+              <w:spacing w:after="40" w:before="40"/>
+            </w:pPr>
+            <w:r/>
+            <w:r>
+              <w:rPr>
+                <w:rFonts w:ascii="Times New Roman" w:hAnsi="Times New Roman" w:eastAsia="宋体" w:cs="Times New Roman"/>
+                <w:b w:val="0"/>
+                <w:sz w:val="18"/>
+              </w:rPr>
+              <w:t>slot1=0xc090000</w:t>
+            </w:r>
+          </w:p>
+        </w:tc>
+        <w:tc>
+          <w:tcPr>
+            <w:tcW w:type="dxa" w:w="1928"/>
+          </w:tcPr>
+          <w:p>
+            <w:pPr>
+              <w:spacing w:after="40" w:before="40"/>
+            </w:pPr>
+            <w:r/>
+            <w:r>
+              <w:rPr>
+                <w:rFonts w:ascii="Times New Roman" w:hAnsi="Times New Roman" w:eastAsia="宋体" w:cs="Times New Roman"/>
+                <w:b w:val="0"/>
+                <w:sz w:val="18"/>
+              </w:rPr>
+              <w:t>0x0C090000</w:t>
+            </w:r>
+          </w:p>
+        </w:tc>
+        <w:tc>
+          <w:tcPr>
+            <w:tcW w:type="dxa" w:w="1928"/>
+          </w:tcPr>
+          <w:p>
+            <w:pPr>
+              <w:spacing w:after="40" w:before="40"/>
+            </w:pPr>
+            <w:r/>
+            <w:r>
+              <w:rPr>
+                <w:rFonts w:ascii="Times New Roman" w:hAnsi="Times New Roman" w:eastAsia="宋体" w:cs="Times New Roman"/>
+                <w:b w:val="0"/>
+                <w:sz w:val="18"/>
+              </w:rPr>
+              <w:t>0x08090000</w:t>
+            </w:r>
+          </w:p>
+        </w:tc>
+        <w:tc>
+          <w:tcPr>
+            <w:tcW w:type="dxa" w:w="1361"/>
+          </w:tcPr>
+          <w:p>
+            <w:pPr>
+              <w:spacing w:after="40" w:before="40"/>
+            </w:pPr>
+            <w:r/>
+            <w:r>
+              <w:rPr>
+                <w:rFonts w:ascii="Times New Roman" w:hAnsi="Times New Roman" w:eastAsia="宋体" w:cs="Times New Roman"/>
+                <w:b w:val="0"/>
+                <w:sz w:val="18"/>
+              </w:rPr>
+              <w:t>1200 KB</w:t>
+            </w:r>
+          </w:p>
+        </w:tc>
+      </w:tr>
+      <w:tr>
+        <w:tc>
+          <w:tcPr>
+            <w:tcW w:type="dxa" w:w="1928"/>
+            <w:shd w:fill="F2F2F2" w:val="clear"/>
+          </w:tcPr>
+          <w:p>
+            <w:pPr>
+              <w:spacing w:after="40" w:before="40"/>
+            </w:pPr>
+            <w:r/>
+            <w:r>
+              <w:rPr>
+                <w:rFonts w:ascii="Times New Roman" w:hAnsi="Times New Roman" w:eastAsia="宋体" w:cs="Times New Roman"/>
+                <w:b w:val="0"/>
+                <w:sz w:val="18"/>
+              </w:rPr>
+              <w:t>S 升级下载</w:t>
+            </w:r>
+          </w:p>
+        </w:tc>
+        <w:tc>
+          <w:tcPr>
+            <w:tcW w:type="dxa" w:w="2154"/>
+            <w:shd w:fill="F2F2F2" w:val="clear"/>
+          </w:tcPr>
+          <w:p>
+            <w:pPr>
+              <w:spacing w:after="40" w:before="40"/>
+            </w:pPr>
+            <w:r/>
+            <w:r>
+              <w:rPr>
+                <w:rFonts w:ascii="Times New Roman" w:hAnsi="Times New Roman" w:eastAsia="宋体" w:cs="Times New Roman"/>
+                <w:b w:val="0"/>
+                <w:sz w:val="18"/>
+              </w:rPr>
+              <w:t>slot2=0xc200000</w:t>
+            </w:r>
+          </w:p>
+        </w:tc>
+        <w:tc>
+          <w:tcPr>
+            <w:tcW w:type="dxa" w:w="1928"/>
+            <w:shd w:fill="F2F2F2" w:val="clear"/>
+          </w:tcPr>
+          <w:p>
+            <w:pPr>
+              <w:spacing w:after="40" w:before="40"/>
+            </w:pPr>
+            <w:r/>
+            <w:r>
+              <w:rPr>
+                <w:rFonts w:ascii="Times New Roman" w:hAnsi="Times New Roman" w:eastAsia="宋体" w:cs="Times New Roman"/>
+                <w:b w:val="0"/>
+                <w:sz w:val="18"/>
+              </w:rPr>
+              <w:t>0x0C200000</w:t>
+            </w:r>
+          </w:p>
+        </w:tc>
+        <w:tc>
+          <w:tcPr>
+            <w:tcW w:type="dxa" w:w="1928"/>
+            <w:shd w:fill="F2F2F2" w:val="clear"/>
+          </w:tcPr>
+          <w:p>
+            <w:pPr>
+              <w:spacing w:after="40" w:before="40"/>
+            </w:pPr>
+            <w:r/>
+            <w:r>
+              <w:rPr>
+                <w:rFonts w:ascii="Times New Roman" w:hAnsi="Times New Roman" w:eastAsia="宋体" w:cs="Times New Roman"/>
+                <w:b w:val="0"/>
+                <w:sz w:val="18"/>
+              </w:rPr>
+              <w:t>0x08200000</w:t>
+            </w:r>
+          </w:p>
+        </w:tc>
+        <w:tc>
+          <w:tcPr>
+            <w:tcW w:type="dxa" w:w="1361"/>
+            <w:shd w:fill="F2F2F2" w:val="clear"/>
+          </w:tcPr>
+          <w:p>
+            <w:pPr>
+              <w:spacing w:after="40" w:before="40"/>
+            </w:pPr>
+            <w:r/>
+            <w:r>
+              <w:rPr>
+                <w:rFonts w:ascii="Times New Roman" w:hAnsi="Times New Roman" w:eastAsia="宋体" w:cs="Times New Roman"/>
+                <w:b w:val="0"/>
+                <w:sz w:val="18"/>
+              </w:rPr>
+              <w:t>352 KB</w:t>
+            </w:r>
+          </w:p>
+        </w:tc>
+      </w:tr>
+      <w:tr>
+        <w:tc>
+          <w:tcPr>
+            <w:tcW w:type="dxa" w:w="1928"/>
+          </w:tcPr>
+          <w:p>
+            <w:pPr>
+              <w:spacing w:after="40" w:before="40"/>
+            </w:pPr>
+            <w:r/>
+            <w:r>
+              <w:rPr>
+                <w:rFonts w:ascii="Times New Roman" w:hAnsi="Times New Roman" w:eastAsia="宋体" w:cs="Times New Roman"/>
+                <w:b w:val="0"/>
+                <w:sz w:val="18"/>
+              </w:rPr>
+              <w:t>NS 升级下载</w:t>
+            </w:r>
+          </w:p>
+        </w:tc>
+        <w:tc>
+          <w:tcPr>
+            <w:tcW w:type="dxa" w:w="2154"/>
+          </w:tcPr>
+          <w:p>
+            <w:pPr>
+              <w:spacing w:after="40" w:before="40"/>
+            </w:pPr>
+            <w:r/>
+            <w:r>
+              <w:rPr>
+                <w:rFonts w:ascii="Times New Roman" w:hAnsi="Times New Roman" w:eastAsia="宋体" w:cs="Times New Roman"/>
+                <w:b w:val="0"/>
+                <w:sz w:val="18"/>
+              </w:rPr>
+              <w:t>slot3=0xc258000</w:t>
+            </w:r>
+          </w:p>
+        </w:tc>
+        <w:tc>
+          <w:tcPr>
+            <w:tcW w:type="dxa" w:w="1928"/>
+          </w:tcPr>
+          <w:p>
+            <w:pPr>
+              <w:spacing w:after="40" w:before="40"/>
+            </w:pPr>
+            <w:r/>
+            <w:r>
+              <w:rPr>
+                <w:rFonts w:ascii="Times New Roman" w:hAnsi="Times New Roman" w:eastAsia="宋体" w:cs="Times New Roman"/>
+                <w:b w:val="0"/>
+                <w:sz w:val="18"/>
+              </w:rPr>
+              <w:t>0x0C258000</w:t>
+            </w:r>
+          </w:p>
+        </w:tc>
+        <w:tc>
+          <w:tcPr>
+            <w:tcW w:type="dxa" w:w="1928"/>
+          </w:tcPr>
+          <w:p>
+            <w:pPr>
+              <w:spacing w:after="40" w:before="40"/>
+            </w:pPr>
+            <w:r/>
+            <w:r>
+              <w:rPr>
+                <w:rFonts w:ascii="Times New Roman" w:hAnsi="Times New Roman" w:eastAsia="宋体" w:cs="Times New Roman"/>
+                <w:b w:val="0"/>
+                <w:sz w:val="18"/>
+              </w:rPr>
+              <w:t>0x08258000</w:t>
+            </w:r>
+          </w:p>
+        </w:tc>
+        <w:tc>
+          <w:tcPr>
+            <w:tcW w:type="dxa" w:w="1361"/>
+          </w:tcPr>
+          <w:p>
+            <w:pPr>
+              <w:spacing w:after="40" w:before="40"/>
+            </w:pPr>
+            <w:r/>
+            <w:r>
+              <w:rPr>
+                <w:rFonts w:ascii="Times New Roman" w:hAnsi="Times New Roman" w:eastAsia="宋体" w:cs="Times New Roman"/>
+                <w:b w:val="0"/>
+                <w:sz w:val="18"/>
+              </w:rPr>
+              <w:t>1200 KB</w:t>
+            </w:r>
+          </w:p>
+        </w:tc>
+      </w:tr>
+    </w:tbl>
+    <w:p/>
+    <w:p>
+      <w:pPr>
+        <w:spacing w:after="120" w:before="0" w:line="276" w:lineRule="auto"/>
+      </w:pPr>
+      <w:r>
+        <w:rPr>
+          <w:rFonts w:ascii="Times New Roman" w:hAnsi="Times New Roman" w:eastAsia="宋体" w:cs="Times New Roman"/>
+          <w:b w:val="0"/>
+          <w:sz w:val="24"/>
+        </w:rPr>
+        <w:t>禁止再使用 H573 的 NS 0x0C088000、S 升级 0x0C118000、NS 升级 0x0C168000。NS 链接入口在 header 之后：0x08090400（0x08090000 + BL2_HEADER_SIZE 0x400）。H573 笔记里 4.4 节烧 NS 到 0x0C088000，那是旧地址，H5F4 板子上会写到错误区域。</w:t>
+      </w:r>
+    </w:p>
+    <w:p>
+      <w:pPr>
+        <w:pStyle w:val="3"/>
+      </w:pPr>
+      <w:r>
+        <w:rPr>
+          <w:rFonts w:ascii="黑体" w:hAnsi="黑体" w:eastAsia="黑体" w:cs="黑体"/>
+          <w:b/>
+          <w:sz w:val="32"/>
+        </w:rPr>
+        <w:t>8.4 SRAM 与 GTZC 差异</w:t>
+      </w:r>
+    </w:p>
+    <w:tbl>
+      <w:tblPr>
+        <w:tblW w:type="auto" w:w="0"/>
+        <w:jc w:val="center"/>
+        <w:tblLook w:firstColumn="1" w:firstRow="1" w:lastColumn="0" w:lastRow="0" w:noHBand="0" w:noVBand="1" w:val="04A0"/>
+        <w:tblBorders>
+          <w:top w:val="single" w:sz="4" w:space="0" w:color="8FAADC"/>
+          <w:left w:val="single" w:sz="4" w:space="0" w:color="8FAADC"/>
+          <w:bottom w:val="single" w:sz="4" w:space="0" w:color="8FAADC"/>
+          <w:right w:val="single" w:sz="4" w:space="0" w:color="8FAADC"/>
+          <w:insideH w:val="single" w:sz="4" w:space="0" w:color="8FAADC"/>
+          <w:insideV w:val="single" w:sz="4" w:space="0" w:color="8FAADC"/>
+        </w:tblBorders>
+      </w:tblPr>
+      <w:tblGrid>
+        <w:gridCol w:w="2769"/>
+        <w:gridCol w:w="2769"/>
+        <w:gridCol w:w="2769"/>
+      </w:tblGrid>
+      <w:tr>
+        <w:tc>
+          <w:tcPr>
+            <w:tcW w:type="dxa" w:w="1814"/>
+            <w:shd w:fill="1F4E79" w:val="clear"/>
+          </w:tcPr>
+          <w:p>
+            <w:pPr>
+              <w:spacing w:after="40" w:before="40"/>
+            </w:pPr>
+            <w:r/>
+            <w:r>
+              <w:rPr>
+                <w:rFonts w:ascii="黑体" w:hAnsi="黑体" w:eastAsia="黑体" w:cs="黑体"/>
+                <w:b/>
+                <w:color w:val="FFFFFF"/>
+                <w:sz w:val="20"/>
+              </w:rPr>
+              <w:t>块</w:t>
+            </w:r>
+          </w:p>
+        </w:tc>
+        <w:tc>
+          <w:tcPr>
+            <w:tcW w:type="dxa" w:w="3742"/>
+            <w:shd w:fill="1F4E79" w:val="clear"/>
+          </w:tcPr>
+          <w:p>
+            <w:pPr>
+              <w:spacing w:after="40" w:before="40"/>
+            </w:pPr>
+            <w:r/>
+            <w:r>
+              <w:rPr>
+                <w:rFonts w:ascii="黑体" w:hAnsi="黑体" w:eastAsia="黑体" w:cs="黑体"/>
+                <w:b/>
+                <w:color w:val="FFFFFF"/>
+                <w:sz w:val="20"/>
+              </w:rPr>
+              <w:t>H573</w:t>
+            </w:r>
+          </w:p>
+        </w:tc>
+        <w:tc>
+          <w:tcPr>
+            <w:tcW w:type="dxa" w:w="3742"/>
+            <w:shd w:fill="1F4E79" w:val="clear"/>
+          </w:tcPr>
+          <w:p>
+            <w:pPr>
+              <w:spacing w:after="40" w:before="40"/>
+            </w:pPr>
+            <w:r/>
+            <w:r>
+              <w:rPr>
+                <w:rFonts w:ascii="黑体" w:hAnsi="黑体" w:eastAsia="黑体" w:cs="黑体"/>
+                <w:b/>
+                <w:color w:val="FFFFFF"/>
+                <w:sz w:val="20"/>
+              </w:rPr>
+              <w:t>H5F4（当前）</w:t>
+            </w:r>
+          </w:p>
+        </w:tc>
+      </w:tr>
+      <w:tr>
+        <w:tc>
+          <w:tcPr>
+            <w:tcW w:type="dxa" w:w="1814"/>
+          </w:tcPr>
+          <w:p>
+            <w:pPr>
+              <w:spacing w:after="40" w:before="40"/>
+            </w:pPr>
+            <w:r/>
+            <w:r>
+              <w:rPr>
+                <w:rFonts w:ascii="Times New Roman" w:hAnsi="Times New Roman" w:eastAsia="宋体" w:cs="Times New Roman"/>
+                <w:b w:val="0"/>
+                <w:sz w:val="18"/>
+              </w:rPr>
+              <w:t>SRAM1</w:t>
+            </w:r>
+          </w:p>
+        </w:tc>
+        <w:tc>
+          <w:tcPr>
+            <w:tcW w:type="dxa" w:w="3742"/>
+          </w:tcPr>
+          <w:p>
+            <w:pPr>
+              <w:spacing w:after="40" w:before="40"/>
+            </w:pPr>
+            <w:r/>
+            <w:r>
+              <w:rPr>
+                <w:rFonts w:ascii="Times New Roman" w:hAnsi="Times New Roman" w:eastAsia="宋体" w:cs="Times New Roman"/>
+                <w:b w:val="0"/>
+                <w:sz w:val="18"/>
+              </w:rPr>
+              <w:t>256 KB；其中 64 KB 划给 S（S_TOTAL_RAM1_SIZE=0x10000）</w:t>
+            </w:r>
+          </w:p>
+        </w:tc>
+        <w:tc>
+          <w:tcPr>
+            <w:tcW w:type="dxa" w:w="3742"/>
+          </w:tcPr>
+          <w:p>
+            <w:pPr>
+              <w:spacing w:after="40" w:before="40"/>
+            </w:pPr>
+            <w:r/>
+            <w:r>
+              <w:rPr>
+                <w:rFonts w:ascii="Times New Roman" w:hAnsi="Times New Roman" w:eastAsia="宋体" w:cs="Times New Roman"/>
+                <w:b w:val="0"/>
+                <w:sz w:val="18"/>
+              </w:rPr>
+              <w:t>256 KB 全部 NS（S_TOTAL_RAM1_SIZE=0）基址 0x20000000</w:t>
+            </w:r>
+          </w:p>
+        </w:tc>
+      </w:tr>
+      <w:tr>
+        <w:tc>
+          <w:tcPr>
+            <w:tcW w:type="dxa" w:w="1814"/>
+            <w:shd w:fill="F2F2F2" w:val="clear"/>
+          </w:tcPr>
+          <w:p>
+            <w:pPr>
+              <w:spacing w:after="40" w:before="40"/>
+            </w:pPr>
+            <w:r/>
+            <w:r>
+              <w:rPr>
+                <w:rFonts w:ascii="Times New Roman" w:hAnsi="Times New Roman" w:eastAsia="宋体" w:cs="Times New Roman"/>
+                <w:b w:val="0"/>
+                <w:sz w:val="18"/>
+              </w:rPr>
+              <w:t>SRAM2</w:t>
+            </w:r>
+          </w:p>
+        </w:tc>
+        <w:tc>
+          <w:tcPr>
+            <w:tcW w:type="dxa" w:w="3742"/>
+            <w:shd w:fill="F2F2F2" w:val="clear"/>
+          </w:tcPr>
+          <w:p>
+            <w:pPr>
+              <w:spacing w:after="40" w:before="40"/>
+            </w:pPr>
+            <w:r/>
+            <w:r>
+              <w:rPr>
+                <w:rFonts w:ascii="Times New Roman" w:hAnsi="Times New Roman" w:eastAsia="宋体" w:cs="Times New Roman"/>
+                <w:b w:val="0"/>
+                <w:sz w:val="18"/>
+              </w:rPr>
+              <w:t>64 KB − 1 KB 共享，给 S/BL2</w:t>
+            </w:r>
+          </w:p>
+        </w:tc>
+        <w:tc>
+          <w:tcPr>
+            <w:tcW w:type="dxa" w:w="3742"/>
+            <w:shd w:fill="F2F2F2" w:val="clear"/>
+          </w:tcPr>
+          <w:p>
+            <w:pPr>
+              <w:spacing w:after="40" w:before="40"/>
+            </w:pPr>
+            <w:r/>
+            <w:r>
+              <w:rPr>
+                <w:rFonts w:ascii="Times New Roman" w:hAnsi="Times New Roman" w:eastAsia="宋体" w:cs="Times New Roman"/>
+                <w:b w:val="0"/>
+                <w:sz w:val="18"/>
+              </w:rPr>
+              <w:t>128 KB − 1 KB 共享，给 S/BL2，基址 0x30040000</w:t>
+            </w:r>
+          </w:p>
+        </w:tc>
+      </w:tr>
+      <w:tr>
+        <w:tc>
+          <w:tcPr>
+            <w:tcW w:type="dxa" w:w="1814"/>
+          </w:tcPr>
+          <w:p>
+            <w:pPr>
+              <w:spacing w:after="40" w:before="40"/>
+            </w:pPr>
+            <w:r/>
+            <w:r>
+              <w:rPr>
+                <w:rFonts w:ascii="Times New Roman" w:hAnsi="Times New Roman" w:eastAsia="宋体" w:cs="Times New Roman"/>
+                <w:b w:val="0"/>
+                <w:sz w:val="18"/>
+              </w:rPr>
+              <w:t>共享区</w:t>
+            </w:r>
+          </w:p>
+        </w:tc>
+        <w:tc>
+          <w:tcPr>
+            <w:tcW w:type="dxa" w:w="3742"/>
+          </w:tcPr>
+          <w:p>
+            <w:pPr>
+              <w:spacing w:after="40" w:before="40"/>
+            </w:pPr>
+            <w:r/>
+            <w:r>
+              <w:rPr>
+                <w:rFonts w:ascii="Times New Roman" w:hAnsi="Times New Roman" w:eastAsia="宋体" w:cs="Times New Roman"/>
+                <w:b w:val="0"/>
+                <w:sz w:val="18"/>
+              </w:rPr>
+              <w:t>BOOT_TFM_SHARED_DATA 1 KB 在 SRAM2 顶</w:t>
+            </w:r>
+          </w:p>
+        </w:tc>
+        <w:tc>
+          <w:tcPr>
+            <w:tcW w:type="dxa" w:w="3742"/>
+          </w:tcPr>
+          <w:p>
+            <w:pPr>
+              <w:spacing w:after="40" w:before="40"/>
+            </w:pPr>
+            <w:r/>
+            <w:r>
+              <w:rPr>
+                <w:rFonts w:ascii="Times New Roman" w:hAnsi="Times New Roman" w:eastAsia="宋体" w:cs="Times New Roman"/>
+                <w:b w:val="0"/>
+                <w:sz w:val="18"/>
+              </w:rPr>
+              <w:t>同结构，地址改为 0x3005FC00（128 KB 顶）</w:t>
+            </w:r>
+          </w:p>
+        </w:tc>
+      </w:tr>
+      <w:tr>
+        <w:tc>
+          <w:tcPr>
+            <w:tcW w:type="dxa" w:w="1814"/>
+            <w:shd w:fill="F2F2F2" w:val="clear"/>
+          </w:tcPr>
+          <w:p>
+            <w:pPr>
+              <w:spacing w:after="40" w:before="40"/>
+            </w:pPr>
+            <w:r/>
+            <w:r>
+              <w:rPr>
+                <w:rFonts w:ascii="Times New Roman" w:hAnsi="Times New Roman" w:eastAsia="宋体" w:cs="Times New Roman"/>
+                <w:b w:val="0"/>
+                <w:sz w:val="18"/>
+              </w:rPr>
+              <w:t>SRAM3</w:t>
+            </w:r>
+          </w:p>
+        </w:tc>
+        <w:tc>
+          <w:tcPr>
+            <w:tcW w:type="dxa" w:w="3742"/>
+            <w:shd w:fill="F2F2F2" w:val="clear"/>
+          </w:tcPr>
+          <w:p>
+            <w:pPr>
+              <w:spacing w:after="40" w:before="40"/>
+            </w:pPr>
+            <w:r/>
+            <w:r>
+              <w:rPr>
+                <w:rFonts w:ascii="Times New Roman" w:hAnsi="Times New Roman" w:eastAsia="宋体" w:cs="Times New Roman"/>
+                <w:b w:val="0"/>
+                <w:sz w:val="18"/>
+              </w:rPr>
+              <w:t>320 KB NS</w:t>
+            </w:r>
+          </w:p>
+        </w:tc>
+        <w:tc>
+          <w:tcPr>
+            <w:tcW w:type="dxa" w:w="3742"/>
+            <w:shd w:fill="F2F2F2" w:val="clear"/>
+          </w:tcPr>
+          <w:p>
+            <w:pPr>
+              <w:spacing w:after="40" w:before="40"/>
+            </w:pPr>
+            <w:r/>
+            <w:r>
+              <w:rPr>
+                <w:rFonts w:ascii="Times New Roman" w:hAnsi="Times New Roman" w:eastAsia="宋体" w:cs="Times New Roman"/>
+                <w:b w:val="0"/>
+                <w:sz w:val="18"/>
+              </w:rPr>
+              <w:t>384 KB，NS RAM2 的第一段，0x20060000</w:t>
+            </w:r>
+          </w:p>
+        </w:tc>
+      </w:tr>
+      <w:tr>
+        <w:tc>
+          <w:tcPr>
+            <w:tcW w:type="dxa" w:w="1814"/>
+          </w:tcPr>
+          <w:p>
+            <w:pPr>
+              <w:spacing w:after="40" w:before="40"/>
+            </w:pPr>
+            <w:r/>
+            <w:r>
+              <w:rPr>
+                <w:rFonts w:ascii="Times New Roman" w:hAnsi="Times New Roman" w:eastAsia="宋体" w:cs="Times New Roman"/>
+                <w:b w:val="0"/>
+                <w:sz w:val="18"/>
+              </w:rPr>
+              <w:t>SRAM4 / SRAM5</w:t>
+            </w:r>
+          </w:p>
+        </w:tc>
+        <w:tc>
+          <w:tcPr>
+            <w:tcW w:type="dxa" w:w="3742"/>
+          </w:tcPr>
+          <w:p>
+            <w:pPr>
+              <w:spacing w:after="40" w:before="40"/>
+            </w:pPr>
+            <w:r/>
+            <w:r>
+              <w:rPr>
+                <w:rFonts w:ascii="Times New Roman" w:hAnsi="Times New Roman" w:eastAsia="宋体" w:cs="Times New Roman"/>
+                <w:b w:val="0"/>
+                <w:sz w:val="18"/>
+              </w:rPr>
+              <w:t>无</w:t>
+            </w:r>
+          </w:p>
+        </w:tc>
+        <w:tc>
+          <w:tcPr>
+            <w:tcW w:type="dxa" w:w="3742"/>
+          </w:tcPr>
+          <w:p>
+            <w:pPr>
+              <w:spacing w:after="40" w:before="40"/>
+            </w:pPr>
+            <w:r/>
+            <w:r>
+              <w:rPr>
+                <w:rFonts w:ascii="Times New Roman" w:hAnsi="Times New Roman" w:eastAsia="宋体" w:cs="Times New Roman"/>
+                <w:b w:val="0"/>
+                <w:sz w:val="18"/>
+              </w:rPr>
+              <w:t>各 384 KB，与 SRAM3 连续，合计 RAM2 1152 KB</w:t>
+            </w:r>
+          </w:p>
+        </w:tc>
+      </w:tr>
+      <w:tr>
+        <w:tc>
+          <w:tcPr>
+            <w:tcW w:type="dxa" w:w="1814"/>
+            <w:shd w:fill="F2F2F2" w:val="clear"/>
+          </w:tcPr>
+          <w:p>
+            <w:pPr>
+              <w:spacing w:after="40" w:before="40"/>
+            </w:pPr>
+            <w:r/>
+            <w:r>
+              <w:rPr>
+                <w:rFonts w:ascii="Times New Roman" w:hAnsi="Times New Roman" w:eastAsia="宋体" w:cs="Times New Roman"/>
+                <w:b w:val="0"/>
+                <w:sz w:val="18"/>
+              </w:rPr>
+              <w:t>GTZC MPCBB</w:t>
+            </w:r>
+          </w:p>
+        </w:tc>
+        <w:tc>
+          <w:tcPr>
+            <w:tcW w:type="dxa" w:w="3742"/>
+            <w:shd w:fill="F2F2F2" w:val="clear"/>
+          </w:tcPr>
+          <w:p>
+            <w:pPr>
+              <w:spacing w:after="40" w:before="40"/>
+            </w:pPr>
+            <w:r/>
+            <w:r>
+              <w:rPr>
+                <w:rFonts w:ascii="Times New Roman" w:hAnsi="Times New Roman" w:eastAsia="宋体" w:cs="Times New Roman"/>
+                <w:b w:val="0"/>
+                <w:sz w:val="18"/>
+              </w:rPr>
+              <w:t>按 H573 超块数量锁</w:t>
+            </w:r>
+          </w:p>
+        </w:tc>
+        <w:tc>
+          <w:tcPr>
+            <w:tcW w:type="dxa" w:w="3742"/>
+            <w:shd w:fill="F2F2F2" w:val="clear"/>
+          </w:tcPr>
+          <w:p>
+            <w:pPr>
+              <w:spacing w:after="40" w:before="40"/>
+            </w:pPr>
+            <w:r/>
+            <w:r>
+              <w:rPr>
+                <w:rFonts w:ascii="Times New Roman" w:hAnsi="Times New Roman" w:eastAsia="宋体" w:cs="Times New Roman"/>
+                <w:b w:val="0"/>
+                <w:sz w:val="18"/>
+              </w:rPr>
+              <w:t>SRAM1 锁 0xffff（16 超块全 NS）；SRAM3/4/5 各 0x00ffffff</w:t>
+            </w:r>
+          </w:p>
+        </w:tc>
+      </w:tr>
+      <w:tr>
+        <w:tc>
+          <w:tcPr>
+            <w:tcW w:type="dxa" w:w="1814"/>
+          </w:tcPr>
+          <w:p>
+            <w:pPr>
+              <w:spacing w:after="40" w:before="40"/>
+            </w:pPr>
+            <w:r/>
+            <w:r>
+              <w:rPr>
+                <w:rFonts w:ascii="Times New Roman" w:hAnsi="Times New Roman" w:eastAsia="宋体" w:cs="Times New Roman"/>
+                <w:b w:val="0"/>
+                <w:sz w:val="18"/>
+              </w:rPr>
+              <w:t>NS 大缓冲</w:t>
+            </w:r>
+          </w:p>
+        </w:tc>
+        <w:tc>
+          <w:tcPr>
+            <w:tcW w:type="dxa" w:w="3742"/>
+          </w:tcPr>
+          <w:p>
+            <w:pPr>
+              <w:spacing w:after="40" w:before="40"/>
+            </w:pPr>
+            <w:r/>
+            <w:r>
+              <w:rPr>
+                <w:rFonts w:ascii="Times New Roman" w:hAnsi="Times New Roman" w:eastAsia="宋体" w:cs="Times New Roman"/>
+                <w:b w:val="0"/>
+                <w:sz w:val="18"/>
+              </w:rPr>
+              <w:t>主要靠 SRAM3</w:t>
+            </w:r>
+          </w:p>
+        </w:tc>
+        <w:tc>
+          <w:tcPr>
+            <w:tcW w:type="dxa" w:w="3742"/>
+          </w:tcPr>
+          <w:p>
+            <w:pPr>
+              <w:spacing w:after="40" w:before="40"/>
+            </w:pPr>
+            <w:r/>
+            <w:r>
+              <w:rPr>
+                <w:rFonts w:ascii="Times New Roman" w:hAnsi="Times New Roman" w:eastAsia="宋体" w:cs="Times New Roman"/>
+                <w:b w:val="0"/>
+                <w:sz w:val="18"/>
+              </w:rPr>
+              <w:t>放到 .ram2 / .bss.ram2，或 __ns_ram2_start__ / __ns_ram2_end__</w:t>
+            </w:r>
+          </w:p>
+        </w:tc>
+      </w:tr>
+    </w:tbl>
+    <w:p/>
+    <w:p>
+      <w:pPr>
+        <w:spacing w:after="120" w:before="0" w:line="276" w:lineRule="auto"/>
+      </w:pPr>
+      <w:r>
+        <w:rPr>
+          <w:rFonts w:ascii="Times New Roman" w:hAnsi="Times New Roman" w:eastAsia="宋体" w:cs="Times New Roman"/>
+          <w:b w:val="0"/>
+          <w:sz w:val="24"/>
+        </w:rPr>
+        <w:t>对应代码：stm32h5f4/include/region_defs.h，以及 common/stm32h5xx/secure/target_cfg.c 里 #if defined(STM32H5F4xx) 的 MPCBB_LOCK_SRAMx_SIZE。BL2 MPU 覆盖范围改到 SRAM5 末尾（BL2_SRAM_AREA_END）。</w:t>
+      </w:r>
+    </w:p>
+    <w:p>
+      <w:pPr>
+        <w:pStyle w:val="3"/>
+      </w:pPr>
+      <w:r>
+        <w:rPr>
+          <w:rFonts w:ascii="黑体" w:hAnsi="黑体" w:eastAsia="黑体" w:cs="黑体"/>
+          <w:b/>
+          <w:sz w:val="32"/>
+        </w:rPr>
+        <w:t>8.5 选项字节、WRP、HDP</w:t>
+      </w:r>
+    </w:p>
+    <w:p>
+      <w:pPr>
+        <w:spacing w:after="120" w:before="0" w:line="276" w:lineRule="auto"/>
+      </w:pPr>
+      <w:r>
+        <w:rPr>
+          <w:rFonts w:ascii="Times New Roman" w:hAnsi="Times New Roman" w:eastAsia="宋体" w:cs="Times New Roman"/>
+          <w:b w:val="0"/>
+          <w:sz w:val="24"/>
+        </w:rPr>
+        <w:t>H5F4 选项字节名字和 bank 扇区数都和 H573 不同。照抄 H573 的 regression.sh 会写到不存在的 WRPSGn1，CubeProgrammer 直接失败。</w:t>
+      </w:r>
+    </w:p>
+    <w:tbl>
+      <w:tblPr>
+        <w:tblW w:type="auto" w:w="0"/>
+        <w:jc w:val="center"/>
+        <w:tblLook w:firstColumn="1" w:firstRow="1" w:lastColumn="0" w:lastRow="0" w:noHBand="0" w:noVBand="1" w:val="04A0"/>
+        <w:tblBorders>
+          <w:top w:val="single" w:sz="4" w:space="0" w:color="8FAADC"/>
+          <w:left w:val="single" w:sz="4" w:space="0" w:color="8FAADC"/>
+          <w:bottom w:val="single" w:sz="4" w:space="0" w:color="8FAADC"/>
+          <w:right w:val="single" w:sz="4" w:space="0" w:color="8FAADC"/>
+          <w:insideH w:val="single" w:sz="4" w:space="0" w:color="8FAADC"/>
+          <w:insideV w:val="single" w:sz="4" w:space="0" w:color="8FAADC"/>
+        </w:tblBorders>
+      </w:tblPr>
+      <w:tblGrid>
+        <w:gridCol w:w="2769"/>
+        <w:gridCol w:w="2769"/>
+        <w:gridCol w:w="2769"/>
+      </w:tblGrid>
+      <w:tr>
+        <w:tc>
+          <w:tcPr>
+            <w:tcW w:type="dxa" w:w="1928"/>
+            <w:shd w:fill="1F4E79" w:val="clear"/>
+          </w:tcPr>
+          <w:p>
+            <w:pPr>
+              <w:spacing w:after="40" w:before="40"/>
+            </w:pPr>
+            <w:r/>
+            <w:r>
+              <w:rPr>
+                <w:rFonts w:ascii="黑体" w:hAnsi="黑体" w:eastAsia="黑体" w:cs="黑体"/>
+                <w:b/>
+                <w:color w:val="FFFFFF"/>
+                <w:sz w:val="20"/>
+              </w:rPr>
+              <w:t>选项字节</w:t>
+            </w:r>
+          </w:p>
+        </w:tc>
+        <w:tc>
+          <w:tcPr>
+            <w:tcW w:type="dxa" w:w="3685"/>
+            <w:shd w:fill="1F4E79" w:val="clear"/>
+          </w:tcPr>
+          <w:p>
+            <w:pPr>
+              <w:spacing w:after="40" w:before="40"/>
+            </w:pPr>
+            <w:r/>
+            <w:r>
+              <w:rPr>
+                <w:rFonts w:ascii="黑体" w:hAnsi="黑体" w:eastAsia="黑体" w:cs="黑体"/>
+                <w:b/>
+                <w:color w:val="FFFFFF"/>
+                <w:sz w:val="20"/>
+              </w:rPr>
+              <w:t>H573</w:t>
+            </w:r>
+          </w:p>
+        </w:tc>
+        <w:tc>
+          <w:tcPr>
+            <w:tcW w:type="dxa" w:w="3685"/>
+            <w:shd w:fill="1F4E79" w:val="clear"/>
+          </w:tcPr>
+          <w:p>
+            <w:pPr>
+              <w:spacing w:after="40" w:before="40"/>
+            </w:pPr>
+            <w:r/>
+            <w:r>
+              <w:rPr>
+                <w:rFonts w:ascii="黑体" w:hAnsi="黑体" w:eastAsia="黑体" w:cs="黑体"/>
+                <w:b/>
+                <w:color w:val="FFFFFF"/>
+                <w:sz w:val="20"/>
+              </w:rPr>
+              <w:t>H5F4</w:t>
+            </w:r>
+          </w:p>
+        </w:tc>
+      </w:tr>
+      <w:tr>
+        <w:tc>
+          <w:tcPr>
+            <w:tcW w:type="dxa" w:w="1928"/>
+          </w:tcPr>
+          <w:p>
+            <w:pPr>
+              <w:spacing w:after="40" w:before="40"/>
+            </w:pPr>
+            <w:r/>
+            <w:r>
+              <w:rPr>
+                <w:rFonts w:ascii="Times New Roman" w:hAnsi="Times New Roman" w:eastAsia="宋体" w:cs="Times New Roman"/>
+                <w:b w:val="0"/>
+                <w:sz w:val="18"/>
+              </w:rPr>
+              <w:t>写保护</w:t>
+            </w:r>
+          </w:p>
+        </w:tc>
+        <w:tc>
+          <w:tcPr>
+            <w:tcW w:type="dxa" w:w="3685"/>
+          </w:tcPr>
+          <w:p>
+            <w:pPr>
+              <w:spacing w:after="40" w:before="40"/>
+            </w:pPr>
+            <w:r/>
+            <w:r>
+              <w:rPr>
+                <w:rFonts w:ascii="Times New Roman" w:hAnsi="Times New Roman" w:eastAsia="宋体" w:cs="Times New Roman"/>
+                <w:b w:val="0"/>
+                <w:sz w:val="18"/>
+              </w:rPr>
+              <w:t>WRPSGn1 / WRPSGn2</w:t>
+            </w:r>
+          </w:p>
+        </w:tc>
+        <w:tc>
+          <w:tcPr>
+            <w:tcW w:type="dxa" w:w="3685"/>
+          </w:tcPr>
+          <w:p>
+            <w:pPr>
+              <w:spacing w:after="40" w:before="40"/>
+            </w:pPr>
+            <w:r/>
+            <w:r>
+              <w:rPr>
+                <w:rFonts w:ascii="Times New Roman" w:hAnsi="Times New Roman" w:eastAsia="宋体" w:cs="Times New Roman"/>
+                <w:b w:val="0"/>
+                <w:sz w:val="18"/>
+              </w:rPr>
+              <w:t>WRPSG11 / WRPSG12 / WRPSG21 / WRPSG22</w:t>
+            </w:r>
+          </w:p>
+        </w:tc>
+      </w:tr>
+      <w:tr>
+        <w:tc>
+          <w:tcPr>
+            <w:tcW w:type="dxa" w:w="1928"/>
+            <w:shd w:fill="F2F2F2" w:val="clear"/>
+          </w:tcPr>
+          <w:p>
+            <w:pPr>
+              <w:spacing w:after="40" w:before="40"/>
+            </w:pPr>
+            <w:r/>
+            <w:r>
+              <w:rPr>
+                <w:rFonts w:ascii="Times New Roman" w:hAnsi="Times New Roman" w:eastAsia="宋体" w:cs="Times New Roman"/>
+                <w:b w:val="0"/>
+                <w:sz w:val="18"/>
+              </w:rPr>
+              <w:t>解除 WRP</w:t>
+            </w:r>
+          </w:p>
+        </w:tc>
+        <w:tc>
+          <w:tcPr>
+            <w:tcW w:type="dxa" w:w="3685"/>
+            <w:shd w:fill="F2F2F2" w:val="clear"/>
+          </w:tcPr>
+          <w:p>
+            <w:pPr>
+              <w:spacing w:after="40" w:before="40"/>
+            </w:pPr>
+            <w:r/>
+            <w:r>
+              <w:rPr>
+                <w:rFonts w:ascii="Times New Roman" w:hAnsi="Times New Roman" w:eastAsia="宋体" w:cs="Times New Roman"/>
+                <w:b w:val="0"/>
+                <w:sz w:val="18"/>
+              </w:rPr>
+              <w:t>WRPSGn1=0xffffffff</w:t>
+            </w:r>
+          </w:p>
+        </w:tc>
+        <w:tc>
+          <w:tcPr>
+            <w:tcW w:type="dxa" w:w="3685"/>
+            <w:shd w:fill="F2F2F2" w:val="clear"/>
+          </w:tcPr>
+          <w:p>
+            <w:pPr>
+              <w:spacing w:after="40" w:before="40"/>
+            </w:pPr>
+            <w:r/>
+            <w:r>
+              <w:rPr>
+                <w:rFonts w:ascii="Times New Roman" w:hAnsi="Times New Roman" w:eastAsia="宋体" w:cs="Times New Roman"/>
+                <w:b w:val="0"/>
+                <w:sz w:val="18"/>
+              </w:rPr>
+              <w:t>四个 WRPSGxx 都写成 0xffffffff</w:t>
+            </w:r>
+          </w:p>
+        </w:tc>
+      </w:tr>
+      <w:tr>
+        <w:tc>
+          <w:tcPr>
+            <w:tcW w:type="dxa" w:w="1928"/>
+          </w:tcPr>
+          <w:p>
+            <w:pPr>
+              <w:spacing w:after="40" w:before="40"/>
+            </w:pPr>
+            <w:r/>
+            <w:r>
+              <w:rPr>
+                <w:rFonts w:ascii="Times New Roman" w:hAnsi="Times New Roman" w:eastAsia="宋体" w:cs="Times New Roman"/>
+                <w:b w:val="0"/>
+                <w:sz w:val="18"/>
+              </w:rPr>
+              <w:t>SECWM 解除</w:t>
+            </w:r>
+          </w:p>
+        </w:tc>
+        <w:tc>
+          <w:tcPr>
+            <w:tcW w:type="dxa" w:w="3685"/>
+          </w:tcPr>
+          <w:p>
+            <w:pPr>
+              <w:spacing w:after="40" w:before="40"/>
+            </w:pPr>
+            <w:r/>
+            <w:r>
+              <w:rPr>
+                <w:rFonts w:ascii="Times New Roman" w:hAnsi="Times New Roman" w:eastAsia="宋体" w:cs="Times New Roman"/>
+                <w:b w:val="0"/>
+                <w:sz w:val="18"/>
+              </w:rPr>
+              <w:t>STRT=127 END=0</w:t>
+            </w:r>
+          </w:p>
+        </w:tc>
+        <w:tc>
+          <w:tcPr>
+            <w:tcW w:type="dxa" w:w="3685"/>
+          </w:tcPr>
+          <w:p>
+            <w:pPr>
+              <w:spacing w:after="40" w:before="40"/>
+            </w:pPr>
+            <w:r/>
+            <w:r>
+              <w:rPr>
+                <w:rFonts w:ascii="Times New Roman" w:hAnsi="Times New Roman" w:eastAsia="宋体" w:cs="Times New Roman"/>
+                <w:b w:val="0"/>
+                <w:sz w:val="18"/>
+              </w:rPr>
+              <w:t>STRT=255 END=0</w:t>
+            </w:r>
+          </w:p>
+        </w:tc>
+      </w:tr>
+      <w:tr>
+        <w:tc>
+          <w:tcPr>
+            <w:tcW w:type="dxa" w:w="1928"/>
+            <w:shd w:fill="F2F2F2" w:val="clear"/>
+          </w:tcPr>
+          <w:p>
+            <w:pPr>
+              <w:spacing w:after="40" w:before="40"/>
+            </w:pPr>
+            <w:r/>
+            <w:r>
+              <w:rPr>
+                <w:rFonts w:ascii="Times New Roman" w:hAnsi="Times New Roman" w:eastAsia="宋体" w:cs="Times New Roman"/>
+                <w:b w:val="0"/>
+                <w:sz w:val="18"/>
+              </w:rPr>
+              <w:t>SECWM 全安全</w:t>
+            </w:r>
+          </w:p>
+        </w:tc>
+        <w:tc>
+          <w:tcPr>
+            <w:tcW w:type="dxa" w:w="3685"/>
+            <w:shd w:fill="F2F2F2" w:val="clear"/>
+          </w:tcPr>
+          <w:p>
+            <w:pPr>
+              <w:spacing w:after="40" w:before="40"/>
+            </w:pPr>
+            <w:r/>
+            <w:r>
+              <w:rPr>
+                <w:rFonts w:ascii="Times New Roman" w:hAnsi="Times New Roman" w:eastAsia="宋体" w:cs="Times New Roman"/>
+                <w:b w:val="0"/>
+                <w:sz w:val="18"/>
+              </w:rPr>
+              <w:t>STRT=0 END=127</w:t>
+            </w:r>
+          </w:p>
+        </w:tc>
+        <w:tc>
+          <w:tcPr>
+            <w:tcW w:type="dxa" w:w="3685"/>
+            <w:shd w:fill="F2F2F2" w:val="clear"/>
+          </w:tcPr>
+          <w:p>
+            <w:pPr>
+              <w:spacing w:after="40" w:before="40"/>
+            </w:pPr>
+            <w:r/>
+            <w:r>
+              <w:rPr>
+                <w:rFonts w:ascii="Times New Roman" w:hAnsi="Times New Roman" w:eastAsia="宋体" w:cs="Times New Roman"/>
+                <w:b w:val="0"/>
+                <w:sz w:val="18"/>
+              </w:rPr>
+              <w:t>STRT=0 END=255（两 bank）</w:t>
+            </w:r>
+          </w:p>
+        </w:tc>
+      </w:tr>
+      <w:tr>
+        <w:tc>
+          <w:tcPr>
+            <w:tcW w:type="dxa" w:w="1928"/>
+          </w:tcPr>
+          <w:p>
+            <w:pPr>
+              <w:spacing w:after="40" w:before="40"/>
+            </w:pPr>
+            <w:r/>
+            <w:r>
+              <w:rPr>
+                <w:rFonts w:ascii="Times New Roman" w:hAnsi="Times New Roman" w:eastAsia="宋体" w:cs="Times New Roman"/>
+                <w:b w:val="0"/>
+                <w:sz w:val="18"/>
+              </w:rPr>
+              <w:t>PRODUCT_STATE</w:t>
+            </w:r>
+          </w:p>
+        </w:tc>
+        <w:tc>
+          <w:tcPr>
+            <w:tcW w:type="dxa" w:w="3685"/>
+          </w:tcPr>
+          <w:p>
+            <w:pPr>
+              <w:spacing w:after="40" w:before="40"/>
+            </w:pPr>
+            <w:r/>
+            <w:r>
+              <w:rPr>
+                <w:rFonts w:ascii="Times New Roman" w:hAnsi="Times New Roman" w:eastAsia="宋体" w:cs="Times New Roman"/>
+                <w:b w:val="0"/>
+                <w:sz w:val="18"/>
+              </w:rPr>
+              <w:t>OPEN 0xED</w:t>
+            </w:r>
+          </w:p>
+        </w:tc>
+        <w:tc>
+          <w:tcPr>
+            <w:tcW w:type="dxa" w:w="3685"/>
+          </w:tcPr>
+          <w:p>
+            <w:pPr>
+              <w:spacing w:after="40" w:before="40"/>
+            </w:pPr>
+            <w:r/>
+            <w:r>
+              <w:rPr>
+                <w:rFonts w:ascii="Times New Roman" w:hAnsi="Times New Roman" w:eastAsia="宋体" w:cs="Times New Roman"/>
+                <w:b w:val="0"/>
+                <w:sz w:val="18"/>
+              </w:rPr>
+              <w:t>同左（开发）</w:t>
+            </w:r>
+          </w:p>
+        </w:tc>
+      </w:tr>
+      <w:tr>
+        <w:tc>
+          <w:tcPr>
+            <w:tcW w:type="dxa" w:w="1928"/>
+            <w:shd w:fill="F2F2F2" w:val="clear"/>
+          </w:tcPr>
+          <w:p>
+            <w:pPr>
+              <w:spacing w:after="40" w:before="40"/>
+            </w:pPr>
+            <w:r/>
+            <w:r>
+              <w:rPr>
+                <w:rFonts w:ascii="Times New Roman" w:hAnsi="Times New Roman" w:eastAsia="宋体" w:cs="Times New Roman"/>
+                <w:b w:val="0"/>
+                <w:sz w:val="18"/>
+              </w:rPr>
+              <w:t>TZEN</w:t>
+            </w:r>
+          </w:p>
+        </w:tc>
+        <w:tc>
+          <w:tcPr>
+            <w:tcW w:type="dxa" w:w="3685"/>
+            <w:shd w:fill="F2F2F2" w:val="clear"/>
+          </w:tcPr>
+          <w:p>
+            <w:pPr>
+              <w:spacing w:after="40" w:before="40"/>
+            </w:pPr>
+            <w:r/>
+            <w:r>
+              <w:rPr>
+                <w:rFonts w:ascii="Times New Roman" w:hAnsi="Times New Roman" w:eastAsia="宋体" w:cs="Times New Roman"/>
+                <w:b w:val="0"/>
+                <w:sz w:val="18"/>
+              </w:rPr>
+              <w:t>0xB4 使能</w:t>
+            </w:r>
+          </w:p>
+        </w:tc>
+        <w:tc>
+          <w:tcPr>
+            <w:tcW w:type="dxa" w:w="3685"/>
+            <w:shd w:fill="F2F2F2" w:val="clear"/>
+          </w:tcPr>
+          <w:p>
+            <w:pPr>
+              <w:spacing w:after="40" w:before="40"/>
+            </w:pPr>
+            <w:r/>
+            <w:r>
+              <w:rPr>
+                <w:rFonts w:ascii="Times New Roman" w:hAnsi="Times New Roman" w:eastAsia="宋体" w:cs="Times New Roman"/>
+                <w:b w:val="0"/>
+                <w:sz w:val="18"/>
+              </w:rPr>
+              <w:t>同左</w:t>
+            </w:r>
+          </w:p>
+        </w:tc>
+      </w:tr>
+      <w:tr>
+        <w:tc>
+          <w:tcPr>
+            <w:tcW w:type="dxa" w:w="1928"/>
+          </w:tcPr>
+          <w:p>
+            <w:pPr>
+              <w:spacing w:after="40" w:before="40"/>
+            </w:pPr>
+            <w:r/>
+            <w:r>
+              <w:rPr>
+                <w:rFonts w:ascii="Times New Roman" w:hAnsi="Times New Roman" w:eastAsia="宋体" w:cs="Times New Roman"/>
+                <w:b w:val="0"/>
+                <w:sz w:val="18"/>
+              </w:rPr>
+              <w:t>SECBOOTADD</w:t>
+            </w:r>
+          </w:p>
+        </w:tc>
+        <w:tc>
+          <w:tcPr>
+            <w:tcW w:type="dxa" w:w="3685"/>
+          </w:tcPr>
+          <w:p>
+            <w:pPr>
+              <w:spacing w:after="40" w:before="40"/>
+            </w:pPr>
+            <w:r/>
+            <w:r>
+              <w:rPr>
+                <w:rFonts w:ascii="Times New Roman" w:hAnsi="Times New Roman" w:eastAsia="宋体" w:cs="Times New Roman"/>
+                <w:b w:val="0"/>
+                <w:sz w:val="18"/>
+              </w:rPr>
+              <w:t>0xC0100 → 0x0C010000（BL2 向量）</w:t>
+            </w:r>
+          </w:p>
+        </w:tc>
+        <w:tc>
+          <w:tcPr>
+            <w:tcW w:type="dxa" w:w="3685"/>
+          </w:tcPr>
+          <w:p>
+            <w:pPr>
+              <w:spacing w:after="40" w:before="40"/>
+            </w:pPr>
+            <w:r/>
+            <w:r>
+              <w:rPr>
+                <w:rFonts w:ascii="Times New Roman" w:hAnsi="Times New Roman" w:eastAsia="宋体" w:cs="Times New Roman"/>
+                <w:b w:val="0"/>
+                <w:sz w:val="18"/>
+              </w:rPr>
+              <w:t>同左</w:t>
+            </w:r>
+          </w:p>
+        </w:tc>
+      </w:tr>
+      <w:tr>
+        <w:tc>
+          <w:tcPr>
+            <w:tcW w:type="dxa" w:w="1928"/>
+            <w:shd w:fill="F2F2F2" w:val="clear"/>
+          </w:tcPr>
+          <w:p>
+            <w:pPr>
+              <w:spacing w:after="40" w:before="40"/>
+            </w:pPr>
+            <w:r/>
+            <w:r>
+              <w:rPr>
+                <w:rFonts w:ascii="Times New Roman" w:hAnsi="Times New Roman" w:eastAsia="宋体" w:cs="Times New Roman"/>
+                <w:b w:val="0"/>
+                <w:sz w:val="18"/>
+              </w:rPr>
+              <w:t>BOOT_UBE</w:t>
+            </w:r>
+          </w:p>
+        </w:tc>
+        <w:tc>
+          <w:tcPr>
+            <w:tcW w:type="dxa" w:w="3685"/>
+            <w:shd w:fill="F2F2F2" w:val="clear"/>
+          </w:tcPr>
+          <w:p>
+            <w:pPr>
+              <w:spacing w:after="40" w:before="40"/>
+            </w:pPr>
+            <w:r/>
+            <w:r>
+              <w:rPr>
+                <w:rFonts w:ascii="Times New Roman" w:hAnsi="Times New Roman" w:eastAsia="宋体" w:cs="Times New Roman"/>
+                <w:b w:val="0"/>
+                <w:sz w:val="18"/>
+              </w:rPr>
+              <w:t>必须 OEM-iRoT 0xB4，否则 BL2 进 Error_Handler</w:t>
+            </w:r>
+          </w:p>
+        </w:tc>
+        <w:tc>
+          <w:tcPr>
+            <w:tcW w:type="dxa" w:w="3685"/>
+            <w:shd w:fill="F2F2F2" w:val="clear"/>
+          </w:tcPr>
+          <w:p>
+            <w:pPr>
+              <w:spacing w:after="40" w:before="40"/>
+            </w:pPr>
+            <w:r/>
+            <w:r>
+              <w:rPr>
+                <w:rFonts w:ascii="Times New Roman" w:hAnsi="Times New Roman" w:eastAsia="宋体" w:cs="Times New Roman"/>
+                <w:b w:val="0"/>
+                <w:sz w:val="18"/>
+              </w:rPr>
+              <w:t>同左</w:t>
+            </w:r>
+          </w:p>
+        </w:tc>
+      </w:tr>
+      <w:tr>
+        <w:tc>
+          <w:tcPr>
+            <w:tcW w:type="dxa" w:w="1928"/>
+          </w:tcPr>
+          <w:p>
+            <w:pPr>
+              <w:spacing w:after="40" w:before="40"/>
+            </w:pPr>
+            <w:r/>
+            <w:r>
+              <w:rPr>
+                <w:rFonts w:ascii="Times New Roman" w:hAnsi="Times New Roman" w:eastAsia="宋体" w:cs="Times New Roman"/>
+                <w:b w:val="0"/>
+                <w:sz w:val="18"/>
+              </w:rPr>
+              <w:t>HDP</w:t>
+            </w:r>
+          </w:p>
+        </w:tc>
+        <w:tc>
+          <w:tcPr>
+            <w:tcW w:type="dxa" w:w="3685"/>
+          </w:tcPr>
+          <w:p>
+            <w:pPr>
+              <w:spacing w:after="40" w:before="40"/>
+            </w:pPr>
+            <w:r/>
+            <w:r>
+              <w:rPr>
+                <w:rFonts w:ascii="Times New Roman" w:hAnsi="Times New Roman" w:eastAsia="宋体" w:cs="Times New Roman"/>
+                <w:b w:val="0"/>
+                <w:sz w:val="18"/>
+              </w:rPr>
+              <w:t>旧 BL2 可能把 HDP1 打到盖住整个 BL2</w:t>
+            </w:r>
+          </w:p>
+        </w:tc>
+        <w:tc>
+          <w:tcPr>
+            <w:tcW w:type="dxa" w:w="3685"/>
+          </w:tcPr>
+          <w:p>
+            <w:pPr>
+              <w:spacing w:after="40" w:before="40"/>
+            </w:pPr>
+            <w:r/>
+            <w:r>
+              <w:rPr>
+                <w:rFonts w:ascii="Times New Roman" w:hAnsi="Times New Roman" w:eastAsia="宋体" w:cs="Times New Roman"/>
+                <w:b w:val="0"/>
+                <w:sz w:val="18"/>
+              </w:rPr>
+              <w:t>HDP 只能扩大不能缩小；要先整片擦掉旧 BL2 再清 HDP</w:t>
+            </w:r>
+          </w:p>
+        </w:tc>
+      </w:tr>
+      <w:tr>
+        <w:tc>
+          <w:tcPr>
+            <w:tcW w:type="dxa" w:w="1928"/>
+            <w:shd w:fill="F2F2F2" w:val="clear"/>
+          </w:tcPr>
+          <w:p>
+            <w:pPr>
+              <w:spacing w:after="40" w:before="40"/>
+            </w:pPr>
+            <w:r/>
+            <w:r>
+              <w:rPr>
+                <w:rFonts w:ascii="Times New Roman" w:hAnsi="Times New Roman" w:eastAsia="宋体" w:cs="Times New Roman"/>
+                <w:b w:val="0"/>
+                <w:sz w:val="18"/>
+              </w:rPr>
+              <w:t>开发期 WRP/HDP</w:t>
+            </w:r>
+          </w:p>
+        </w:tc>
+        <w:tc>
+          <w:tcPr>
+            <w:tcW w:type="dxa" w:w="3685"/>
+            <w:shd w:fill="F2F2F2" w:val="clear"/>
+          </w:tcPr>
+          <w:p>
+            <w:pPr>
+              <w:spacing w:after="40" w:before="40"/>
+            </w:pPr>
+            <w:r/>
+            <w:r>
+              <w:rPr>
+                <w:rFonts w:ascii="Times New Roman" w:hAnsi="Times New Roman" w:eastAsia="宋体" w:cs="Times New Roman"/>
+                <w:b w:val="0"/>
+                <w:sz w:val="18"/>
+              </w:rPr>
+              <w:t>H573 笔记里 BL2 可能自己上保护</w:t>
+            </w:r>
+          </w:p>
+        </w:tc>
+        <w:tc>
+          <w:tcPr>
+            <w:tcW w:type="dxa" w:w="3685"/>
+            <w:shd w:fill="F2F2F2" w:val="clear"/>
+          </w:tcPr>
+          <w:p>
+            <w:pPr>
+              <w:spacing w:after="40" w:before="40"/>
+            </w:pPr>
+            <w:r/>
+            <w:r>
+              <w:rPr>
+                <w:rFonts w:ascii="Times New Roman" w:hAnsi="Times New Roman" w:eastAsia="宋体" w:cs="Times New Roman"/>
+                <w:b w:val="0"/>
+                <w:sz w:val="18"/>
+              </w:rPr>
+              <w:t>boot_hal_cfg.h 在 TFM_DEV_MODE 下不定义 TFM_WRP_PROTECT_ENABLE / TFM_HDP_PROTECT_ENABLE</w:t>
+            </w:r>
+          </w:p>
+        </w:tc>
+      </w:tr>
+    </w:tbl>
+    <w:p/>
+    <w:p>
+      <w:pPr>
+        <w:spacing w:after="120" w:before="0" w:line="276" w:lineRule="auto"/>
+      </w:pPr>
+      <w:r>
+        <w:rPr>
+          <w:rFonts w:ascii="Times New Roman" w:hAnsi="Times New Roman" w:eastAsia="宋体" w:cs="Times New Roman"/>
+          <w:b w:val="0"/>
+          <w:sz w:val="24"/>
+        </w:rPr>
+        <w:t>regression.sh 在 stm32h5f4/regression.sh。Linux flash_stm32h5f4.sh 会先跑它再烧镜像。片上若还留着旧 H573 BL2 打的 HDP（盖住 0x0C00E000），必须整片擦除再烧，脚本参数 erase 可强制擦。Windows 双击 tfm_update.bat 同样是：擦除 → 写选项字节 → 烧当前运行槽。</w:t>
+      </w:r>
+    </w:p>
+    <w:p>
+      <w:pPr>
+        <w:spacing w:after="120" w:before="0" w:line="276" w:lineRule="auto"/>
+      </w:pPr>
+      <w:r>
+        <w:rPr>
+          <w:rFonts w:ascii="Times New Roman" w:hAnsi="Times New Roman" w:eastAsia="宋体" w:cs="Times New Roman"/>
+          <w:b w:val="0"/>
+          <w:sz w:val="24"/>
+        </w:rPr>
+        <w:t>H5F4 回归脚本会写的关键值：</w:t>
+      </w:r>
+    </w:p>
+    <w:p>
+      <w:pPr>
+        <w:spacing w:after="120" w:before="40"/>
+        <w:ind w:left="283"/>
+      </w:pPr>
+      <w:r>
+        <w:rPr>
+          <w:rFonts w:ascii="Consolas" w:hAnsi="Consolas" w:eastAsia="宋体" w:cs="Consolas"/>
+          <w:b w:val="0"/>
+          <w:sz w:val="20"/>
+        </w:rPr>
+        <w:t>PRODUCT_STATE=0xED   TZEN=0xB4</w:t>
+      </w:r>
+    </w:p>
+    <w:p>
+      <w:pPr>
+        <w:spacing w:after="120" w:before="40"/>
+        <w:ind w:left="283"/>
+      </w:pPr>
+      <w:r>
+        <w:rPr>
+          <w:rFonts w:ascii="Consolas" w:hAnsi="Consolas" w:eastAsia="宋体" w:cs="Consolas"/>
+          <w:b w:val="0"/>
+          <w:sz w:val="20"/>
+        </w:rPr>
+        <w:t>SECBOOTADD=0xC0100   BOOT_UBE=0xB4（OEM-iRoT）</w:t>
+      </w:r>
+    </w:p>
+    <w:p>
+      <w:pPr>
+        <w:spacing w:after="120" w:before="40"/>
+        <w:ind w:left="283"/>
+      </w:pPr>
+      <w:r>
+        <w:rPr>
+          <w:rFonts w:ascii="Consolas" w:hAnsi="Consolas" w:eastAsia="宋体" w:cs="Consolas"/>
+          <w:b w:val="0"/>
+          <w:sz w:val="20"/>
+        </w:rPr>
+        <w:t>SECWM1/2_STRT=0  SECWM1/2_END=255</w:t>
+      </w:r>
+    </w:p>
+    <w:p>
+      <w:pPr>
+        <w:spacing w:after="120" w:before="40"/>
+        <w:ind w:left="283"/>
+      </w:pPr>
+      <w:r>
+        <w:rPr>
+          <w:rFonts w:ascii="Consolas" w:hAnsi="Consolas" w:eastAsia="宋体" w:cs="Consolas"/>
+          <w:b w:val="0"/>
+          <w:sz w:val="20"/>
+        </w:rPr>
+        <w:t>WRPSG11=WRPSG12=WRPSG21=WRPSG22=0xffffffff</w:t>
+      </w:r>
+    </w:p>
+    <w:p>
+      <w:pPr>
+        <w:pStyle w:val="3"/>
+      </w:pPr>
+      <w:r>
+        <w:rPr>
+          <w:rFonts w:ascii="黑体" w:hAnsi="黑体" w:eastAsia="黑体" w:cs="黑体"/>
+          <w:b/>
+          <w:sz w:val="32"/>
+        </w:rPr>
+        <w:t>8.6 MCUBoot 补丁与 BL2 识别串</w:t>
+      </w:r>
+    </w:p>
+    <w:p>
+      <w:pPr>
+        <w:spacing w:after="120" w:before="0" w:line="276" w:lineRule="auto"/>
+      </w:pPr>
+      <w:r>
+        <w:rPr>
+          <w:rFonts w:ascii="Times New Roman" w:hAnsi="Times New Roman" w:eastAsia="宋体" w:cs="Times New Roman"/>
+          <w:b w:val="0"/>
+          <w:sz w:val="24"/>
+        </w:rPr>
+        <w:t>NS 槽变大之后，出厂刚烧上的 S 镜像：magic 有效、copy_done 未写、trailer 里 swap_size 是擦除值 0xffffffff。MCUBoot SWAP_USING_SCRATCH 会把这当成“交换做到一半”，find_last_sector_idx 按 150 个扇区往下走，走出 SRAM（曾经 BusFault 在 0x30180000 一带）。</w:t>
+      </w:r>
+    </w:p>
+    <w:p>
+      <w:pPr>
+        <w:spacing w:after="120" w:before="0" w:line="276" w:lineRule="auto"/>
+      </w:pPr>
+      <w:r>
+        <w:rPr>
+          <w:rFonts w:ascii="Times New Roman" w:hAnsi="Times New Roman" w:eastAsia="宋体" w:cs="Times New Roman"/>
+          <w:b w:val="0"/>
+          <w:sz w:val="24"/>
+        </w:rPr>
+        <w:t>补丁文件：trusted-firmware-m/lib/ext/mcuboot/0002-bootutil-Bound-scratch-swap-sector-walk.patch。非法 swap_size（0、0xffffffff、大于槽大小）时丢掉这段 status。补丁里放了字符串 H5F4SWP2，buildtfm.sh / flash 脚本会检查 bl2.bin 里有没有它，避免又烧回没打补丁的旧 BL2。</w:t>
+      </w:r>
+    </w:p>
+    <w:p>
+      <w:pPr>
+        <w:spacing w:after="120" w:before="0" w:line="276" w:lineRule="auto"/>
+      </w:pPr>
+      <w:r>
+        <w:rPr>
+          <w:rFonts w:ascii="Times New Roman" w:hAnsi="Times New Roman" w:eastAsia="宋体" w:cs="Times New Roman"/>
+          <w:b w:val="0"/>
+          <w:sz w:val="24"/>
+        </w:rPr>
+        <w:t>BL2 另外有静态串 H5F4BL2（bl2/ext/mcuboot/bl2_main.c）。正式版 ERROR 日志也会打印这一行，用来区分是不是 H5F4 这份 bootloader。</w:t>
+      </w:r>
+    </w:p>
+    <w:p>
+      <w:pPr>
+        <w:spacing w:after="120" w:before="0" w:line="276" w:lineRule="auto"/>
+      </w:pPr>
+      <w:r>
+        <w:rPr>
+          <w:rFonts w:ascii="Times New Roman" w:hAnsi="Times New Roman" w:eastAsia="宋体" w:cs="Times New Roman"/>
+          <w:b w:val="0"/>
+          <w:sz w:val="24"/>
+        </w:rPr>
+        <w:t>开发密钥仍是仓库 dummy RSA-3072，启动日志里的 NOT SECURE 是预期现象，和 H573 一样。</w:t>
+      </w:r>
+    </w:p>
+    <w:p>
+      <w:pPr>
+        <w:pStyle w:val="3"/>
+      </w:pPr>
+      <w:r>
+        <w:rPr>
+          <w:rFonts w:ascii="黑体" w:hAnsi="黑体" w:eastAsia="黑体" w:cs="黑体"/>
+          <w:b/>
+          <w:sz w:val="32"/>
+        </w:rPr>
+        <w:t>8.7 HAL / CMSIS / 公共代码改动要点</w:t>
+      </w:r>
+    </w:p>
+    <w:p>
+      <w:pPr>
+        <w:spacing w:after="120" w:before="0" w:line="276" w:lineRule="auto"/>
+      </w:pPr>
+      <w:r>
+        <w:rPr>
+          <w:rFonts w:ascii="Times New Roman" w:hAnsi="Times New Roman" w:eastAsia="宋体" w:cs="Times New Roman"/>
+          <w:b w:val="0"/>
+          <w:sz w:val="24"/>
+        </w:rPr>
+        <w:t>除了平台目录，common 里为 H5F4 加过这些（不全改会编过但跑飞或选项字节写失败）：</w:t>
+      </w:r>
+    </w:p>
+    <w:tbl>
+      <w:tblPr>
+        <w:tblW w:type="auto" w:w="0"/>
+        <w:jc w:val="center"/>
+        <w:tblLook w:firstColumn="1" w:firstRow="1" w:lastColumn="0" w:lastRow="0" w:noHBand="0" w:noVBand="1" w:val="04A0"/>
+        <w:tblBorders>
+          <w:top w:val="single" w:sz="4" w:space="0" w:color="8FAADC"/>
+          <w:left w:val="single" w:sz="4" w:space="0" w:color="8FAADC"/>
+          <w:bottom w:val="single" w:sz="4" w:space="0" w:color="8FAADC"/>
+          <w:right w:val="single" w:sz="4" w:space="0" w:color="8FAADC"/>
+          <w:insideH w:val="single" w:sz="4" w:space="0" w:color="8FAADC"/>
+          <w:insideV w:val="single" w:sz="4" w:space="0" w:color="8FAADC"/>
+        </w:tblBorders>
+      </w:tblPr>
+      <w:tblGrid>
+        <w:gridCol w:w="4153"/>
+        <w:gridCol w:w="4153"/>
+      </w:tblGrid>
+      <w:tr>
+        <w:tc>
+          <w:tcPr>
+            <w:tcW w:type="dxa" w:w="3685"/>
+            <w:shd w:fill="1F4E79" w:val="clear"/>
+          </w:tcPr>
+          <w:p>
+            <w:pPr>
+              <w:spacing w:after="40" w:before="40"/>
+            </w:pPr>
+            <w:r/>
+            <w:r>
+              <w:rPr>
+                <w:rFonts w:ascii="黑体" w:hAnsi="黑体" w:eastAsia="黑体" w:cs="黑体"/>
+                <w:b/>
+                <w:color w:val="FFFFFF"/>
+                <w:sz w:val="20"/>
+              </w:rPr>
+              <w:t>位置</w:t>
+            </w:r>
+          </w:p>
+        </w:tc>
+        <w:tc>
+          <w:tcPr>
+            <w:tcW w:type="dxa" w:w="5669"/>
+            <w:shd w:fill="1F4E79" w:val="clear"/>
+          </w:tcPr>
+          <w:p>
+            <w:pPr>
+              <w:spacing w:after="40" w:before="40"/>
+            </w:pPr>
+            <w:r/>
+            <w:r>
+              <w:rPr>
+                <w:rFonts w:ascii="黑体" w:hAnsi="黑体" w:eastAsia="黑体" w:cs="黑体"/>
+                <w:b/>
+                <w:color w:val="FFFFFF"/>
+                <w:sz w:val="20"/>
+              </w:rPr>
+              <w:t>改了什么</w:t>
+            </w:r>
+          </w:p>
+        </w:tc>
+      </w:tr>
+      <w:tr>
+        <w:tc>
+          <w:tcPr>
+            <w:tcW w:type="dxa" w:w="3685"/>
+          </w:tcPr>
+          <w:p>
+            <w:pPr>
+              <w:spacing w:after="40" w:before="40"/>
+            </w:pPr>
+            <w:r/>
+            <w:r>
+              <w:rPr>
+                <w:rFonts w:ascii="Times New Roman" w:hAnsi="Times New Roman" w:eastAsia="宋体" w:cs="Times New Roman"/>
+                <w:b w:val="0"/>
+                <w:sz w:val="18"/>
+              </w:rPr>
+              <w:t>cpuarch.cmake</w:t>
+            </w:r>
+          </w:p>
+        </w:tc>
+        <w:tc>
+          <w:tcPr>
+            <w:tcW w:type="dxa" w:w="5669"/>
+          </w:tcPr>
+          <w:p>
+            <w:pPr>
+              <w:spacing w:after="40" w:before="40"/>
+            </w:pPr>
+            <w:r/>
+            <w:r>
+              <w:rPr>
+                <w:rFonts w:ascii="Times New Roman" w:hAnsi="Times New Roman" w:eastAsia="宋体" w:cs="Times New Roman"/>
+                <w:b w:val="0"/>
+                <w:sz w:val="18"/>
+              </w:rPr>
+              <w:t>add_compile_definitions(STM32H5F4xx)</w:t>
+            </w:r>
+          </w:p>
+        </w:tc>
+      </w:tr>
+      <w:tr>
+        <w:tc>
+          <w:tcPr>
+            <w:tcW w:type="dxa" w:w="3685"/>
+            <w:shd w:fill="F2F2F2" w:val="clear"/>
+          </w:tcPr>
+          <w:p>
+            <w:pPr>
+              <w:spacing w:after="40" w:before="40"/>
+            </w:pPr>
+            <w:r/>
+            <w:r>
+              <w:rPr>
+                <w:rFonts w:ascii="Times New Roman" w:hAnsi="Times New Roman" w:eastAsia="宋体" w:cs="Times New Roman"/>
+                <w:b w:val="0"/>
+                <w:sz w:val="18"/>
+              </w:rPr>
+              <w:t>Device/Include/stm32h5f4xx.h</w:t>
+            </w:r>
+          </w:p>
+        </w:tc>
+        <w:tc>
+          <w:tcPr>
+            <w:tcW w:type="dxa" w:w="5669"/>
+            <w:shd w:fill="F2F2F2" w:val="clear"/>
+          </w:tcPr>
+          <w:p>
+            <w:pPr>
+              <w:spacing w:after="40" w:before="40"/>
+            </w:pPr>
+            <w:r/>
+            <w:r>
+              <w:rPr>
+                <w:rFonts w:ascii="Times New Roman" w:hAnsi="Times New Roman" w:eastAsia="宋体" w:cs="Times New Roman"/>
+                <w:b w:val="0"/>
+                <w:sz w:val="18"/>
+              </w:rPr>
+              <w:t>新 CMSIS 器件头；部分 HAL 兼容别名（H573 HAL 直接用）</w:t>
+            </w:r>
+          </w:p>
+        </w:tc>
+      </w:tr>
+      <w:tr>
+        <w:tc>
+          <w:tcPr>
+            <w:tcW w:type="dxa" w:w="3685"/>
+          </w:tcPr>
+          <w:p>
+            <w:pPr>
+              <w:spacing w:after="40" w:before="40"/>
+            </w:pPr>
+            <w:r/>
+            <w:r>
+              <w:rPr>
+                <w:rFonts w:ascii="Times New Roman" w:hAnsi="Times New Roman" w:eastAsia="宋体" w:cs="Times New Roman"/>
+                <w:b w:val="0"/>
+                <w:sz w:val="18"/>
+              </w:rPr>
+              <w:t>Device/Include/stm32h5xx.h</w:t>
+            </w:r>
+          </w:p>
+        </w:tc>
+        <w:tc>
+          <w:tcPr>
+            <w:tcW w:type="dxa" w:w="5669"/>
+          </w:tcPr>
+          <w:p>
+            <w:pPr>
+              <w:spacing w:after="40" w:before="40"/>
+            </w:pPr>
+            <w:r/>
+            <w:r>
+              <w:rPr>
+                <w:rFonts w:ascii="Times New Roman" w:hAnsi="Times New Roman" w:eastAsia="宋体" w:cs="Times New Roman"/>
+                <w:b w:val="0"/>
+                <w:sz w:val="18"/>
+              </w:rPr>
+              <w:t>增加 STM32H5F4xx 选择分支</w:t>
+            </w:r>
+          </w:p>
+        </w:tc>
+      </w:tr>
+      <w:tr>
+        <w:tc>
+          <w:tcPr>
+            <w:tcW w:type="dxa" w:w="3685"/>
+            <w:shd w:fill="F2F2F2" w:val="clear"/>
+          </w:tcPr>
+          <w:p>
+            <w:pPr>
+              <w:spacing w:after="40" w:before="40"/>
+            </w:pPr>
+            <w:r/>
+            <w:r>
+              <w:rPr>
+                <w:rFonts w:ascii="Times New Roman" w:hAnsi="Times New Roman" w:eastAsia="宋体" w:cs="Times New Roman"/>
+                <w:b w:val="0"/>
+                <w:sz w:val="18"/>
+              </w:rPr>
+              <w:t>startup_stm32h5xx_*.c</w:t>
+            </w:r>
+          </w:p>
+        </w:tc>
+        <w:tc>
+          <w:tcPr>
+            <w:tcW w:type="dxa" w:w="5669"/>
+            <w:shd w:fill="F2F2F2" w:val="clear"/>
+          </w:tcPr>
+          <w:p>
+            <w:pPr>
+              <w:spacing w:after="40" w:before="40"/>
+            </w:pPr>
+            <w:r/>
+            <w:r>
+              <w:rPr>
+                <w:rFonts w:ascii="Times New Roman" w:hAnsi="Times New Roman" w:eastAsia="宋体" w:cs="Times New Roman"/>
+                <w:b w:val="0"/>
+                <w:sz w:val="18"/>
+              </w:rPr>
+              <w:t>向量表 / 外设 IRQ 判断并入 STM32H5F4xx</w:t>
+            </w:r>
+          </w:p>
+        </w:tc>
+      </w:tr>
+      <w:tr>
+        <w:tc>
+          <w:tcPr>
+            <w:tcW w:type="dxa" w:w="3685"/>
+          </w:tcPr>
+          <w:p>
+            <w:pPr>
+              <w:spacing w:after="40" w:before="40"/>
+            </w:pPr>
+            <w:r/>
+            <w:r>
+              <w:rPr>
+                <w:rFonts w:ascii="Times New Roman" w:hAnsi="Times New Roman" w:eastAsia="宋体" w:cs="Times New Roman"/>
+                <w:b w:val="0"/>
+                <w:sz w:val="18"/>
+              </w:rPr>
+              <w:t>stm32h5xx_hal_gpio_ex.h 等</w:t>
+            </w:r>
+          </w:p>
+        </w:tc>
+        <w:tc>
+          <w:tcPr>
+            <w:tcW w:type="dxa" w:w="5669"/>
+          </w:tcPr>
+          <w:p>
+            <w:pPr>
+              <w:spacing w:after="40" w:before="40"/>
+            </w:pPr>
+            <w:r/>
+            <w:r>
+              <w:rPr>
+                <w:rFonts w:ascii="Times New Roman" w:hAnsi="Times New Roman" w:eastAsia="宋体" w:cs="Times New Roman"/>
+                <w:b w:val="0"/>
+                <w:sz w:val="18"/>
+              </w:rPr>
+              <w:t>GPIO AF、UART 等 #if 增加 STM32H5F4xx</w:t>
+            </w:r>
+          </w:p>
+        </w:tc>
+      </w:tr>
+      <w:tr>
+        <w:tc>
+          <w:tcPr>
+            <w:tcW w:type="dxa" w:w="3685"/>
+            <w:shd w:fill="F2F2F2" w:val="clear"/>
+          </w:tcPr>
+          <w:p>
+            <w:pPr>
+              <w:spacing w:after="40" w:before="40"/>
+            </w:pPr>
+            <w:r/>
+            <w:r>
+              <w:rPr>
+                <w:rFonts w:ascii="Times New Roman" w:hAnsi="Times New Roman" w:eastAsia="宋体" w:cs="Times New Roman"/>
+                <w:b w:val="0"/>
+                <w:sz w:val="18"/>
+              </w:rPr>
+              <w:t>stm32h5xx_hal.c</w:t>
+            </w:r>
+          </w:p>
+        </w:tc>
+        <w:tc>
+          <w:tcPr>
+            <w:tcW w:type="dxa" w:w="5669"/>
+            <w:shd w:fill="F2F2F2" w:val="clear"/>
+          </w:tcPr>
+          <w:p>
+            <w:pPr>
+              <w:spacing w:after="40" w:before="40"/>
+            </w:pPr>
+            <w:r/>
+            <w:r>
+              <w:rPr>
+                <w:rFonts w:ascii="Times New Roman" w:hAnsi="Times New Roman" w:eastAsia="宋体" w:cs="Times New Roman"/>
+                <w:b w:val="0"/>
+                <w:sz w:val="18"/>
+              </w:rPr>
+              <w:t>H5F4 模拟开关 booster 从 SBS_PMCR 挪到 PWR_PMCR</w:t>
+            </w:r>
+          </w:p>
+        </w:tc>
+      </w:tr>
+      <w:tr>
+        <w:tc>
+          <w:tcPr>
+            <w:tcW w:type="dxa" w:w="3685"/>
+          </w:tcPr>
+          <w:p>
+            <w:pPr>
+              <w:spacing w:after="40" w:before="40"/>
+            </w:pPr>
+            <w:r/>
+            <w:r>
+              <w:rPr>
+                <w:rFonts w:ascii="Times New Roman" w:hAnsi="Times New Roman" w:eastAsia="宋体" w:cs="Times New Roman"/>
+                <w:b w:val="0"/>
+                <w:sz w:val="18"/>
+              </w:rPr>
+              <w:t>low_level_security.c</w:t>
+            </w:r>
+          </w:p>
+        </w:tc>
+        <w:tc>
+          <w:tcPr>
+            <w:tcW w:type="dxa" w:w="5669"/>
+          </w:tcPr>
+          <w:p>
+            <w:pPr>
+              <w:spacing w:after="40" w:before="40"/>
+            </w:pPr>
+            <w:r/>
+            <w:r>
+              <w:rPr>
+                <w:rFonts w:ascii="Times New Roman" w:hAnsi="Times New Roman" w:eastAsia="宋体" w:cs="Times New Roman"/>
+                <w:b w:val="0"/>
+                <w:sz w:val="18"/>
+              </w:rPr>
+              <w:t>PAGE_MAX_NUMBER_IN_BANK 0xFF（每 bank 256 扇区）；WRP 组按新寄存器</w:t>
+            </w:r>
+          </w:p>
+        </w:tc>
+      </w:tr>
+      <w:tr>
+        <w:tc>
+          <w:tcPr>
+            <w:tcW w:type="dxa" w:w="3685"/>
+            <w:shd w:fill="F2F2F2" w:val="clear"/>
+          </w:tcPr>
+          <w:p>
+            <w:pPr>
+              <w:spacing w:after="40" w:before="40"/>
+            </w:pPr>
+            <w:r/>
+            <w:r>
+              <w:rPr>
+                <w:rFonts w:ascii="Times New Roman" w:hAnsi="Times New Roman" w:eastAsia="宋体" w:cs="Times New Roman"/>
+                <w:b w:val="0"/>
+                <w:sz w:val="18"/>
+              </w:rPr>
+              <w:t>target_cfg.c</w:t>
+            </w:r>
+          </w:p>
+        </w:tc>
+        <w:tc>
+          <w:tcPr>
+            <w:tcW w:type="dxa" w:w="5669"/>
+            <w:shd w:fill="F2F2F2" w:val="clear"/>
+          </w:tcPr>
+          <w:p>
+            <w:pPr>
+              <w:spacing w:after="40" w:before="40"/>
+            </w:pPr>
+            <w:r/>
+            <w:r>
+              <w:rPr>
+                <w:rFonts w:ascii="Times New Roman" w:hAnsi="Times New Roman" w:eastAsia="宋体" w:cs="Times New Roman"/>
+                <w:b w:val="0"/>
+                <w:sz w:val="18"/>
+              </w:rPr>
+              <w:t>SRAM4/SRAM5 SAU/GTZC、MPCBB 锁大小</w:t>
+            </w:r>
+          </w:p>
+        </w:tc>
+      </w:tr>
+      <w:tr>
+        <w:tc>
+          <w:tcPr>
+            <w:tcW w:type="dxa" w:w="3685"/>
+          </w:tcPr>
+          <w:p>
+            <w:pPr>
+              <w:spacing w:after="40" w:before="40"/>
+            </w:pPr>
+            <w:r/>
+            <w:r>
+              <w:rPr>
+                <w:rFonts w:ascii="Times New Roman" w:hAnsi="Times New Roman" w:eastAsia="宋体" w:cs="Times New Roman"/>
+                <w:b w:val="0"/>
+                <w:sz w:val="18"/>
+              </w:rPr>
+              <w:t>common/scripts/TFM_UPDATE.sh</w:t>
+            </w:r>
+          </w:p>
+        </w:tc>
+        <w:tc>
+          <w:tcPr>
+            <w:tcW w:type="dxa" w:w="5669"/>
+          </w:tcPr>
+          <w:p>
+            <w:pPr>
+              <w:spacing w:after="40" w:before="40"/>
+            </w:pPr>
+            <w:r/>
+            <w:r>
+              <w:rPr>
+                <w:rFonts w:ascii="Times New Roman" w:hAnsi="Times New Roman" w:eastAsia="宋体" w:cs="Times New Roman"/>
+                <w:b w:val="0"/>
+                <w:sz w:val="18"/>
+              </w:rPr>
+              <w:t>清 WRP 改写 WRPSG11/12/21/22</w:t>
+            </w:r>
+          </w:p>
+        </w:tc>
+      </w:tr>
+      <w:tr>
+        <w:tc>
+          <w:tcPr>
+            <w:tcW w:type="dxa" w:w="3685"/>
+            <w:shd w:fill="F2F2F2" w:val="clear"/>
+          </w:tcPr>
+          <w:p>
+            <w:pPr>
+              <w:spacing w:after="40" w:before="40"/>
+            </w:pPr>
+            <w:r/>
+            <w:r>
+              <w:rPr>
+                <w:rFonts w:ascii="Times New Roman" w:hAnsi="Times New Roman" w:eastAsia="宋体" w:cs="Times New Roman"/>
+                <w:b w:val="0"/>
+                <w:sz w:val="18"/>
+              </w:rPr>
+              <w:t>boot_hal_cfg.h</w:t>
+            </w:r>
+          </w:p>
+        </w:tc>
+        <w:tc>
+          <w:tcPr>
+            <w:tcW w:type="dxa" w:w="5669"/>
+            <w:shd w:fill="F2F2F2" w:val="clear"/>
+          </w:tcPr>
+          <w:p>
+            <w:pPr>
+              <w:spacing w:after="40" w:before="40"/>
+            </w:pPr>
+            <w:r/>
+            <w:r>
+              <w:rPr>
+                <w:rFonts w:ascii="Times New Roman" w:hAnsi="Times New Roman" w:eastAsia="宋体" w:cs="Times New Roman"/>
+                <w:b w:val="0"/>
+                <w:sz w:val="18"/>
+              </w:rPr>
+              <w:t>开发模式不上 WRP/HDP，避免锁死下载</w:t>
+            </w:r>
+          </w:p>
+        </w:tc>
+      </w:tr>
+    </w:tbl>
+    <w:p/>
+    <w:p>
+      <w:pPr>
+        <w:pStyle w:val="3"/>
+      </w:pPr>
+      <w:r>
+        <w:rPr>
+          <w:rFonts w:ascii="黑体" w:hAnsi="黑体" w:eastAsia="黑体" w:cs="黑体"/>
+          <w:b/>
+          <w:sz w:val="32"/>
+        </w:rPr>
+        <w:t>8.8 非安全工程与签名工具</w:t>
+      </w:r>
+    </w:p>
+    <w:p>
+      <w:pPr>
+        <w:spacing w:after="120" w:before="0" w:line="276" w:lineRule="auto"/>
+      </w:pPr>
+      <w:r>
+        <w:rPr>
+          <w:rFonts w:ascii="Times New Roman" w:hAnsi="Times New Roman" w:eastAsia="宋体" w:cs="Times New Roman"/>
+          <w:b w:val="0"/>
+          <w:sz w:val="24"/>
+        </w:rPr>
+        <w:t>H573 时期笔记里的做法是：编完 SPE 把 build_s/api_ns 拷出去，自己写 Makefile/main.c，再签、再 STM32_Programmer_CLI -d ... 0x0C088000。H5F4 仓库里已经放了两份改好的 NS 工程，不要再按 0x0C088000 / 576 KB 去签。</w:t>
+      </w:r>
+    </w:p>
+    <w:tbl>
+      <w:tblPr>
+        <w:tblW w:type="auto" w:w="0"/>
+        <w:jc w:val="center"/>
+        <w:tblLook w:firstColumn="1" w:firstRow="1" w:lastColumn="0" w:lastRow="0" w:noHBand="0" w:noVBand="1" w:val="04A0"/>
+        <w:tblBorders>
+          <w:top w:val="single" w:sz="4" w:space="0" w:color="8FAADC"/>
+          <w:left w:val="single" w:sz="4" w:space="0" w:color="8FAADC"/>
+          <w:bottom w:val="single" w:sz="4" w:space="0" w:color="8FAADC"/>
+          <w:right w:val="single" w:sz="4" w:space="0" w:color="8FAADC"/>
+          <w:insideH w:val="single" w:sz="4" w:space="0" w:color="8FAADC"/>
+          <w:insideV w:val="single" w:sz="4" w:space="0" w:color="8FAADC"/>
+        </w:tblBorders>
+      </w:tblPr>
+      <w:tblGrid>
+        <w:gridCol w:w="2769"/>
+        <w:gridCol w:w="2769"/>
+        <w:gridCol w:w="2769"/>
+      </w:tblGrid>
+      <w:tr>
+        <w:tc>
+          <w:tcPr>
+            <w:tcW w:type="dxa" w:w="2268"/>
+            <w:shd w:fill="1F4E79" w:val="clear"/>
+          </w:tcPr>
+          <w:p>
+            <w:pPr>
+              <w:spacing w:after="40" w:before="40"/>
+            </w:pPr>
+            <w:r/>
+            <w:r>
+              <w:rPr>
+                <w:rFonts w:ascii="黑体" w:hAnsi="黑体" w:eastAsia="黑体" w:cs="黑体"/>
+                <w:b/>
+                <w:color w:val="FFFFFF"/>
+                <w:sz w:val="20"/>
+              </w:rPr>
+              <w:t>工程</w:t>
+            </w:r>
+          </w:p>
+        </w:tc>
+        <w:tc>
+          <w:tcPr>
+            <w:tcW w:type="dxa" w:w="2835"/>
+            <w:shd w:fill="1F4E79" w:val="clear"/>
+          </w:tcPr>
+          <w:p>
+            <w:pPr>
+              <w:spacing w:after="40" w:before="40"/>
+            </w:pPr>
+            <w:r/>
+            <w:r>
+              <w:rPr>
+                <w:rFonts w:ascii="黑体" w:hAnsi="黑体" w:eastAsia="黑体" w:cs="黑体"/>
+                <w:b/>
+                <w:color w:val="FFFFFF"/>
+                <w:sz w:val="20"/>
+              </w:rPr>
+              <w:t>用途</w:t>
+            </w:r>
+          </w:p>
+        </w:tc>
+        <w:tc>
+          <w:tcPr>
+            <w:tcW w:type="dxa" w:w="4195"/>
+            <w:shd w:fill="1F4E79" w:val="clear"/>
+          </w:tcPr>
+          <w:p>
+            <w:pPr>
+              <w:spacing w:after="40" w:before="40"/>
+            </w:pPr>
+            <w:r/>
+            <w:r>
+              <w:rPr>
+                <w:rFonts w:ascii="黑体" w:hAnsi="黑体" w:eastAsia="黑体" w:cs="黑体"/>
+                <w:b/>
+                <w:color w:val="FFFFFF"/>
+                <w:sz w:val="20"/>
+              </w:rPr>
+              <w:t>和 H573 的差异</w:t>
+            </w:r>
+          </w:p>
+        </w:tc>
+      </w:tr>
+      <w:tr>
+        <w:tc>
+          <w:tcPr>
+            <w:tcW w:type="dxa" w:w="2268"/>
+          </w:tcPr>
+          <w:p>
+            <w:pPr>
+              <w:spacing w:after="40" w:before="40"/>
+            </w:pPr>
+            <w:r/>
+            <w:r>
+              <w:rPr>
+                <w:rFonts w:ascii="Times New Roman" w:hAnsi="Times New Roman" w:eastAsia="宋体" w:cs="Times New Roman"/>
+                <w:b w:val="0"/>
+                <w:sz w:val="18"/>
+              </w:rPr>
+              <w:t>tfmmakeproject/</w:t>
+            </w:r>
+          </w:p>
+        </w:tc>
+        <w:tc>
+          <w:tcPr>
+            <w:tcW w:type="dxa" w:w="2835"/>
+          </w:tcPr>
+          <w:p>
+            <w:pPr>
+              <w:spacing w:after="40" w:before="40"/>
+            </w:pPr>
+            <w:r/>
+            <w:r>
+              <w:rPr>
+                <w:rFonts w:ascii="Times New Roman" w:hAnsi="Times New Roman" w:eastAsia="宋体" w:cs="Times New Roman"/>
+                <w:b w:val="0"/>
+                <w:sz w:val="18"/>
+              </w:rPr>
+              <w:t>makefile NS。make 生成 out/tfm_ns_signed.bin</w:t>
+            </w:r>
+          </w:p>
+        </w:tc>
+        <w:tc>
+          <w:tcPr>
+            <w:tcW w:type="dxa" w:w="4195"/>
+          </w:tcPr>
+          <w:p>
+            <w:pPr>
+              <w:spacing w:after="40" w:before="40"/>
+            </w:pPr>
+            <w:r/>
+            <w:r>
+              <w:rPr>
+                <w:rFonts w:ascii="Times New Roman" w:hAnsi="Times New Roman" w:eastAsia="宋体" w:cs="Times New Roman"/>
+                <w:b w:val="0"/>
+                <w:sz w:val="18"/>
+              </w:rPr>
+              <w:t>MCU 宏 STM32H5F4xx；BL2_TRAILER_SIZE=0x3000；链接 NS 0x08090400；自带 sign_kit/</w:t>
+            </w:r>
+          </w:p>
+        </w:tc>
+      </w:tr>
+      <w:tr>
+        <w:tc>
+          <w:tcPr>
+            <w:tcW w:type="dxa" w:w="2268"/>
+            <w:shd w:fill="F2F2F2" w:val="clear"/>
+          </w:tcPr>
+          <w:p>
+            <w:pPr>
+              <w:spacing w:after="40" w:before="40"/>
+            </w:pPr>
+            <w:r/>
+            <w:r>
+              <w:rPr>
+                <w:rFonts w:ascii="Times New Roman" w:hAnsi="Times New Roman" w:eastAsia="宋体" w:cs="Times New Roman"/>
+                <w:b w:val="0"/>
+                <w:sz w:val="18"/>
+              </w:rPr>
+              <w:t>tfmcubeideproject/</w:t>
+            </w:r>
+          </w:p>
+        </w:tc>
+        <w:tc>
+          <w:tcPr>
+            <w:tcW w:type="dxa" w:w="2835"/>
+            <w:shd w:fill="F2F2F2" w:val="clear"/>
+          </w:tcPr>
+          <w:p>
+            <w:pPr>
+              <w:spacing w:after="40" w:before="40"/>
+            </w:pPr>
+            <w:r/>
+            <w:r>
+              <w:rPr>
+                <w:rFonts w:ascii="Times New Roman" w:hAnsi="Times New Roman" w:eastAsia="宋体" w:cs="Times New Roman"/>
+                <w:b w:val="0"/>
+                <w:sz w:val="18"/>
+              </w:rPr>
+              <w:t>CubeIDE 工程 tfmminiproject</w:t>
+            </w:r>
+          </w:p>
+        </w:tc>
+        <w:tc>
+          <w:tcPr>
+            <w:tcW w:type="dxa" w:w="4195"/>
+            <w:shd w:fill="F2F2F2" w:val="clear"/>
+          </w:tcPr>
+          <w:p>
+            <w:pPr>
+              <w:spacing w:after="40" w:before="40"/>
+            </w:pPr>
+            <w:r/>
+            <w:r>
+              <w:rPr>
+                <w:rFonts w:ascii="Times New Roman" w:hAnsi="Times New Roman" w:eastAsia="宋体" w:cs="Times New Roman"/>
+                <w:b w:val="0"/>
+                <w:sz w:val="18"/>
+              </w:rPr>
+              <w:t>MCU STM32H5F4ZJTx；mbedtls 4.1.1 只做 TLS/X.509，PSA crypto 仍走 SPE；post-build 签到 sign_kit/</w:t>
+            </w:r>
+          </w:p>
+        </w:tc>
+      </w:tr>
+      <w:tr>
+        <w:tc>
+          <w:tcPr>
+            <w:tcW w:type="dxa" w:w="2268"/>
+          </w:tcPr>
+          <w:p>
+            <w:pPr>
+              <w:spacing w:after="40" w:before="40"/>
+            </w:pPr>
+            <w:r/>
+            <w:r>
+              <w:rPr>
+                <w:rFonts w:ascii="Times New Roman" w:hAnsi="Times New Roman" w:eastAsia="宋体" w:cs="Times New Roman"/>
+                <w:b w:val="0"/>
+                <w:sz w:val="18"/>
+              </w:rPr>
+              <w:t>sign_kit</w:t>
+            </w:r>
+          </w:p>
+        </w:tc>
+        <w:tc>
+          <w:tcPr>
+            <w:tcW w:type="dxa" w:w="2835"/>
+          </w:tcPr>
+          <w:p>
+            <w:pPr>
+              <w:spacing w:after="40" w:before="40"/>
+            </w:pPr>
+            <w:r/>
+            <w:r>
+              <w:rPr>
+                <w:rFonts w:ascii="Times New Roman" w:hAnsi="Times New Roman" w:eastAsia="宋体" w:cs="Times New Roman"/>
+                <w:b w:val="0"/>
+                <w:sz w:val="18"/>
+              </w:rPr>
+              <w:t>独立签名（imgtool）</w:t>
+            </w:r>
+          </w:p>
+        </w:tc>
+        <w:tc>
+          <w:tcPr>
+            <w:tcW w:type="dxa" w:w="4195"/>
+          </w:tcPr>
+          <w:p>
+            <w:pPr>
+              <w:spacing w:after="40" w:before="40"/>
+            </w:pPr>
+            <w:r/>
+            <w:r>
+              <w:rPr>
+                <w:rFonts w:ascii="Times New Roman" w:hAnsi="Times New Roman" w:eastAsia="宋体" w:cs="Times New Roman"/>
+                <w:b w:val="0"/>
+                <w:sz w:val="18"/>
+              </w:rPr>
+              <w:t>NS 1200 KB @ 0x0C090000；S 352 KB @ 0x0C038000。venv 用 sign_kit/.venv 或 tfmmakeproject/.sign-venv，不要用仓库根目录 TF-M 的 .venv（cryptography 50.0.0 vs 50.0.1 会对不上）</w:t>
+            </w:r>
+          </w:p>
+        </w:tc>
+      </w:tr>
+    </w:tbl>
+    <w:p/>
+    <w:p>
+      <w:pPr>
+        <w:spacing w:after="120" w:before="0" w:line="276" w:lineRule="auto"/>
+      </w:pPr>
+      <w:r>
+        <w:rPr>
+          <w:rFonts w:ascii="Times New Roman" w:hAnsi="Times New Roman" w:eastAsia="宋体" w:cs="Times New Roman"/>
+          <w:b w:val="0"/>
+          <w:sz w:val="24"/>
+        </w:rPr>
+        <w:t>两个 NS 工程里已经删掉 ST 的 TFM_UPDATE.sh / regression.sh / TFM_BIN2HEX.sh / postbuild.sh。烧录只走仓库根目录 Linux 脚本或 windows-tfm-tools。SPE 编出来的 trusted-firmware-m/build_s/api_ns 里仍有那套脚本，给 flash_stm32h5f4.sh 用。</w:t>
+      </w:r>
+    </w:p>
+    <w:p>
+      <w:pPr>
+        <w:spacing w:after="120" w:before="0" w:line="276" w:lineRule="auto"/>
+      </w:pPr>
+      <w:r>
+        <w:rPr>
+          <w:rFonts w:ascii="Times New Roman" w:hAnsi="Times New Roman" w:eastAsia="宋体" w:cs="Times New Roman"/>
+          <w:b w:val="0"/>
+          <w:sz w:val="24"/>
+        </w:rPr>
+        <w:t>Linux 签名示例：</w:t>
+      </w:r>
+    </w:p>
+    <w:p>
+      <w:pPr>
+        <w:spacing w:after="120" w:before="40"/>
+        <w:ind w:left="283"/>
+      </w:pPr>
+      <w:r>
+        <w:rPr>
+          <w:rFonts w:ascii="Consolas" w:hAnsi="Consolas" w:eastAsia="宋体" w:cs="Consolas"/>
+          <w:b w:val="0"/>
+          <w:sz w:val="20"/>
+        </w:rPr>
+        <w:t>cd tfmmakeproject/sign_kit</w:t>
+      </w:r>
+    </w:p>
+    <w:p>
+      <w:pPr>
+        <w:spacing w:after="120" w:before="40"/>
+        <w:ind w:left="283"/>
+      </w:pPr>
+      <w:r>
+        <w:rPr>
+          <w:rFonts w:ascii="Consolas" w:hAnsi="Consolas" w:eastAsia="宋体" w:cs="Consolas"/>
+          <w:b w:val="0"/>
+          <w:sz w:val="20"/>
+        </w:rPr>
+        <w:t>./sign.sh ../out/tfm_ns.bin     # → ../out/tfm_ns_signed.bin</w:t>
+      </w:r>
+    </w:p>
+    <w:p>
+      <w:pPr>
+        <w:spacing w:after="120" w:before="40"/>
+        <w:ind w:left="283"/>
+      </w:pPr>
+      <w:r>
+        <w:rPr>
+          <w:rFonts w:ascii="Consolas" w:hAnsi="Consolas" w:eastAsia="宋体" w:cs="Consolas"/>
+          <w:b w:val="0"/>
+          <w:sz w:val="20"/>
+        </w:rPr>
+        <w:t>./sign.sh s ../sapp.bin         # 安全侧</w:t>
+      </w:r>
+    </w:p>
+    <w:p>
+      <w:pPr>
+        <w:spacing w:after="120" w:before="0" w:line="276" w:lineRule="auto"/>
+      </w:pPr>
+      <w:r>
+        <w:rPr>
+          <w:rFonts w:ascii="Times New Roman" w:hAnsi="Times New Roman" w:eastAsia="宋体" w:cs="Times New Roman"/>
+          <w:b w:val="0"/>
+          <w:sz w:val="24"/>
+        </w:rPr>
+        <w:t>Windows：sign.bat 同名参数。文件名带 ns 按非安全签，带 sapp / tfm_s 按安全签。</w:t>
+      </w:r>
+    </w:p>
+    <w:p>
+      <w:pPr>
+        <w:pStyle w:val="3"/>
+      </w:pPr>
+      <w:r>
+        <w:rPr>
+          <w:rFonts w:ascii="黑体" w:hAnsi="黑体" w:eastAsia="黑体" w:cs="黑体"/>
+          <w:b/>
+          <w:sz w:val="32"/>
+        </w:rPr>
+        <w:t>8.9 当前编译、烧录流程（H5F4）</w:t>
+      </w:r>
+    </w:p>
+    <w:p>
+      <w:pPr>
+        <w:spacing w:after="120" w:before="0" w:line="276" w:lineRule="auto"/>
+      </w:pPr>
+      <w:r>
+        <w:rPr>
+          <w:rFonts w:ascii="Times New Roman" w:hAnsi="Times New Roman" w:eastAsia="宋体" w:cs="Times New Roman"/>
+          <w:b w:val="0"/>
+          <w:sz w:val="24"/>
+        </w:rPr>
+        <w:t>SPE / BL2 / 官方 NS 测试固件只在仓库根目录编：</w:t>
+      </w:r>
+    </w:p>
+    <w:p>
+      <w:pPr>
+        <w:spacing w:after="120" w:before="40"/>
+        <w:ind w:left="283"/>
+      </w:pPr>
+      <w:r>
+        <w:rPr>
+          <w:rFonts w:ascii="Consolas" w:hAnsi="Consolas" w:eastAsia="宋体" w:cs="Consolas"/>
+          <w:b w:val="0"/>
+          <w:sz w:val="20"/>
+        </w:rPr>
+        <w:t>git checkout stm32h5f4</w:t>
+      </w:r>
+    </w:p>
+    <w:p>
+      <w:pPr>
+        <w:spacing w:after="120" w:before="40"/>
+        <w:ind w:left="283"/>
+      </w:pPr>
+      <w:r>
+        <w:rPr>
+          <w:rFonts w:ascii="Consolas" w:hAnsi="Consolas" w:eastAsia="宋体" w:cs="Consolas"/>
+          <w:b w:val="0"/>
+          <w:sz w:val="20"/>
+        </w:rPr>
+        <w:t>git pull origin stm32h5f4</w:t>
+      </w:r>
+    </w:p>
+    <w:p>
+      <w:pPr>
+        <w:spacing w:after="120" w:before="40"/>
+        <w:ind w:left="283"/>
+      </w:pPr>
+      <w:r>
+        <w:rPr>
+          <w:rFonts w:ascii="Consolas" w:hAnsi="Consolas" w:eastAsia="宋体" w:cs="Consolas"/>
+          <w:b w:val="0"/>
+          <w:sz w:val="20"/>
+        </w:rPr>
+        <w:t>./buildtfm.sh test          # TEST_S + TEST_NS，INFO 日志</w:t>
+      </w:r>
+    </w:p>
+    <w:p>
+      <w:pPr>
+        <w:spacing w:after="120" w:before="40"/>
+        <w:ind w:left="283"/>
+      </w:pPr>
+      <w:r>
+        <w:rPr>
+          <w:rFonts w:ascii="Consolas" w:hAnsi="Consolas" w:eastAsia="宋体" w:cs="Consolas"/>
+          <w:b w:val="0"/>
+          <w:sz w:val="20"/>
+        </w:rPr>
+        <w:t># ./buildtfm.sh prod        # SPE 不带 S 测试分区，ERROR 日志</w:t>
+      </w:r>
+    </w:p>
+    <w:p>
+      <w:pPr>
+        <w:spacing w:after="120" w:before="0" w:line="276" w:lineRule="auto"/>
+      </w:pPr>
+      <w:r>
+        <w:rPr>
+          <w:rFonts w:ascii="Times New Roman" w:hAnsi="Times New Roman" w:eastAsia="宋体" w:cs="Times New Roman"/>
+          <w:b w:val="0"/>
+          <w:sz w:val="24"/>
+        </w:rPr>
+        <w:t>成功时应看到编译完成提示，并且：</w:t>
+      </w:r>
+    </w:p>
+    <w:p>
+      <w:pPr>
+        <w:spacing w:after="120" w:before="0" w:line="276" w:lineRule="auto"/>
+      </w:pPr>
+      <w:r>
+        <w:rPr>
+          <w:rFonts w:ascii="Times New Roman" w:hAnsi="Times New Roman" w:eastAsia="宋体" w:cs="Times New Roman"/>
+          <w:b w:val="0"/>
+          <w:sz w:val="24"/>
+        </w:rPr>
+        <w:t>· bl2.bin 含字符串 H5F4BL2、H5F4SWP2</w:t>
+      </w:r>
+    </w:p>
+    <w:p>
+      <w:pPr>
+        <w:spacing w:after="120" w:before="0" w:line="276" w:lineRule="auto"/>
+      </w:pPr>
+      <w:r>
+        <w:rPr>
+          <w:rFonts w:ascii="Times New Roman" w:hAnsi="Times New Roman" w:eastAsia="宋体" w:cs="Times New Roman"/>
+          <w:b w:val="0"/>
+          <w:sz w:val="24"/>
+        </w:rPr>
+        <w:t>· 槽位：BL2 0xc00e000，S 0xc038000，NS 0xc090000，S 升级 0xc200000，NS 升级 0xc258000</w:t>
+      </w:r>
+    </w:p>
+    <w:p>
+      <w:pPr>
+        <w:spacing w:after="120" w:before="0" w:line="276" w:lineRule="auto"/>
+      </w:pPr>
+      <w:r>
+        <w:rPr>
+          <w:rFonts w:ascii="Times New Roman" w:hAnsi="Times New Roman" w:eastAsia="宋体" w:cs="Times New Roman"/>
+          <w:b w:val="0"/>
+          <w:sz w:val="24"/>
+        </w:rPr>
+        <w:t>Linux 烧录：</w:t>
+      </w:r>
+    </w:p>
+    <w:p>
+      <w:pPr>
+        <w:spacing w:after="120" w:before="40"/>
+        <w:ind w:left="283"/>
+      </w:pPr>
+      <w:r>
+        <w:rPr>
+          <w:rFonts w:ascii="Consolas" w:hAnsi="Consolas" w:eastAsia="宋体" w:cs="Consolas"/>
+          <w:b w:val="0"/>
+          <w:sz w:val="20"/>
+        </w:rPr>
+        <w:t>./flash_stm32h5f4.sh</w:t>
+      </w:r>
+    </w:p>
+    <w:p>
+      <w:pPr>
+        <w:spacing w:after="120" w:before="40"/>
+        <w:ind w:left="283"/>
+      </w:pPr>
+      <w:r>
+        <w:rPr>
+          <w:rFonts w:ascii="Consolas" w:hAnsi="Consolas" w:eastAsia="宋体" w:cs="Consolas"/>
+          <w:b w:val="0"/>
+          <w:sz w:val="20"/>
+        </w:rPr>
+        <w:t>./flash_stm32h5f4.sh erase   # 强制整片擦（旧 HDP 还在时）</w:t>
+      </w:r>
+    </w:p>
+    <w:p>
+      <w:pPr>
+        <w:spacing w:after="120" w:before="0" w:line="276" w:lineRule="auto"/>
+      </w:pPr>
+      <w:r>
+        <w:rPr>
+          <w:rFonts w:ascii="Times New Roman" w:hAnsi="Times New Roman" w:eastAsia="宋体" w:cs="Times New Roman"/>
+          <w:b w:val="0"/>
+          <w:sz w:val="24"/>
+        </w:rPr>
+        <w:t>Windows：把 bl2.bin、tfm_s_signed.bin、tfm_ns_signed.bin 放到 windows-tfm-tools 后双击 tfm_update.bat（或拷一份 build_s / build_ns）。只烧镜像：tfm_update.bat images-only。脚本只写当前运行槽。升级包请写 secondary：S 0x0C200000，NS 0x0C258000。</w:t>
+      </w:r>
+    </w:p>
+    <w:p>
+      <w:pPr>
+        <w:spacing w:after="120" w:before="0" w:line="276" w:lineRule="auto"/>
+      </w:pPr>
+      <w:r>
+        <w:rPr>
+          <w:rFonts w:ascii="Times New Roman" w:hAnsi="Times New Roman" w:eastAsia="宋体" w:cs="Times New Roman"/>
+          <w:b w:val="0"/>
+          <w:sz w:val="24"/>
+        </w:rPr>
+        <w:t>串口：115200 8N1，USART1 PA9/PA10。复位第一行必须有 H5F4BL2（测试版常见 [INF] H5F4BL2）。</w:t>
+      </w:r>
+    </w:p>
+    <w:p>
+      <w:pPr>
+        <w:pStyle w:val="3"/>
+      </w:pPr>
+      <w:r>
+        <w:rPr>
+          <w:rFonts w:ascii="黑体" w:hAnsi="黑体" w:eastAsia="黑体" w:cs="黑体"/>
+          <w:b/>
+          <w:sz w:val="32"/>
+        </w:rPr>
+        <w:t>8.10 常见踩坑（H573 习惯带到 H5F4）</w:t>
+      </w:r>
+    </w:p>
+    <w:p>
+      <w:pPr>
+        <w:spacing w:after="120" w:before="0" w:line="276" w:lineRule="auto"/>
+      </w:pPr>
+      <w:r>
+        <w:rPr>
+          <w:rFonts w:ascii="Times New Roman" w:hAnsi="Times New Roman" w:eastAsia="宋体" w:cs="Times New Roman"/>
+          <w:b w:val="0"/>
+          <w:sz w:val="24"/>
+        </w:rPr>
+        <w:t>1. 烧错 NS 地址：仍往 0x0C088000 下 576 KB 镜像。H5F4 NS primary 是 0x0C090000 / 1200 KB。</w:t>
+      </w:r>
+    </w:p>
+    <w:p>
+      <w:pPr>
+        <w:spacing w:after="120" w:before="0" w:line="276" w:lineRule="auto"/>
+      </w:pPr>
+      <w:r>
+        <w:rPr>
+          <w:rFonts w:ascii="Times New Roman" w:hAnsi="Times New Roman" w:eastAsia="宋体" w:cs="Times New Roman"/>
+          <w:b w:val="0"/>
+          <w:sz w:val="24"/>
+        </w:rPr>
+        <w:t>2. 升级包写到 primary，或仍用 H573 升级地址 0x0C118000 / 0x0C168000。升级必须是 0x0C200000 / 0x0C258000。</w:t>
+      </w:r>
+    </w:p>
+    <w:p>
+      <w:pPr>
+        <w:spacing w:after="120" w:before="0" w:line="276" w:lineRule="auto"/>
+      </w:pPr>
+      <w:r>
+        <w:rPr>
+          <w:rFonts w:ascii="Times New Roman" w:hAnsi="Times New Roman" w:eastAsia="宋体" w:cs="Times New Roman"/>
+          <w:b w:val="0"/>
+          <w:sz w:val="24"/>
+        </w:rPr>
+        <w:t>3. 用根目录旧 sign_kit.zip（已删除）或 trusted-firmware-m-mbedtls-411-ns-tls 里那份 H573 sign_kit。签出来的长度和 load 地址都是错的。</w:t>
+      </w:r>
+    </w:p>
+    <w:p>
+      <w:pPr>
+        <w:spacing w:after="120" w:before="0" w:line="276" w:lineRule="auto"/>
+      </w:pPr>
+      <w:r>
+        <w:rPr>
+          <w:rFonts w:ascii="Times New Roman" w:hAnsi="Times New Roman" w:eastAsia="宋体" w:cs="Times New Roman"/>
+          <w:b w:val="0"/>
+          <w:sz w:val="24"/>
+        </w:rPr>
+        <w:t>4. NS 工程里再跑 TFM_UPDATE.sh：工程里已经删了。要用 flash_stm32h5f4.sh 或 tfm_update.bat。</w:t>
+      </w:r>
+    </w:p>
+    <w:p>
+      <w:pPr>
+        <w:spacing w:after="120" w:before="0" w:line="276" w:lineRule="auto"/>
+      </w:pPr>
+      <w:r>
+        <w:rPr>
+          <w:rFonts w:ascii="Times New Roman" w:hAnsi="Times New Roman" w:eastAsia="宋体" w:cs="Times New Roman"/>
+          <w:b w:val="0"/>
+          <w:sz w:val="24"/>
+        </w:rPr>
+        <w:t>5. 签名用仓库根 .venv：cryptography 扩展版本对不上。用 sign_kit 自己的 venv。</w:t>
+      </w:r>
+    </w:p>
+    <w:p>
+      <w:pPr>
+        <w:spacing w:after="120" w:before="0" w:line="276" w:lineRule="auto"/>
+      </w:pPr>
+      <w:r>
+        <w:rPr>
+          <w:rFonts w:ascii="Times New Roman" w:hAnsi="Times New Roman" w:eastAsia="宋体" w:cs="Times New Roman"/>
+          <w:b w:val="0"/>
+          <w:sz w:val="24"/>
+        </w:rPr>
+        <w:t>6. 选项字节写 WRPSGn1：H5F4 没有这个名字，必须 WRPSG11/12/21/22。</w:t>
+      </w:r>
+    </w:p>
+    <w:p>
+      <w:pPr>
+        <w:spacing w:after="120" w:before="0" w:line="276" w:lineRule="auto"/>
+      </w:pPr>
+      <w:r>
+        <w:rPr>
+          <w:rFonts w:ascii="Times New Roman" w:hAnsi="Times New Roman" w:eastAsia="宋体" w:cs="Times New Roman"/>
+          <w:b w:val="0"/>
+          <w:sz w:val="24"/>
+        </w:rPr>
+        <w:t>7. 不擦旧 BL2：旧镜像会重新打上 HDP/WRP，新 BL2 写不进。先 mass erase。</w:t>
+      </w:r>
+    </w:p>
+    <w:p>
+      <w:pPr>
+        <w:spacing w:after="120" w:before="0" w:line="276" w:lineRule="auto"/>
+      </w:pPr>
+      <w:r>
+        <w:rPr>
+          <w:rFonts w:ascii="Times New Roman" w:hAnsi="Times New Roman" w:eastAsia="宋体" w:cs="Times New Roman"/>
+          <w:b w:val="0"/>
+          <w:sz w:val="24"/>
+        </w:rPr>
+        <w:t>8. 串口只有 Starting bootloader、没有 H5F4BL2：板上还是 H573 BL2，不要再用旧脚本补烧。</w:t>
+      </w:r>
+    </w:p>
+    <w:p>
+      <w:pPr>
+        <w:spacing w:after="120" w:before="0" w:line="276" w:lineRule="auto"/>
+      </w:pPr>
+      <w:r>
+        <w:rPr>
+          <w:rFonts w:ascii="Times New Roman" w:hAnsi="Times New Roman" w:eastAsia="宋体" w:cs="Times New Roman"/>
+          <w:b w:val="0"/>
+          <w:sz w:val="24"/>
+        </w:rPr>
+        <w:t>9. S 槽仍按 320 KB 签：TEST_S 镜像会被 MCUBoot 判无效。</w:t>
+      </w:r>
+    </w:p>
+    <w:p>
+      <w:pPr>
+        <w:spacing w:after="120" w:before="0" w:line="276" w:lineRule="auto"/>
+      </w:pPr>
+      <w:r>
+        <w:rPr>
+          <w:rFonts w:ascii="Times New Roman" w:hAnsi="Times New Roman" w:eastAsia="宋体" w:cs="Times New Roman"/>
+          <w:b w:val="0"/>
+          <w:sz w:val="24"/>
+        </w:rPr>
+        <w:t>10. Windows bat 里 call 子程序传 FOO=bar：等号会被吃掉。tfm_update.bat 已避免这条路径。</w:t>
+      </w:r>
+    </w:p>
+    <w:p>
+      <w:pPr>
+        <w:pStyle w:val="3"/>
+      </w:pPr>
+      <w:r>
+        <w:rPr>
+          <w:rFonts w:ascii="黑体" w:hAnsi="黑体" w:eastAsia="黑体" w:cs="黑体"/>
+          <w:b/>
+          <w:sz w:val="32"/>
+        </w:rPr>
+        <w:t>8.11 和前文笔记怎么对照着看</w:t>
+      </w:r>
+    </w:p>
+    <w:p>
+      <w:pPr>
+        <w:spacing w:after="120" w:before="0" w:line="276" w:lineRule="auto"/>
+      </w:pPr>
+      <w:r>
+        <w:rPr>
+          <w:rFonts w:ascii="Times New Roman" w:hAnsi="Times New Roman" w:eastAsia="宋体" w:cs="Times New Roman"/>
+          <w:b w:val="0"/>
+          <w:sz w:val="24"/>
+        </w:rPr>
+        <w:t>第 1～2 章 TF-M 四大块、依赖库（QCBOR / t_cose / dummy RSA）在 H5F4 上仍然成立，不用改理解。第 3.3.1 节和第 4.6.1 节的 Flash 表、第 4.4 节的 0x0C088000、第 4.6.2 节 320 KB / 576 KB，都是 H573 数字，请用本章 8.3 替换。第 5 章 CubeIDE、第 7 章 BL2 启动分析（startup_stm32h5xx_bl2.c → boot_hal_bl2.c → bl2_main.c）路径还在 common 里；region_defs.h 要看 stm32h5f4 这份，不要再打开 stm32h573i_dk。日常编译烧录以仓库根目录 readme.md 为准。</w:t>
+      </w:r>
+    </w:p>
+    <w:p>
+      <w:pPr>
+        <w:spacing w:after="120" w:before="0" w:line="276" w:lineRule="auto"/>
+      </w:pPr>
+      <w:r>
+        <w:rPr>
+          <w:rFonts w:ascii="Times New Roman" w:hAnsi="Times New Roman" w:eastAsia="宋体" w:cs="Times New Roman"/>
+          <w:b w:val="0"/>
+          <w:sz w:val="24"/>
+        </w:rPr>
+        <w:t>改过的关键文件清单：stm32h5f4/ 整个平台目录，flash_layout.h / region_defs.h / config.cmake / regression.sh / boot_hal_cfg.h / cpuarch.cmake；common 下 CMSIS/HAL/GTZC/security；lib/ext/mcuboot/0002-*.patch；buildtfm.sh、flash_stm32h5f4.sh、windows-tfm-tools；tfmmakeproject、tfmcubeideproject 及各自 sign_kit。</w:t>
+      </w:r>
     </w:p>
     <w:sectPr>
       <w:pgSz w:w="11906" w:h="16838"/>
